--- a/LLDD/word/BE/LLDD-BE-API-Workflow-Instances.docx
+++ b/LLDD/word/BE/LLDD-BE-API-Workflow-Instances.docx
@@ -1100,7 +1100,7 @@
                 <w:b w:val="0"/>
                 <w:sz w:val="18"/>
               </w:rPr>
-              <w:t>W=รอ rerun, Y=เปิด workflow สำเร็จ, N=ไม่เข้าเกณฑ์ถาวร เช่น branch type นอกเซ็ต</w:t>
+              <w:t>W=ข้อมูลยังไม่พร้อมเพื่อ rerun, Y=เปิด workflow สำเร็จ, N=ไม่เข้าเกณฑ์ถาวร</w:t>
             </w:r>
           </w:p>
         </w:tc>
@@ -1126,7 +1126,7 @@
                 <w:b w:val="0"/>
                 <w:sz w:val="18"/>
               </w:rPr>
-              <w:t>branchType</w:t>
+              <w:t>branchType/distanceKm</w:t>
             </w:r>
           </w:p>
         </w:tc>
@@ -1147,7 +1147,7 @@
                 <w:b w:val="0"/>
                 <w:sz w:val="18"/>
               </w:rPr>
-              <w:t>FAM|FB1|FC1|FB2|FVB|FVC</w:t>
+              <w:t>enum/number|null</w:t>
             </w:r>
           </w:p>
         </w:tc>
@@ -1189,7 +1189,7 @@
                 <w:b w:val="0"/>
                 <w:sz w:val="18"/>
               </w:rPr>
-              <w:t>นอกเซ็ตตั้ง workflow_generation_status=N</w:t>
+              <w:t>branch นอกเซ็ตหรือระยะเกินตั้ง N; ระยะยังไม่มีค่าคง W</w:t>
             </w:r>
           </w:p>
         </w:tc>
@@ -1236,7 +1236,7 @@
                 <w:b w:val="0"/>
                 <w:sz w:val="18"/>
               </w:rPr>
-              <w:t>number</w:t>
+              <w:t>number|null</w:t>
             </w:r>
           </w:p>
         </w:tc>
@@ -1278,7 +1278,96 @@
                 <w:b w:val="0"/>
                 <w:sz w:val="18"/>
               </w:rPr>
-              <w:t>ไม่ผ่านด้วยข้อมูลยังไม่พร้อมให้คง W และคืน 422 พร้อมเหตุผล</w:t>
+              <w:t>NULL คง W; ค่ามากกว่า -10 ตั้ง N แบบถาวร</w:t>
+            </w:r>
+          </w:p>
+        </w:tc>
+      </w:tr>
+      <w:tr>
+        <w:trPr>
+          <w:cantSplit/>
+        </w:trPr>
+        <w:tc>
+          <w:tcPr>
+            <w:tcW w:type="dxa" w:w="2520"/>
+            <w:vAlign w:val="center"/>
+          </w:tcPr>
+          <w:p>
+            <w:pPr>
+              <w:keepLines/>
+              <w:spacing w:after="0"/>
+            </w:pPr>
+            <w:r/>
+            <w:r>
+              <w:rPr>
+                <w:rFonts w:ascii="Arial" w:hAnsi="Arial" w:eastAsia="Arial"/>
+                <w:b w:val="0"/>
+                <w:sz w:val="18"/>
+              </w:rPr>
+              <w:t>dvUserId/juristic</w:t>
+            </w:r>
+          </w:p>
+        </w:tc>
+        <w:tc>
+          <w:tcPr>
+            <w:tcW w:type="dxa" w:w="2520"/>
+            <w:vAlign w:val="center"/>
+          </w:tcPr>
+          <w:p>
+            <w:pPr>
+              <w:keepLines/>
+              <w:spacing w:after="0"/>
+            </w:pPr>
+            <w:r/>
+            <w:r>
+              <w:rPr>
+                <w:rFonts w:ascii="Arial" w:hAnsi="Arial" w:eastAsia="Arial"/>
+                <w:b w:val="0"/>
+                <w:sz w:val="18"/>
+              </w:rPr>
+              <w:t>string|null</w:t>
+            </w:r>
+          </w:p>
+        </w:tc>
+        <w:tc>
+          <w:tcPr>
+            <w:tcW w:type="dxa" w:w="2520"/>
+            <w:vAlign w:val="center"/>
+          </w:tcPr>
+          <w:p>
+            <w:pPr>
+              <w:keepLines/>
+              <w:spacing w:after="0"/>
+            </w:pPr>
+            <w:r/>
+            <w:r>
+              <w:rPr>
+                <w:rFonts w:ascii="Arial" w:hAnsi="Arial" w:eastAsia="Arial"/>
+                <w:b w:val="0"/>
+                <w:sz w:val="18"/>
+              </w:rPr>
+              <w:t>DV required; juristic must differ</w:t>
+            </w:r>
+          </w:p>
+        </w:tc>
+        <w:tc>
+          <w:tcPr>
+            <w:tcW w:type="dxa" w:w="2520"/>
+            <w:vAlign w:val="center"/>
+          </w:tcPr>
+          <w:p>
+            <w:pPr>
+              <w:keepLines/>
+              <w:spacing w:after="0"/>
+            </w:pPr>
+            <w:r/>
+            <w:r>
+              <w:rPr>
+                <w:rFonts w:ascii="Arial" w:hAnsi="Arial" w:eastAsia="Arial"/>
+                <w:b w:val="0"/>
+                <w:sz w:val="18"/>
+              </w:rPr>
+              <w:t>DV ว่างหรือ juristic เดียวกันตั้ง N; juristic ยังไม่พร้อมคง W</w:t>
             </w:r>
           </w:p>
         </w:tc>
@@ -2199,7 +2288,7 @@
                 <w:b w:val="0"/>
                 <w:sz w:val="18"/>
               </w:rPr>
-              <w:t>branch type invalid sets N</w:t>
+              <w:t>branch type/distance over threshold sets N</w:t>
             </w:r>
           </w:p>
         </w:tc>
@@ -2267,7 +2356,7 @@
                 <w:b w:val="0"/>
                 <w:sz w:val="18"/>
               </w:rPr>
-              <w:t>missing DV keeps W</w:t>
+              <w:t>distance NULL keeps W</w:t>
             </w:r>
           </w:p>
         </w:tc>
@@ -2335,7 +2424,7 @@
                 <w:b w:val="0"/>
                 <w:sz w:val="18"/>
               </w:rPr>
-              <w:t>duplicate request returns existing instance</w:t>
+              <w:t>missing DV sets N</w:t>
             </w:r>
           </w:p>
         </w:tc>
@@ -2382,7 +2471,7 @@
                 <w:b w:val="0"/>
                 <w:sz w:val="18"/>
               </w:rPr>
-              <w:t>If branch type outside allowlist, update workflow_generation_status=N and return 200 with reason for permanent skip</w:t>
+              <w:t>If branch type is outside allowlist, distance exceeds threshold, DV is missing, juristic is the same, or growth_rate_diff &gt; -10, update workflow_generation_status=N and return 200 with permanent-skip reason</w:t>
             </w:r>
           </w:p>
         </w:tc>
@@ -2403,7 +2492,7 @@
                 <w:b w:val="0"/>
                 <w:sz w:val="18"/>
               </w:rPr>
-              <w:t>transaction rollback on task insert failure</w:t>
+              <w:t>same juristic sets N</w:t>
             </w:r>
           </w:p>
         </w:tc>
@@ -2450,7 +2539,7 @@
                 <w:b w:val="0"/>
                 <w:sz w:val="18"/>
               </w:rPr>
-              <w:t>If required data is missing/not ready, keep workflow_generation_status=W and return 422 reason so Job 8b can rerun</w:t>
+              <w:t>If distance/juristic/growth data is NULL or sales_status is not ready, keep workflow_generation_status=W and return 422 reason so Job 8b can rerun</w:t>
             </w:r>
           </w:p>
         </w:tc>
@@ -2471,7 +2560,7 @@
                 <w:b w:val="0"/>
                 <w:sz w:val="18"/>
               </w:rPr>
-              <w:t>service token missing returns 401</w:t>
+              <w:t>growth NULL keeps W but growth &gt; -10 sets N</w:t>
             </w:r>
           </w:p>
         </w:tc>
@@ -2539,7 +2628,7 @@
                 <w:b w:val="0"/>
                 <w:sz w:val="18"/>
               </w:rPr>
-              <w:t>gate pass creates workflow</w:t>
+              <w:t>sales status NULL keeps W</w:t>
             </w:r>
           </w:p>
         </w:tc>
@@ -2607,7 +2696,7 @@
                 <w:b w:val="0"/>
                 <w:sz w:val="18"/>
               </w:rPr>
-              <w:t>branch type invalid sets N</w:t>
+              <w:t>duplicate request returns existing instance</w:t>
             </w:r>
           </w:p>
         </w:tc>
@@ -7069,7 +7158,7 @@
                 <w:b w:val="0"/>
                 <w:sz w:val="18"/>
               </w:rPr>
-              <w:t>If branch type outside allowlist, update workflow_generation_status=N and return 200 with reason for permanent skip</w:t>
+              <w:t>If branch type is outside allowlist, distance exceeds threshold, DV is missing, juristic is the same, or growth_rate_diff &gt; -10, update workflow_generation_status=N and return 200 with permanent-skip reason</w:t>
             </w:r>
           </w:p>
         </w:tc>
@@ -7116,7 +7205,7 @@
                 <w:b w:val="0"/>
                 <w:sz w:val="18"/>
               </w:rPr>
-              <w:t>If required data is missing/not ready, keep workflow_generation_status=W and return 422 reason so Job 8b can rerun</w:t>
+              <w:t>If distance/juristic/growth data is NULL or sales_status is not ready, keep workflow_generation_status=W and return 422 reason so Job 8b can rerun</w:t>
             </w:r>
           </w:p>
         </w:tc>
@@ -7270,7 +7359,7 @@
         <w:keepLines/>
       </w:pPr>
       <w:r>
-        <w:t>branch type นอกเซ็ตต้องตั้ง N แบบถาวร; ข้อมูลยังไม่พร้อมต้องคง W</w:t>
+        <w:t>fail ถาวร (branch type, distance over threshold, missing DV, same juristic, growth not met) ต้องตั้ง N; เฉพาะข้อมูล distance/juristic/growth/sales status ยังไม่พร้อมจึงคง W</w:t>
       </w:r>
     </w:p>
     <w:p>
@@ -7442,7 +7531,7 @@
                 <w:b w:val="0"/>
                 <w:sz w:val="18"/>
               </w:rPr>
-              <w:t>branch type invalid sets N</w:t>
+              <w:t>branch type/distance over threshold sets N</w:t>
             </w:r>
           </w:p>
         </w:tc>
@@ -7489,7 +7578,7 @@
                 <w:b w:val="0"/>
                 <w:sz w:val="18"/>
               </w:rPr>
-              <w:t>missing DV keeps W</w:t>
+              <w:t>distance NULL keeps W</w:t>
             </w:r>
           </w:p>
         </w:tc>
@@ -7536,7 +7625,7 @@
                 <w:b w:val="0"/>
                 <w:sz w:val="18"/>
               </w:rPr>
-              <w:t>duplicate request returns existing instance</w:t>
+              <w:t>missing DV sets N</w:t>
             </w:r>
           </w:p>
         </w:tc>
@@ -7583,6 +7672,194 @@
                 <w:b w:val="0"/>
                 <w:sz w:val="18"/>
               </w:rPr>
+              <w:t>same juristic sets N</w:t>
+            </w:r>
+          </w:p>
+        </w:tc>
+      </w:tr>
+      <w:tr>
+        <w:trPr>
+          <w:cantSplit/>
+        </w:trPr>
+        <w:tc>
+          <w:tcPr>
+            <w:tcW w:type="dxa" w:w="5040"/>
+            <w:vAlign w:val="center"/>
+          </w:tcPr>
+          <w:p>
+            <w:pPr>
+              <w:keepLines/>
+              <w:spacing w:after="0"/>
+            </w:pPr>
+            <w:r/>
+            <w:r>
+              <w:rPr>
+                <w:rFonts w:ascii="Arial" w:hAnsi="Arial" w:eastAsia="Arial"/>
+                <w:b w:val="0"/>
+                <w:sz w:val="18"/>
+              </w:rPr>
+              <w:t>6</w:t>
+            </w:r>
+          </w:p>
+        </w:tc>
+        <w:tc>
+          <w:tcPr>
+            <w:tcW w:type="dxa" w:w="5040"/>
+            <w:vAlign w:val="center"/>
+          </w:tcPr>
+          <w:p>
+            <w:pPr>
+              <w:keepLines/>
+              <w:spacing w:after="0"/>
+            </w:pPr>
+            <w:r/>
+            <w:r>
+              <w:rPr>
+                <w:rFonts w:ascii="Arial" w:hAnsi="Arial" w:eastAsia="Arial"/>
+                <w:b w:val="0"/>
+                <w:sz w:val="18"/>
+              </w:rPr>
+              <w:t>growth NULL keeps W but growth &gt; -10 sets N</w:t>
+            </w:r>
+          </w:p>
+        </w:tc>
+      </w:tr>
+      <w:tr>
+        <w:trPr>
+          <w:cantSplit/>
+        </w:trPr>
+        <w:tc>
+          <w:tcPr>
+            <w:tcW w:type="dxa" w:w="5040"/>
+            <w:vAlign w:val="center"/>
+          </w:tcPr>
+          <w:p>
+            <w:pPr>
+              <w:keepLines/>
+              <w:spacing w:after="0"/>
+            </w:pPr>
+            <w:r/>
+            <w:r>
+              <w:rPr>
+                <w:rFonts w:ascii="Arial" w:hAnsi="Arial" w:eastAsia="Arial"/>
+                <w:b w:val="0"/>
+                <w:sz w:val="18"/>
+              </w:rPr>
+              <w:t>7</w:t>
+            </w:r>
+          </w:p>
+        </w:tc>
+        <w:tc>
+          <w:tcPr>
+            <w:tcW w:type="dxa" w:w="5040"/>
+            <w:vAlign w:val="center"/>
+          </w:tcPr>
+          <w:p>
+            <w:pPr>
+              <w:keepLines/>
+              <w:spacing w:after="0"/>
+            </w:pPr>
+            <w:r/>
+            <w:r>
+              <w:rPr>
+                <w:rFonts w:ascii="Arial" w:hAnsi="Arial" w:eastAsia="Arial"/>
+                <w:b w:val="0"/>
+                <w:sz w:val="18"/>
+              </w:rPr>
+              <w:t>sales status NULL keeps W</w:t>
+            </w:r>
+          </w:p>
+        </w:tc>
+      </w:tr>
+      <w:tr>
+        <w:trPr>
+          <w:cantSplit/>
+        </w:trPr>
+        <w:tc>
+          <w:tcPr>
+            <w:tcW w:type="dxa" w:w="5040"/>
+            <w:vAlign w:val="center"/>
+          </w:tcPr>
+          <w:p>
+            <w:pPr>
+              <w:keepLines/>
+              <w:spacing w:after="0"/>
+            </w:pPr>
+            <w:r/>
+            <w:r>
+              <w:rPr>
+                <w:rFonts w:ascii="Arial" w:hAnsi="Arial" w:eastAsia="Arial"/>
+                <w:b w:val="0"/>
+                <w:sz w:val="18"/>
+              </w:rPr>
+              <w:t>8</w:t>
+            </w:r>
+          </w:p>
+        </w:tc>
+        <w:tc>
+          <w:tcPr>
+            <w:tcW w:type="dxa" w:w="5040"/>
+            <w:vAlign w:val="center"/>
+          </w:tcPr>
+          <w:p>
+            <w:pPr>
+              <w:keepLines/>
+              <w:spacing w:after="0"/>
+            </w:pPr>
+            <w:r/>
+            <w:r>
+              <w:rPr>
+                <w:rFonts w:ascii="Arial" w:hAnsi="Arial" w:eastAsia="Arial"/>
+                <w:b w:val="0"/>
+                <w:sz w:val="18"/>
+              </w:rPr>
+              <w:t>duplicate request returns existing instance</w:t>
+            </w:r>
+          </w:p>
+        </w:tc>
+      </w:tr>
+      <w:tr>
+        <w:trPr>
+          <w:cantSplit/>
+        </w:trPr>
+        <w:tc>
+          <w:tcPr>
+            <w:tcW w:type="dxa" w:w="5040"/>
+            <w:vAlign w:val="center"/>
+          </w:tcPr>
+          <w:p>
+            <w:pPr>
+              <w:keepLines/>
+              <w:spacing w:after="0"/>
+            </w:pPr>
+            <w:r/>
+            <w:r>
+              <w:rPr>
+                <w:rFonts w:ascii="Arial" w:hAnsi="Arial" w:eastAsia="Arial"/>
+                <w:b w:val="0"/>
+                <w:sz w:val="18"/>
+              </w:rPr>
+              <w:t>9</w:t>
+            </w:r>
+          </w:p>
+        </w:tc>
+        <w:tc>
+          <w:tcPr>
+            <w:tcW w:type="dxa" w:w="5040"/>
+            <w:vAlign w:val="center"/>
+          </w:tcPr>
+          <w:p>
+            <w:pPr>
+              <w:keepLines/>
+              <w:spacing w:after="0"/>
+            </w:pPr>
+            <w:r/>
+            <w:r>
+              <w:rPr>
+                <w:rFonts w:ascii="Arial" w:hAnsi="Arial" w:eastAsia="Arial"/>
+                <w:b w:val="0"/>
+                <w:sz w:val="18"/>
+              </w:rPr>
               <w:t>transaction rollback on task insert failure</w:t>
             </w:r>
           </w:p>
@@ -7609,7 +7886,7 @@
                 <w:b w:val="0"/>
                 <w:sz w:val="18"/>
               </w:rPr>
-              <w:t>6</w:t>
+              <w:t>10</w:t>
             </w:r>
           </w:p>
         </w:tc>

--- a/LLDD/word/BE/LLDD-BE-API-Workflow-Instances.docx
+++ b/LLDD/word/BE/LLDD-BE-API-Workflow-Instances.docx
@@ -1670,7 +1670,7 @@
                 <w:b w:val="0"/>
                 <w:sz w:val="18"/>
               </w:rPr>
-              <w:t>fgi_impact_processes / fgi_impact_stores; compensation_documents; workflow_instances</w:t>
+              <w:t>fgi_impact_processes / fgi_impact_stores; compensation_documents; workflow_transaction (@srm/glb-workflow)</w:t>
             </w:r>
           </w:p>
         </w:tc>
@@ -2607,7 +2607,7 @@
                 <w:b w:val="0"/>
                 <w:sz w:val="18"/>
               </w:rPr>
-              <w:t>If gate passes, require compensation_documents from Job 8, create workflow_instances/workflow_tasks first section 06, then update fgi_impact_processes.workflow_generation_status=Y in one transaction</w:t>
+              <w:t>If gate passes, require compensation_documents from Job 8, open workflow via @srm/glb-workflow (initializeWorkflow + addPreparedApprover state 06), then update fgi_impact_processes.workflow_generation_status=Y in one transaction</w:t>
             </w:r>
           </w:p>
         </w:tc>
@@ -3636,7 +3636,7 @@
               </w:rPr>
               <w:t>{</w:t>
               <w:br/>
-              <w:t xml:space="preserve">  "docNo": "2569/00123",</w:t>
+              <w:t xml:space="preserve">  "docNo": "2026/00123",</w:t>
               <w:br/>
               <w:t xml:space="preserve">  "instanceId": "WF-2569-00123",</w:t>
               <w:br/>
@@ -4664,7 +4664,7 @@
               <w:br/>
               <w:t xml:space="preserve">  "instanceId": "WF-2569-00123",</w:t>
               <w:br/>
-              <w:t xml:space="preserve">  "docNo": "2569/00123",</w:t>
+              <w:t xml:space="preserve">  "docNo": "2026/00123",</w:t>
               <w:br/>
               <w:t xml:space="preserve">  "status": "ACTIVE",</w:t>
               <w:br/>
@@ -6536,7 +6536,7 @@
                 <w:b w:val="0"/>
                 <w:sz w:val="18"/>
               </w:rPr>
-              <w:t>workflow_instances</w:t>
+              <w:t>workflow_transaction (@srm/glb-workflow)</w:t>
             </w:r>
           </w:p>
         </w:tc>
@@ -6578,7 +6578,7 @@
                 <w:b w:val="0"/>
                 <w:sz w:val="18"/>
               </w:rPr>
-              <w:t>สร้าง instance ACTIVE แทน K2 StartInstance</w:t>
+              <w:t>initializeWorkflow แทน K2 StartInstance</w:t>
             </w:r>
           </w:p>
         </w:tc>
@@ -6604,7 +6604,7 @@
                 <w:b w:val="0"/>
                 <w:sz w:val="18"/>
               </w:rPr>
-              <w:t>workflow_tasks</w:t>
+              <w:t>workflow_approver (@srm/glb-workflow)</w:t>
             </w:r>
           </w:p>
         </w:tc>
@@ -6646,7 +6646,7 @@
                 <w:b w:val="0"/>
                 <w:sz w:val="18"/>
               </w:rPr>
-              <w:t>เปิด first task section 06</w:t>
+              <w:t>addPreparedApprover state 06</w:t>
             </w:r>
           </w:p>
         </w:tc>
@@ -7252,7 +7252,7 @@
                 <w:b w:val="0"/>
                 <w:sz w:val="18"/>
               </w:rPr>
-              <w:t>If gate passes, require compensation_documents from Job 8, create workflow_instances/workflow_tasks first section 06, then update fgi_impact_processes.workflow_generation_status=Y in one transaction</w:t>
+              <w:t>If gate passes, require compensation_documents from Job 8, open workflow via @srm/glb-workflow (initializeWorkflow + addPreparedApprover state 06), then update fgi_impact_processes.workflow_generation_status=Y in one transaction</w:t>
             </w:r>
           </w:p>
         </w:tc>

--- a/LLDD/word/BE/LLDD-BE-API-Workflow-Instances.docx
+++ b/LLDD/word/BE/LLDD-BE-API-Workflow-Instances.docx
@@ -103,11 +103,15 @@
               <w:keepLines/>
               <w:spacing w:after="0"/>
             </w:pPr>
-            <w:r/>
-            <w:r>
-              <w:rPr>
-                <w:rFonts w:ascii="Arial" w:hAnsi="Arial" w:eastAsia="Arial"/>
-                <w:b w:val="0"/>
+            <w:r>
+              <w:rPr>
+                <w:rFonts w:ascii="Arial" w:hAnsi="Arial" w:eastAsia="Arial"/>
+                <w:sz w:val="18"/>
+              </w:rPr>
+            </w:r>
+            <w:r>
+              <w:rPr>
+                <w:rFonts w:ascii="Arial" w:hAnsi="Arial" w:eastAsia="Arial"/>
                 <w:sz w:val="18"/>
               </w:rPr>
               <w:t>วัตถุประสงค์</w:t>
@@ -124,11 +128,15 @@
               <w:keepLines/>
               <w:spacing w:after="0"/>
             </w:pPr>
-            <w:r/>
-            <w:r>
-              <w:rPr>
-                <w:rFonts w:ascii="Arial" w:hAnsi="Arial" w:eastAsia="Arial"/>
-                <w:b w:val="0"/>
+            <w:r>
+              <w:rPr>
+                <w:rFonts w:ascii="Arial" w:hAnsi="Arial" w:eastAsia="Arial"/>
+                <w:sz w:val="18"/>
+              </w:rPr>
+            </w:r>
+            <w:r>
+              <w:rPr>
+                <w:rFonts w:ascii="Arial" w:hAnsi="Arial" w:eastAsia="Arial"/>
                 <w:sz w:val="18"/>
               </w:rPr>
               <w:t>ใช้เป็นรายละเอียดระดับพัฒนาสำหรับออกแบบ ลงมือพัฒนา ตรวจทาน และทดสอบขอบเขตที่ระบุในฉบับนี้</w:t>
@@ -150,11 +158,15 @@
               <w:keepLines/>
               <w:spacing w:after="0"/>
             </w:pPr>
-            <w:r/>
-            <w:r>
-              <w:rPr>
-                <w:rFonts w:ascii="Arial" w:hAnsi="Arial" w:eastAsia="Arial"/>
-                <w:b w:val="0"/>
+            <w:r>
+              <w:rPr>
+                <w:rFonts w:ascii="Arial" w:hAnsi="Arial" w:eastAsia="Arial"/>
+                <w:sz w:val="18"/>
+              </w:rPr>
+            </w:r>
+            <w:r>
+              <w:rPr>
+                <w:rFonts w:ascii="Arial" w:hAnsi="Arial" w:eastAsia="Arial"/>
                 <w:sz w:val="18"/>
               </w:rPr>
               <w:t>ลำดับการอ่าน</w:t>
@@ -171,11 +183,15 @@
               <w:keepLines/>
               <w:spacing w:after="0"/>
             </w:pPr>
-            <w:r/>
-            <w:r>
-              <w:rPr>
-                <w:rFonts w:ascii="Arial" w:hAnsi="Arial" w:eastAsia="Arial"/>
-                <w:b w:val="0"/>
+            <w:r>
+              <w:rPr>
+                <w:rFonts w:ascii="Arial" w:hAnsi="Arial" w:eastAsia="Arial"/>
+                <w:sz w:val="18"/>
+              </w:rPr>
+            </w:r>
+            <w:r>
+              <w:rPr>
+                <w:rFonts w:ascii="Arial" w:hAnsi="Arial" w:eastAsia="Arial"/>
                 <w:sz w:val="18"/>
               </w:rPr>
               <w:t>เริ่มจาก Overview และ Scope จากนั้นตรวจ Field/Validation, Implementation, Contract, Processing Flow, Acceptance Criteria และ Test Checklist ตามลำดับ</w:t>
@@ -197,11 +213,15 @@
               <w:keepLines/>
               <w:spacing w:after="0"/>
             </w:pPr>
-            <w:r/>
-            <w:r>
-              <w:rPr>
-                <w:rFonts w:ascii="Arial" w:hAnsi="Arial" w:eastAsia="Arial"/>
-                <w:b w:val="0"/>
+            <w:r>
+              <w:rPr>
+                <w:rFonts w:ascii="Arial" w:hAnsi="Arial" w:eastAsia="Arial"/>
+                <w:sz w:val="18"/>
+              </w:rPr>
+            </w:r>
+            <w:r>
+              <w:rPr>
+                <w:rFonts w:ascii="Arial" w:hAnsi="Arial" w:eastAsia="Arial"/>
                 <w:sz w:val="18"/>
               </w:rPr>
               <w:t>ผลลัพธ์ที่คาดหวัง</w:t>
@@ -218,11 +238,15 @@
               <w:keepLines/>
               <w:spacing w:after="0"/>
             </w:pPr>
-            <w:r/>
-            <w:r>
-              <w:rPr>
-                <w:rFonts w:ascii="Arial" w:hAnsi="Arial" w:eastAsia="Arial"/>
-                <w:b w:val="0"/>
+            <w:r>
+              <w:rPr>
+                <w:rFonts w:ascii="Arial" w:hAnsi="Arial" w:eastAsia="Arial"/>
+                <w:sz w:val="18"/>
+              </w:rPr>
+            </w:r>
+            <w:r>
+              <w:rPr>
+                <w:rFonts w:ascii="Arial" w:hAnsi="Arial" w:eastAsia="Arial"/>
                 <w:sz w:val="18"/>
               </w:rPr>
               <w:t>ผู้อ่านสามารถระบุ input, ขั้นตอนประมวลผล, output, เงื่อนไขผิดพลาด และหลักฐานการทดสอบได้จากเนื้อหาในฉบับเดียว</w:t>
@@ -322,11 +346,15 @@
               <w:keepLines/>
               <w:spacing w:after="0"/>
             </w:pPr>
-            <w:r/>
-            <w:r>
-              <w:rPr>
-                <w:rFonts w:ascii="Arial" w:hAnsi="Arial" w:eastAsia="Arial"/>
-                <w:b w:val="0"/>
+            <w:r>
+              <w:rPr>
+                <w:rFonts w:ascii="Arial" w:hAnsi="Arial" w:eastAsia="Arial"/>
+                <w:sz w:val="18"/>
+              </w:rPr>
+            </w:r>
+            <w:r>
+              <w:rPr>
+                <w:rFonts w:ascii="Arial" w:hAnsi="Arial" w:eastAsia="Arial"/>
                 <w:sz w:val="18"/>
               </w:rPr>
               <w:t>Track</w:t>
@@ -343,11 +371,15 @@
               <w:keepLines/>
               <w:spacing w:after="0"/>
             </w:pPr>
-            <w:r/>
-            <w:r>
-              <w:rPr>
-                <w:rFonts w:ascii="Arial" w:hAnsi="Arial" w:eastAsia="Arial"/>
-                <w:b w:val="0"/>
+            <w:r>
+              <w:rPr>
+                <w:rFonts w:ascii="Arial" w:hAnsi="Arial" w:eastAsia="Arial"/>
+                <w:sz w:val="18"/>
+              </w:rPr>
+            </w:r>
+            <w:r>
+              <w:rPr>
+                <w:rFonts w:ascii="Arial" w:hAnsi="Arial" w:eastAsia="Arial"/>
                 <w:sz w:val="18"/>
               </w:rPr>
               <w:t>BE</w:t>
@@ -369,11 +401,15 @@
               <w:keepLines/>
               <w:spacing w:after="0"/>
             </w:pPr>
-            <w:r/>
-            <w:r>
-              <w:rPr>
-                <w:rFonts w:ascii="Arial" w:hAnsi="Arial" w:eastAsia="Arial"/>
-                <w:b w:val="0"/>
+            <w:r>
+              <w:rPr>
+                <w:rFonts w:ascii="Arial" w:hAnsi="Arial" w:eastAsia="Arial"/>
+                <w:sz w:val="18"/>
+              </w:rPr>
+            </w:r>
+            <w:r>
+              <w:rPr>
+                <w:rFonts w:ascii="Arial" w:hAnsi="Arial" w:eastAsia="Arial"/>
                 <w:sz w:val="18"/>
               </w:rPr>
               <w:t>Estimate</w:t>
@@ -390,11 +426,15 @@
               <w:keepLines/>
               <w:spacing w:after="0"/>
             </w:pPr>
-            <w:r/>
-            <w:r>
-              <w:rPr>
-                <w:rFonts w:ascii="Arial" w:hAnsi="Arial" w:eastAsia="Arial"/>
-                <w:b w:val="0"/>
+            <w:r>
+              <w:rPr>
+                <w:rFonts w:ascii="Arial" w:hAnsi="Arial" w:eastAsia="Arial"/>
+                <w:sz w:val="18"/>
+              </w:rPr>
+            </w:r>
+            <w:r>
+              <w:rPr>
+                <w:rFonts w:ascii="Arial" w:hAnsi="Arial" w:eastAsia="Arial"/>
                 <w:sz w:val="18"/>
               </w:rPr>
               <w:t>21 ชั่วโมง</w:t>
@@ -416,11 +456,15 @@
               <w:keepLines/>
               <w:spacing w:after="0"/>
             </w:pPr>
-            <w:r/>
-            <w:r>
-              <w:rPr>
-                <w:rFonts w:ascii="Arial" w:hAnsi="Arial" w:eastAsia="Arial"/>
-                <w:b w:val="0"/>
+            <w:r>
+              <w:rPr>
+                <w:rFonts w:ascii="Arial" w:hAnsi="Arial" w:eastAsia="Arial"/>
+                <w:sz w:val="18"/>
+              </w:rPr>
+            </w:r>
+            <w:r>
+              <w:rPr>
+                <w:rFonts w:ascii="Arial" w:hAnsi="Arial" w:eastAsia="Arial"/>
                 <w:sz w:val="18"/>
               </w:rPr>
               <w:t>Owner</w:t>
@@ -437,14 +481,18 @@
               <w:keepLines/>
               <w:spacing w:after="0"/>
             </w:pPr>
-            <w:r/>
-            <w:r>
-              <w:rPr>
-                <w:rFonts w:ascii="Arial" w:hAnsi="Arial" w:eastAsia="Arial"/>
-                <w:b w:val="0"/>
-                <w:sz w:val="18"/>
-              </w:rPr>
-              <w:t>Tunyatorn &lt;Vava&gt; Kiatkongphongsa</w:t>
+            <w:r>
+              <w:rPr>
+                <w:rFonts w:ascii="Arial" w:hAnsi="Arial" w:eastAsia="Arial"/>
+                <w:sz w:val="18"/>
+              </w:rPr>
+            </w:r>
+            <w:r>
+              <w:rPr>
+                <w:rFonts w:ascii="Arial" w:hAnsi="Arial" w:eastAsia="Arial"/>
+                <w:sz w:val="18"/>
+              </w:rPr>
+              <w:t>Butsaba &lt;But&gt; Podamrong</w:t>
             </w:r>
           </w:p>
         </w:tc>
@@ -463,11 +511,15 @@
               <w:keepLines/>
               <w:spacing w:after="0"/>
             </w:pPr>
-            <w:r/>
-            <w:r>
-              <w:rPr>
-                <w:rFonts w:ascii="Arial" w:hAnsi="Arial" w:eastAsia="Arial"/>
-                <w:b w:val="0"/>
+            <w:r>
+              <w:rPr>
+                <w:rFonts w:ascii="Arial" w:hAnsi="Arial" w:eastAsia="Arial"/>
+                <w:sz w:val="18"/>
+              </w:rPr>
+            </w:r>
+            <w:r>
+              <w:rPr>
+                <w:rFonts w:ascii="Arial" w:hAnsi="Arial" w:eastAsia="Arial"/>
                 <w:sz w:val="18"/>
               </w:rPr>
               <w:t>Objective</w:t>
@@ -484,11 +536,15 @@
               <w:keepLines/>
               <w:spacing w:after="0"/>
             </w:pPr>
-            <w:r/>
-            <w:r>
-              <w:rPr>
-                <w:rFonts w:ascii="Arial" w:hAnsi="Arial" w:eastAsia="Arial"/>
-                <w:b w:val="0"/>
+            <w:r>
+              <w:rPr>
+                <w:rFonts w:ascii="Arial" w:hAnsi="Arial" w:eastAsia="Arial"/>
+                <w:sz w:val="18"/>
+              </w:rPr>
+            </w:r>
+            <w:r>
+              <w:rPr>
+                <w:rFonts w:ascii="Arial" w:hAnsi="Arial" w:eastAsia="Arial"/>
                 <w:sz w:val="18"/>
               </w:rPr>
               <w:t>ออกแบบ Workflow Engine ภายในและ POST /api/v1/workflows/instances สำหรับเปิด workflow จาก Job 8b แทน K2 REST StartInstance โดยเป็นเจ้าของ Gen Flow Gate W/Y/N</w:t>
@@ -763,11 +819,15 @@
               <w:keepLines/>
               <w:spacing w:after="0"/>
             </w:pPr>
-            <w:r/>
-            <w:r>
-              <w:rPr>
-                <w:rFonts w:ascii="Arial" w:hAnsi="Arial" w:eastAsia="Arial"/>
-                <w:b w:val="0"/>
+            <w:r>
+              <w:rPr>
+                <w:rFonts w:ascii="Arial" w:hAnsi="Arial" w:eastAsia="Arial"/>
+                <w:sz w:val="18"/>
+              </w:rPr>
+            </w:r>
+            <w:r>
+              <w:rPr>
+                <w:rFonts w:ascii="Arial" w:hAnsi="Arial" w:eastAsia="Arial"/>
                 <w:sz w:val="18"/>
               </w:rPr>
               <w:t>impactProcessId</w:t>
@@ -784,11 +844,15 @@
               <w:keepLines/>
               <w:spacing w:after="0"/>
             </w:pPr>
-            <w:r/>
-            <w:r>
-              <w:rPr>
-                <w:rFonts w:ascii="Arial" w:hAnsi="Arial" w:eastAsia="Arial"/>
-                <w:b w:val="0"/>
+            <w:r>
+              <w:rPr>
+                <w:rFonts w:ascii="Arial" w:hAnsi="Arial" w:eastAsia="Arial"/>
+                <w:sz w:val="18"/>
+              </w:rPr>
+            </w:r>
+            <w:r>
+              <w:rPr>
+                <w:rFonts w:ascii="Arial" w:hAnsi="Arial" w:eastAsia="Arial"/>
                 <w:sz w:val="18"/>
               </w:rPr>
               <w:t>integer/string</w:t>
@@ -805,11 +869,15 @@
               <w:keepLines/>
               <w:spacing w:after="0"/>
             </w:pPr>
-            <w:r/>
-            <w:r>
-              <w:rPr>
-                <w:rFonts w:ascii="Arial" w:hAnsi="Arial" w:eastAsia="Arial"/>
-                <w:b w:val="0"/>
+            <w:r>
+              <w:rPr>
+                <w:rFonts w:ascii="Arial" w:hAnsi="Arial" w:eastAsia="Arial"/>
+                <w:sz w:val="18"/>
+              </w:rPr>
+            </w:r>
+            <w:r>
+              <w:rPr>
+                <w:rFonts w:ascii="Arial" w:hAnsi="Arial" w:eastAsia="Arial"/>
                 <w:sz w:val="18"/>
               </w:rPr>
               <w:t>required</w:t>
@@ -826,11 +894,15 @@
               <w:keepLines/>
               <w:spacing w:after="0"/>
             </w:pPr>
-            <w:r/>
-            <w:r>
-              <w:rPr>
-                <w:rFonts w:ascii="Arial" w:hAnsi="Arial" w:eastAsia="Arial"/>
-                <w:b w:val="0"/>
+            <w:r>
+              <w:rPr>
+                <w:rFonts w:ascii="Arial" w:hAnsi="Arial" w:eastAsia="Arial"/>
+                <w:sz w:val="18"/>
+              </w:rPr>
+            </w:r>
+            <w:r>
+              <w:rPr>
+                <w:rFonts w:ascii="Arial" w:hAnsi="Arial" w:eastAsia="Arial"/>
                 <w:sz w:val="18"/>
               </w:rPr>
               <w:t>อ้าง fgi_impact_processes และ compensation_documents ที่ Job 8 สร้างแล้ว</w:t>
@@ -852,11 +924,15 @@
               <w:keepLines/>
               <w:spacing w:after="0"/>
             </w:pPr>
-            <w:r/>
-            <w:r>
-              <w:rPr>
-                <w:rFonts w:ascii="Arial" w:hAnsi="Arial" w:eastAsia="Arial"/>
-                <w:b w:val="0"/>
+            <w:r>
+              <w:rPr>
+                <w:rFonts w:ascii="Arial" w:hAnsi="Arial" w:eastAsia="Arial"/>
+                <w:sz w:val="18"/>
+              </w:rPr>
+            </w:r>
+            <w:r>
+              <w:rPr>
+                <w:rFonts w:ascii="Arial" w:hAnsi="Arial" w:eastAsia="Arial"/>
                 <w:sz w:val="18"/>
               </w:rPr>
               <w:t>sourceJobNo</w:t>
@@ -873,11 +949,15 @@
               <w:keepLines/>
               <w:spacing w:after="0"/>
             </w:pPr>
-            <w:r/>
-            <w:r>
-              <w:rPr>
-                <w:rFonts w:ascii="Arial" w:hAnsi="Arial" w:eastAsia="Arial"/>
-                <w:b w:val="0"/>
+            <w:r>
+              <w:rPr>
+                <w:rFonts w:ascii="Arial" w:hAnsi="Arial" w:eastAsia="Arial"/>
+                <w:sz w:val="18"/>
+              </w:rPr>
+            </w:r>
+            <w:r>
+              <w:rPr>
+                <w:rFonts w:ascii="Arial" w:hAnsi="Arial" w:eastAsia="Arial"/>
                 <w:sz w:val="18"/>
               </w:rPr>
               <w:t>string</w:t>
@@ -894,11 +974,15 @@
               <w:keepLines/>
               <w:spacing w:after="0"/>
             </w:pPr>
-            <w:r/>
-            <w:r>
-              <w:rPr>
-                <w:rFonts w:ascii="Arial" w:hAnsi="Arial" w:eastAsia="Arial"/>
-                <w:b w:val="0"/>
+            <w:r>
+              <w:rPr>
+                <w:rFonts w:ascii="Arial" w:hAnsi="Arial" w:eastAsia="Arial"/>
+                <w:sz w:val="18"/>
+              </w:rPr>
+            </w:r>
+            <w:r>
+              <w:rPr>
+                <w:rFonts w:ascii="Arial" w:hAnsi="Arial" w:eastAsia="Arial"/>
                 <w:sz w:val="18"/>
               </w:rPr>
               <w:t>required fixed 8b</w:t>
@@ -915,11 +999,15 @@
               <w:keepLines/>
               <w:spacing w:after="0"/>
             </w:pPr>
-            <w:r/>
-            <w:r>
-              <w:rPr>
-                <w:rFonts w:ascii="Arial" w:hAnsi="Arial" w:eastAsia="Arial"/>
-                <w:b w:val="0"/>
+            <w:r>
+              <w:rPr>
+                <w:rFonts w:ascii="Arial" w:hAnsi="Arial" w:eastAsia="Arial"/>
+                <w:sz w:val="18"/>
+              </w:rPr>
+            </w:r>
+            <w:r>
+              <w:rPr>
+                <w:rFonts w:ascii="Arial" w:hAnsi="Arial" w:eastAsia="Arial"/>
                 <w:sz w:val="18"/>
               </w:rPr>
               <w:t>ใช้ trace job_run_histories และ audit</w:t>
@@ -941,11 +1029,15 @@
               <w:keepLines/>
               <w:spacing w:after="0"/>
             </w:pPr>
-            <w:r/>
-            <w:r>
-              <w:rPr>
-                <w:rFonts w:ascii="Arial" w:hAnsi="Arial" w:eastAsia="Arial"/>
-                <w:b w:val="0"/>
+            <w:r>
+              <w:rPr>
+                <w:rFonts w:ascii="Arial" w:hAnsi="Arial" w:eastAsia="Arial"/>
+                <w:sz w:val="18"/>
+              </w:rPr>
+            </w:r>
+            <w:r>
+              <w:rPr>
+                <w:rFonts w:ascii="Arial" w:hAnsi="Arial" w:eastAsia="Arial"/>
                 <w:sz w:val="18"/>
               </w:rPr>
               <w:t>requestId</w:t>
@@ -962,11 +1054,15 @@
               <w:keepLines/>
               <w:spacing w:after="0"/>
             </w:pPr>
-            <w:r/>
-            <w:r>
-              <w:rPr>
-                <w:rFonts w:ascii="Arial" w:hAnsi="Arial" w:eastAsia="Arial"/>
-                <w:b w:val="0"/>
+            <w:r>
+              <w:rPr>
+                <w:rFonts w:ascii="Arial" w:hAnsi="Arial" w:eastAsia="Arial"/>
+                <w:sz w:val="18"/>
+              </w:rPr>
+            </w:r>
+            <w:r>
+              <w:rPr>
+                <w:rFonts w:ascii="Arial" w:hAnsi="Arial" w:eastAsia="Arial"/>
                 <w:sz w:val="18"/>
               </w:rPr>
               <w:t>uuid</w:t>
@@ -983,11 +1079,15 @@
               <w:keepLines/>
               <w:spacing w:after="0"/>
             </w:pPr>
-            <w:r/>
-            <w:r>
-              <w:rPr>
-                <w:rFonts w:ascii="Arial" w:hAnsi="Arial" w:eastAsia="Arial"/>
-                <w:b w:val="0"/>
+            <w:r>
+              <w:rPr>
+                <w:rFonts w:ascii="Arial" w:hAnsi="Arial" w:eastAsia="Arial"/>
+                <w:sz w:val="18"/>
+              </w:rPr>
+            </w:r>
+            <w:r>
+              <w:rPr>
+                <w:rFonts w:ascii="Arial" w:hAnsi="Arial" w:eastAsia="Arial"/>
                 <w:sz w:val="18"/>
               </w:rPr>
               <w:t>required</w:t>
@@ -1004,11 +1104,15 @@
               <w:keepLines/>
               <w:spacing w:after="0"/>
             </w:pPr>
-            <w:r/>
-            <w:r>
-              <w:rPr>
-                <w:rFonts w:ascii="Arial" w:hAnsi="Arial" w:eastAsia="Arial"/>
-                <w:b w:val="0"/>
+            <w:r>
+              <w:rPr>
+                <w:rFonts w:ascii="Arial" w:hAnsi="Arial" w:eastAsia="Arial"/>
+                <w:sz w:val="18"/>
+              </w:rPr>
+            </w:r>
+            <w:r>
+              <w:rPr>
+                <w:rFonts w:ascii="Arial" w:hAnsi="Arial" w:eastAsia="Arial"/>
                 <w:sz w:val="18"/>
               </w:rPr>
               <w:t>idempotency key ต่อ impactProcessId + sourceJobNo</w:t>
@@ -1030,11 +1134,15 @@
               <w:keepLines/>
               <w:spacing w:after="0"/>
             </w:pPr>
-            <w:r/>
-            <w:r>
-              <w:rPr>
-                <w:rFonts w:ascii="Arial" w:hAnsi="Arial" w:eastAsia="Arial"/>
-                <w:b w:val="0"/>
+            <w:r>
+              <w:rPr>
+                <w:rFonts w:ascii="Arial" w:hAnsi="Arial" w:eastAsia="Arial"/>
+                <w:sz w:val="18"/>
+              </w:rPr>
+            </w:r>
+            <w:r>
+              <w:rPr>
+                <w:rFonts w:ascii="Arial" w:hAnsi="Arial" w:eastAsia="Arial"/>
                 <w:sz w:val="18"/>
               </w:rPr>
               <w:t>workflow_generation_status</w:t>
@@ -1051,11 +1159,15 @@
               <w:keepLines/>
               <w:spacing w:after="0"/>
             </w:pPr>
-            <w:r/>
-            <w:r>
-              <w:rPr>
-                <w:rFonts w:ascii="Arial" w:hAnsi="Arial" w:eastAsia="Arial"/>
-                <w:b w:val="0"/>
+            <w:r>
+              <w:rPr>
+                <w:rFonts w:ascii="Arial" w:hAnsi="Arial" w:eastAsia="Arial"/>
+                <w:sz w:val="18"/>
+              </w:rPr>
+            </w:r>
+            <w:r>
+              <w:rPr>
+                <w:rFonts w:ascii="Arial" w:hAnsi="Arial" w:eastAsia="Arial"/>
                 <w:sz w:val="18"/>
               </w:rPr>
               <w:t>W|Y|N</w:t>
@@ -1072,11 +1184,15 @@
               <w:keepLines/>
               <w:spacing w:after="0"/>
             </w:pPr>
-            <w:r/>
-            <w:r>
-              <w:rPr>
-                <w:rFonts w:ascii="Arial" w:hAnsi="Arial" w:eastAsia="Arial"/>
-                <w:b w:val="0"/>
+            <w:r>
+              <w:rPr>
+                <w:rFonts w:ascii="Arial" w:hAnsi="Arial" w:eastAsia="Arial"/>
+                <w:sz w:val="18"/>
+              </w:rPr>
+            </w:r>
+            <w:r>
+              <w:rPr>
+                <w:rFonts w:ascii="Arial" w:hAnsi="Arial" w:eastAsia="Arial"/>
                 <w:sz w:val="18"/>
               </w:rPr>
               <w:t>computed</w:t>
@@ -1093,11 +1209,15 @@
               <w:keepLines/>
               <w:spacing w:after="0"/>
             </w:pPr>
-            <w:r/>
-            <w:r>
-              <w:rPr>
-                <w:rFonts w:ascii="Arial" w:hAnsi="Arial" w:eastAsia="Arial"/>
-                <w:b w:val="0"/>
+            <w:r>
+              <w:rPr>
+                <w:rFonts w:ascii="Arial" w:hAnsi="Arial" w:eastAsia="Arial"/>
+                <w:sz w:val="18"/>
+              </w:rPr>
+            </w:r>
+            <w:r>
+              <w:rPr>
+                <w:rFonts w:ascii="Arial" w:hAnsi="Arial" w:eastAsia="Arial"/>
                 <w:sz w:val="18"/>
               </w:rPr>
               <w:t>W=ข้อมูลยังไม่พร้อมเพื่อ rerun, Y=เปิด workflow สำเร็จ, N=ไม่เข้าเกณฑ์ถาวร</w:t>
@@ -1119,11 +1239,15 @@
               <w:keepLines/>
               <w:spacing w:after="0"/>
             </w:pPr>
-            <w:r/>
-            <w:r>
-              <w:rPr>
-                <w:rFonts w:ascii="Arial" w:hAnsi="Arial" w:eastAsia="Arial"/>
-                <w:b w:val="0"/>
+            <w:r>
+              <w:rPr>
+                <w:rFonts w:ascii="Arial" w:hAnsi="Arial" w:eastAsia="Arial"/>
+                <w:sz w:val="18"/>
+              </w:rPr>
+            </w:r>
+            <w:r>
+              <w:rPr>
+                <w:rFonts w:ascii="Arial" w:hAnsi="Arial" w:eastAsia="Arial"/>
                 <w:sz w:val="18"/>
               </w:rPr>
               <w:t>branchType/distanceKm</w:t>
@@ -1140,11 +1264,15 @@
               <w:keepLines/>
               <w:spacing w:after="0"/>
             </w:pPr>
-            <w:r/>
-            <w:r>
-              <w:rPr>
-                <w:rFonts w:ascii="Arial" w:hAnsi="Arial" w:eastAsia="Arial"/>
-                <w:b w:val="0"/>
+            <w:r>
+              <w:rPr>
+                <w:rFonts w:ascii="Arial" w:hAnsi="Arial" w:eastAsia="Arial"/>
+                <w:sz w:val="18"/>
+              </w:rPr>
+            </w:r>
+            <w:r>
+              <w:rPr>
+                <w:rFonts w:ascii="Arial" w:hAnsi="Arial" w:eastAsia="Arial"/>
                 <w:sz w:val="18"/>
               </w:rPr>
               <w:t>enum/number|null</w:t>
@@ -1161,11 +1289,15 @@
               <w:keepLines/>
               <w:spacing w:after="0"/>
             </w:pPr>
-            <w:r/>
-            <w:r>
-              <w:rPr>
-                <w:rFonts w:ascii="Arial" w:hAnsi="Arial" w:eastAsia="Arial"/>
-                <w:b w:val="0"/>
+            <w:r>
+              <w:rPr>
+                <w:rFonts w:ascii="Arial" w:hAnsi="Arial" w:eastAsia="Arial"/>
+                <w:sz w:val="18"/>
+              </w:rPr>
+            </w:r>
+            <w:r>
+              <w:rPr>
+                <w:rFonts w:ascii="Arial" w:hAnsi="Arial" w:eastAsia="Arial"/>
                 <w:sz w:val="18"/>
               </w:rPr>
               <w:t>required by gate</w:t>
@@ -1182,11 +1314,15 @@
               <w:keepLines/>
               <w:spacing w:after="0"/>
             </w:pPr>
-            <w:r/>
-            <w:r>
-              <w:rPr>
-                <w:rFonts w:ascii="Arial" w:hAnsi="Arial" w:eastAsia="Arial"/>
-                <w:b w:val="0"/>
+            <w:r>
+              <w:rPr>
+                <w:rFonts w:ascii="Arial" w:hAnsi="Arial" w:eastAsia="Arial"/>
+                <w:sz w:val="18"/>
+              </w:rPr>
+            </w:r>
+            <w:r>
+              <w:rPr>
+                <w:rFonts w:ascii="Arial" w:hAnsi="Arial" w:eastAsia="Arial"/>
                 <w:sz w:val="18"/>
               </w:rPr>
               <w:t>branch นอกเซ็ตหรือระยะเกินตั้ง N; ระยะยังไม่มีค่าคง W</w:t>
@@ -1208,11 +1344,15 @@
               <w:keepLines/>
               <w:spacing w:after="0"/>
             </w:pPr>
-            <w:r/>
-            <w:r>
-              <w:rPr>
-                <w:rFonts w:ascii="Arial" w:hAnsi="Arial" w:eastAsia="Arial"/>
-                <w:b w:val="0"/>
+            <w:r>
+              <w:rPr>
+                <w:rFonts w:ascii="Arial" w:hAnsi="Arial" w:eastAsia="Arial"/>
+                <w:sz w:val="18"/>
+              </w:rPr>
+            </w:r>
+            <w:r>
+              <w:rPr>
+                <w:rFonts w:ascii="Arial" w:hAnsi="Arial" w:eastAsia="Arial"/>
                 <w:sz w:val="18"/>
               </w:rPr>
               <w:t>growthRateDiff</w:t>
@@ -1229,11 +1369,15 @@
               <w:keepLines/>
               <w:spacing w:after="0"/>
             </w:pPr>
-            <w:r/>
-            <w:r>
-              <w:rPr>
-                <w:rFonts w:ascii="Arial" w:hAnsi="Arial" w:eastAsia="Arial"/>
-                <w:b w:val="0"/>
+            <w:r>
+              <w:rPr>
+                <w:rFonts w:ascii="Arial" w:hAnsi="Arial" w:eastAsia="Arial"/>
+                <w:sz w:val="18"/>
+              </w:rPr>
+            </w:r>
+            <w:r>
+              <w:rPr>
+                <w:rFonts w:ascii="Arial" w:hAnsi="Arial" w:eastAsia="Arial"/>
                 <w:sz w:val="18"/>
               </w:rPr>
               <w:t>number|null</w:t>
@@ -1250,11 +1394,15 @@
               <w:keepLines/>
               <w:spacing w:after="0"/>
             </w:pPr>
-            <w:r/>
-            <w:r>
-              <w:rPr>
-                <w:rFonts w:ascii="Arial" w:hAnsi="Arial" w:eastAsia="Arial"/>
-                <w:b w:val="0"/>
+            <w:r>
+              <w:rPr>
+                <w:rFonts w:ascii="Arial" w:hAnsi="Arial" w:eastAsia="Arial"/>
+                <w:sz w:val="18"/>
+              </w:rPr>
+            </w:r>
+            <w:r>
+              <w:rPr>
+                <w:rFonts w:ascii="Arial" w:hAnsi="Arial" w:eastAsia="Arial"/>
                 <w:sz w:val="18"/>
               </w:rPr>
               <w:t>&lt;= -10 required by gate</w:t>
@@ -1271,11 +1419,15 @@
               <w:keepLines/>
               <w:spacing w:after="0"/>
             </w:pPr>
-            <w:r/>
-            <w:r>
-              <w:rPr>
-                <w:rFonts w:ascii="Arial" w:hAnsi="Arial" w:eastAsia="Arial"/>
-                <w:b w:val="0"/>
+            <w:r>
+              <w:rPr>
+                <w:rFonts w:ascii="Arial" w:hAnsi="Arial" w:eastAsia="Arial"/>
+                <w:sz w:val="18"/>
+              </w:rPr>
+            </w:r>
+            <w:r>
+              <w:rPr>
+                <w:rFonts w:ascii="Arial" w:hAnsi="Arial" w:eastAsia="Arial"/>
                 <w:sz w:val="18"/>
               </w:rPr>
               <w:t>NULL คง W; ค่ามากกว่า -10 ตั้ง N แบบถาวร</w:t>
@@ -1297,11 +1449,15 @@
               <w:keepLines/>
               <w:spacing w:after="0"/>
             </w:pPr>
-            <w:r/>
-            <w:r>
-              <w:rPr>
-                <w:rFonts w:ascii="Arial" w:hAnsi="Arial" w:eastAsia="Arial"/>
-                <w:b w:val="0"/>
+            <w:r>
+              <w:rPr>
+                <w:rFonts w:ascii="Arial" w:hAnsi="Arial" w:eastAsia="Arial"/>
+                <w:sz w:val="18"/>
+              </w:rPr>
+            </w:r>
+            <w:r>
+              <w:rPr>
+                <w:rFonts w:ascii="Arial" w:hAnsi="Arial" w:eastAsia="Arial"/>
                 <w:sz w:val="18"/>
               </w:rPr>
               <w:t>dvUserId/juristic</w:t>
@@ -1318,11 +1474,15 @@
               <w:keepLines/>
               <w:spacing w:after="0"/>
             </w:pPr>
-            <w:r/>
-            <w:r>
-              <w:rPr>
-                <w:rFonts w:ascii="Arial" w:hAnsi="Arial" w:eastAsia="Arial"/>
-                <w:b w:val="0"/>
+            <w:r>
+              <w:rPr>
+                <w:rFonts w:ascii="Arial" w:hAnsi="Arial" w:eastAsia="Arial"/>
+                <w:sz w:val="18"/>
+              </w:rPr>
+            </w:r>
+            <w:r>
+              <w:rPr>
+                <w:rFonts w:ascii="Arial" w:hAnsi="Arial" w:eastAsia="Arial"/>
                 <w:sz w:val="18"/>
               </w:rPr>
               <w:t>string|null</w:t>
@@ -1339,11 +1499,15 @@
               <w:keepLines/>
               <w:spacing w:after="0"/>
             </w:pPr>
-            <w:r/>
-            <w:r>
-              <w:rPr>
-                <w:rFonts w:ascii="Arial" w:hAnsi="Arial" w:eastAsia="Arial"/>
-                <w:b w:val="0"/>
+            <w:r>
+              <w:rPr>
+                <w:rFonts w:ascii="Arial" w:hAnsi="Arial" w:eastAsia="Arial"/>
+                <w:sz w:val="18"/>
+              </w:rPr>
+            </w:r>
+            <w:r>
+              <w:rPr>
+                <w:rFonts w:ascii="Arial" w:hAnsi="Arial" w:eastAsia="Arial"/>
                 <w:sz w:val="18"/>
               </w:rPr>
               <w:t>DV required; juristic must differ</w:t>
@@ -1360,11 +1524,15 @@
               <w:keepLines/>
               <w:spacing w:after="0"/>
             </w:pPr>
-            <w:r/>
-            <w:r>
-              <w:rPr>
-                <w:rFonts w:ascii="Arial" w:hAnsi="Arial" w:eastAsia="Arial"/>
-                <w:b w:val="0"/>
+            <w:r>
+              <w:rPr>
+                <w:rFonts w:ascii="Arial" w:hAnsi="Arial" w:eastAsia="Arial"/>
+                <w:sz w:val="18"/>
+              </w:rPr>
+            </w:r>
+            <w:r>
+              <w:rPr>
+                <w:rFonts w:ascii="Arial" w:hAnsi="Arial" w:eastAsia="Arial"/>
                 <w:sz w:val="18"/>
               </w:rPr>
               <w:t>DV ว่างหรือ juristic เดียวกันตั้ง N; juristic ยังไม่พร้อมคง W</w:t>
@@ -1386,11 +1554,15 @@
               <w:keepLines/>
               <w:spacing w:after="0"/>
             </w:pPr>
-            <w:r/>
-            <w:r>
-              <w:rPr>
-                <w:rFonts w:ascii="Arial" w:hAnsi="Arial" w:eastAsia="Arial"/>
-                <w:b w:val="0"/>
+            <w:r>
+              <w:rPr>
+                <w:rFonts w:ascii="Arial" w:hAnsi="Arial" w:eastAsia="Arial"/>
+                <w:sz w:val="18"/>
+              </w:rPr>
+            </w:r>
+            <w:r>
+              <w:rPr>
+                <w:rFonts w:ascii="Arial" w:hAnsi="Arial" w:eastAsia="Arial"/>
                 <w:sz w:val="18"/>
               </w:rPr>
               <w:t>salesStatus</w:t>
@@ -1407,11 +1579,15 @@
               <w:keepLines/>
               <w:spacing w:after="0"/>
             </w:pPr>
-            <w:r/>
-            <w:r>
-              <w:rPr>
-                <w:rFonts w:ascii="Arial" w:hAnsi="Arial" w:eastAsia="Arial"/>
-                <w:b w:val="0"/>
+            <w:r>
+              <w:rPr>
+                <w:rFonts w:ascii="Arial" w:hAnsi="Arial" w:eastAsia="Arial"/>
+                <w:sz w:val="18"/>
+              </w:rPr>
+            </w:r>
+            <w:r>
+              <w:rPr>
+                <w:rFonts w:ascii="Arial" w:hAnsi="Arial" w:eastAsia="Arial"/>
                 <w:sz w:val="18"/>
               </w:rPr>
               <w:t>Y|N</w:t>
@@ -1428,11 +1604,15 @@
               <w:keepLines/>
               <w:spacing w:after="0"/>
             </w:pPr>
-            <w:r/>
-            <w:r>
-              <w:rPr>
-                <w:rFonts w:ascii="Arial" w:hAnsi="Arial" w:eastAsia="Arial"/>
-                <w:b w:val="0"/>
+            <w:r>
+              <w:rPr>
+                <w:rFonts w:ascii="Arial" w:hAnsi="Arial" w:eastAsia="Arial"/>
+                <w:sz w:val="18"/>
+              </w:rPr>
+            </w:r>
+            <w:r>
+              <w:rPr>
+                <w:rFonts w:ascii="Arial" w:hAnsi="Arial" w:eastAsia="Arial"/>
                 <w:sz w:val="18"/>
               </w:rPr>
               <w:t>required by gate</w:t>
@@ -1449,11 +1629,15 @@
               <w:keepLines/>
               <w:spacing w:after="0"/>
             </w:pPr>
-            <w:r/>
-            <w:r>
-              <w:rPr>
-                <w:rFonts w:ascii="Arial" w:hAnsi="Arial" w:eastAsia="Arial"/>
-                <w:b w:val="0"/>
+            <w:r>
+              <w:rPr>
+                <w:rFonts w:ascii="Arial" w:hAnsi="Arial" w:eastAsia="Arial"/>
+                <w:sz w:val="18"/>
+              </w:rPr>
+            </w:r>
+            <w:r>
+              <w:rPr>
+                <w:rFonts w:ascii="Arial" w:hAnsi="Arial" w:eastAsia="Arial"/>
                 <w:sz w:val="18"/>
               </w:rPr>
               <w:t>ค่าอื่นคง W และคืน 422</w:t>
@@ -1548,11 +1732,15 @@
               <w:keepLines/>
               <w:spacing w:after="0"/>
             </w:pPr>
-            <w:r/>
-            <w:r>
-              <w:rPr>
-                <w:rFonts w:ascii="Arial" w:hAnsi="Arial" w:eastAsia="Arial"/>
-                <w:b w:val="0"/>
+            <w:r>
+              <w:rPr>
+                <w:rFonts w:ascii="Arial" w:hAnsi="Arial" w:eastAsia="Arial"/>
+                <w:sz w:val="18"/>
+              </w:rPr>
+            </w:r>
+            <w:r>
+              <w:rPr>
+                <w:rFonts w:ascii="Arial" w:hAnsi="Arial" w:eastAsia="Arial"/>
                 <w:sz w:val="18"/>
               </w:rPr>
               <w:t>Input</w:t>
@@ -1569,11 +1757,15 @@
               <w:keepLines/>
               <w:spacing w:after="0"/>
             </w:pPr>
-            <w:r/>
-            <w:r>
-              <w:rPr>
-                <w:rFonts w:ascii="Arial" w:hAnsi="Arial" w:eastAsia="Arial"/>
-                <w:b w:val="0"/>
+            <w:r>
+              <w:rPr>
+                <w:rFonts w:ascii="Arial" w:hAnsi="Arial" w:eastAsia="Arial"/>
+                <w:sz w:val="18"/>
+              </w:rPr>
+            </w:r>
+            <w:r>
+              <w:rPr>
+                <w:rFonts w:ascii="Arial" w:hAnsi="Arial" w:eastAsia="Arial"/>
                 <w:sz w:val="18"/>
               </w:rPr>
               <w:t>POST /api/v1/workflows/instances; GET /api/v1/workflows/instances/{id}; GET /api/v1/workflows/summary</w:t>
@@ -1595,11 +1787,15 @@
               <w:keepLines/>
               <w:spacing w:after="0"/>
             </w:pPr>
-            <w:r/>
-            <w:r>
-              <w:rPr>
-                <w:rFonts w:ascii="Arial" w:hAnsi="Arial" w:eastAsia="Arial"/>
-                <w:b w:val="0"/>
+            <w:r>
+              <w:rPr>
+                <w:rFonts w:ascii="Arial" w:hAnsi="Arial" w:eastAsia="Arial"/>
+                <w:sz w:val="18"/>
+              </w:rPr>
+            </w:r>
+            <w:r>
+              <w:rPr>
+                <w:rFonts w:ascii="Arial" w:hAnsi="Arial" w:eastAsia="Arial"/>
                 <w:sz w:val="18"/>
               </w:rPr>
               <w:t>Progress</w:t>
@@ -1616,11 +1812,15 @@
               <w:keepLines/>
               <w:spacing w:after="0"/>
             </w:pPr>
-            <w:r/>
-            <w:r>
-              <w:rPr>
-                <w:rFonts w:ascii="Arial" w:hAnsi="Arial" w:eastAsia="Arial"/>
-                <w:b w:val="0"/>
+            <w:r>
+              <w:rPr>
+                <w:rFonts w:ascii="Arial" w:hAnsi="Arial" w:eastAsia="Arial"/>
+                <w:sz w:val="18"/>
+              </w:rPr>
+            </w:r>
+            <w:r>
+              <w:rPr>
+                <w:rFonts w:ascii="Arial" w:hAnsi="Arial" w:eastAsia="Arial"/>
                 <w:sz w:val="18"/>
               </w:rPr>
               <w:t>Validate service token and idempotency key; Load impact process and current workflow_generation_status; Reject if status is already Y and return existing doc/instance idempotently; Evaluate Gen Flow Gate in one service: status W, branch type allowlist, DV present, juristic different, growth_rate_diff &lt;= -10, sales_status in Y/N</w:t>
@@ -1642,11 +1842,15 @@
               <w:keepLines/>
               <w:spacing w:after="0"/>
             </w:pPr>
-            <w:r/>
-            <w:r>
-              <w:rPr>
-                <w:rFonts w:ascii="Arial" w:hAnsi="Arial" w:eastAsia="Arial"/>
-                <w:b w:val="0"/>
+            <w:r>
+              <w:rPr>
+                <w:rFonts w:ascii="Arial" w:hAnsi="Arial" w:eastAsia="Arial"/>
+                <w:sz w:val="18"/>
+              </w:rPr>
+            </w:r>
+            <w:r>
+              <w:rPr>
+                <w:rFonts w:ascii="Arial" w:hAnsi="Arial" w:eastAsia="Arial"/>
                 <w:sz w:val="18"/>
               </w:rPr>
               <w:t>Output</w:t>
@@ -1663,11 +1867,15 @@
               <w:keepLines/>
               <w:spacing w:after="0"/>
             </w:pPr>
-            <w:r/>
-            <w:r>
-              <w:rPr>
-                <w:rFonts w:ascii="Arial" w:hAnsi="Arial" w:eastAsia="Arial"/>
-                <w:b w:val="0"/>
+            <w:r>
+              <w:rPr>
+                <w:rFonts w:ascii="Arial" w:hAnsi="Arial" w:eastAsia="Arial"/>
+                <w:sz w:val="18"/>
+              </w:rPr>
+            </w:r>
+            <w:r>
+              <w:rPr>
+                <w:rFonts w:ascii="Arial" w:hAnsi="Arial" w:eastAsia="Arial"/>
                 <w:sz w:val="18"/>
               </w:rPr>
               <w:t>fgi_impact_processes / fgi_impact_stores; compensation_documents; workflow_transaction (@srm/glb-workflow)</w:t>
@@ -1808,11 +2016,15 @@
               <w:keepLines/>
               <w:spacing w:after="0"/>
             </w:pPr>
-            <w:r/>
-            <w:r>
-              <w:rPr>
-                <w:rFonts w:ascii="Arial" w:hAnsi="Arial" w:eastAsia="Arial"/>
-                <w:b w:val="0"/>
+            <w:r>
+              <w:rPr>
+                <w:rFonts w:ascii="Arial" w:hAnsi="Arial" w:eastAsia="Arial"/>
+                <w:sz w:val="18"/>
+              </w:rPr>
+            </w:r>
+            <w:r>
+              <w:rPr>
+                <w:rFonts w:ascii="Arial" w:hAnsi="Arial" w:eastAsia="Arial"/>
                 <w:sz w:val="18"/>
               </w:rPr>
               <w:t>POST /api/v1/workflows/instances</w:t>
@@ -1829,11 +2041,15 @@
               <w:keepLines/>
               <w:spacing w:after="0"/>
             </w:pPr>
-            <w:r/>
-            <w:r>
-              <w:rPr>
-                <w:rFonts w:ascii="Arial" w:hAnsi="Arial" w:eastAsia="Arial"/>
-                <w:b w:val="0"/>
+            <w:r>
+              <w:rPr>
+                <w:rFonts w:ascii="Arial" w:hAnsi="Arial" w:eastAsia="Arial"/>
+                <w:sz w:val="18"/>
+              </w:rPr>
+            </w:r>
+            <w:r>
+              <w:rPr>
+                <w:rFonts w:ascii="Arial" w:hAnsi="Arial" w:eastAsia="Arial"/>
                 <w:sz w:val="18"/>
               </w:rPr>
               <w:t>เปิด workflow ภายในจาก impact process; เรียกโดย Job 8b ผ่าน service token ไม่ใช่ FE</w:t>
@@ -1850,11 +2066,15 @@
               <w:keepLines/>
               <w:spacing w:after="0"/>
             </w:pPr>
-            <w:r/>
-            <w:r>
-              <w:rPr>
-                <w:rFonts w:ascii="Arial" w:hAnsi="Arial" w:eastAsia="Arial"/>
-                <w:b w:val="0"/>
+            <w:r>
+              <w:rPr>
+                <w:rFonts w:ascii="Arial" w:hAnsi="Arial" w:eastAsia="Arial"/>
+                <w:sz w:val="18"/>
+              </w:rPr>
+            </w:r>
+            <w:r>
+              <w:rPr>
+                <w:rFonts w:ascii="Arial" w:hAnsi="Arial" w:eastAsia="Arial"/>
                 <w:sz w:val="18"/>
               </w:rPr>
               <w:t>Validate service token and idempotency key</w:t>
@@ -1871,11 +2091,15 @@
               <w:keepLines/>
               <w:spacing w:after="0"/>
             </w:pPr>
-            <w:r/>
-            <w:r>
-              <w:rPr>
-                <w:rFonts w:ascii="Arial" w:hAnsi="Arial" w:eastAsia="Arial"/>
-                <w:b w:val="0"/>
+            <w:r>
+              <w:rPr>
+                <w:rFonts w:ascii="Arial" w:hAnsi="Arial" w:eastAsia="Arial"/>
+                <w:sz w:val="18"/>
+              </w:rPr>
+            </w:r>
+            <w:r>
+              <w:rPr>
+                <w:rFonts w:ascii="Arial" w:hAnsi="Arial" w:eastAsia="Arial"/>
                 <w:sz w:val="18"/>
               </w:rPr>
               <w:t>ไม่มี FE screen หรือ Flow page deliverable เพิ่มจาก LLDD นี้</w:t>
@@ -1897,11 +2121,15 @@
               <w:keepLines/>
               <w:spacing w:after="0"/>
             </w:pPr>
-            <w:r/>
-            <w:r>
-              <w:rPr>
-                <w:rFonts w:ascii="Arial" w:hAnsi="Arial" w:eastAsia="Arial"/>
-                <w:b w:val="0"/>
+            <w:r>
+              <w:rPr>
+                <w:rFonts w:ascii="Arial" w:hAnsi="Arial" w:eastAsia="Arial"/>
+                <w:sz w:val="18"/>
+              </w:rPr>
+            </w:r>
+            <w:r>
+              <w:rPr>
+                <w:rFonts w:ascii="Arial" w:hAnsi="Arial" w:eastAsia="Arial"/>
                 <w:sz w:val="18"/>
               </w:rPr>
               <w:t>GET /api/v1/workflows/instances/{id}</w:t>
@@ -1918,11 +2146,15 @@
               <w:keepLines/>
               <w:spacing w:after="0"/>
             </w:pPr>
-            <w:r/>
-            <w:r>
-              <w:rPr>
-                <w:rFonts w:ascii="Arial" w:hAnsi="Arial" w:eastAsia="Arial"/>
-                <w:b w:val="0"/>
+            <w:r>
+              <w:rPr>
+                <w:rFonts w:ascii="Arial" w:hAnsi="Arial" w:eastAsia="Arial"/>
+                <w:sz w:val="18"/>
+              </w:rPr>
+            </w:r>
+            <w:r>
+              <w:rPr>
+                <w:rFonts w:ascii="Arial" w:hAnsi="Arial" w:eastAsia="Arial"/>
                 <w:sz w:val="18"/>
               </w:rPr>
               <w:t>อ่านสถานะ workflow instance</w:t>
@@ -1939,11 +2171,15 @@
               <w:keepLines/>
               <w:spacing w:after="0"/>
             </w:pPr>
-            <w:r/>
-            <w:r>
-              <w:rPr>
-                <w:rFonts w:ascii="Arial" w:hAnsi="Arial" w:eastAsia="Arial"/>
-                <w:b w:val="0"/>
+            <w:r>
+              <w:rPr>
+                <w:rFonts w:ascii="Arial" w:hAnsi="Arial" w:eastAsia="Arial"/>
+                <w:sz w:val="18"/>
+              </w:rPr>
+            </w:r>
+            <w:r>
+              <w:rPr>
+                <w:rFonts w:ascii="Arial" w:hAnsi="Arial" w:eastAsia="Arial"/>
                 <w:sz w:val="18"/>
               </w:rPr>
               <w:t>Load impact process and current workflow_generation_status</w:t>
@@ -1960,11 +2196,15 @@
               <w:keepLines/>
               <w:spacing w:after="0"/>
             </w:pPr>
-            <w:r/>
-            <w:r>
-              <w:rPr>
-                <w:rFonts w:ascii="Arial" w:hAnsi="Arial" w:eastAsia="Arial"/>
-                <w:b w:val="0"/>
+            <w:r>
+              <w:rPr>
+                <w:rFonts w:ascii="Arial" w:hAnsi="Arial" w:eastAsia="Arial"/>
+                <w:sz w:val="18"/>
+              </w:rPr>
+            </w:r>
+            <w:r>
+              <w:rPr>
+                <w:rFonts w:ascii="Arial" w:hAnsi="Arial" w:eastAsia="Arial"/>
                 <w:sz w:val="18"/>
               </w:rPr>
               <w:t>Job 8b ต้องเรียก API/service นี้และไม่ duplicate Gen Flow Gate</w:t>
@@ -1986,11 +2226,15 @@
               <w:keepLines/>
               <w:spacing w:after="0"/>
             </w:pPr>
-            <w:r/>
-            <w:r>
-              <w:rPr>
-                <w:rFonts w:ascii="Arial" w:hAnsi="Arial" w:eastAsia="Arial"/>
-                <w:b w:val="0"/>
+            <w:r>
+              <w:rPr>
+                <w:rFonts w:ascii="Arial" w:hAnsi="Arial" w:eastAsia="Arial"/>
+                <w:sz w:val="18"/>
+              </w:rPr>
+            </w:r>
+            <w:r>
+              <w:rPr>
+                <w:rFonts w:ascii="Arial" w:hAnsi="Arial" w:eastAsia="Arial"/>
                 <w:sz w:val="18"/>
               </w:rPr>
               <w:t>GET /api/v1/workflows/summary</w:t>
@@ -2007,11 +2251,15 @@
               <w:keepLines/>
               <w:spacing w:after="0"/>
             </w:pPr>
-            <w:r/>
-            <w:r>
-              <w:rPr>
-                <w:rFonts w:ascii="Arial" w:hAnsi="Arial" w:eastAsia="Arial"/>
-                <w:b w:val="0"/>
+            <w:r>
+              <w:rPr>
+                <w:rFonts w:ascii="Arial" w:hAnsi="Arial" w:eastAsia="Arial"/>
+                <w:sz w:val="18"/>
+              </w:rPr>
+            </w:r>
+            <w:r>
+              <w:rPr>
+                <w:rFonts w:ascii="Arial" w:hAnsi="Arial" w:eastAsia="Arial"/>
                 <w:sz w:val="18"/>
               </w:rPr>
               <w:t>สรุป W/Y/N และงานค้างต่อ section สำหรับ monitor</w:t>
@@ -2028,11 +2276,15 @@
               <w:keepLines/>
               <w:spacing w:after="0"/>
             </w:pPr>
-            <w:r/>
-            <w:r>
-              <w:rPr>
-                <w:rFonts w:ascii="Arial" w:hAnsi="Arial" w:eastAsia="Arial"/>
-                <w:b w:val="0"/>
+            <w:r>
+              <w:rPr>
+                <w:rFonts w:ascii="Arial" w:hAnsi="Arial" w:eastAsia="Arial"/>
+                <w:sz w:val="18"/>
+              </w:rPr>
+            </w:r>
+            <w:r>
+              <w:rPr>
+                <w:rFonts w:ascii="Arial" w:hAnsi="Arial" w:eastAsia="Arial"/>
                 <w:sz w:val="18"/>
               </w:rPr>
               <w:t>Reject if status is already Y and return existing doc/instance idempotently</w:t>
@@ -2049,11 +2301,15 @@
               <w:keepLines/>
               <w:spacing w:after="0"/>
             </w:pPr>
-            <w:r/>
-            <w:r>
-              <w:rPr>
-                <w:rFonts w:ascii="Arial" w:hAnsi="Arial" w:eastAsia="Arial"/>
-                <w:b w:val="0"/>
+            <w:r>
+              <w:rPr>
+                <w:rFonts w:ascii="Arial" w:hAnsi="Arial" w:eastAsia="Arial"/>
+                <w:sz w:val="18"/>
+              </w:rPr>
+            </w:r>
+            <w:r>
+              <w:rPr>
+                <w:rFonts w:ascii="Arial" w:hAnsi="Arial" w:eastAsia="Arial"/>
                 <w:sz w:val="18"/>
               </w:rPr>
               <w:t>ไม่เรียก K2 REST StartInstance และไม่สร้างไฟล์ BPM06001O/2O/3O</w:t>
@@ -2171,11 +2427,15 @@
               <w:keepLines/>
               <w:spacing w:after="0"/>
             </w:pPr>
-            <w:r/>
-            <w:r>
-              <w:rPr>
-                <w:rFonts w:ascii="Arial" w:hAnsi="Arial" w:eastAsia="Arial"/>
-                <w:b w:val="0"/>
+            <w:r>
+              <w:rPr>
+                <w:rFonts w:ascii="Arial" w:hAnsi="Arial" w:eastAsia="Arial"/>
+                <w:sz w:val="18"/>
+              </w:rPr>
+            </w:r>
+            <w:r>
+              <w:rPr>
+                <w:rFonts w:ascii="Arial" w:hAnsi="Arial" w:eastAsia="Arial"/>
                 <w:sz w:val="18"/>
               </w:rPr>
               <w:t>1</w:t>
@@ -2192,11 +2452,15 @@
               <w:keepLines/>
               <w:spacing w:after="0"/>
             </w:pPr>
-            <w:r/>
-            <w:r>
-              <w:rPr>
-                <w:rFonts w:ascii="Arial" w:hAnsi="Arial" w:eastAsia="Arial"/>
-                <w:b w:val="0"/>
+            <w:r>
+              <w:rPr>
+                <w:rFonts w:ascii="Arial" w:hAnsi="Arial" w:eastAsia="Arial"/>
+                <w:sz w:val="18"/>
+              </w:rPr>
+            </w:r>
+            <w:r>
+              <w:rPr>
+                <w:rFonts w:ascii="Arial" w:hAnsi="Arial" w:eastAsia="Arial"/>
                 <w:sz w:val="18"/>
               </w:rPr>
               <w:t>Validate service token and idempotency key</w:t>
@@ -2213,11 +2477,15 @@
               <w:keepLines/>
               <w:spacing w:after="0"/>
             </w:pPr>
-            <w:r/>
-            <w:r>
-              <w:rPr>
-                <w:rFonts w:ascii="Arial" w:hAnsi="Arial" w:eastAsia="Arial"/>
-                <w:b w:val="0"/>
+            <w:r>
+              <w:rPr>
+                <w:rFonts w:ascii="Arial" w:hAnsi="Arial" w:eastAsia="Arial"/>
+                <w:sz w:val="18"/>
+              </w:rPr>
+            </w:r>
+            <w:r>
+              <w:rPr>
+                <w:rFonts w:ascii="Arial" w:hAnsi="Arial" w:eastAsia="Arial"/>
                 <w:sz w:val="18"/>
               </w:rPr>
               <w:t>gate pass creates workflow</w:t>
@@ -2239,11 +2507,15 @@
               <w:keepLines/>
               <w:spacing w:after="0"/>
             </w:pPr>
-            <w:r/>
-            <w:r>
-              <w:rPr>
-                <w:rFonts w:ascii="Arial" w:hAnsi="Arial" w:eastAsia="Arial"/>
-                <w:b w:val="0"/>
+            <w:r>
+              <w:rPr>
+                <w:rFonts w:ascii="Arial" w:hAnsi="Arial" w:eastAsia="Arial"/>
+                <w:sz w:val="18"/>
+              </w:rPr>
+            </w:r>
+            <w:r>
+              <w:rPr>
+                <w:rFonts w:ascii="Arial" w:hAnsi="Arial" w:eastAsia="Arial"/>
                 <w:sz w:val="18"/>
               </w:rPr>
               <w:t>2</w:t>
@@ -2260,11 +2532,15 @@
               <w:keepLines/>
               <w:spacing w:after="0"/>
             </w:pPr>
-            <w:r/>
-            <w:r>
-              <w:rPr>
-                <w:rFonts w:ascii="Arial" w:hAnsi="Arial" w:eastAsia="Arial"/>
-                <w:b w:val="0"/>
+            <w:r>
+              <w:rPr>
+                <w:rFonts w:ascii="Arial" w:hAnsi="Arial" w:eastAsia="Arial"/>
+                <w:sz w:val="18"/>
+              </w:rPr>
+            </w:r>
+            <w:r>
+              <w:rPr>
+                <w:rFonts w:ascii="Arial" w:hAnsi="Arial" w:eastAsia="Arial"/>
                 <w:sz w:val="18"/>
               </w:rPr>
               <w:t>Load impact process and current workflow_generation_status</w:t>
@@ -2281,11 +2557,15 @@
               <w:keepLines/>
               <w:spacing w:after="0"/>
             </w:pPr>
-            <w:r/>
-            <w:r>
-              <w:rPr>
-                <w:rFonts w:ascii="Arial" w:hAnsi="Arial" w:eastAsia="Arial"/>
-                <w:b w:val="0"/>
+            <w:r>
+              <w:rPr>
+                <w:rFonts w:ascii="Arial" w:hAnsi="Arial" w:eastAsia="Arial"/>
+                <w:sz w:val="18"/>
+              </w:rPr>
+            </w:r>
+            <w:r>
+              <w:rPr>
+                <w:rFonts w:ascii="Arial" w:hAnsi="Arial" w:eastAsia="Arial"/>
                 <w:sz w:val="18"/>
               </w:rPr>
               <w:t>branch type/distance over threshold sets N</w:t>
@@ -2307,11 +2587,15 @@
               <w:keepLines/>
               <w:spacing w:after="0"/>
             </w:pPr>
-            <w:r/>
-            <w:r>
-              <w:rPr>
-                <w:rFonts w:ascii="Arial" w:hAnsi="Arial" w:eastAsia="Arial"/>
-                <w:b w:val="0"/>
+            <w:r>
+              <w:rPr>
+                <w:rFonts w:ascii="Arial" w:hAnsi="Arial" w:eastAsia="Arial"/>
+                <w:sz w:val="18"/>
+              </w:rPr>
+            </w:r>
+            <w:r>
+              <w:rPr>
+                <w:rFonts w:ascii="Arial" w:hAnsi="Arial" w:eastAsia="Arial"/>
                 <w:sz w:val="18"/>
               </w:rPr>
               <w:t>3</w:t>
@@ -2328,11 +2612,15 @@
               <w:keepLines/>
               <w:spacing w:after="0"/>
             </w:pPr>
-            <w:r/>
-            <w:r>
-              <w:rPr>
-                <w:rFonts w:ascii="Arial" w:hAnsi="Arial" w:eastAsia="Arial"/>
-                <w:b w:val="0"/>
+            <w:r>
+              <w:rPr>
+                <w:rFonts w:ascii="Arial" w:hAnsi="Arial" w:eastAsia="Arial"/>
+                <w:sz w:val="18"/>
+              </w:rPr>
+            </w:r>
+            <w:r>
+              <w:rPr>
+                <w:rFonts w:ascii="Arial" w:hAnsi="Arial" w:eastAsia="Arial"/>
                 <w:sz w:val="18"/>
               </w:rPr>
               <w:t>Reject if status is already Y and return existing doc/instance idempotently</w:t>
@@ -2349,11 +2637,15 @@
               <w:keepLines/>
               <w:spacing w:after="0"/>
             </w:pPr>
-            <w:r/>
-            <w:r>
-              <w:rPr>
-                <w:rFonts w:ascii="Arial" w:hAnsi="Arial" w:eastAsia="Arial"/>
-                <w:b w:val="0"/>
+            <w:r>
+              <w:rPr>
+                <w:rFonts w:ascii="Arial" w:hAnsi="Arial" w:eastAsia="Arial"/>
+                <w:sz w:val="18"/>
+              </w:rPr>
+            </w:r>
+            <w:r>
+              <w:rPr>
+                <w:rFonts w:ascii="Arial" w:hAnsi="Arial" w:eastAsia="Arial"/>
                 <w:sz w:val="18"/>
               </w:rPr>
               <w:t>distance NULL keeps W</w:t>
@@ -2375,11 +2667,15 @@
               <w:keepLines/>
               <w:spacing w:after="0"/>
             </w:pPr>
-            <w:r/>
-            <w:r>
-              <w:rPr>
-                <w:rFonts w:ascii="Arial" w:hAnsi="Arial" w:eastAsia="Arial"/>
-                <w:b w:val="0"/>
+            <w:r>
+              <w:rPr>
+                <w:rFonts w:ascii="Arial" w:hAnsi="Arial" w:eastAsia="Arial"/>
+                <w:sz w:val="18"/>
+              </w:rPr>
+            </w:r>
+            <w:r>
+              <w:rPr>
+                <w:rFonts w:ascii="Arial" w:hAnsi="Arial" w:eastAsia="Arial"/>
                 <w:sz w:val="18"/>
               </w:rPr>
               <w:t>4</w:t>
@@ -2396,11 +2692,15 @@
               <w:keepLines/>
               <w:spacing w:after="0"/>
             </w:pPr>
-            <w:r/>
-            <w:r>
-              <w:rPr>
-                <w:rFonts w:ascii="Arial" w:hAnsi="Arial" w:eastAsia="Arial"/>
-                <w:b w:val="0"/>
+            <w:r>
+              <w:rPr>
+                <w:rFonts w:ascii="Arial" w:hAnsi="Arial" w:eastAsia="Arial"/>
+                <w:sz w:val="18"/>
+              </w:rPr>
+            </w:r>
+            <w:r>
+              <w:rPr>
+                <w:rFonts w:ascii="Arial" w:hAnsi="Arial" w:eastAsia="Arial"/>
                 <w:sz w:val="18"/>
               </w:rPr>
               <w:t>Evaluate Gen Flow Gate in one service: status W, branch type allowlist, DV present, juristic different, growth_rate_diff &lt;= -10, sales_status in Y/N</w:t>
@@ -2417,11 +2717,15 @@
               <w:keepLines/>
               <w:spacing w:after="0"/>
             </w:pPr>
-            <w:r/>
-            <w:r>
-              <w:rPr>
-                <w:rFonts w:ascii="Arial" w:hAnsi="Arial" w:eastAsia="Arial"/>
-                <w:b w:val="0"/>
+            <w:r>
+              <w:rPr>
+                <w:rFonts w:ascii="Arial" w:hAnsi="Arial" w:eastAsia="Arial"/>
+                <w:sz w:val="18"/>
+              </w:rPr>
+            </w:r>
+            <w:r>
+              <w:rPr>
+                <w:rFonts w:ascii="Arial" w:hAnsi="Arial" w:eastAsia="Arial"/>
                 <w:sz w:val="18"/>
               </w:rPr>
               <w:t>missing DV sets N</w:t>
@@ -2443,11 +2747,15 @@
               <w:keepLines/>
               <w:spacing w:after="0"/>
             </w:pPr>
-            <w:r/>
-            <w:r>
-              <w:rPr>
-                <w:rFonts w:ascii="Arial" w:hAnsi="Arial" w:eastAsia="Arial"/>
-                <w:b w:val="0"/>
+            <w:r>
+              <w:rPr>
+                <w:rFonts w:ascii="Arial" w:hAnsi="Arial" w:eastAsia="Arial"/>
+                <w:sz w:val="18"/>
+              </w:rPr>
+            </w:r>
+            <w:r>
+              <w:rPr>
+                <w:rFonts w:ascii="Arial" w:hAnsi="Arial" w:eastAsia="Arial"/>
                 <w:sz w:val="18"/>
               </w:rPr>
               <w:t>5</w:t>
@@ -2464,11 +2772,15 @@
               <w:keepLines/>
               <w:spacing w:after="0"/>
             </w:pPr>
-            <w:r/>
-            <w:r>
-              <w:rPr>
-                <w:rFonts w:ascii="Arial" w:hAnsi="Arial" w:eastAsia="Arial"/>
-                <w:b w:val="0"/>
+            <w:r>
+              <w:rPr>
+                <w:rFonts w:ascii="Arial" w:hAnsi="Arial" w:eastAsia="Arial"/>
+                <w:sz w:val="18"/>
+              </w:rPr>
+            </w:r>
+            <w:r>
+              <w:rPr>
+                <w:rFonts w:ascii="Arial" w:hAnsi="Arial" w:eastAsia="Arial"/>
                 <w:sz w:val="18"/>
               </w:rPr>
               <w:t>If branch type is outside allowlist, distance exceeds threshold, DV is missing, juristic is the same, or growth_rate_diff &gt; -10, update workflow_generation_status=N and return 200 with permanent-skip reason</w:t>
@@ -2485,11 +2797,15 @@
               <w:keepLines/>
               <w:spacing w:after="0"/>
             </w:pPr>
-            <w:r/>
-            <w:r>
-              <w:rPr>
-                <w:rFonts w:ascii="Arial" w:hAnsi="Arial" w:eastAsia="Arial"/>
-                <w:b w:val="0"/>
+            <w:r>
+              <w:rPr>
+                <w:rFonts w:ascii="Arial" w:hAnsi="Arial" w:eastAsia="Arial"/>
+                <w:sz w:val="18"/>
+              </w:rPr>
+            </w:r>
+            <w:r>
+              <w:rPr>
+                <w:rFonts w:ascii="Arial" w:hAnsi="Arial" w:eastAsia="Arial"/>
                 <w:sz w:val="18"/>
               </w:rPr>
               <w:t>same juristic sets N</w:t>
@@ -2511,11 +2827,15 @@
               <w:keepLines/>
               <w:spacing w:after="0"/>
             </w:pPr>
-            <w:r/>
-            <w:r>
-              <w:rPr>
-                <w:rFonts w:ascii="Arial" w:hAnsi="Arial" w:eastAsia="Arial"/>
-                <w:b w:val="0"/>
+            <w:r>
+              <w:rPr>
+                <w:rFonts w:ascii="Arial" w:hAnsi="Arial" w:eastAsia="Arial"/>
+                <w:sz w:val="18"/>
+              </w:rPr>
+            </w:r>
+            <w:r>
+              <w:rPr>
+                <w:rFonts w:ascii="Arial" w:hAnsi="Arial" w:eastAsia="Arial"/>
                 <w:sz w:val="18"/>
               </w:rPr>
               <w:t>6</w:t>
@@ -2532,11 +2852,15 @@
               <w:keepLines/>
               <w:spacing w:after="0"/>
             </w:pPr>
-            <w:r/>
-            <w:r>
-              <w:rPr>
-                <w:rFonts w:ascii="Arial" w:hAnsi="Arial" w:eastAsia="Arial"/>
-                <w:b w:val="0"/>
+            <w:r>
+              <w:rPr>
+                <w:rFonts w:ascii="Arial" w:hAnsi="Arial" w:eastAsia="Arial"/>
+                <w:sz w:val="18"/>
+              </w:rPr>
+            </w:r>
+            <w:r>
+              <w:rPr>
+                <w:rFonts w:ascii="Arial" w:hAnsi="Arial" w:eastAsia="Arial"/>
                 <w:sz w:val="18"/>
               </w:rPr>
               <w:t>If distance/juristic/growth data is NULL or sales_status is not ready, keep workflow_generation_status=W and return 422 reason so Job 8b can rerun</w:t>
@@ -2553,11 +2877,15 @@
               <w:keepLines/>
               <w:spacing w:after="0"/>
             </w:pPr>
-            <w:r/>
-            <w:r>
-              <w:rPr>
-                <w:rFonts w:ascii="Arial" w:hAnsi="Arial" w:eastAsia="Arial"/>
-                <w:b w:val="0"/>
+            <w:r>
+              <w:rPr>
+                <w:rFonts w:ascii="Arial" w:hAnsi="Arial" w:eastAsia="Arial"/>
+                <w:sz w:val="18"/>
+              </w:rPr>
+            </w:r>
+            <w:r>
+              <w:rPr>
+                <w:rFonts w:ascii="Arial" w:hAnsi="Arial" w:eastAsia="Arial"/>
                 <w:sz w:val="18"/>
               </w:rPr>
               <w:t>growth NULL keeps W but growth &gt; -10 sets N</w:t>
@@ -2579,11 +2907,15 @@
               <w:keepLines/>
               <w:spacing w:after="0"/>
             </w:pPr>
-            <w:r/>
-            <w:r>
-              <w:rPr>
-                <w:rFonts w:ascii="Arial" w:hAnsi="Arial" w:eastAsia="Arial"/>
-                <w:b w:val="0"/>
+            <w:r>
+              <w:rPr>
+                <w:rFonts w:ascii="Arial" w:hAnsi="Arial" w:eastAsia="Arial"/>
+                <w:sz w:val="18"/>
+              </w:rPr>
+            </w:r>
+            <w:r>
+              <w:rPr>
+                <w:rFonts w:ascii="Arial" w:hAnsi="Arial" w:eastAsia="Arial"/>
                 <w:sz w:val="18"/>
               </w:rPr>
               <w:t>7</w:t>
@@ -2600,14 +2932,18 @@
               <w:keepLines/>
               <w:spacing w:after="0"/>
             </w:pPr>
-            <w:r/>
-            <w:r>
-              <w:rPr>
-                <w:rFonts w:ascii="Arial" w:hAnsi="Arial" w:eastAsia="Arial"/>
-                <w:b w:val="0"/>
-                <w:sz w:val="18"/>
-              </w:rPr>
-              <w:t>If gate passes, require compensation_documents from Job 8, open workflow via @srm/glb-workflow (initializeWorkflow + addPreparedApprover state 06), then update fgi_impact_processes.workflow_generation_status=Y in one transaction</w:t>
+            <w:r>
+              <w:rPr>
+                <w:rFonts w:ascii="Arial" w:hAnsi="Arial" w:eastAsia="Arial"/>
+                <w:sz w:val="18"/>
+              </w:rPr>
+            </w:r>
+            <w:r>
+              <w:rPr>
+                <w:rFonts w:ascii="Arial" w:hAnsi="Arial" w:eastAsia="Arial"/>
+                <w:sz w:val="18"/>
+              </w:rPr>
+              <w:t>If gate passes, require compensation_documents from Job 8, open workflow via @srm/glb-workflow (initialize + add-prepared-approver at state 06 — function names UNCONFIRMED, 3 conflicting sets), then update fgi_impact_processes.workflow_generation_status=Y in one transaction</w:t>
             </w:r>
           </w:p>
         </w:tc>
@@ -2621,11 +2957,15 @@
               <w:keepLines/>
               <w:spacing w:after="0"/>
             </w:pPr>
-            <w:r/>
-            <w:r>
-              <w:rPr>
-                <w:rFonts w:ascii="Arial" w:hAnsi="Arial" w:eastAsia="Arial"/>
-                <w:b w:val="0"/>
+            <w:r>
+              <w:rPr>
+                <w:rFonts w:ascii="Arial" w:hAnsi="Arial" w:eastAsia="Arial"/>
+                <w:sz w:val="18"/>
+              </w:rPr>
+            </w:r>
+            <w:r>
+              <w:rPr>
+                <w:rFonts w:ascii="Arial" w:hAnsi="Arial" w:eastAsia="Arial"/>
                 <w:sz w:val="18"/>
               </w:rPr>
               <w:t>sales status NULL keeps W</w:t>
@@ -2647,11 +2987,15 @@
               <w:keepLines/>
               <w:spacing w:after="0"/>
             </w:pPr>
-            <w:r/>
-            <w:r>
-              <w:rPr>
-                <w:rFonts w:ascii="Arial" w:hAnsi="Arial" w:eastAsia="Arial"/>
-                <w:b w:val="0"/>
+            <w:r>
+              <w:rPr>
+                <w:rFonts w:ascii="Arial" w:hAnsi="Arial" w:eastAsia="Arial"/>
+                <w:sz w:val="18"/>
+              </w:rPr>
+            </w:r>
+            <w:r>
+              <w:rPr>
+                <w:rFonts w:ascii="Arial" w:hAnsi="Arial" w:eastAsia="Arial"/>
                 <w:sz w:val="18"/>
               </w:rPr>
               <w:t>8</w:t>
@@ -2668,11 +3012,15 @@
               <w:keepLines/>
               <w:spacing w:after="0"/>
             </w:pPr>
-            <w:r/>
-            <w:r>
-              <w:rPr>
-                <w:rFonts w:ascii="Arial" w:hAnsi="Arial" w:eastAsia="Arial"/>
-                <w:b w:val="0"/>
+            <w:r>
+              <w:rPr>
+                <w:rFonts w:ascii="Arial" w:hAnsi="Arial" w:eastAsia="Arial"/>
+                <w:sz w:val="18"/>
+              </w:rPr>
+            </w:r>
+            <w:r>
+              <w:rPr>
+                <w:rFonts w:ascii="Arial" w:hAnsi="Arial" w:eastAsia="Arial"/>
                 <w:sz w:val="18"/>
               </w:rPr>
               <w:t>Enqueue notification summary outside transaction after commit</w:t>
@@ -2689,11 +3037,15 @@
               <w:keepLines/>
               <w:spacing w:after="0"/>
             </w:pPr>
-            <w:r/>
-            <w:r>
-              <w:rPr>
-                <w:rFonts w:ascii="Arial" w:hAnsi="Arial" w:eastAsia="Arial"/>
-                <w:b w:val="0"/>
+            <w:r>
+              <w:rPr>
+                <w:rFonts w:ascii="Arial" w:hAnsi="Arial" w:eastAsia="Arial"/>
+                <w:sz w:val="18"/>
+              </w:rPr>
+            </w:r>
+            <w:r>
+              <w:rPr>
+                <w:rFonts w:ascii="Arial" w:hAnsi="Arial" w:eastAsia="Arial"/>
                 <w:sz w:val="18"/>
               </w:rPr>
               <w:t>duplicate request returns existing instance</w:t>
@@ -2834,11 +3186,15 @@
               <w:keepLines/>
               <w:spacing w:after="0"/>
             </w:pPr>
-            <w:r/>
-            <w:r>
-              <w:rPr>
-                <w:rFonts w:ascii="Arial" w:hAnsi="Arial" w:eastAsia="Arial"/>
-                <w:b w:val="0"/>
+            <w:r>
+              <w:rPr>
+                <w:rFonts w:ascii="Arial" w:hAnsi="Arial" w:eastAsia="Arial"/>
+                <w:sz w:val="18"/>
+              </w:rPr>
+            </w:r>
+            <w:r>
+              <w:rPr>
+                <w:rFonts w:ascii="Arial" w:hAnsi="Arial" w:eastAsia="Arial"/>
                 <w:sz w:val="18"/>
               </w:rPr>
               <w:t>Open workflow</w:t>
@@ -2855,11 +3211,15 @@
               <w:keepLines/>
               <w:spacing w:after="0"/>
             </w:pPr>
-            <w:r/>
-            <w:r>
-              <w:rPr>
-                <w:rFonts w:ascii="Arial" w:hAnsi="Arial" w:eastAsia="Arial"/>
-                <w:b w:val="0"/>
+            <w:r>
+              <w:rPr>
+                <w:rFonts w:ascii="Arial" w:hAnsi="Arial" w:eastAsia="Arial"/>
+                <w:sz w:val="18"/>
+              </w:rPr>
+            </w:r>
+            <w:r>
+              <w:rPr>
+                <w:rFonts w:ascii="Arial" w:hAnsi="Arial" w:eastAsia="Arial"/>
                 <w:sz w:val="18"/>
               </w:rPr>
               <w:t>POST</w:t>
@@ -2876,11 +3236,15 @@
               <w:keepLines/>
               <w:spacing w:after="0"/>
             </w:pPr>
-            <w:r/>
-            <w:r>
-              <w:rPr>
-                <w:rFonts w:ascii="Arial" w:hAnsi="Arial" w:eastAsia="Arial"/>
-                <w:b w:val="0"/>
+            <w:r>
+              <w:rPr>
+                <w:rFonts w:ascii="Arial" w:hAnsi="Arial" w:eastAsia="Arial"/>
+                <w:sz w:val="18"/>
+              </w:rPr>
+            </w:r>
+            <w:r>
+              <w:rPr>
+                <w:rFonts w:ascii="Arial" w:hAnsi="Arial" w:eastAsia="Arial"/>
                 <w:sz w:val="18"/>
               </w:rPr>
               <w:t>workflowInstance.service.openFromImpact</w:t>
@@ -2897,11 +3261,15 @@
               <w:keepLines/>
               <w:spacing w:after="0"/>
             </w:pPr>
-            <w:r/>
-            <w:r>
-              <w:rPr>
-                <w:rFonts w:ascii="Arial" w:hAnsi="Arial" w:eastAsia="Arial"/>
-                <w:b w:val="0"/>
+            <w:r>
+              <w:rPr>
+                <w:rFonts w:ascii="Arial" w:hAnsi="Arial" w:eastAsia="Arial"/>
+                <w:sz w:val="18"/>
+              </w:rPr>
+            </w:r>
+            <w:r>
+              <w:rPr>
+                <w:rFonts w:ascii="Arial" w:hAnsi="Arial" w:eastAsia="Arial"/>
                 <w:sz w:val="18"/>
               </w:rPr>
               <w:t>ผ่าน gate แล้วสร้าง/คืน instance</w:t>
@@ -2923,11 +3291,15 @@
               <w:keepLines/>
               <w:spacing w:after="0"/>
             </w:pPr>
-            <w:r/>
-            <w:r>
-              <w:rPr>
-                <w:rFonts w:ascii="Arial" w:hAnsi="Arial" w:eastAsia="Arial"/>
-                <w:b w:val="0"/>
+            <w:r>
+              <w:rPr>
+                <w:rFonts w:ascii="Arial" w:hAnsi="Arial" w:eastAsia="Arial"/>
+                <w:sz w:val="18"/>
+              </w:rPr>
+            </w:r>
+            <w:r>
+              <w:rPr>
+                <w:rFonts w:ascii="Arial" w:hAnsi="Arial" w:eastAsia="Arial"/>
                 <w:sz w:val="18"/>
               </w:rPr>
               <w:t>Check status</w:t>
@@ -2944,11 +3316,15 @@
               <w:keepLines/>
               <w:spacing w:after="0"/>
             </w:pPr>
-            <w:r/>
-            <w:r>
-              <w:rPr>
-                <w:rFonts w:ascii="Arial" w:hAnsi="Arial" w:eastAsia="Arial"/>
-                <w:b w:val="0"/>
+            <w:r>
+              <w:rPr>
+                <w:rFonts w:ascii="Arial" w:hAnsi="Arial" w:eastAsia="Arial"/>
+                <w:sz w:val="18"/>
+              </w:rPr>
+            </w:r>
+            <w:r>
+              <w:rPr>
+                <w:rFonts w:ascii="Arial" w:hAnsi="Arial" w:eastAsia="Arial"/>
                 <w:sz w:val="18"/>
               </w:rPr>
               <w:t>GET</w:t>
@@ -2965,11 +3341,15 @@
               <w:keepLines/>
               <w:spacing w:after="0"/>
             </w:pPr>
-            <w:r/>
-            <w:r>
-              <w:rPr>
-                <w:rFonts w:ascii="Arial" w:hAnsi="Arial" w:eastAsia="Arial"/>
-                <w:b w:val="0"/>
+            <w:r>
+              <w:rPr>
+                <w:rFonts w:ascii="Arial" w:hAnsi="Arial" w:eastAsia="Arial"/>
+                <w:sz w:val="18"/>
+              </w:rPr>
+            </w:r>
+            <w:r>
+              <w:rPr>
+                <w:rFonts w:ascii="Arial" w:hAnsi="Arial" w:eastAsia="Arial"/>
                 <w:sz w:val="18"/>
               </w:rPr>
               <w:t>/api/v1/workflows/instances/{id}</w:t>
@@ -2986,11 +3366,15 @@
               <w:keepLines/>
               <w:spacing w:after="0"/>
             </w:pPr>
-            <w:r/>
-            <w:r>
-              <w:rPr>
-                <w:rFonts w:ascii="Arial" w:hAnsi="Arial" w:eastAsia="Arial"/>
-                <w:b w:val="0"/>
+            <w:r>
+              <w:rPr>
+                <w:rFonts w:ascii="Arial" w:hAnsi="Arial" w:eastAsia="Arial"/>
+                <w:sz w:val="18"/>
+              </w:rPr>
+            </w:r>
+            <w:r>
+              <w:rPr>
+                <w:rFonts w:ascii="Arial" w:hAnsi="Arial" w:eastAsia="Arial"/>
                 <w:sz w:val="18"/>
               </w:rPr>
               <w:t>อ่าน instance status</w:t>
@@ -3012,11 +3396,15 @@
               <w:keepLines/>
               <w:spacing w:after="0"/>
             </w:pPr>
-            <w:r/>
-            <w:r>
-              <w:rPr>
-                <w:rFonts w:ascii="Arial" w:hAnsi="Arial" w:eastAsia="Arial"/>
-                <w:b w:val="0"/>
+            <w:r>
+              <w:rPr>
+                <w:rFonts w:ascii="Arial" w:hAnsi="Arial" w:eastAsia="Arial"/>
+                <w:sz w:val="18"/>
+              </w:rPr>
+            </w:r>
+            <w:r>
+              <w:rPr>
+                <w:rFonts w:ascii="Arial" w:hAnsi="Arial" w:eastAsia="Arial"/>
                 <w:sz w:val="18"/>
               </w:rPr>
               <w:t>Summary</w:t>
@@ -3033,11 +3421,15 @@
               <w:keepLines/>
               <w:spacing w:after="0"/>
             </w:pPr>
-            <w:r/>
-            <w:r>
-              <w:rPr>
-                <w:rFonts w:ascii="Arial" w:hAnsi="Arial" w:eastAsia="Arial"/>
-                <w:b w:val="0"/>
+            <w:r>
+              <w:rPr>
+                <w:rFonts w:ascii="Arial" w:hAnsi="Arial" w:eastAsia="Arial"/>
+                <w:sz w:val="18"/>
+              </w:rPr>
+            </w:r>
+            <w:r>
+              <w:rPr>
+                <w:rFonts w:ascii="Arial" w:hAnsi="Arial" w:eastAsia="Arial"/>
                 <w:sz w:val="18"/>
               </w:rPr>
               <w:t>GET</w:t>
@@ -3054,11 +3446,15 @@
               <w:keepLines/>
               <w:spacing w:after="0"/>
             </w:pPr>
-            <w:r/>
-            <w:r>
-              <w:rPr>
-                <w:rFonts w:ascii="Arial" w:hAnsi="Arial" w:eastAsia="Arial"/>
-                <w:b w:val="0"/>
+            <w:r>
+              <w:rPr>
+                <w:rFonts w:ascii="Arial" w:hAnsi="Arial" w:eastAsia="Arial"/>
+                <w:sz w:val="18"/>
+              </w:rPr>
+            </w:r>
+            <w:r>
+              <w:rPr>
+                <w:rFonts w:ascii="Arial" w:hAnsi="Arial" w:eastAsia="Arial"/>
                 <w:sz w:val="18"/>
               </w:rPr>
               <w:t>/api/v1/workflows/summary</w:t>
@@ -3075,11 +3471,15 @@
               <w:keepLines/>
               <w:spacing w:after="0"/>
             </w:pPr>
-            <w:r/>
-            <w:r>
-              <w:rPr>
-                <w:rFonts w:ascii="Arial" w:hAnsi="Arial" w:eastAsia="Arial"/>
-                <w:b w:val="0"/>
+            <w:r>
+              <w:rPr>
+                <w:rFonts w:ascii="Arial" w:hAnsi="Arial" w:eastAsia="Arial"/>
+                <w:sz w:val="18"/>
+              </w:rPr>
+            </w:r>
+            <w:r>
+              <w:rPr>
+                <w:rFonts w:ascii="Arial" w:hAnsi="Arial" w:eastAsia="Arial"/>
                 <w:sz w:val="18"/>
               </w:rPr>
               <w:t>ตัวเลข W/Y/N และงานค้างต่อ section</w:t>
@@ -3322,11 +3722,15 @@
               <w:keepLines/>
               <w:spacing w:after="0"/>
             </w:pPr>
-            <w:r/>
-            <w:r>
-              <w:rPr>
-                <w:rFonts w:ascii="Arial" w:hAnsi="Arial" w:eastAsia="Arial"/>
-                <w:b w:val="0"/>
+            <w:r>
+              <w:rPr>
+                <w:rFonts w:ascii="Arial" w:hAnsi="Arial" w:eastAsia="Arial"/>
+                <w:sz w:val="18"/>
+              </w:rPr>
+            </w:r>
+            <w:r>
+              <w:rPr>
+                <w:rFonts w:ascii="Arial" w:hAnsi="Arial" w:eastAsia="Arial"/>
                 <w:sz w:val="18"/>
               </w:rPr>
               <w:t>impactProcessId</w:t>
@@ -3343,11 +3747,15 @@
               <w:keepLines/>
               <w:spacing w:after="0"/>
             </w:pPr>
-            <w:r/>
-            <w:r>
-              <w:rPr>
-                <w:rFonts w:ascii="Arial" w:hAnsi="Arial" w:eastAsia="Arial"/>
-                <w:b w:val="0"/>
+            <w:r>
+              <w:rPr>
+                <w:rFonts w:ascii="Arial" w:hAnsi="Arial" w:eastAsia="Arial"/>
+                <w:sz w:val="18"/>
+              </w:rPr>
+            </w:r>
+            <w:r>
+              <w:rPr>
+                <w:rFonts w:ascii="Arial" w:hAnsi="Arial" w:eastAsia="Arial"/>
                 <w:sz w:val="18"/>
               </w:rPr>
               <w:t>integer</w:t>
@@ -3364,11 +3772,15 @@
               <w:keepLines/>
               <w:spacing w:after="0"/>
             </w:pPr>
-            <w:r/>
-            <w:r>
-              <w:rPr>
-                <w:rFonts w:ascii="Arial" w:hAnsi="Arial" w:eastAsia="Arial"/>
-                <w:b w:val="0"/>
+            <w:r>
+              <w:rPr>
+                <w:rFonts w:ascii="Arial" w:hAnsi="Arial" w:eastAsia="Arial"/>
+                <w:sz w:val="18"/>
+              </w:rPr>
+            </w:r>
+            <w:r>
+              <w:rPr>
+                <w:rFonts w:ascii="Arial" w:hAnsi="Arial" w:eastAsia="Arial"/>
                 <w:sz w:val="18"/>
               </w:rPr>
               <w:t>Yes</w:t>
@@ -3385,11 +3797,15 @@
               <w:keepLines/>
               <w:spacing w:after="0"/>
             </w:pPr>
-            <w:r/>
-            <w:r>
-              <w:rPr>
-                <w:rFonts w:ascii="Arial" w:hAnsi="Arial" w:eastAsia="Arial"/>
-                <w:b w:val="0"/>
+            <w:r>
+              <w:rPr>
+                <w:rFonts w:ascii="Arial" w:hAnsi="Arial" w:eastAsia="Arial"/>
+                <w:sz w:val="18"/>
+              </w:rPr>
+            </w:r>
+            <w:r>
+              <w:rPr>
+                <w:rFonts w:ascii="Arial" w:hAnsi="Arial" w:eastAsia="Arial"/>
                 <w:sz w:val="18"/>
               </w:rPr>
               <w:t>UTF-8; use value domain described by endpoint purpose</w:t>
@@ -3411,11 +3827,15 @@
               <w:keepLines/>
               <w:spacing w:after="0"/>
             </w:pPr>
-            <w:r/>
-            <w:r>
-              <w:rPr>
-                <w:rFonts w:ascii="Arial" w:hAnsi="Arial" w:eastAsia="Arial"/>
-                <w:b w:val="0"/>
+            <w:r>
+              <w:rPr>
+                <w:rFonts w:ascii="Arial" w:hAnsi="Arial" w:eastAsia="Arial"/>
+                <w:sz w:val="18"/>
+              </w:rPr>
+            </w:r>
+            <w:r>
+              <w:rPr>
+                <w:rFonts w:ascii="Arial" w:hAnsi="Arial" w:eastAsia="Arial"/>
                 <w:sz w:val="18"/>
               </w:rPr>
               <w:t>sourceJobNo</w:t>
@@ -3432,11 +3852,15 @@
               <w:keepLines/>
               <w:spacing w:after="0"/>
             </w:pPr>
-            <w:r/>
-            <w:r>
-              <w:rPr>
-                <w:rFonts w:ascii="Arial" w:hAnsi="Arial" w:eastAsia="Arial"/>
-                <w:b w:val="0"/>
+            <w:r>
+              <w:rPr>
+                <w:rFonts w:ascii="Arial" w:hAnsi="Arial" w:eastAsia="Arial"/>
+                <w:sz w:val="18"/>
+              </w:rPr>
+            </w:r>
+            <w:r>
+              <w:rPr>
+                <w:rFonts w:ascii="Arial" w:hAnsi="Arial" w:eastAsia="Arial"/>
                 <w:sz w:val="18"/>
               </w:rPr>
               <w:t>string</w:t>
@@ -3453,11 +3877,15 @@
               <w:keepLines/>
               <w:spacing w:after="0"/>
             </w:pPr>
-            <w:r/>
-            <w:r>
-              <w:rPr>
-                <w:rFonts w:ascii="Arial" w:hAnsi="Arial" w:eastAsia="Arial"/>
-                <w:b w:val="0"/>
+            <w:r>
+              <w:rPr>
+                <w:rFonts w:ascii="Arial" w:hAnsi="Arial" w:eastAsia="Arial"/>
+                <w:sz w:val="18"/>
+              </w:rPr>
+            </w:r>
+            <w:r>
+              <w:rPr>
+                <w:rFonts w:ascii="Arial" w:hAnsi="Arial" w:eastAsia="Arial"/>
                 <w:sz w:val="18"/>
               </w:rPr>
               <w:t>Yes</w:t>
@@ -3474,11 +3902,15 @@
               <w:keepLines/>
               <w:spacing w:after="0"/>
             </w:pPr>
-            <w:r/>
-            <w:r>
-              <w:rPr>
-                <w:rFonts w:ascii="Arial" w:hAnsi="Arial" w:eastAsia="Arial"/>
-                <w:b w:val="0"/>
+            <w:r>
+              <w:rPr>
+                <w:rFonts w:ascii="Arial" w:hAnsi="Arial" w:eastAsia="Arial"/>
+                <w:sz w:val="18"/>
+              </w:rPr>
+            </w:r>
+            <w:r>
+              <w:rPr>
+                <w:rFonts w:ascii="Arial" w:hAnsi="Arial" w:eastAsia="Arial"/>
                 <w:sz w:val="18"/>
               </w:rPr>
               <w:t>UTF-8; use value domain described by endpoint purpose</w:t>
@@ -3500,11 +3932,15 @@
               <w:keepLines/>
               <w:spacing w:after="0"/>
             </w:pPr>
-            <w:r/>
-            <w:r>
-              <w:rPr>
-                <w:rFonts w:ascii="Arial" w:hAnsi="Arial" w:eastAsia="Arial"/>
-                <w:b w:val="0"/>
+            <w:r>
+              <w:rPr>
+                <w:rFonts w:ascii="Arial" w:hAnsi="Arial" w:eastAsia="Arial"/>
+                <w:sz w:val="18"/>
+              </w:rPr>
+            </w:r>
+            <w:r>
+              <w:rPr>
+                <w:rFonts w:ascii="Arial" w:hAnsi="Arial" w:eastAsia="Arial"/>
                 <w:sz w:val="18"/>
               </w:rPr>
               <w:t>requestId</w:t>
@@ -3521,11 +3957,15 @@
               <w:keepLines/>
               <w:spacing w:after="0"/>
             </w:pPr>
-            <w:r/>
-            <w:r>
-              <w:rPr>
-                <w:rFonts w:ascii="Arial" w:hAnsi="Arial" w:eastAsia="Arial"/>
-                <w:b w:val="0"/>
+            <w:r>
+              <w:rPr>
+                <w:rFonts w:ascii="Arial" w:hAnsi="Arial" w:eastAsia="Arial"/>
+                <w:sz w:val="18"/>
+              </w:rPr>
+            </w:r>
+            <w:r>
+              <w:rPr>
+                <w:rFonts w:ascii="Arial" w:hAnsi="Arial" w:eastAsia="Arial"/>
                 <w:sz w:val="18"/>
               </w:rPr>
               <w:t>string</w:t>
@@ -3542,11 +3982,15 @@
               <w:keepLines/>
               <w:spacing w:after="0"/>
             </w:pPr>
-            <w:r/>
-            <w:r>
-              <w:rPr>
-                <w:rFonts w:ascii="Arial" w:hAnsi="Arial" w:eastAsia="Arial"/>
-                <w:b w:val="0"/>
+            <w:r>
+              <w:rPr>
+                <w:rFonts w:ascii="Arial" w:hAnsi="Arial" w:eastAsia="Arial"/>
+                <w:sz w:val="18"/>
+              </w:rPr>
+            </w:r>
+            <w:r>
+              <w:rPr>
+                <w:rFonts w:ascii="Arial" w:hAnsi="Arial" w:eastAsia="Arial"/>
                 <w:sz w:val="18"/>
               </w:rPr>
               <w:t>Yes</w:t>
@@ -3563,11 +4007,15 @@
               <w:keepLines/>
               <w:spacing w:after="0"/>
             </w:pPr>
-            <w:r/>
-            <w:r>
-              <w:rPr>
-                <w:rFonts w:ascii="Arial" w:hAnsi="Arial" w:eastAsia="Arial"/>
-                <w:b w:val="0"/>
+            <w:r>
+              <w:rPr>
+                <w:rFonts w:ascii="Arial" w:hAnsi="Arial" w:eastAsia="Arial"/>
+                <w:sz w:val="18"/>
+              </w:rPr>
+            </w:r>
+            <w:r>
+              <w:rPr>
+                <w:rFonts w:ascii="Arial" w:hAnsi="Arial" w:eastAsia="Arial"/>
                 <w:sz w:val="18"/>
               </w:rPr>
               <w:t>UTF-8; use value domain described by endpoint purpose</w:t>
@@ -3786,11 +4234,15 @@
               <w:keepLines/>
               <w:spacing w:after="0"/>
             </w:pPr>
-            <w:r/>
-            <w:r>
-              <w:rPr>
-                <w:rFonts w:ascii="Arial" w:hAnsi="Arial" w:eastAsia="Arial"/>
-                <w:b w:val="0"/>
+            <w:r>
+              <w:rPr>
+                <w:rFonts w:ascii="Arial" w:hAnsi="Arial" w:eastAsia="Arial"/>
+                <w:sz w:val="18"/>
+              </w:rPr>
+            </w:r>
+            <w:r>
+              <w:rPr>
+                <w:rFonts w:ascii="Arial" w:hAnsi="Arial" w:eastAsia="Arial"/>
                 <w:sz w:val="18"/>
               </w:rPr>
               <w:t>docNo</w:t>
@@ -3807,11 +4259,15 @@
               <w:keepLines/>
               <w:spacing w:after="0"/>
             </w:pPr>
-            <w:r/>
-            <w:r>
-              <w:rPr>
-                <w:rFonts w:ascii="Arial" w:hAnsi="Arial" w:eastAsia="Arial"/>
-                <w:b w:val="0"/>
+            <w:r>
+              <w:rPr>
+                <w:rFonts w:ascii="Arial" w:hAnsi="Arial" w:eastAsia="Arial"/>
+                <w:sz w:val="18"/>
+              </w:rPr>
+            </w:r>
+            <w:r>
+              <w:rPr>
+                <w:rFonts w:ascii="Arial" w:hAnsi="Arial" w:eastAsia="Arial"/>
                 <w:sz w:val="18"/>
               </w:rPr>
               <w:t>string</w:t>
@@ -3828,11 +4284,15 @@
               <w:keepLines/>
               <w:spacing w:after="0"/>
             </w:pPr>
-            <w:r/>
-            <w:r>
-              <w:rPr>
-                <w:rFonts w:ascii="Arial" w:hAnsi="Arial" w:eastAsia="Arial"/>
-                <w:b w:val="0"/>
+            <w:r>
+              <w:rPr>
+                <w:rFonts w:ascii="Arial" w:hAnsi="Arial" w:eastAsia="Arial"/>
+                <w:sz w:val="18"/>
+              </w:rPr>
+            </w:r>
+            <w:r>
+              <w:rPr>
+                <w:rFonts w:ascii="Arial" w:hAnsi="Arial" w:eastAsia="Arial"/>
                 <w:sz w:val="18"/>
               </w:rPr>
               <w:t>Yes</w:t>
@@ -3849,11 +4309,15 @@
               <w:keepLines/>
               <w:spacing w:after="0"/>
             </w:pPr>
-            <w:r/>
-            <w:r>
-              <w:rPr>
-                <w:rFonts w:ascii="Arial" w:hAnsi="Arial" w:eastAsia="Arial"/>
-                <w:b w:val="0"/>
+            <w:r>
+              <w:rPr>
+                <w:rFonts w:ascii="Arial" w:hAnsi="Arial" w:eastAsia="Arial"/>
+                <w:sz w:val="18"/>
+              </w:rPr>
+            </w:r>
+            <w:r>
+              <w:rPr>
+                <w:rFonts w:ascii="Arial" w:hAnsi="Arial" w:eastAsia="Arial"/>
                 <w:sz w:val="18"/>
               </w:rPr>
               <w:t>พ.ศ. YYYY/xxxxx</w:t>
@@ -3875,11 +4339,15 @@
               <w:keepLines/>
               <w:spacing w:after="0"/>
             </w:pPr>
-            <w:r/>
-            <w:r>
-              <w:rPr>
-                <w:rFonts w:ascii="Arial" w:hAnsi="Arial" w:eastAsia="Arial"/>
-                <w:b w:val="0"/>
+            <w:r>
+              <w:rPr>
+                <w:rFonts w:ascii="Arial" w:hAnsi="Arial" w:eastAsia="Arial"/>
+                <w:sz w:val="18"/>
+              </w:rPr>
+            </w:r>
+            <w:r>
+              <w:rPr>
+                <w:rFonts w:ascii="Arial" w:hAnsi="Arial" w:eastAsia="Arial"/>
                 <w:sz w:val="18"/>
               </w:rPr>
               <w:t>instanceId</w:t>
@@ -3896,11 +4364,15 @@
               <w:keepLines/>
               <w:spacing w:after="0"/>
             </w:pPr>
-            <w:r/>
-            <w:r>
-              <w:rPr>
-                <w:rFonts w:ascii="Arial" w:hAnsi="Arial" w:eastAsia="Arial"/>
-                <w:b w:val="0"/>
+            <w:r>
+              <w:rPr>
+                <w:rFonts w:ascii="Arial" w:hAnsi="Arial" w:eastAsia="Arial"/>
+                <w:sz w:val="18"/>
+              </w:rPr>
+            </w:r>
+            <w:r>
+              <w:rPr>
+                <w:rFonts w:ascii="Arial" w:hAnsi="Arial" w:eastAsia="Arial"/>
                 <w:sz w:val="18"/>
               </w:rPr>
               <w:t>string</w:t>
@@ -3917,11 +4389,15 @@
               <w:keepLines/>
               <w:spacing w:after="0"/>
             </w:pPr>
-            <w:r/>
-            <w:r>
-              <w:rPr>
-                <w:rFonts w:ascii="Arial" w:hAnsi="Arial" w:eastAsia="Arial"/>
-                <w:b w:val="0"/>
+            <w:r>
+              <w:rPr>
+                <w:rFonts w:ascii="Arial" w:hAnsi="Arial" w:eastAsia="Arial"/>
+                <w:sz w:val="18"/>
+              </w:rPr>
+            </w:r>
+            <w:r>
+              <w:rPr>
+                <w:rFonts w:ascii="Arial" w:hAnsi="Arial" w:eastAsia="Arial"/>
                 <w:sz w:val="18"/>
               </w:rPr>
               <w:t>Yes</w:t>
@@ -3938,11 +4414,15 @@
               <w:keepLines/>
               <w:spacing w:after="0"/>
             </w:pPr>
-            <w:r/>
-            <w:r>
-              <w:rPr>
-                <w:rFonts w:ascii="Arial" w:hAnsi="Arial" w:eastAsia="Arial"/>
-                <w:b w:val="0"/>
+            <w:r>
+              <w:rPr>
+                <w:rFonts w:ascii="Arial" w:hAnsi="Arial" w:eastAsia="Arial"/>
+                <w:sz w:val="18"/>
+              </w:rPr>
+            </w:r>
+            <w:r>
+              <w:rPr>
+                <w:rFonts w:ascii="Arial" w:hAnsi="Arial" w:eastAsia="Arial"/>
                 <w:sz w:val="18"/>
               </w:rPr>
               <w:t>UTF-8; use value domain described by endpoint purpose</w:t>
@@ -3964,11 +4444,15 @@
               <w:keepLines/>
               <w:spacing w:after="0"/>
             </w:pPr>
-            <w:r/>
-            <w:r>
-              <w:rPr>
-                <w:rFonts w:ascii="Arial" w:hAnsi="Arial" w:eastAsia="Arial"/>
-                <w:b w:val="0"/>
+            <w:r>
+              <w:rPr>
+                <w:rFonts w:ascii="Arial" w:hAnsi="Arial" w:eastAsia="Arial"/>
+                <w:sz w:val="18"/>
+              </w:rPr>
+            </w:r>
+            <w:r>
+              <w:rPr>
+                <w:rFonts w:ascii="Arial" w:hAnsi="Arial" w:eastAsia="Arial"/>
                 <w:sz w:val="18"/>
               </w:rPr>
               <w:t>workflowGenerationStatus</w:t>
@@ -3985,11 +4469,15 @@
               <w:keepLines/>
               <w:spacing w:after="0"/>
             </w:pPr>
-            <w:r/>
-            <w:r>
-              <w:rPr>
-                <w:rFonts w:ascii="Arial" w:hAnsi="Arial" w:eastAsia="Arial"/>
-                <w:b w:val="0"/>
+            <w:r>
+              <w:rPr>
+                <w:rFonts w:ascii="Arial" w:hAnsi="Arial" w:eastAsia="Arial"/>
+                <w:sz w:val="18"/>
+              </w:rPr>
+            </w:r>
+            <w:r>
+              <w:rPr>
+                <w:rFonts w:ascii="Arial" w:hAnsi="Arial" w:eastAsia="Arial"/>
                 <w:sz w:val="18"/>
               </w:rPr>
               <w:t>string</w:t>
@@ -4006,11 +4494,15 @@
               <w:keepLines/>
               <w:spacing w:after="0"/>
             </w:pPr>
-            <w:r/>
-            <w:r>
-              <w:rPr>
-                <w:rFonts w:ascii="Arial" w:hAnsi="Arial" w:eastAsia="Arial"/>
-                <w:b w:val="0"/>
+            <w:r>
+              <w:rPr>
+                <w:rFonts w:ascii="Arial" w:hAnsi="Arial" w:eastAsia="Arial"/>
+                <w:sz w:val="18"/>
+              </w:rPr>
+            </w:r>
+            <w:r>
+              <w:rPr>
+                <w:rFonts w:ascii="Arial" w:hAnsi="Arial" w:eastAsia="Arial"/>
                 <w:sz w:val="18"/>
               </w:rPr>
               <w:t>Yes</w:t>
@@ -4027,11 +4519,15 @@
               <w:keepLines/>
               <w:spacing w:after="0"/>
             </w:pPr>
-            <w:r/>
-            <w:r>
-              <w:rPr>
-                <w:rFonts w:ascii="Arial" w:hAnsi="Arial" w:eastAsia="Arial"/>
-                <w:b w:val="0"/>
+            <w:r>
+              <w:rPr>
+                <w:rFonts w:ascii="Arial" w:hAnsi="Arial" w:eastAsia="Arial"/>
+                <w:sz w:val="18"/>
+              </w:rPr>
+            </w:r>
+            <w:r>
+              <w:rPr>
+                <w:rFonts w:ascii="Arial" w:hAnsi="Arial" w:eastAsia="Arial"/>
                 <w:sz w:val="18"/>
               </w:rPr>
               <w:t>UTF-8; use value domain described by endpoint purpose</w:t>
@@ -4053,11 +4549,15 @@
               <w:keepLines/>
               <w:spacing w:after="0"/>
             </w:pPr>
-            <w:r/>
-            <w:r>
-              <w:rPr>
-                <w:rFonts w:ascii="Arial" w:hAnsi="Arial" w:eastAsia="Arial"/>
-                <w:b w:val="0"/>
+            <w:r>
+              <w:rPr>
+                <w:rFonts w:ascii="Arial" w:hAnsi="Arial" w:eastAsia="Arial"/>
+                <w:sz w:val="18"/>
+              </w:rPr>
+            </w:r>
+            <w:r>
+              <w:rPr>
+                <w:rFonts w:ascii="Arial" w:hAnsi="Arial" w:eastAsia="Arial"/>
                 <w:sz w:val="18"/>
               </w:rPr>
               <w:t>firstSection</w:t>
@@ -4074,11 +4574,15 @@
               <w:keepLines/>
               <w:spacing w:after="0"/>
             </w:pPr>
-            <w:r/>
-            <w:r>
-              <w:rPr>
-                <w:rFonts w:ascii="Arial" w:hAnsi="Arial" w:eastAsia="Arial"/>
-                <w:b w:val="0"/>
+            <w:r>
+              <w:rPr>
+                <w:rFonts w:ascii="Arial" w:hAnsi="Arial" w:eastAsia="Arial"/>
+                <w:sz w:val="18"/>
+              </w:rPr>
+            </w:r>
+            <w:r>
+              <w:rPr>
+                <w:rFonts w:ascii="Arial" w:hAnsi="Arial" w:eastAsia="Arial"/>
                 <w:sz w:val="18"/>
               </w:rPr>
               <w:t>string</w:t>
@@ -4095,11 +4599,15 @@
               <w:keepLines/>
               <w:spacing w:after="0"/>
             </w:pPr>
-            <w:r/>
-            <w:r>
-              <w:rPr>
-                <w:rFonts w:ascii="Arial" w:hAnsi="Arial" w:eastAsia="Arial"/>
-                <w:b w:val="0"/>
+            <w:r>
+              <w:rPr>
+                <w:rFonts w:ascii="Arial" w:hAnsi="Arial" w:eastAsia="Arial"/>
+                <w:sz w:val="18"/>
+              </w:rPr>
+            </w:r>
+            <w:r>
+              <w:rPr>
+                <w:rFonts w:ascii="Arial" w:hAnsi="Arial" w:eastAsia="Arial"/>
                 <w:sz w:val="18"/>
               </w:rPr>
               <w:t>Yes</w:t>
@@ -4116,11 +4624,15 @@
               <w:keepLines/>
               <w:spacing w:after="0"/>
             </w:pPr>
-            <w:r/>
-            <w:r>
-              <w:rPr>
-                <w:rFonts w:ascii="Arial" w:hAnsi="Arial" w:eastAsia="Arial"/>
-                <w:b w:val="0"/>
+            <w:r>
+              <w:rPr>
+                <w:rFonts w:ascii="Arial" w:hAnsi="Arial" w:eastAsia="Arial"/>
+                <w:sz w:val="18"/>
+              </w:rPr>
+            </w:r>
+            <w:r>
+              <w:rPr>
+                <w:rFonts w:ascii="Arial" w:hAnsi="Arial" w:eastAsia="Arial"/>
                 <w:sz w:val="18"/>
               </w:rPr>
               <w:t>UTF-8; use value domain described by endpoint purpose</w:t>
@@ -4142,11 +4654,15 @@
               <w:keepLines/>
               <w:spacing w:after="0"/>
             </w:pPr>
-            <w:r/>
-            <w:r>
-              <w:rPr>
-                <w:rFonts w:ascii="Arial" w:hAnsi="Arial" w:eastAsia="Arial"/>
-                <w:b w:val="0"/>
+            <w:r>
+              <w:rPr>
+                <w:rFonts w:ascii="Arial" w:hAnsi="Arial" w:eastAsia="Arial"/>
+                <w:sz w:val="18"/>
+              </w:rPr>
+            </w:r>
+            <w:r>
+              <w:rPr>
+                <w:rFonts w:ascii="Arial" w:hAnsi="Arial" w:eastAsia="Arial"/>
                 <w:sz w:val="18"/>
               </w:rPr>
               <w:t>statusCode</w:t>
@@ -4163,11 +4679,15 @@
               <w:keepLines/>
               <w:spacing w:after="0"/>
             </w:pPr>
-            <w:r/>
-            <w:r>
-              <w:rPr>
-                <w:rFonts w:ascii="Arial" w:hAnsi="Arial" w:eastAsia="Arial"/>
-                <w:b w:val="0"/>
+            <w:r>
+              <w:rPr>
+                <w:rFonts w:ascii="Arial" w:hAnsi="Arial" w:eastAsia="Arial"/>
+                <w:sz w:val="18"/>
+              </w:rPr>
+            </w:r>
+            <w:r>
+              <w:rPr>
+                <w:rFonts w:ascii="Arial" w:hAnsi="Arial" w:eastAsia="Arial"/>
                 <w:sz w:val="18"/>
               </w:rPr>
               <w:t>string</w:t>
@@ -4184,11 +4704,15 @@
               <w:keepLines/>
               <w:spacing w:after="0"/>
             </w:pPr>
-            <w:r/>
-            <w:r>
-              <w:rPr>
-                <w:rFonts w:ascii="Arial" w:hAnsi="Arial" w:eastAsia="Arial"/>
-                <w:b w:val="0"/>
+            <w:r>
+              <w:rPr>
+                <w:rFonts w:ascii="Arial" w:hAnsi="Arial" w:eastAsia="Arial"/>
+                <w:sz w:val="18"/>
+              </w:rPr>
+            </w:r>
+            <w:r>
+              <w:rPr>
+                <w:rFonts w:ascii="Arial" w:hAnsi="Arial" w:eastAsia="Arial"/>
                 <w:sz w:val="18"/>
               </w:rPr>
               <w:t>Yes</w:t>
@@ -4205,11 +4729,15 @@
               <w:keepLines/>
               <w:spacing w:after="0"/>
             </w:pPr>
-            <w:r/>
-            <w:r>
-              <w:rPr>
-                <w:rFonts w:ascii="Arial" w:hAnsi="Arial" w:eastAsia="Arial"/>
-                <w:b w:val="0"/>
+            <w:r>
+              <w:rPr>
+                <w:rFonts w:ascii="Arial" w:hAnsi="Arial" w:eastAsia="Arial"/>
+                <w:sz w:val="18"/>
+              </w:rPr>
+            </w:r>
+            <w:r>
+              <w:rPr>
+                <w:rFonts w:ascii="Arial" w:hAnsi="Arial" w:eastAsia="Arial"/>
                 <w:sz w:val="18"/>
               </w:rPr>
               <w:t>canonical code; do not replace with display label</w:t>
@@ -4231,11 +4759,15 @@
               <w:keepLines/>
               <w:spacing w:after="0"/>
             </w:pPr>
-            <w:r/>
-            <w:r>
-              <w:rPr>
-                <w:rFonts w:ascii="Arial" w:hAnsi="Arial" w:eastAsia="Arial"/>
-                <w:b w:val="0"/>
+            <w:r>
+              <w:rPr>
+                <w:rFonts w:ascii="Arial" w:hAnsi="Arial" w:eastAsia="Arial"/>
+                <w:sz w:val="18"/>
+              </w:rPr>
+            </w:r>
+            <w:r>
+              <w:rPr>
+                <w:rFonts w:ascii="Arial" w:hAnsi="Arial" w:eastAsia="Arial"/>
                 <w:sz w:val="18"/>
               </w:rPr>
               <w:t>status</w:t>
@@ -4252,11 +4784,15 @@
               <w:keepLines/>
               <w:spacing w:after="0"/>
             </w:pPr>
-            <w:r/>
-            <w:r>
-              <w:rPr>
-                <w:rFonts w:ascii="Arial" w:hAnsi="Arial" w:eastAsia="Arial"/>
-                <w:b w:val="0"/>
+            <w:r>
+              <w:rPr>
+                <w:rFonts w:ascii="Arial" w:hAnsi="Arial" w:eastAsia="Arial"/>
+                <w:sz w:val="18"/>
+              </w:rPr>
+            </w:r>
+            <w:r>
+              <w:rPr>
+                <w:rFonts w:ascii="Arial" w:hAnsi="Arial" w:eastAsia="Arial"/>
                 <w:sz w:val="18"/>
               </w:rPr>
               <w:t>string</w:t>
@@ -4273,11 +4809,15 @@
               <w:keepLines/>
               <w:spacing w:after="0"/>
             </w:pPr>
-            <w:r/>
-            <w:r>
-              <w:rPr>
-                <w:rFonts w:ascii="Arial" w:hAnsi="Arial" w:eastAsia="Arial"/>
-                <w:b w:val="0"/>
+            <w:r>
+              <w:rPr>
+                <w:rFonts w:ascii="Arial" w:hAnsi="Arial" w:eastAsia="Arial"/>
+                <w:sz w:val="18"/>
+              </w:rPr>
+            </w:r>
+            <w:r>
+              <w:rPr>
+                <w:rFonts w:ascii="Arial" w:hAnsi="Arial" w:eastAsia="Arial"/>
                 <w:sz w:val="18"/>
               </w:rPr>
               <w:t>Yes</w:t>
@@ -4294,11 +4834,15 @@
               <w:keepLines/>
               <w:spacing w:after="0"/>
             </w:pPr>
-            <w:r/>
-            <w:r>
-              <w:rPr>
-                <w:rFonts w:ascii="Arial" w:hAnsi="Arial" w:eastAsia="Arial"/>
-                <w:b w:val="0"/>
+            <w:r>
+              <w:rPr>
+                <w:rFonts w:ascii="Arial" w:hAnsi="Arial" w:eastAsia="Arial"/>
+                <w:sz w:val="18"/>
+              </w:rPr>
+            </w:r>
+            <w:r>
+              <w:rPr>
+                <w:rFonts w:ascii="Arial" w:hAnsi="Arial" w:eastAsia="Arial"/>
                 <w:sz w:val="18"/>
               </w:rPr>
               <w:t>UTF-8; use value domain described by endpoint purpose</w:t>
@@ -4526,11 +5070,15 @@
               <w:keepLines/>
               <w:spacing w:after="0"/>
             </w:pPr>
-            <w:r/>
-            <w:r>
-              <w:rPr>
-                <w:rFonts w:ascii="Arial" w:hAnsi="Arial" w:eastAsia="Arial"/>
-                <w:b w:val="0"/>
+            <w:r>
+              <w:rPr>
+                <w:rFonts w:ascii="Arial" w:hAnsi="Arial" w:eastAsia="Arial"/>
+                <w:sz w:val="18"/>
+              </w:rPr>
+            </w:r>
+            <w:r>
+              <w:rPr>
+                <w:rFonts w:ascii="Arial" w:hAnsi="Arial" w:eastAsia="Arial"/>
                 <w:sz w:val="18"/>
               </w:rPr>
               <w:t>id</w:t>
@@ -4547,11 +5095,15 @@
               <w:keepLines/>
               <w:spacing w:after="0"/>
             </w:pPr>
-            <w:r/>
-            <w:r>
-              <w:rPr>
-                <w:rFonts w:ascii="Arial" w:hAnsi="Arial" w:eastAsia="Arial"/>
-                <w:b w:val="0"/>
+            <w:r>
+              <w:rPr>
+                <w:rFonts w:ascii="Arial" w:hAnsi="Arial" w:eastAsia="Arial"/>
+                <w:sz w:val="18"/>
+              </w:rPr>
+            </w:r>
+            <w:r>
+              <w:rPr>
+                <w:rFonts w:ascii="Arial" w:hAnsi="Arial" w:eastAsia="Arial"/>
                 <w:sz w:val="18"/>
               </w:rPr>
               <w:t>string</w:t>
@@ -4568,11 +5120,15 @@
               <w:keepLines/>
               <w:spacing w:after="0"/>
             </w:pPr>
-            <w:r/>
-            <w:r>
-              <w:rPr>
-                <w:rFonts w:ascii="Arial" w:hAnsi="Arial" w:eastAsia="Arial"/>
-                <w:b w:val="0"/>
+            <w:r>
+              <w:rPr>
+                <w:rFonts w:ascii="Arial" w:hAnsi="Arial" w:eastAsia="Arial"/>
+                <w:sz w:val="18"/>
+              </w:rPr>
+            </w:r>
+            <w:r>
+              <w:rPr>
+                <w:rFonts w:ascii="Arial" w:hAnsi="Arial" w:eastAsia="Arial"/>
                 <w:sz w:val="18"/>
               </w:rPr>
               <w:t>No</w:t>
@@ -4589,11 +5145,15 @@
               <w:keepLines/>
               <w:spacing w:after="0"/>
             </w:pPr>
-            <w:r/>
-            <w:r>
-              <w:rPr>
-                <w:rFonts w:ascii="Arial" w:hAnsi="Arial" w:eastAsia="Arial"/>
-                <w:b w:val="0"/>
+            <w:r>
+              <w:rPr>
+                <w:rFonts w:ascii="Arial" w:hAnsi="Arial" w:eastAsia="Arial"/>
+                <w:sz w:val="18"/>
+              </w:rPr>
+            </w:r>
+            <w:r>
+              <w:rPr>
+                <w:rFonts w:ascii="Arial" w:hAnsi="Arial" w:eastAsia="Arial"/>
                 <w:sz w:val="18"/>
               </w:rPr>
               <w:t>UTF-8; use value domain described by endpoint purpose</w:t>
@@ -4808,11 +5368,15 @@
               <w:keepLines/>
               <w:spacing w:after="0"/>
             </w:pPr>
-            <w:r/>
-            <w:r>
-              <w:rPr>
-                <w:rFonts w:ascii="Arial" w:hAnsi="Arial" w:eastAsia="Arial"/>
-                <w:b w:val="0"/>
+            <w:r>
+              <w:rPr>
+                <w:rFonts w:ascii="Arial" w:hAnsi="Arial" w:eastAsia="Arial"/>
+                <w:sz w:val="18"/>
+              </w:rPr>
+            </w:r>
+            <w:r>
+              <w:rPr>
+                <w:rFonts w:ascii="Arial" w:hAnsi="Arial" w:eastAsia="Arial"/>
                 <w:sz w:val="18"/>
               </w:rPr>
               <w:t>instanceId</w:t>
@@ -4829,11 +5393,15 @@
               <w:keepLines/>
               <w:spacing w:after="0"/>
             </w:pPr>
-            <w:r/>
-            <w:r>
-              <w:rPr>
-                <w:rFonts w:ascii="Arial" w:hAnsi="Arial" w:eastAsia="Arial"/>
-                <w:b w:val="0"/>
+            <w:r>
+              <w:rPr>
+                <w:rFonts w:ascii="Arial" w:hAnsi="Arial" w:eastAsia="Arial"/>
+                <w:sz w:val="18"/>
+              </w:rPr>
+            </w:r>
+            <w:r>
+              <w:rPr>
+                <w:rFonts w:ascii="Arial" w:hAnsi="Arial" w:eastAsia="Arial"/>
                 <w:sz w:val="18"/>
               </w:rPr>
               <w:t>string</w:t>
@@ -4850,11 +5418,15 @@
               <w:keepLines/>
               <w:spacing w:after="0"/>
             </w:pPr>
-            <w:r/>
-            <w:r>
-              <w:rPr>
-                <w:rFonts w:ascii="Arial" w:hAnsi="Arial" w:eastAsia="Arial"/>
-                <w:b w:val="0"/>
+            <w:r>
+              <w:rPr>
+                <w:rFonts w:ascii="Arial" w:hAnsi="Arial" w:eastAsia="Arial"/>
+                <w:sz w:val="18"/>
+              </w:rPr>
+            </w:r>
+            <w:r>
+              <w:rPr>
+                <w:rFonts w:ascii="Arial" w:hAnsi="Arial" w:eastAsia="Arial"/>
                 <w:sz w:val="18"/>
               </w:rPr>
               <w:t>Yes</w:t>
@@ -4871,11 +5443,15 @@
               <w:keepLines/>
               <w:spacing w:after="0"/>
             </w:pPr>
-            <w:r/>
-            <w:r>
-              <w:rPr>
-                <w:rFonts w:ascii="Arial" w:hAnsi="Arial" w:eastAsia="Arial"/>
-                <w:b w:val="0"/>
+            <w:r>
+              <w:rPr>
+                <w:rFonts w:ascii="Arial" w:hAnsi="Arial" w:eastAsia="Arial"/>
+                <w:sz w:val="18"/>
+              </w:rPr>
+            </w:r>
+            <w:r>
+              <w:rPr>
+                <w:rFonts w:ascii="Arial" w:hAnsi="Arial" w:eastAsia="Arial"/>
                 <w:sz w:val="18"/>
               </w:rPr>
               <w:t>UTF-8; use value domain described by endpoint purpose</w:t>
@@ -4897,11 +5473,15 @@
               <w:keepLines/>
               <w:spacing w:after="0"/>
             </w:pPr>
-            <w:r/>
-            <w:r>
-              <w:rPr>
-                <w:rFonts w:ascii="Arial" w:hAnsi="Arial" w:eastAsia="Arial"/>
-                <w:b w:val="0"/>
+            <w:r>
+              <w:rPr>
+                <w:rFonts w:ascii="Arial" w:hAnsi="Arial" w:eastAsia="Arial"/>
+                <w:sz w:val="18"/>
+              </w:rPr>
+            </w:r>
+            <w:r>
+              <w:rPr>
+                <w:rFonts w:ascii="Arial" w:hAnsi="Arial" w:eastAsia="Arial"/>
                 <w:sz w:val="18"/>
               </w:rPr>
               <w:t>docNo</w:t>
@@ -4918,11 +5498,15 @@
               <w:keepLines/>
               <w:spacing w:after="0"/>
             </w:pPr>
-            <w:r/>
-            <w:r>
-              <w:rPr>
-                <w:rFonts w:ascii="Arial" w:hAnsi="Arial" w:eastAsia="Arial"/>
-                <w:b w:val="0"/>
+            <w:r>
+              <w:rPr>
+                <w:rFonts w:ascii="Arial" w:hAnsi="Arial" w:eastAsia="Arial"/>
+                <w:sz w:val="18"/>
+              </w:rPr>
+            </w:r>
+            <w:r>
+              <w:rPr>
+                <w:rFonts w:ascii="Arial" w:hAnsi="Arial" w:eastAsia="Arial"/>
                 <w:sz w:val="18"/>
               </w:rPr>
               <w:t>string</w:t>
@@ -4939,11 +5523,15 @@
               <w:keepLines/>
               <w:spacing w:after="0"/>
             </w:pPr>
-            <w:r/>
-            <w:r>
-              <w:rPr>
-                <w:rFonts w:ascii="Arial" w:hAnsi="Arial" w:eastAsia="Arial"/>
-                <w:b w:val="0"/>
+            <w:r>
+              <w:rPr>
+                <w:rFonts w:ascii="Arial" w:hAnsi="Arial" w:eastAsia="Arial"/>
+                <w:sz w:val="18"/>
+              </w:rPr>
+            </w:r>
+            <w:r>
+              <w:rPr>
+                <w:rFonts w:ascii="Arial" w:hAnsi="Arial" w:eastAsia="Arial"/>
                 <w:sz w:val="18"/>
               </w:rPr>
               <w:t>Yes</w:t>
@@ -4960,11 +5548,15 @@
               <w:keepLines/>
               <w:spacing w:after="0"/>
             </w:pPr>
-            <w:r/>
-            <w:r>
-              <w:rPr>
-                <w:rFonts w:ascii="Arial" w:hAnsi="Arial" w:eastAsia="Arial"/>
-                <w:b w:val="0"/>
+            <w:r>
+              <w:rPr>
+                <w:rFonts w:ascii="Arial" w:hAnsi="Arial" w:eastAsia="Arial"/>
+                <w:sz w:val="18"/>
+              </w:rPr>
+            </w:r>
+            <w:r>
+              <w:rPr>
+                <w:rFonts w:ascii="Arial" w:hAnsi="Arial" w:eastAsia="Arial"/>
                 <w:sz w:val="18"/>
               </w:rPr>
               <w:t>พ.ศ. YYYY/xxxxx</w:t>
@@ -4986,11 +5578,15 @@
               <w:keepLines/>
               <w:spacing w:after="0"/>
             </w:pPr>
-            <w:r/>
-            <w:r>
-              <w:rPr>
-                <w:rFonts w:ascii="Arial" w:hAnsi="Arial" w:eastAsia="Arial"/>
-                <w:b w:val="0"/>
+            <w:r>
+              <w:rPr>
+                <w:rFonts w:ascii="Arial" w:hAnsi="Arial" w:eastAsia="Arial"/>
+                <w:sz w:val="18"/>
+              </w:rPr>
+            </w:r>
+            <w:r>
+              <w:rPr>
+                <w:rFonts w:ascii="Arial" w:hAnsi="Arial" w:eastAsia="Arial"/>
                 <w:sz w:val="18"/>
               </w:rPr>
               <w:t>status</w:t>
@@ -5007,11 +5603,15 @@
               <w:keepLines/>
               <w:spacing w:after="0"/>
             </w:pPr>
-            <w:r/>
-            <w:r>
-              <w:rPr>
-                <w:rFonts w:ascii="Arial" w:hAnsi="Arial" w:eastAsia="Arial"/>
-                <w:b w:val="0"/>
+            <w:r>
+              <w:rPr>
+                <w:rFonts w:ascii="Arial" w:hAnsi="Arial" w:eastAsia="Arial"/>
+                <w:sz w:val="18"/>
+              </w:rPr>
+            </w:r>
+            <w:r>
+              <w:rPr>
+                <w:rFonts w:ascii="Arial" w:hAnsi="Arial" w:eastAsia="Arial"/>
                 <w:sz w:val="18"/>
               </w:rPr>
               <w:t>string</w:t>
@@ -5028,11 +5628,15 @@
               <w:keepLines/>
               <w:spacing w:after="0"/>
             </w:pPr>
-            <w:r/>
-            <w:r>
-              <w:rPr>
-                <w:rFonts w:ascii="Arial" w:hAnsi="Arial" w:eastAsia="Arial"/>
-                <w:b w:val="0"/>
+            <w:r>
+              <w:rPr>
+                <w:rFonts w:ascii="Arial" w:hAnsi="Arial" w:eastAsia="Arial"/>
+                <w:sz w:val="18"/>
+              </w:rPr>
+            </w:r>
+            <w:r>
+              <w:rPr>
+                <w:rFonts w:ascii="Arial" w:hAnsi="Arial" w:eastAsia="Arial"/>
                 <w:sz w:val="18"/>
               </w:rPr>
               <w:t>Yes</w:t>
@@ -5049,11 +5653,15 @@
               <w:keepLines/>
               <w:spacing w:after="0"/>
             </w:pPr>
-            <w:r/>
-            <w:r>
-              <w:rPr>
-                <w:rFonts w:ascii="Arial" w:hAnsi="Arial" w:eastAsia="Arial"/>
-                <w:b w:val="0"/>
+            <w:r>
+              <w:rPr>
+                <w:rFonts w:ascii="Arial" w:hAnsi="Arial" w:eastAsia="Arial"/>
+                <w:sz w:val="18"/>
+              </w:rPr>
+            </w:r>
+            <w:r>
+              <w:rPr>
+                <w:rFonts w:ascii="Arial" w:hAnsi="Arial" w:eastAsia="Arial"/>
                 <w:sz w:val="18"/>
               </w:rPr>
               <w:t>UTF-8; use value domain described by endpoint purpose</w:t>
@@ -5075,11 +5683,15 @@
               <w:keepLines/>
               <w:spacing w:after="0"/>
             </w:pPr>
-            <w:r/>
-            <w:r>
-              <w:rPr>
-                <w:rFonts w:ascii="Arial" w:hAnsi="Arial" w:eastAsia="Arial"/>
-                <w:b w:val="0"/>
+            <w:r>
+              <w:rPr>
+                <w:rFonts w:ascii="Arial" w:hAnsi="Arial" w:eastAsia="Arial"/>
+                <w:sz w:val="18"/>
+              </w:rPr>
+            </w:r>
+            <w:r>
+              <w:rPr>
+                <w:rFonts w:ascii="Arial" w:hAnsi="Arial" w:eastAsia="Arial"/>
                 <w:sz w:val="18"/>
               </w:rPr>
               <w:t>currentSection</w:t>
@@ -5096,11 +5708,15 @@
               <w:keepLines/>
               <w:spacing w:after="0"/>
             </w:pPr>
-            <w:r/>
-            <w:r>
-              <w:rPr>
-                <w:rFonts w:ascii="Arial" w:hAnsi="Arial" w:eastAsia="Arial"/>
-                <w:b w:val="0"/>
+            <w:r>
+              <w:rPr>
+                <w:rFonts w:ascii="Arial" w:hAnsi="Arial" w:eastAsia="Arial"/>
+                <w:sz w:val="18"/>
+              </w:rPr>
+            </w:r>
+            <w:r>
+              <w:rPr>
+                <w:rFonts w:ascii="Arial" w:hAnsi="Arial" w:eastAsia="Arial"/>
                 <w:sz w:val="18"/>
               </w:rPr>
               <w:t>string</w:t>
@@ -5117,11 +5733,15 @@
               <w:keepLines/>
               <w:spacing w:after="0"/>
             </w:pPr>
-            <w:r/>
-            <w:r>
-              <w:rPr>
-                <w:rFonts w:ascii="Arial" w:hAnsi="Arial" w:eastAsia="Arial"/>
-                <w:b w:val="0"/>
+            <w:r>
+              <w:rPr>
+                <w:rFonts w:ascii="Arial" w:hAnsi="Arial" w:eastAsia="Arial"/>
+                <w:sz w:val="18"/>
+              </w:rPr>
+            </w:r>
+            <w:r>
+              <w:rPr>
+                <w:rFonts w:ascii="Arial" w:hAnsi="Arial" w:eastAsia="Arial"/>
                 <w:sz w:val="18"/>
               </w:rPr>
               <w:t>Yes</w:t>
@@ -5138,11 +5758,15 @@
               <w:keepLines/>
               <w:spacing w:after="0"/>
             </w:pPr>
-            <w:r/>
-            <w:r>
-              <w:rPr>
-                <w:rFonts w:ascii="Arial" w:hAnsi="Arial" w:eastAsia="Arial"/>
-                <w:b w:val="0"/>
+            <w:r>
+              <w:rPr>
+                <w:rFonts w:ascii="Arial" w:hAnsi="Arial" w:eastAsia="Arial"/>
+                <w:sz w:val="18"/>
+              </w:rPr>
+            </w:r>
+            <w:r>
+              <w:rPr>
+                <w:rFonts w:ascii="Arial" w:hAnsi="Arial" w:eastAsia="Arial"/>
                 <w:sz w:val="18"/>
               </w:rPr>
               <w:t>UTF-8; use value domain described by endpoint purpose</w:t>
@@ -5370,11 +5994,15 @@
               <w:keepLines/>
               <w:spacing w:after="0"/>
             </w:pPr>
-            <w:r/>
-            <w:r>
-              <w:rPr>
-                <w:rFonts w:ascii="Arial" w:hAnsi="Arial" w:eastAsia="Arial"/>
-                <w:b w:val="0"/>
+            <w:r>
+              <w:rPr>
+                <w:rFonts w:ascii="Arial" w:hAnsi="Arial" w:eastAsia="Arial"/>
+                <w:sz w:val="18"/>
+              </w:rPr>
+            </w:r>
+            <w:r>
+              <w:rPr>
+                <w:rFonts w:ascii="Arial" w:hAnsi="Arial" w:eastAsia="Arial"/>
                 <w:sz w:val="18"/>
               </w:rPr>
               <w:t>period</w:t>
@@ -5391,11 +6019,15 @@
               <w:keepLines/>
               <w:spacing w:after="0"/>
             </w:pPr>
-            <w:r/>
-            <w:r>
-              <w:rPr>
-                <w:rFonts w:ascii="Arial" w:hAnsi="Arial" w:eastAsia="Arial"/>
-                <w:b w:val="0"/>
+            <w:r>
+              <w:rPr>
+                <w:rFonts w:ascii="Arial" w:hAnsi="Arial" w:eastAsia="Arial"/>
+                <w:sz w:val="18"/>
+              </w:rPr>
+            </w:r>
+            <w:r>
+              <w:rPr>
+                <w:rFonts w:ascii="Arial" w:hAnsi="Arial" w:eastAsia="Arial"/>
                 <w:sz w:val="18"/>
               </w:rPr>
               <w:t>string</w:t>
@@ -5412,11 +6044,15 @@
               <w:keepLines/>
               <w:spacing w:after="0"/>
             </w:pPr>
-            <w:r/>
-            <w:r>
-              <w:rPr>
-                <w:rFonts w:ascii="Arial" w:hAnsi="Arial" w:eastAsia="Arial"/>
-                <w:b w:val="0"/>
+            <w:r>
+              <w:rPr>
+                <w:rFonts w:ascii="Arial" w:hAnsi="Arial" w:eastAsia="Arial"/>
+                <w:sz w:val="18"/>
+              </w:rPr>
+            </w:r>
+            <w:r>
+              <w:rPr>
+                <w:rFonts w:ascii="Arial" w:hAnsi="Arial" w:eastAsia="Arial"/>
                 <w:sz w:val="18"/>
               </w:rPr>
               <w:t>No</w:t>
@@ -5433,11 +6069,15 @@
               <w:keepLines/>
               <w:spacing w:after="0"/>
             </w:pPr>
-            <w:r/>
-            <w:r>
-              <w:rPr>
-                <w:rFonts w:ascii="Arial" w:hAnsi="Arial" w:eastAsia="Arial"/>
-                <w:b w:val="0"/>
+            <w:r>
+              <w:rPr>
+                <w:rFonts w:ascii="Arial" w:hAnsi="Arial" w:eastAsia="Arial"/>
+                <w:sz w:val="18"/>
+              </w:rPr>
+            </w:r>
+            <w:r>
+              <w:rPr>
+                <w:rFonts w:ascii="Arial" w:hAnsi="Arial" w:eastAsia="Arial"/>
                 <w:sz w:val="18"/>
               </w:rPr>
               <w:t>UTF-8; use value domain described by endpoint purpose</w:t>
@@ -5666,11 +6306,15 @@
               <w:keepLines/>
               <w:spacing w:after="0"/>
             </w:pPr>
-            <w:r/>
-            <w:r>
-              <w:rPr>
-                <w:rFonts w:ascii="Arial" w:hAnsi="Arial" w:eastAsia="Arial"/>
-                <w:b w:val="0"/>
+            <w:r>
+              <w:rPr>
+                <w:rFonts w:ascii="Arial" w:hAnsi="Arial" w:eastAsia="Arial"/>
+                <w:sz w:val="18"/>
+              </w:rPr>
+            </w:r>
+            <w:r>
+              <w:rPr>
+                <w:rFonts w:ascii="Arial" w:hAnsi="Arial" w:eastAsia="Arial"/>
                 <w:sz w:val="18"/>
               </w:rPr>
               <w:t>workflowGeneration</w:t>
@@ -5687,11 +6331,15 @@
               <w:keepLines/>
               <w:spacing w:after="0"/>
             </w:pPr>
-            <w:r/>
-            <w:r>
-              <w:rPr>
-                <w:rFonts w:ascii="Arial" w:hAnsi="Arial" w:eastAsia="Arial"/>
-                <w:b w:val="0"/>
+            <w:r>
+              <w:rPr>
+                <w:rFonts w:ascii="Arial" w:hAnsi="Arial" w:eastAsia="Arial"/>
+                <w:sz w:val="18"/>
+              </w:rPr>
+            </w:r>
+            <w:r>
+              <w:rPr>
+                <w:rFonts w:ascii="Arial" w:hAnsi="Arial" w:eastAsia="Arial"/>
                 <w:sz w:val="18"/>
               </w:rPr>
               <w:t>object</w:t>
@@ -5708,11 +6356,15 @@
               <w:keepLines/>
               <w:spacing w:after="0"/>
             </w:pPr>
-            <w:r/>
-            <w:r>
-              <w:rPr>
-                <w:rFonts w:ascii="Arial" w:hAnsi="Arial" w:eastAsia="Arial"/>
-                <w:b w:val="0"/>
+            <w:r>
+              <w:rPr>
+                <w:rFonts w:ascii="Arial" w:hAnsi="Arial" w:eastAsia="Arial"/>
+                <w:sz w:val="18"/>
+              </w:rPr>
+            </w:r>
+            <w:r>
+              <w:rPr>
+                <w:rFonts w:ascii="Arial" w:hAnsi="Arial" w:eastAsia="Arial"/>
                 <w:sz w:val="18"/>
               </w:rPr>
               <w:t>Yes</w:t>
@@ -5729,11 +6381,15 @@
               <w:keepLines/>
               <w:spacing w:after="0"/>
             </w:pPr>
-            <w:r/>
-            <w:r>
-              <w:rPr>
-                <w:rFonts w:ascii="Arial" w:hAnsi="Arial" w:eastAsia="Arial"/>
-                <w:b w:val="0"/>
+            <w:r>
+              <w:rPr>
+                <w:rFonts w:ascii="Arial" w:hAnsi="Arial" w:eastAsia="Arial"/>
+                <w:sz w:val="18"/>
+              </w:rPr>
+            </w:r>
+            <w:r>
+              <w:rPr>
+                <w:rFonts w:ascii="Arial" w:hAnsi="Arial" w:eastAsia="Arial"/>
                 <w:sz w:val="18"/>
               </w:rPr>
               <w:t>JSON object; nested fields listed below</w:t>
@@ -5755,11 +6411,15 @@
               <w:keepLines/>
               <w:spacing w:after="0"/>
             </w:pPr>
-            <w:r/>
-            <w:r>
-              <w:rPr>
-                <w:rFonts w:ascii="Arial" w:hAnsi="Arial" w:eastAsia="Arial"/>
-                <w:b w:val="0"/>
+            <w:r>
+              <w:rPr>
+                <w:rFonts w:ascii="Arial" w:hAnsi="Arial" w:eastAsia="Arial"/>
+                <w:sz w:val="18"/>
+              </w:rPr>
+            </w:r>
+            <w:r>
+              <w:rPr>
+                <w:rFonts w:ascii="Arial" w:hAnsi="Arial" w:eastAsia="Arial"/>
                 <w:sz w:val="18"/>
               </w:rPr>
               <w:t>workflowGeneration.W</w:t>
@@ -5776,11 +6436,15 @@
               <w:keepLines/>
               <w:spacing w:after="0"/>
             </w:pPr>
-            <w:r/>
-            <w:r>
-              <w:rPr>
-                <w:rFonts w:ascii="Arial" w:hAnsi="Arial" w:eastAsia="Arial"/>
-                <w:b w:val="0"/>
+            <w:r>
+              <w:rPr>
+                <w:rFonts w:ascii="Arial" w:hAnsi="Arial" w:eastAsia="Arial"/>
+                <w:sz w:val="18"/>
+              </w:rPr>
+            </w:r>
+            <w:r>
+              <w:rPr>
+                <w:rFonts w:ascii="Arial" w:hAnsi="Arial" w:eastAsia="Arial"/>
                 <w:sz w:val="18"/>
               </w:rPr>
               <w:t>integer</w:t>
@@ -5797,11 +6461,15 @@
               <w:keepLines/>
               <w:spacing w:after="0"/>
             </w:pPr>
-            <w:r/>
-            <w:r>
-              <w:rPr>
-                <w:rFonts w:ascii="Arial" w:hAnsi="Arial" w:eastAsia="Arial"/>
-                <w:b w:val="0"/>
+            <w:r>
+              <w:rPr>
+                <w:rFonts w:ascii="Arial" w:hAnsi="Arial" w:eastAsia="Arial"/>
+                <w:sz w:val="18"/>
+              </w:rPr>
+            </w:r>
+            <w:r>
+              <w:rPr>
+                <w:rFonts w:ascii="Arial" w:hAnsi="Arial" w:eastAsia="Arial"/>
                 <w:sz w:val="18"/>
               </w:rPr>
               <w:t>Yes</w:t>
@@ -5818,11 +6486,15 @@
               <w:keepLines/>
               <w:spacing w:after="0"/>
             </w:pPr>
-            <w:r/>
-            <w:r>
-              <w:rPr>
-                <w:rFonts w:ascii="Arial" w:hAnsi="Arial" w:eastAsia="Arial"/>
-                <w:b w:val="0"/>
+            <w:r>
+              <w:rPr>
+                <w:rFonts w:ascii="Arial" w:hAnsi="Arial" w:eastAsia="Arial"/>
+                <w:sz w:val="18"/>
+              </w:rPr>
+            </w:r>
+            <w:r>
+              <w:rPr>
+                <w:rFonts w:ascii="Arial" w:hAnsi="Arial" w:eastAsia="Arial"/>
                 <w:sz w:val="18"/>
               </w:rPr>
               <w:t>UTF-8; use value domain described by endpoint purpose</w:t>
@@ -5844,11 +6516,15 @@
               <w:keepLines/>
               <w:spacing w:after="0"/>
             </w:pPr>
-            <w:r/>
-            <w:r>
-              <w:rPr>
-                <w:rFonts w:ascii="Arial" w:hAnsi="Arial" w:eastAsia="Arial"/>
-                <w:b w:val="0"/>
+            <w:r>
+              <w:rPr>
+                <w:rFonts w:ascii="Arial" w:hAnsi="Arial" w:eastAsia="Arial"/>
+                <w:sz w:val="18"/>
+              </w:rPr>
+            </w:r>
+            <w:r>
+              <w:rPr>
+                <w:rFonts w:ascii="Arial" w:hAnsi="Arial" w:eastAsia="Arial"/>
                 <w:sz w:val="18"/>
               </w:rPr>
               <w:t>workflowGeneration.Y</w:t>
@@ -5865,11 +6541,15 @@
               <w:keepLines/>
               <w:spacing w:after="0"/>
             </w:pPr>
-            <w:r/>
-            <w:r>
-              <w:rPr>
-                <w:rFonts w:ascii="Arial" w:hAnsi="Arial" w:eastAsia="Arial"/>
-                <w:b w:val="0"/>
+            <w:r>
+              <w:rPr>
+                <w:rFonts w:ascii="Arial" w:hAnsi="Arial" w:eastAsia="Arial"/>
+                <w:sz w:val="18"/>
+              </w:rPr>
+            </w:r>
+            <w:r>
+              <w:rPr>
+                <w:rFonts w:ascii="Arial" w:hAnsi="Arial" w:eastAsia="Arial"/>
                 <w:sz w:val="18"/>
               </w:rPr>
               <w:t>integer</w:t>
@@ -5886,11 +6566,15 @@
               <w:keepLines/>
               <w:spacing w:after="0"/>
             </w:pPr>
-            <w:r/>
-            <w:r>
-              <w:rPr>
-                <w:rFonts w:ascii="Arial" w:hAnsi="Arial" w:eastAsia="Arial"/>
-                <w:b w:val="0"/>
+            <w:r>
+              <w:rPr>
+                <w:rFonts w:ascii="Arial" w:hAnsi="Arial" w:eastAsia="Arial"/>
+                <w:sz w:val="18"/>
+              </w:rPr>
+            </w:r>
+            <w:r>
+              <w:rPr>
+                <w:rFonts w:ascii="Arial" w:hAnsi="Arial" w:eastAsia="Arial"/>
                 <w:sz w:val="18"/>
               </w:rPr>
               <w:t>Yes</w:t>
@@ -5907,11 +6591,15 @@
               <w:keepLines/>
               <w:spacing w:after="0"/>
             </w:pPr>
-            <w:r/>
-            <w:r>
-              <w:rPr>
-                <w:rFonts w:ascii="Arial" w:hAnsi="Arial" w:eastAsia="Arial"/>
-                <w:b w:val="0"/>
+            <w:r>
+              <w:rPr>
+                <w:rFonts w:ascii="Arial" w:hAnsi="Arial" w:eastAsia="Arial"/>
+                <w:sz w:val="18"/>
+              </w:rPr>
+            </w:r>
+            <w:r>
+              <w:rPr>
+                <w:rFonts w:ascii="Arial" w:hAnsi="Arial" w:eastAsia="Arial"/>
                 <w:sz w:val="18"/>
               </w:rPr>
               <w:t>UTF-8; use value domain described by endpoint purpose</w:t>
@@ -5933,11 +6621,15 @@
               <w:keepLines/>
               <w:spacing w:after="0"/>
             </w:pPr>
-            <w:r/>
-            <w:r>
-              <w:rPr>
-                <w:rFonts w:ascii="Arial" w:hAnsi="Arial" w:eastAsia="Arial"/>
-                <w:b w:val="0"/>
+            <w:r>
+              <w:rPr>
+                <w:rFonts w:ascii="Arial" w:hAnsi="Arial" w:eastAsia="Arial"/>
+                <w:sz w:val="18"/>
+              </w:rPr>
+            </w:r>
+            <w:r>
+              <w:rPr>
+                <w:rFonts w:ascii="Arial" w:hAnsi="Arial" w:eastAsia="Arial"/>
                 <w:sz w:val="18"/>
               </w:rPr>
               <w:t>workflowGeneration.N</w:t>
@@ -5954,11 +6646,15 @@
               <w:keepLines/>
               <w:spacing w:after="0"/>
             </w:pPr>
-            <w:r/>
-            <w:r>
-              <w:rPr>
-                <w:rFonts w:ascii="Arial" w:hAnsi="Arial" w:eastAsia="Arial"/>
-                <w:b w:val="0"/>
+            <w:r>
+              <w:rPr>
+                <w:rFonts w:ascii="Arial" w:hAnsi="Arial" w:eastAsia="Arial"/>
+                <w:sz w:val="18"/>
+              </w:rPr>
+            </w:r>
+            <w:r>
+              <w:rPr>
+                <w:rFonts w:ascii="Arial" w:hAnsi="Arial" w:eastAsia="Arial"/>
                 <w:sz w:val="18"/>
               </w:rPr>
               <w:t>integer</w:t>
@@ -5975,11 +6671,15 @@
               <w:keepLines/>
               <w:spacing w:after="0"/>
             </w:pPr>
-            <w:r/>
-            <w:r>
-              <w:rPr>
-                <w:rFonts w:ascii="Arial" w:hAnsi="Arial" w:eastAsia="Arial"/>
-                <w:b w:val="0"/>
+            <w:r>
+              <w:rPr>
+                <w:rFonts w:ascii="Arial" w:hAnsi="Arial" w:eastAsia="Arial"/>
+                <w:sz w:val="18"/>
+              </w:rPr>
+            </w:r>
+            <w:r>
+              <w:rPr>
+                <w:rFonts w:ascii="Arial" w:hAnsi="Arial" w:eastAsia="Arial"/>
                 <w:sz w:val="18"/>
               </w:rPr>
               <w:t>Yes</w:t>
@@ -5996,11 +6696,15 @@
               <w:keepLines/>
               <w:spacing w:after="0"/>
             </w:pPr>
-            <w:r/>
-            <w:r>
-              <w:rPr>
-                <w:rFonts w:ascii="Arial" w:hAnsi="Arial" w:eastAsia="Arial"/>
-                <w:b w:val="0"/>
+            <w:r>
+              <w:rPr>
+                <w:rFonts w:ascii="Arial" w:hAnsi="Arial" w:eastAsia="Arial"/>
+                <w:sz w:val="18"/>
+              </w:rPr>
+            </w:r>
+            <w:r>
+              <w:rPr>
+                <w:rFonts w:ascii="Arial" w:hAnsi="Arial" w:eastAsia="Arial"/>
                 <w:sz w:val="18"/>
               </w:rPr>
               <w:t>UTF-8; use value domain described by endpoint purpose</w:t>
@@ -6022,11 +6726,15 @@
               <w:keepLines/>
               <w:spacing w:after="0"/>
             </w:pPr>
-            <w:r/>
-            <w:r>
-              <w:rPr>
-                <w:rFonts w:ascii="Arial" w:hAnsi="Arial" w:eastAsia="Arial"/>
-                <w:b w:val="0"/>
+            <w:r>
+              <w:rPr>
+                <w:rFonts w:ascii="Arial" w:hAnsi="Arial" w:eastAsia="Arial"/>
+                <w:sz w:val="18"/>
+              </w:rPr>
+            </w:r>
+            <w:r>
+              <w:rPr>
+                <w:rFonts w:ascii="Arial" w:hAnsi="Arial" w:eastAsia="Arial"/>
                 <w:sz w:val="18"/>
               </w:rPr>
               <w:t>openTasksBySection</w:t>
@@ -6043,11 +6751,15 @@
               <w:keepLines/>
               <w:spacing w:after="0"/>
             </w:pPr>
-            <w:r/>
-            <w:r>
-              <w:rPr>
-                <w:rFonts w:ascii="Arial" w:hAnsi="Arial" w:eastAsia="Arial"/>
-                <w:b w:val="0"/>
+            <w:r>
+              <w:rPr>
+                <w:rFonts w:ascii="Arial" w:hAnsi="Arial" w:eastAsia="Arial"/>
+                <w:sz w:val="18"/>
+              </w:rPr>
+            </w:r>
+            <w:r>
+              <w:rPr>
+                <w:rFonts w:ascii="Arial" w:hAnsi="Arial" w:eastAsia="Arial"/>
                 <w:sz w:val="18"/>
               </w:rPr>
               <w:t>array&lt;object&gt;</w:t>
@@ -6064,11 +6776,15 @@
               <w:keepLines/>
               <w:spacing w:after="0"/>
             </w:pPr>
-            <w:r/>
-            <w:r>
-              <w:rPr>
-                <w:rFonts w:ascii="Arial" w:hAnsi="Arial" w:eastAsia="Arial"/>
-                <w:b w:val="0"/>
+            <w:r>
+              <w:rPr>
+                <w:rFonts w:ascii="Arial" w:hAnsi="Arial" w:eastAsia="Arial"/>
+                <w:sz w:val="18"/>
+              </w:rPr>
+            </w:r>
+            <w:r>
+              <w:rPr>
+                <w:rFonts w:ascii="Arial" w:hAnsi="Arial" w:eastAsia="Arial"/>
                 <w:sz w:val="18"/>
               </w:rPr>
               <w:t>Yes</w:t>
@@ -6085,11 +6801,15 @@
               <w:keepLines/>
               <w:spacing w:after="0"/>
             </w:pPr>
-            <w:r/>
-            <w:r>
-              <w:rPr>
-                <w:rFonts w:ascii="Arial" w:hAnsi="Arial" w:eastAsia="Arial"/>
-                <w:b w:val="0"/>
+            <w:r>
+              <w:rPr>
+                <w:rFonts w:ascii="Arial" w:hAnsi="Arial" w:eastAsia="Arial"/>
+                <w:sz w:val="18"/>
+              </w:rPr>
+            </w:r>
+            <w:r>
+              <w:rPr>
+                <w:rFonts w:ascii="Arial" w:hAnsi="Arial" w:eastAsia="Arial"/>
                 <w:sz w:val="18"/>
               </w:rPr>
               <w:t>JSON array; element type shown in Type column</w:t>
@@ -6111,11 +6831,15 @@
               <w:keepLines/>
               <w:spacing w:after="0"/>
             </w:pPr>
-            <w:r/>
-            <w:r>
-              <w:rPr>
-                <w:rFonts w:ascii="Arial" w:hAnsi="Arial" w:eastAsia="Arial"/>
-                <w:b w:val="0"/>
+            <w:r>
+              <w:rPr>
+                <w:rFonts w:ascii="Arial" w:hAnsi="Arial" w:eastAsia="Arial"/>
+                <w:sz w:val="18"/>
+              </w:rPr>
+            </w:r>
+            <w:r>
+              <w:rPr>
+                <w:rFonts w:ascii="Arial" w:hAnsi="Arial" w:eastAsia="Arial"/>
                 <w:sz w:val="18"/>
               </w:rPr>
               <w:t>openTasksBySection[].sectionCode</w:t>
@@ -6132,11 +6856,15 @@
               <w:keepLines/>
               <w:spacing w:after="0"/>
             </w:pPr>
-            <w:r/>
-            <w:r>
-              <w:rPr>
-                <w:rFonts w:ascii="Arial" w:hAnsi="Arial" w:eastAsia="Arial"/>
-                <w:b w:val="0"/>
+            <w:r>
+              <w:rPr>
+                <w:rFonts w:ascii="Arial" w:hAnsi="Arial" w:eastAsia="Arial"/>
+                <w:sz w:val="18"/>
+              </w:rPr>
+            </w:r>
+            <w:r>
+              <w:rPr>
+                <w:rFonts w:ascii="Arial" w:hAnsi="Arial" w:eastAsia="Arial"/>
                 <w:sz w:val="18"/>
               </w:rPr>
               <w:t>string</w:t>
@@ -6153,11 +6881,15 @@
               <w:keepLines/>
               <w:spacing w:after="0"/>
             </w:pPr>
-            <w:r/>
-            <w:r>
-              <w:rPr>
-                <w:rFonts w:ascii="Arial" w:hAnsi="Arial" w:eastAsia="Arial"/>
-                <w:b w:val="0"/>
+            <w:r>
+              <w:rPr>
+                <w:rFonts w:ascii="Arial" w:hAnsi="Arial" w:eastAsia="Arial"/>
+                <w:sz w:val="18"/>
+              </w:rPr>
+            </w:r>
+            <w:r>
+              <w:rPr>
+                <w:rFonts w:ascii="Arial" w:hAnsi="Arial" w:eastAsia="Arial"/>
                 <w:sz w:val="18"/>
               </w:rPr>
               <w:t>Yes</w:t>
@@ -6174,11 +6906,15 @@
               <w:keepLines/>
               <w:spacing w:after="0"/>
             </w:pPr>
-            <w:r/>
-            <w:r>
-              <w:rPr>
-                <w:rFonts w:ascii="Arial" w:hAnsi="Arial" w:eastAsia="Arial"/>
-                <w:b w:val="0"/>
+            <w:r>
+              <w:rPr>
+                <w:rFonts w:ascii="Arial" w:hAnsi="Arial" w:eastAsia="Arial"/>
+                <w:sz w:val="18"/>
+              </w:rPr>
+            </w:r>
+            <w:r>
+              <w:rPr>
+                <w:rFonts w:ascii="Arial" w:hAnsi="Arial" w:eastAsia="Arial"/>
                 <w:sz w:val="18"/>
               </w:rPr>
               <w:t>canonical code; do not replace with display label</w:t>
@@ -6200,11 +6936,15 @@
               <w:keepLines/>
               <w:spacing w:after="0"/>
             </w:pPr>
-            <w:r/>
-            <w:r>
-              <w:rPr>
-                <w:rFonts w:ascii="Arial" w:hAnsi="Arial" w:eastAsia="Arial"/>
-                <w:b w:val="0"/>
+            <w:r>
+              <w:rPr>
+                <w:rFonts w:ascii="Arial" w:hAnsi="Arial" w:eastAsia="Arial"/>
+                <w:sz w:val="18"/>
+              </w:rPr>
+            </w:r>
+            <w:r>
+              <w:rPr>
+                <w:rFonts w:ascii="Arial" w:hAnsi="Arial" w:eastAsia="Arial"/>
                 <w:sz w:val="18"/>
               </w:rPr>
               <w:t>openTasksBySection[].count</w:t>
@@ -6221,11 +6961,15 @@
               <w:keepLines/>
               <w:spacing w:after="0"/>
             </w:pPr>
-            <w:r/>
-            <w:r>
-              <w:rPr>
-                <w:rFonts w:ascii="Arial" w:hAnsi="Arial" w:eastAsia="Arial"/>
-                <w:b w:val="0"/>
+            <w:r>
+              <w:rPr>
+                <w:rFonts w:ascii="Arial" w:hAnsi="Arial" w:eastAsia="Arial"/>
+                <w:sz w:val="18"/>
+              </w:rPr>
+            </w:r>
+            <w:r>
+              <w:rPr>
+                <w:rFonts w:ascii="Arial" w:hAnsi="Arial" w:eastAsia="Arial"/>
                 <w:sz w:val="18"/>
               </w:rPr>
               <w:t>integer</w:t>
@@ -6242,11 +6986,15 @@
               <w:keepLines/>
               <w:spacing w:after="0"/>
             </w:pPr>
-            <w:r/>
-            <w:r>
-              <w:rPr>
-                <w:rFonts w:ascii="Arial" w:hAnsi="Arial" w:eastAsia="Arial"/>
-                <w:b w:val="0"/>
+            <w:r>
+              <w:rPr>
+                <w:rFonts w:ascii="Arial" w:hAnsi="Arial" w:eastAsia="Arial"/>
+                <w:sz w:val="18"/>
+              </w:rPr>
+            </w:r>
+            <w:r>
+              <w:rPr>
+                <w:rFonts w:ascii="Arial" w:hAnsi="Arial" w:eastAsia="Arial"/>
                 <w:sz w:val="18"/>
               </w:rPr>
               <w:t>Yes</w:t>
@@ -6263,11 +7011,15 @@
               <w:keepLines/>
               <w:spacing w:after="0"/>
             </w:pPr>
-            <w:r/>
-            <w:r>
-              <w:rPr>
-                <w:rFonts w:ascii="Arial" w:hAnsi="Arial" w:eastAsia="Arial"/>
-                <w:b w:val="0"/>
+            <w:r>
+              <w:rPr>
+                <w:rFonts w:ascii="Arial" w:hAnsi="Arial" w:eastAsia="Arial"/>
+                <w:sz w:val="18"/>
+              </w:rPr>
+            </w:r>
+            <w:r>
+              <w:rPr>
+                <w:rFonts w:ascii="Arial" w:hAnsi="Arial" w:eastAsia="Arial"/>
                 <w:sz w:val="18"/>
               </w:rPr>
               <w:t>UTF-8; use value domain described by endpoint purpose</w:t>
@@ -6393,11 +7145,15 @@
               <w:keepLines/>
               <w:spacing w:after="0"/>
             </w:pPr>
-            <w:r/>
-            <w:r>
-              <w:rPr>
-                <w:rFonts w:ascii="Arial" w:hAnsi="Arial" w:eastAsia="Arial"/>
-                <w:b w:val="0"/>
+            <w:r>
+              <w:rPr>
+                <w:rFonts w:ascii="Arial" w:hAnsi="Arial" w:eastAsia="Arial"/>
+                <w:sz w:val="18"/>
+              </w:rPr>
+            </w:r>
+            <w:r>
+              <w:rPr>
+                <w:rFonts w:ascii="Arial" w:hAnsi="Arial" w:eastAsia="Arial"/>
                 <w:sz w:val="18"/>
               </w:rPr>
               <w:t>fgi_impact_processes / fgi_impact_stores</w:t>
@@ -6414,11 +7170,15 @@
               <w:keepLines/>
               <w:spacing w:after="0"/>
             </w:pPr>
-            <w:r/>
-            <w:r>
-              <w:rPr>
-                <w:rFonts w:ascii="Arial" w:hAnsi="Arial" w:eastAsia="Arial"/>
-                <w:b w:val="0"/>
+            <w:r>
+              <w:rPr>
+                <w:rFonts w:ascii="Arial" w:hAnsi="Arial" w:eastAsia="Arial"/>
+                <w:sz w:val="18"/>
+              </w:rPr>
+            </w:r>
+            <w:r>
+              <w:rPr>
+                <w:rFonts w:ascii="Arial" w:hAnsi="Arial" w:eastAsia="Arial"/>
                 <w:sz w:val="18"/>
               </w:rPr>
               <w:t>R/W</w:t>
@@ -6435,11 +7195,15 @@
               <w:keepLines/>
               <w:spacing w:after="0"/>
             </w:pPr>
-            <w:r/>
-            <w:r>
-              <w:rPr>
-                <w:rFonts w:ascii="Arial" w:hAnsi="Arial" w:eastAsia="Arial"/>
-                <w:b w:val="0"/>
+            <w:r>
+              <w:rPr>
+                <w:rFonts w:ascii="Arial" w:hAnsi="Arial" w:eastAsia="Arial"/>
+                <w:sz w:val="18"/>
+              </w:rPr>
+            </w:r>
+            <w:r>
+              <w:rPr>
+                <w:rFonts w:ascii="Arial" w:hAnsi="Arial" w:eastAsia="Arial"/>
                 <w:sz w:val="18"/>
               </w:rPr>
               <w:t>อ่านข้อมูล impact และอัปเดต workflow_generation_status W/Y/N</w:t>
@@ -6461,11 +7225,15 @@
               <w:keepLines/>
               <w:spacing w:after="0"/>
             </w:pPr>
-            <w:r/>
-            <w:r>
-              <w:rPr>
-                <w:rFonts w:ascii="Arial" w:hAnsi="Arial" w:eastAsia="Arial"/>
-                <w:b w:val="0"/>
+            <w:r>
+              <w:rPr>
+                <w:rFonts w:ascii="Arial" w:hAnsi="Arial" w:eastAsia="Arial"/>
+                <w:sz w:val="18"/>
+              </w:rPr>
+            </w:r>
+            <w:r>
+              <w:rPr>
+                <w:rFonts w:ascii="Arial" w:hAnsi="Arial" w:eastAsia="Arial"/>
                 <w:sz w:val="18"/>
               </w:rPr>
               <w:t>compensation_documents</w:t>
@@ -6482,11 +7250,15 @@
               <w:keepLines/>
               <w:spacing w:after="0"/>
             </w:pPr>
-            <w:r/>
-            <w:r>
-              <w:rPr>
-                <w:rFonts w:ascii="Arial" w:hAnsi="Arial" w:eastAsia="Arial"/>
-                <w:b w:val="0"/>
+            <w:r>
+              <w:rPr>
+                <w:rFonts w:ascii="Arial" w:hAnsi="Arial" w:eastAsia="Arial"/>
+                <w:sz w:val="18"/>
+              </w:rPr>
+            </w:r>
+            <w:r>
+              <w:rPr>
+                <w:rFonts w:ascii="Arial" w:hAnsi="Arial" w:eastAsia="Arial"/>
                 <w:sz w:val="18"/>
               </w:rPr>
               <w:t>R/W</w:t>
@@ -6503,11 +7275,15 @@
               <w:keepLines/>
               <w:spacing w:after="0"/>
             </w:pPr>
-            <w:r/>
-            <w:r>
-              <w:rPr>
-                <w:rFonts w:ascii="Arial" w:hAnsi="Arial" w:eastAsia="Arial"/>
-                <w:b w:val="0"/>
+            <w:r>
+              <w:rPr>
+                <w:rFonts w:ascii="Arial" w:hAnsi="Arial" w:eastAsia="Arial"/>
+                <w:sz w:val="18"/>
+              </w:rPr>
+            </w:r>
+            <w:r>
+              <w:rPr>
+                <w:rFonts w:ascii="Arial" w:hAnsi="Arial" w:eastAsia="Arial"/>
                 <w:sz w:val="18"/>
               </w:rPr>
               <w:t>create-if-missing จาก impact process และผูก docNo</w:t>
@@ -6529,11 +7305,15 @@
               <w:keepLines/>
               <w:spacing w:after="0"/>
             </w:pPr>
-            <w:r/>
-            <w:r>
-              <w:rPr>
-                <w:rFonts w:ascii="Arial" w:hAnsi="Arial" w:eastAsia="Arial"/>
-                <w:b w:val="0"/>
+            <w:r>
+              <w:rPr>
+                <w:rFonts w:ascii="Arial" w:hAnsi="Arial" w:eastAsia="Arial"/>
+                <w:sz w:val="18"/>
+              </w:rPr>
+            </w:r>
+            <w:r>
+              <w:rPr>
+                <w:rFonts w:ascii="Arial" w:hAnsi="Arial" w:eastAsia="Arial"/>
                 <w:sz w:val="18"/>
               </w:rPr>
               <w:t>workflow_transaction (@srm/glb-workflow)</w:t>
@@ -6550,11 +7330,15 @@
               <w:keepLines/>
               <w:spacing w:after="0"/>
             </w:pPr>
-            <w:r/>
-            <w:r>
-              <w:rPr>
-                <w:rFonts w:ascii="Arial" w:hAnsi="Arial" w:eastAsia="Arial"/>
-                <w:b w:val="0"/>
+            <w:r>
+              <w:rPr>
+                <w:rFonts w:ascii="Arial" w:hAnsi="Arial" w:eastAsia="Arial"/>
+                <w:sz w:val="18"/>
+              </w:rPr>
+            </w:r>
+            <w:r>
+              <w:rPr>
+                <w:rFonts w:ascii="Arial" w:hAnsi="Arial" w:eastAsia="Arial"/>
                 <w:sz w:val="18"/>
               </w:rPr>
               <w:t>R/W</w:t>
@@ -6571,11 +7355,15 @@
               <w:keepLines/>
               <w:spacing w:after="0"/>
             </w:pPr>
-            <w:r/>
-            <w:r>
-              <w:rPr>
-                <w:rFonts w:ascii="Arial" w:hAnsi="Arial" w:eastAsia="Arial"/>
-                <w:b w:val="0"/>
+            <w:r>
+              <w:rPr>
+                <w:rFonts w:ascii="Arial" w:hAnsi="Arial" w:eastAsia="Arial"/>
+                <w:sz w:val="18"/>
+              </w:rPr>
+            </w:r>
+            <w:r>
+              <w:rPr>
+                <w:rFonts w:ascii="Arial" w:hAnsi="Arial" w:eastAsia="Arial"/>
                 <w:sz w:val="18"/>
               </w:rPr>
               <w:t>initializeWorkflow แทน K2 StartInstance</w:t>
@@ -6597,11 +7385,15 @@
               <w:keepLines/>
               <w:spacing w:after="0"/>
             </w:pPr>
-            <w:r/>
-            <w:r>
-              <w:rPr>
-                <w:rFonts w:ascii="Arial" w:hAnsi="Arial" w:eastAsia="Arial"/>
-                <w:b w:val="0"/>
+            <w:r>
+              <w:rPr>
+                <w:rFonts w:ascii="Arial" w:hAnsi="Arial" w:eastAsia="Arial"/>
+                <w:sz w:val="18"/>
+              </w:rPr>
+            </w:r>
+            <w:r>
+              <w:rPr>
+                <w:rFonts w:ascii="Arial" w:hAnsi="Arial" w:eastAsia="Arial"/>
                 <w:sz w:val="18"/>
               </w:rPr>
               <w:t>workflow_approver (@srm/glb-workflow)</w:t>
@@ -6618,11 +7410,15 @@
               <w:keepLines/>
               <w:spacing w:after="0"/>
             </w:pPr>
-            <w:r/>
-            <w:r>
-              <w:rPr>
-                <w:rFonts w:ascii="Arial" w:hAnsi="Arial" w:eastAsia="Arial"/>
-                <w:b w:val="0"/>
+            <w:r>
+              <w:rPr>
+                <w:rFonts w:ascii="Arial" w:hAnsi="Arial" w:eastAsia="Arial"/>
+                <w:sz w:val="18"/>
+              </w:rPr>
+            </w:r>
+            <w:r>
+              <w:rPr>
+                <w:rFonts w:ascii="Arial" w:hAnsi="Arial" w:eastAsia="Arial"/>
                 <w:sz w:val="18"/>
               </w:rPr>
               <w:t>W</w:t>
@@ -6639,11 +7435,15 @@
               <w:keepLines/>
               <w:spacing w:after="0"/>
             </w:pPr>
-            <w:r/>
-            <w:r>
-              <w:rPr>
-                <w:rFonts w:ascii="Arial" w:hAnsi="Arial" w:eastAsia="Arial"/>
-                <w:b w:val="0"/>
+            <w:r>
+              <w:rPr>
+                <w:rFonts w:ascii="Arial" w:hAnsi="Arial" w:eastAsia="Arial"/>
+                <w:sz w:val="18"/>
+              </w:rPr>
+            </w:r>
+            <w:r>
+              <w:rPr>
+                <w:rFonts w:ascii="Arial" w:hAnsi="Arial" w:eastAsia="Arial"/>
                 <w:sz w:val="18"/>
               </w:rPr>
               <w:t>addPreparedApprover state 06</w:t>
@@ -6665,11 +7465,15 @@
               <w:keepLines/>
               <w:spacing w:after="0"/>
             </w:pPr>
-            <w:r/>
-            <w:r>
-              <w:rPr>
-                <w:rFonts w:ascii="Arial" w:hAnsi="Arial" w:eastAsia="Arial"/>
-                <w:b w:val="0"/>
+            <w:r>
+              <w:rPr>
+                <w:rFonts w:ascii="Arial" w:hAnsi="Arial" w:eastAsia="Arial"/>
+                <w:sz w:val="18"/>
+              </w:rPr>
+            </w:r>
+            <w:r>
+              <w:rPr>
+                <w:rFonts w:ascii="Arial" w:hAnsi="Arial" w:eastAsia="Arial"/>
                 <w:sz w:val="18"/>
               </w:rPr>
               <w:t>document_statuses / workflow_sections</w:t>
@@ -6686,11 +7490,15 @@
               <w:keepLines/>
               <w:spacing w:after="0"/>
             </w:pPr>
-            <w:r/>
-            <w:r>
-              <w:rPr>
-                <w:rFonts w:ascii="Arial" w:hAnsi="Arial" w:eastAsia="Arial"/>
-                <w:b w:val="0"/>
+            <w:r>
+              <w:rPr>
+                <w:rFonts w:ascii="Arial" w:hAnsi="Arial" w:eastAsia="Arial"/>
+                <w:sz w:val="18"/>
+              </w:rPr>
+            </w:r>
+            <w:r>
+              <w:rPr>
+                <w:rFonts w:ascii="Arial" w:hAnsi="Arial" w:eastAsia="Arial"/>
                 <w:sz w:val="18"/>
               </w:rPr>
               <w:t>R</w:t>
@@ -6707,11 +7515,15 @@
               <w:keepLines/>
               <w:spacing w:after="0"/>
             </w:pPr>
-            <w:r/>
-            <w:r>
-              <w:rPr>
-                <w:rFonts w:ascii="Arial" w:hAnsi="Arial" w:eastAsia="Arial"/>
-                <w:b w:val="0"/>
+            <w:r>
+              <w:rPr>
+                <w:rFonts w:ascii="Arial" w:hAnsi="Arial" w:eastAsia="Arial"/>
+                <w:sz w:val="18"/>
+              </w:rPr>
+            </w:r>
+            <w:r>
+              <w:rPr>
+                <w:rFonts w:ascii="Arial" w:hAnsi="Arial" w:eastAsia="Arial"/>
                 <w:sz w:val="18"/>
               </w:rPr>
               <w:t>lookup statusCode/status และ section แรก</w:t>
@@ -6733,11 +7545,15 @@
               <w:keepLines/>
               <w:spacing w:after="0"/>
             </w:pPr>
-            <w:r/>
-            <w:r>
-              <w:rPr>
-                <w:rFonts w:ascii="Arial" w:hAnsi="Arial" w:eastAsia="Arial"/>
-                <w:b w:val="0"/>
+            <w:r>
+              <w:rPr>
+                <w:rFonts w:ascii="Arial" w:hAnsi="Arial" w:eastAsia="Arial"/>
+                <w:sz w:val="18"/>
+              </w:rPr>
+            </w:r>
+            <w:r>
+              <w:rPr>
+                <w:rFonts w:ascii="Arial" w:hAnsi="Arial" w:eastAsia="Arial"/>
                 <w:sz w:val="18"/>
               </w:rPr>
               <w:t>job_run_histories</w:t>
@@ -6754,11 +7570,15 @@
               <w:keepLines/>
               <w:spacing w:after="0"/>
             </w:pPr>
-            <w:r/>
-            <w:r>
-              <w:rPr>
-                <w:rFonts w:ascii="Arial" w:hAnsi="Arial" w:eastAsia="Arial"/>
-                <w:b w:val="0"/>
+            <w:r>
+              <w:rPr>
+                <w:rFonts w:ascii="Arial" w:hAnsi="Arial" w:eastAsia="Arial"/>
+                <w:sz w:val="18"/>
+              </w:rPr>
+            </w:r>
+            <w:r>
+              <w:rPr>
+                <w:rFonts w:ascii="Arial" w:hAnsi="Arial" w:eastAsia="Arial"/>
                 <w:sz w:val="18"/>
               </w:rPr>
               <w:t>W</w:t>
@@ -6775,82 +7595,18 @@
               <w:keepLines/>
               <w:spacing w:after="0"/>
             </w:pPr>
-            <w:r/>
-            <w:r>
-              <w:rPr>
-                <w:rFonts w:ascii="Arial" w:hAnsi="Arial" w:eastAsia="Arial"/>
-                <w:b w:val="0"/>
+            <w:r>
+              <w:rPr>
+                <w:rFonts w:ascii="Arial" w:hAnsi="Arial" w:eastAsia="Arial"/>
+                <w:sz w:val="18"/>
+              </w:rPr>
+            </w:r>
+            <w:r>
+              <w:rPr>
+                <w:rFonts w:ascii="Arial" w:hAnsi="Arial" w:eastAsia="Arial"/>
                 <w:sz w:val="18"/>
               </w:rPr>
               <w:t>บันทึกผลเรียกจาก Job 8b</w:t>
-            </w:r>
-          </w:p>
-        </w:tc>
-      </w:tr>
-      <w:tr>
-        <w:trPr>
-          <w:cantSplit/>
-        </w:trPr>
-        <w:tc>
-          <w:tcPr>
-            <w:tcW w:type="dxa" w:w="3360"/>
-            <w:vAlign w:val="center"/>
-          </w:tcPr>
-          <w:p>
-            <w:pPr>
-              <w:keepLines/>
-              <w:spacing w:after="0"/>
-            </w:pPr>
-            <w:r/>
-            <w:r>
-              <w:rPr>
-                <w:rFonts w:ascii="Arial" w:hAnsi="Arial" w:eastAsia="Arial"/>
-                <w:b w:val="0"/>
-                <w:sz w:val="18"/>
-              </w:rPr>
-              <w:t>audit_logs</w:t>
-            </w:r>
-          </w:p>
-        </w:tc>
-        <w:tc>
-          <w:tcPr>
-            <w:tcW w:type="dxa" w:w="3360"/>
-            <w:vAlign w:val="center"/>
-          </w:tcPr>
-          <w:p>
-            <w:pPr>
-              <w:keepLines/>
-              <w:spacing w:after="0"/>
-            </w:pPr>
-            <w:r/>
-            <w:r>
-              <w:rPr>
-                <w:rFonts w:ascii="Arial" w:hAnsi="Arial" w:eastAsia="Arial"/>
-                <w:b w:val="0"/>
-                <w:sz w:val="18"/>
-              </w:rPr>
-              <w:t>W</w:t>
-            </w:r>
-          </w:p>
-        </w:tc>
-        <w:tc>
-          <w:tcPr>
-            <w:tcW w:type="dxa" w:w="3360"/>
-            <w:vAlign w:val="center"/>
-          </w:tcPr>
-          <w:p>
-            <w:pPr>
-              <w:keepLines/>
-              <w:spacing w:after="0"/>
-            </w:pPr>
-            <w:r/>
-            <w:r>
-              <w:rPr>
-                <w:rFonts w:ascii="Arial" w:hAnsi="Arial" w:eastAsia="Arial"/>
-                <w:b w:val="0"/>
-                <w:sz w:val="18"/>
-              </w:rPr>
-              <w:t>audit permanent skip N และ manual rerun</w:t>
             </w:r>
           </w:p>
         </w:tc>
@@ -6865,7 +7621,80 @@
         <w:pageBreakBefore w:val="0"/>
       </w:pPr>
       <w:r>
-        <w:t>9. Processing Flow</w:t>
+        <w:t>9. Skeleton Code (store-backend + BFF)</w:t>
+      </w:r>
+    </w:p>
+    <w:p>
+      <w:pPr>
+        <w:keepNext w:val="0"/>
+      </w:pPr>
+      <w:r>
+        <w:t xml:space="preserve">โครงโค้ดตั้งต้นของเอกสารฉบับนี้ ยึด convention จริงของ </w:t>
+      </w:r>
+      <w:r>
+        <w:rPr>
+          <w:rFonts w:ascii="Courier New" w:hAnsi="Courier New"/>
+        </w:rPr>
+        <w:t>srm-sps-spsap-store-backend</w:t>
+      </w:r>
+      <w:r>
+        <w:t xml:space="preserve"> (NestJS 11 + TypeORM, schema </w:t>
+      </w:r>
+      <w:r>
+        <w:rPr>
+          <w:rFonts w:ascii="Courier New" w:hAnsi="Courier New"/>
+        </w:rPr>
+        <w:t>sps_store</w:t>
+      </w:r>
+      <w:r>
+        <w:t xml:space="preserve">, custom provider </w:t>
+      </w:r>
+      <w:r>
+        <w:rPr>
+          <w:rFonts w:ascii="Courier New" w:hAnsi="Courier New"/>
+        </w:rPr>
+        <w:t>DATA_SOURCE</w:t>
+      </w:r>
+      <w:r>
+        <w:t xml:space="preserve"> ที่ route SELECT ไป slave pool) และ </w:t>
+      </w:r>
+      <w:r>
+        <w:rPr>
+          <w:rFonts w:ascii="Courier New" w:hAnsi="Courier New"/>
+        </w:rPr>
+        <w:t>srm-sps-spsap-sbp-bff</w:t>
+      </w:r>
+      <w:r>
+        <w:t xml:space="preserve"> (ไม่มี DB, forward ผ่าน client service). ทุกจุดที่ต้องเติมกำกับด้วย </w:t>
+      </w:r>
+      <w:r>
+        <w:rPr>
+          <w:rFonts w:ascii="Courier New" w:hAnsi="Courier New"/>
+        </w:rPr>
+        <w:t>// TODO:</w:t>
+      </w:r>
+      <w:r>
+        <w:t xml:space="preserve"> และ response ทุกเส้นถูกห่อเป็น </w:t>
+      </w:r>
+      <w:r>
+        <w:rPr>
+          <w:rFonts w:ascii="Courier New" w:hAnsi="Courier New"/>
+        </w:rPr>
+        <w:t>{success, data}</w:t>
+      </w:r>
+      <w:r>
+        <w:t xml:space="preserve"> โดย ResponseInterceptor อยู่แล้ว จึงห้าม service ห่อซ้ำ</w:t>
+      </w:r>
+    </w:p>
+    <w:p>
+      <w:pPr>
+        <w:pStyle w:val="Heading3"/>
+        <w:keepNext/>
+        <w:keepLines/>
+        <w:pageBreakBefore w:val="0"/>
+      </w:pPr>
+      <w:r>
+        <w:t>9.1 ผังไฟล์ที่ต้องสร้าง</w:t>
       </w:r>
     </w:p>
     <w:tbl>
@@ -6901,7 +7730,7 @@
                 <w:b/>
                 <w:sz w:val="18"/>
               </w:rPr>
-              <w:t>Step</w:t>
+              <w:t>Path</w:t>
             </w:r>
           </w:p>
         </w:tc>
@@ -6923,7 +7752,7 @@
                 <w:b/>
                 <w:sz w:val="18"/>
               </w:rPr>
-              <w:t>Description</w:t>
+              <w:t>หน้าที่</w:t>
             </w:r>
           </w:p>
         </w:tc>
@@ -6942,14 +7771,18 @@
               <w:keepLines/>
               <w:spacing w:after="0"/>
             </w:pPr>
-            <w:r/>
-            <w:r>
-              <w:rPr>
-                <w:rFonts w:ascii="Arial" w:hAnsi="Arial" w:eastAsia="Arial"/>
-                <w:b w:val="0"/>
-                <w:sz w:val="18"/>
-              </w:rPr>
-              <w:t>1</w:t>
+            <w:r>
+              <w:rPr>
+                <w:rFonts w:ascii="Arial" w:hAnsi="Arial" w:eastAsia="Arial"/>
+                <w:sz w:val="18"/>
+              </w:rPr>
+            </w:r>
+            <w:r>
+              <w:rPr>
+                <w:rFonts w:ascii="Arial" w:hAnsi="Arial" w:eastAsia="Arial"/>
+                <w:sz w:val="18"/>
+              </w:rPr>
+              <w:t>store-backend · src/modules/sbpgi-workflow-instances/sbpgi-workflow-instances.controller.ts</w:t>
             </w:r>
           </w:p>
         </w:tc>
@@ -6963,14 +7796,39 @@
               <w:keepLines/>
               <w:spacing w:after="0"/>
             </w:pPr>
-            <w:r/>
-            <w:r>
-              <w:rPr>
-                <w:rFonts w:ascii="Arial" w:hAnsi="Arial" w:eastAsia="Arial"/>
-                <w:b w:val="0"/>
-                <w:sz w:val="18"/>
-              </w:rPr>
-              <w:t>Validate service token and idempotency key</w:t>
+            <w:r>
+              <w:rPr>
+                <w:rFonts w:ascii="Arial" w:hAnsi="Arial" w:eastAsia="Arial"/>
+                <w:sz w:val="18"/>
+              </w:rPr>
+            </w:r>
+            <w:r>
+              <w:rPr>
+                <w:rFonts w:ascii="Arial" w:hAnsi="Arial" w:eastAsia="Arial"/>
+                <w:sz w:val="18"/>
+              </w:rPr>
+              <w:t xml:space="preserve">route ทั้งหมดของเอกสารนี้ (3 เส้น) + </w:t>
+            </w:r>
+            <w:r>
+              <w:rPr>
+                <w:rFonts w:ascii="Courier New" w:hAnsi="Courier New" w:eastAsia="Arial"/>
+                <w:sz w:val="18"/>
+              </w:rPr>
+              <w:t>@UseGuards(HttpHeaderGuard)</w:t>
+            </w:r>
+            <w:r>
+              <w:rPr>
+                <w:rFonts w:ascii="Arial" w:hAnsi="Arial" w:eastAsia="Arial"/>
+                <w:sz w:val="18"/>
+              </w:rPr>
+              <w:t xml:space="preserve"> + </w:t>
+            </w:r>
+            <w:r>
+              <w:rPr>
+                <w:rFonts w:ascii="Courier New" w:hAnsi="Courier New" w:eastAsia="Arial"/>
+                <w:sz w:val="18"/>
+              </w:rPr>
+              <w:t>@UserId()</w:t>
             </w:r>
           </w:p>
         </w:tc>
@@ -6989,14 +7847,18 @@
               <w:keepLines/>
               <w:spacing w:after="0"/>
             </w:pPr>
-            <w:r/>
-            <w:r>
-              <w:rPr>
-                <w:rFonts w:ascii="Arial" w:hAnsi="Arial" w:eastAsia="Arial"/>
-                <w:b w:val="0"/>
-                <w:sz w:val="18"/>
-              </w:rPr>
-              <w:t>2</w:t>
+            <w:r>
+              <w:rPr>
+                <w:rFonts w:ascii="Arial" w:hAnsi="Arial" w:eastAsia="Arial"/>
+                <w:sz w:val="18"/>
+              </w:rPr>
+            </w:r>
+            <w:r>
+              <w:rPr>
+                <w:rFonts w:ascii="Arial" w:hAnsi="Arial" w:eastAsia="Arial"/>
+                <w:sz w:val="18"/>
+              </w:rPr>
+              <w:t>store-backend · src/modules/sbpgi-workflow-instances/sbpgi-workflow-instances.service.ts</w:t>
             </w:r>
           </w:p>
         </w:tc>
@@ -7010,14 +7872,32 @@
               <w:keepLines/>
               <w:spacing w:after="0"/>
             </w:pPr>
-            <w:r/>
-            <w:r>
-              <w:rPr>
-                <w:rFonts w:ascii="Arial" w:hAnsi="Arial" w:eastAsia="Arial"/>
-                <w:b w:val="0"/>
-                <w:sz w:val="18"/>
-              </w:rPr>
-              <w:t>Load impact process and current workflow_generation_status</w:t>
+            <w:r>
+              <w:rPr>
+                <w:rFonts w:ascii="Arial" w:hAnsi="Arial" w:eastAsia="Arial"/>
+                <w:sz w:val="18"/>
+              </w:rPr>
+            </w:r>
+            <w:r>
+              <w:rPr>
+                <w:rFonts w:ascii="Arial" w:hAnsi="Arial" w:eastAsia="Arial"/>
+                <w:sz w:val="18"/>
+              </w:rPr>
+              <w:t xml:space="preserve">business logic — inject </w:t>
+            </w:r>
+            <w:r>
+              <w:rPr>
+                <w:rFonts w:ascii="Courier New" w:hAnsi="Courier New" w:eastAsia="Arial"/>
+                <w:sz w:val="18"/>
+              </w:rPr>
+              <w:t>'DATA_SOURCE'</w:t>
+            </w:r>
+            <w:r>
+              <w:rPr>
+                <w:rFonts w:ascii="Arial" w:hAnsi="Arial" w:eastAsia="Arial"/>
+                <w:sz w:val="18"/>
+              </w:rPr>
+              <w:t xml:space="preserve"> แล้วยิง raw SQL, mutation ใช้ QueryRunner transaction</w:t>
             </w:r>
           </w:p>
         </w:tc>
@@ -7036,14 +7916,18 @@
               <w:keepLines/>
               <w:spacing w:after="0"/>
             </w:pPr>
-            <w:r/>
-            <w:r>
-              <w:rPr>
-                <w:rFonts w:ascii="Arial" w:hAnsi="Arial" w:eastAsia="Arial"/>
-                <w:b w:val="0"/>
-                <w:sz w:val="18"/>
-              </w:rPr>
-              <w:t>3</w:t>
+            <w:r>
+              <w:rPr>
+                <w:rFonts w:ascii="Arial" w:hAnsi="Arial" w:eastAsia="Arial"/>
+                <w:sz w:val="18"/>
+              </w:rPr>
+            </w:r>
+            <w:r>
+              <w:rPr>
+                <w:rFonts w:ascii="Arial" w:hAnsi="Arial" w:eastAsia="Arial"/>
+                <w:sz w:val="18"/>
+              </w:rPr>
+              <w:t>store-backend · src/modules/sbpgi-workflow-instances/sbpgi-workflow-instances.sql.ts</w:t>
             </w:r>
           </w:p>
         </w:tc>
@@ -7057,14 +7941,18 @@
               <w:keepLines/>
               <w:spacing w:after="0"/>
             </w:pPr>
-            <w:r/>
-            <w:r>
-              <w:rPr>
-                <w:rFonts w:ascii="Arial" w:hAnsi="Arial" w:eastAsia="Arial"/>
-                <w:b w:val="0"/>
-                <w:sz w:val="18"/>
-              </w:rPr>
-              <w:t>Reject if status is already Y and return existing doc/instance idempotently</w:t>
+            <w:r>
+              <w:rPr>
+                <w:rFonts w:ascii="Arial" w:hAnsi="Arial" w:eastAsia="Arial"/>
+                <w:sz w:val="18"/>
+              </w:rPr>
+            </w:r>
+            <w:r>
+              <w:rPr>
+                <w:rFonts w:ascii="Arial" w:hAnsi="Arial" w:eastAsia="Arial"/>
+                <w:sz w:val="18"/>
+              </w:rPr>
+              <w:t>เก็บ SQL ต่อ endpoint (คัดจากหัวข้อ 10) แยกออกจาก service ให้ทดสอบ/รีวิวง่าย</w:t>
             </w:r>
           </w:p>
         </w:tc>
@@ -7083,14 +7971,18 @@
               <w:keepLines/>
               <w:spacing w:after="0"/>
             </w:pPr>
-            <w:r/>
-            <w:r>
-              <w:rPr>
-                <w:rFonts w:ascii="Arial" w:hAnsi="Arial" w:eastAsia="Arial"/>
-                <w:b w:val="0"/>
-                <w:sz w:val="18"/>
-              </w:rPr>
-              <w:t>4</w:t>
+            <w:r>
+              <w:rPr>
+                <w:rFonts w:ascii="Arial" w:hAnsi="Arial" w:eastAsia="Arial"/>
+                <w:sz w:val="18"/>
+              </w:rPr>
+            </w:r>
+            <w:r>
+              <w:rPr>
+                <w:rFonts w:ascii="Arial" w:hAnsi="Arial" w:eastAsia="Arial"/>
+                <w:sz w:val="18"/>
+              </w:rPr>
+              <w:t>store-backend · src/modules/sbpgi-workflow-instances/dto/sbpgi-workflow-instances.dto.ts</w:t>
             </w:r>
           </w:p>
         </w:tc>
@@ -7104,14 +7996,18 @@
               <w:keepLines/>
               <w:spacing w:after="0"/>
             </w:pPr>
-            <w:r/>
-            <w:r>
-              <w:rPr>
-                <w:rFonts w:ascii="Arial" w:hAnsi="Arial" w:eastAsia="Arial"/>
-                <w:b w:val="0"/>
-                <w:sz w:val="18"/>
-              </w:rPr>
-              <w:t>Evaluate Gen Flow Gate in one service: status W, branch type allowlist, DV present, juristic different, growth_rate_diff &lt;= -10, sales_status in Y/N</w:t>
+            <w:r>
+              <w:rPr>
+                <w:rFonts w:ascii="Arial" w:hAnsi="Arial" w:eastAsia="Arial"/>
+                <w:sz w:val="18"/>
+              </w:rPr>
+            </w:r>
+            <w:r>
+              <w:rPr>
+                <w:rFonts w:ascii="Arial" w:hAnsi="Arial" w:eastAsia="Arial"/>
+                <w:sz w:val="18"/>
+              </w:rPr>
+              <w:t>DTO + class-validator ตาม validation ในหัวข้อฟิลด์ของเอกสารนี้</w:t>
             </w:r>
           </w:p>
         </w:tc>
@@ -7130,14 +8026,18 @@
               <w:keepLines/>
               <w:spacing w:after="0"/>
             </w:pPr>
-            <w:r/>
-            <w:r>
-              <w:rPr>
-                <w:rFonts w:ascii="Arial" w:hAnsi="Arial" w:eastAsia="Arial"/>
-                <w:b w:val="0"/>
-                <w:sz w:val="18"/>
-              </w:rPr>
-              <w:t>5</w:t>
+            <w:r>
+              <w:rPr>
+                <w:rFonts w:ascii="Arial" w:hAnsi="Arial" w:eastAsia="Arial"/>
+                <w:sz w:val="18"/>
+              </w:rPr>
+            </w:r>
+            <w:r>
+              <w:rPr>
+                <w:rFonts w:ascii="Arial" w:hAnsi="Arial" w:eastAsia="Arial"/>
+                <w:sz w:val="18"/>
+              </w:rPr>
+              <w:t>store-backend · src/modules/sbpgi-workflow-instances/sbpgi-workflow-instances.module.ts</w:t>
             </w:r>
           </w:p>
         </w:tc>
@@ -7151,14 +8051,25 @@
               <w:keepLines/>
               <w:spacing w:after="0"/>
             </w:pPr>
-            <w:r/>
-            <w:r>
-              <w:rPr>
-                <w:rFonts w:ascii="Arial" w:hAnsi="Arial" w:eastAsia="Arial"/>
-                <w:b w:val="0"/>
-                <w:sz w:val="18"/>
-              </w:rPr>
-              <w:t>If branch type is outside allowlist, distance exceeds threshold, DV is missing, juristic is the same, or growth_rate_diff &gt; -10, update workflow_generation_status=N and return 200 with permanent-skip reason</w:t>
+            <w:r>
+              <w:rPr>
+                <w:rFonts w:ascii="Arial" w:hAnsi="Arial" w:eastAsia="Arial"/>
+                <w:sz w:val="18"/>
+              </w:rPr>
+            </w:r>
+            <w:r>
+              <w:rPr>
+                <w:rFonts w:ascii="Arial" w:hAnsi="Arial" w:eastAsia="Arial"/>
+                <w:sz w:val="18"/>
+              </w:rPr>
+              <w:t xml:space="preserve">ประกอบ controller/service/providers แล้ว register ที่ </w:t>
+            </w:r>
+            <w:r>
+              <w:rPr>
+                <w:rFonts w:ascii="Courier New" w:hAnsi="Courier New" w:eastAsia="Arial"/>
+                <w:sz w:val="18"/>
+              </w:rPr>
+              <w:t>app.module.ts</w:t>
             </w:r>
           </w:p>
         </w:tc>
@@ -7177,14 +8088,18 @@
               <w:keepLines/>
               <w:spacing w:after="0"/>
             </w:pPr>
-            <w:r/>
-            <w:r>
-              <w:rPr>
-                <w:rFonts w:ascii="Arial" w:hAnsi="Arial" w:eastAsia="Arial"/>
-                <w:b w:val="0"/>
-                <w:sz w:val="18"/>
-              </w:rPr>
-              <w:t>6</w:t>
+            <w:r>
+              <w:rPr>
+                <w:rFonts w:ascii="Arial" w:hAnsi="Arial" w:eastAsia="Arial"/>
+                <w:sz w:val="18"/>
+              </w:rPr>
+            </w:r>
+            <w:r>
+              <w:rPr>
+                <w:rFonts w:ascii="Arial" w:hAnsi="Arial" w:eastAsia="Arial"/>
+                <w:sz w:val="18"/>
+              </w:rPr>
+              <w:t>store-backend · src/entitys/fgi-impact-processes.entity.ts</w:t>
             </w:r>
           </w:p>
         </w:tc>
@@ -7198,14 +8113,46 @@
               <w:keepLines/>
               <w:spacing w:after="0"/>
             </w:pPr>
-            <w:r/>
-            <w:r>
-              <w:rPr>
-                <w:rFonts w:ascii="Arial" w:hAnsi="Arial" w:eastAsia="Arial"/>
-                <w:b w:val="0"/>
-                <w:sz w:val="18"/>
-              </w:rPr>
-              <w:t>If distance/juristic/growth data is NULL or sales_status is not ready, keep workflow_generation_status=W and return 422 reason so Job 8b can rerun</w:t>
+            <w:r>
+              <w:rPr>
+                <w:rFonts w:ascii="Arial" w:hAnsi="Arial" w:eastAsia="Arial"/>
+                <w:sz w:val="18"/>
+              </w:rPr>
+            </w:r>
+            <w:r>
+              <w:rPr>
+                <w:rFonts w:ascii="Arial" w:hAnsi="Arial" w:eastAsia="Arial"/>
+                <w:sz w:val="18"/>
+              </w:rPr>
+              <w:t xml:space="preserve">entity ของ </w:t>
+            </w:r>
+            <w:r>
+              <w:rPr>
+                <w:rFonts w:ascii="Courier New" w:hAnsi="Courier New" w:eastAsia="Arial"/>
+                <w:sz w:val="18"/>
+              </w:rPr>
+              <w:t>fgi_impact_processes</w:t>
+            </w:r>
+            <w:r>
+              <w:rPr>
+                <w:rFonts w:ascii="Arial" w:hAnsi="Arial" w:eastAsia="Arial"/>
+                <w:sz w:val="18"/>
+              </w:rPr>
+              <w:t xml:space="preserve"> (</w:t>
+            </w:r>
+            <w:r>
+              <w:rPr>
+                <w:rFonts w:ascii="Courier New" w:hAnsi="Courier New" w:eastAsia="Arial"/>
+                <w:sz w:val="18"/>
+              </w:rPr>
+              <w:t>@Entity({schema: process.env.DB_SCHEMA})</w:t>
+            </w:r>
+            <w:r>
+              <w:rPr>
+                <w:rFonts w:ascii="Arial" w:hAnsi="Arial" w:eastAsia="Arial"/>
+                <w:sz w:val="18"/>
+              </w:rPr>
+              <w:t>, ไม่ประกาศ relation)</w:t>
             </w:r>
           </w:p>
         </w:tc>
@@ -7224,14 +8171,18 @@
               <w:keepLines/>
               <w:spacing w:after="0"/>
             </w:pPr>
-            <w:r/>
-            <w:r>
-              <w:rPr>
-                <w:rFonts w:ascii="Arial" w:hAnsi="Arial" w:eastAsia="Arial"/>
-                <w:b w:val="0"/>
-                <w:sz w:val="18"/>
-              </w:rPr>
-              <w:t>7</w:t>
+            <w:r>
+              <w:rPr>
+                <w:rFonts w:ascii="Arial" w:hAnsi="Arial" w:eastAsia="Arial"/>
+                <w:sz w:val="18"/>
+              </w:rPr>
+            </w:r>
+            <w:r>
+              <w:rPr>
+                <w:rFonts w:ascii="Arial" w:hAnsi="Arial" w:eastAsia="Arial"/>
+                <w:sz w:val="18"/>
+              </w:rPr>
+              <w:t>store-backend · src/entitys/fgi-impact-stores.entity.ts</w:t>
             </w:r>
           </w:p>
         </w:tc>
@@ -7245,14 +8196,46 @@
               <w:keepLines/>
               <w:spacing w:after="0"/>
             </w:pPr>
-            <w:r/>
-            <w:r>
-              <w:rPr>
-                <w:rFonts w:ascii="Arial" w:hAnsi="Arial" w:eastAsia="Arial"/>
-                <w:b w:val="0"/>
-                <w:sz w:val="18"/>
-              </w:rPr>
-              <w:t>If gate passes, require compensation_documents from Job 8, open workflow via @srm/glb-workflow (initializeWorkflow + addPreparedApprover state 06), then update fgi_impact_processes.workflow_generation_status=Y in one transaction</w:t>
+            <w:r>
+              <w:rPr>
+                <w:rFonts w:ascii="Arial" w:hAnsi="Arial" w:eastAsia="Arial"/>
+                <w:sz w:val="18"/>
+              </w:rPr>
+            </w:r>
+            <w:r>
+              <w:rPr>
+                <w:rFonts w:ascii="Arial" w:hAnsi="Arial" w:eastAsia="Arial"/>
+                <w:sz w:val="18"/>
+              </w:rPr>
+              <w:t xml:space="preserve">entity ของ </w:t>
+            </w:r>
+            <w:r>
+              <w:rPr>
+                <w:rFonts w:ascii="Courier New" w:hAnsi="Courier New" w:eastAsia="Arial"/>
+                <w:sz w:val="18"/>
+              </w:rPr>
+              <w:t>fgi_impact_stores</w:t>
+            </w:r>
+            <w:r>
+              <w:rPr>
+                <w:rFonts w:ascii="Arial" w:hAnsi="Arial" w:eastAsia="Arial"/>
+                <w:sz w:val="18"/>
+              </w:rPr>
+              <w:t xml:space="preserve"> (</w:t>
+            </w:r>
+            <w:r>
+              <w:rPr>
+                <w:rFonts w:ascii="Courier New" w:hAnsi="Courier New" w:eastAsia="Arial"/>
+                <w:sz w:val="18"/>
+              </w:rPr>
+              <w:t>@Entity({schema: process.env.DB_SCHEMA})</w:t>
+            </w:r>
+            <w:r>
+              <w:rPr>
+                <w:rFonts w:ascii="Arial" w:hAnsi="Arial" w:eastAsia="Arial"/>
+                <w:sz w:val="18"/>
+              </w:rPr>
+              <w:t>, ไม่ประกาศ relation)</w:t>
             </w:r>
           </w:p>
         </w:tc>
@@ -7271,11 +8254,4029 @@
               <w:keepLines/>
               <w:spacing w:after="0"/>
             </w:pPr>
+            <w:r>
+              <w:rPr>
+                <w:rFonts w:ascii="Arial" w:hAnsi="Arial" w:eastAsia="Arial"/>
+                <w:sz w:val="18"/>
+              </w:rPr>
+            </w:r>
+            <w:r>
+              <w:rPr>
+                <w:rFonts w:ascii="Arial" w:hAnsi="Arial" w:eastAsia="Arial"/>
+                <w:sz w:val="18"/>
+              </w:rPr>
+              <w:t>store-backend · src/entitys/compensation-documents.entity.ts</w:t>
+            </w:r>
+          </w:p>
+        </w:tc>
+        <w:tc>
+          <w:tcPr>
+            <w:tcW w:type="dxa" w:w="5040"/>
+            <w:vAlign w:val="center"/>
+          </w:tcPr>
+          <w:p>
+            <w:pPr>
+              <w:keepLines/>
+              <w:spacing w:after="0"/>
+            </w:pPr>
+            <w:r>
+              <w:rPr>
+                <w:rFonts w:ascii="Arial" w:hAnsi="Arial" w:eastAsia="Arial"/>
+                <w:sz w:val="18"/>
+              </w:rPr>
+            </w:r>
+            <w:r>
+              <w:rPr>
+                <w:rFonts w:ascii="Arial" w:hAnsi="Arial" w:eastAsia="Arial"/>
+                <w:sz w:val="18"/>
+              </w:rPr>
+              <w:t xml:space="preserve">entity ของ </w:t>
+            </w:r>
+            <w:r>
+              <w:rPr>
+                <w:rFonts w:ascii="Courier New" w:hAnsi="Courier New" w:eastAsia="Arial"/>
+                <w:sz w:val="18"/>
+              </w:rPr>
+              <w:t>compensation_documents</w:t>
+            </w:r>
+            <w:r>
+              <w:rPr>
+                <w:rFonts w:ascii="Arial" w:hAnsi="Arial" w:eastAsia="Arial"/>
+                <w:sz w:val="18"/>
+              </w:rPr>
+              <w:t xml:space="preserve"> (</w:t>
+            </w:r>
+            <w:r>
+              <w:rPr>
+                <w:rFonts w:ascii="Courier New" w:hAnsi="Courier New" w:eastAsia="Arial"/>
+                <w:sz w:val="18"/>
+              </w:rPr>
+              <w:t>@Entity({schema: process.env.DB_SCHEMA})</w:t>
+            </w:r>
+            <w:r>
+              <w:rPr>
+                <w:rFonts w:ascii="Arial" w:hAnsi="Arial" w:eastAsia="Arial"/>
+                <w:sz w:val="18"/>
+              </w:rPr>
+              <w:t xml:space="preserve">, ไม่ประกาศ relation) — </w:t>
+            </w:r>
+            <w:r>
+              <w:rPr>
+                <w:rFonts w:ascii="Arial" w:hAnsi="Arial" w:eastAsia="Arial"/>
+                <w:b/>
+                <w:sz w:val="18"/>
+              </w:rPr>
+              <w:t>entity ร่วมหลายเอกสาร: ประกาศครั้งเดียวแล้วอ้างอิง อย่าสร้างซ้ำ</w:t>
+            </w:r>
+          </w:p>
+        </w:tc>
+      </w:tr>
+      <w:tr>
+        <w:trPr>
+          <w:cantSplit/>
+        </w:trPr>
+        <w:tc>
+          <w:tcPr>
+            <w:tcW w:type="dxa" w:w="5040"/>
+            <w:vAlign w:val="center"/>
+          </w:tcPr>
+          <w:p>
+            <w:pPr>
+              <w:keepLines/>
+              <w:spacing w:after="0"/>
+            </w:pPr>
+            <w:r>
+              <w:rPr>
+                <w:rFonts w:ascii="Arial" w:hAnsi="Arial" w:eastAsia="Arial"/>
+                <w:sz w:val="18"/>
+              </w:rPr>
+            </w:r>
+            <w:r>
+              <w:rPr>
+                <w:rFonts w:ascii="Arial" w:hAnsi="Arial" w:eastAsia="Arial"/>
+                <w:sz w:val="18"/>
+              </w:rPr>
+              <w:t>store-backend · src/providers/sbpgi/sbpgi.ts</w:t>
+            </w:r>
+          </w:p>
+        </w:tc>
+        <w:tc>
+          <w:tcPr>
+            <w:tcW w:type="dxa" w:w="5040"/>
+            <w:vAlign w:val="center"/>
+          </w:tcPr>
+          <w:p>
+            <w:pPr>
+              <w:keepLines/>
+              <w:spacing w:after="0"/>
+            </w:pPr>
+            <w:r>
+              <w:rPr>
+                <w:rFonts w:ascii="Arial" w:hAnsi="Arial" w:eastAsia="Arial"/>
+                <w:sz w:val="18"/>
+              </w:rPr>
+            </w:r>
+            <w:r>
+              <w:rPr>
+                <w:rFonts w:ascii="Arial" w:hAnsi="Arial" w:eastAsia="Arial"/>
+                <w:sz w:val="18"/>
+              </w:rPr>
+              <w:t xml:space="preserve">repository provider แบบ factory ผูก token string กับ </w:t>
+            </w:r>
+            <w:r>
+              <w:rPr>
+                <w:rFonts w:ascii="Courier New" w:hAnsi="Courier New" w:eastAsia="Arial"/>
+                <w:sz w:val="18"/>
+              </w:rPr>
+              <w:t>DATA_SOURCE</w:t>
+            </w:r>
+            <w:r>
+              <w:rPr>
+                <w:rFonts w:ascii="Arial" w:hAnsi="Arial" w:eastAsia="Arial"/>
+                <w:sz w:val="18"/>
+              </w:rPr>
+              <w:t xml:space="preserve"> — </w:t>
+            </w:r>
+            <w:r>
+              <w:rPr>
+                <w:rFonts w:ascii="Arial" w:hAnsi="Arial" w:eastAsia="Arial"/>
+                <w:b/>
+                <w:sz w:val="18"/>
+              </w:rPr>
+              <w:t>ไฟล์ร่วมของทุกเอกสาร BE ให้ merge array เพิ่ม ห้ามเขียนทับ</w:t>
+            </w:r>
+          </w:p>
+        </w:tc>
+      </w:tr>
+      <w:tr>
+        <w:trPr>
+          <w:cantSplit/>
+        </w:trPr>
+        <w:tc>
+          <w:tcPr>
+            <w:tcW w:type="dxa" w:w="5040"/>
+            <w:vAlign w:val="center"/>
+          </w:tcPr>
+          <w:p>
+            <w:pPr>
+              <w:keepLines/>
+              <w:spacing w:after="0"/>
+            </w:pPr>
+            <w:r>
+              <w:rPr>
+                <w:rFonts w:ascii="Arial" w:hAnsi="Arial" w:eastAsia="Arial"/>
+                <w:sz w:val="18"/>
+              </w:rPr>
+            </w:r>
+            <w:r>
+              <w:rPr>
+                <w:rFonts w:ascii="Arial" w:hAnsi="Arial" w:eastAsia="Arial"/>
+                <w:sz w:val="18"/>
+              </w:rPr>
+              <w:t>store-backend · sql/deploy-sbpgi-workflow-instances.sql</w:t>
+            </w:r>
+          </w:p>
+        </w:tc>
+        <w:tc>
+          <w:tcPr>
+            <w:tcW w:type="dxa" w:w="5040"/>
+            <w:vAlign w:val="center"/>
+          </w:tcPr>
+          <w:p>
+            <w:pPr>
+              <w:keepLines/>
+              <w:spacing w:after="0"/>
+            </w:pPr>
+            <w:r>
+              <w:rPr>
+                <w:rFonts w:ascii="Arial" w:hAnsi="Arial" w:eastAsia="Arial"/>
+                <w:sz w:val="18"/>
+              </w:rPr>
+            </w:r>
+            <w:r>
+              <w:rPr>
+                <w:rFonts w:ascii="Arial" w:hAnsi="Arial" w:eastAsia="Arial"/>
+                <w:sz w:val="18"/>
+              </w:rPr>
+              <w:t>DDL production แบบ idempotent (ทีมนี้ไม่ใช้ migration เป็นหลัก)</w:t>
+            </w:r>
+          </w:p>
+        </w:tc>
+      </w:tr>
+      <w:tr>
+        <w:trPr>
+          <w:cantSplit/>
+        </w:trPr>
+        <w:tc>
+          <w:tcPr>
+            <w:tcW w:type="dxa" w:w="5040"/>
+            <w:vAlign w:val="center"/>
+          </w:tcPr>
+          <w:p>
+            <w:pPr>
+              <w:keepLines/>
+              <w:spacing w:after="0"/>
+            </w:pPr>
+            <w:r>
+              <w:rPr>
+                <w:rFonts w:ascii="Arial" w:hAnsi="Arial" w:eastAsia="Arial"/>
+                <w:sz w:val="18"/>
+              </w:rPr>
+            </w:r>
+            <w:r>
+              <w:rPr>
+                <w:rFonts w:ascii="Arial" w:hAnsi="Arial" w:eastAsia="Arial"/>
+                <w:sz w:val="18"/>
+              </w:rPr>
+              <w:t>BFF · src/common/client-services/sbpgi-client.service.ts</w:t>
+            </w:r>
+          </w:p>
+        </w:tc>
+        <w:tc>
+          <w:tcPr>
+            <w:tcW w:type="dxa" w:w="5040"/>
+            <w:vAlign w:val="center"/>
+          </w:tcPr>
+          <w:p>
+            <w:pPr>
+              <w:keepLines/>
+              <w:spacing w:after="0"/>
+            </w:pPr>
+            <w:r>
+              <w:rPr>
+                <w:rFonts w:ascii="Arial" w:hAnsi="Arial" w:eastAsia="Arial"/>
+                <w:sz w:val="18"/>
+              </w:rPr>
+            </w:r>
+            <w:r>
+              <w:rPr>
+                <w:rFonts w:ascii="Arial" w:hAnsi="Arial" w:eastAsia="Arial"/>
+                <w:sz w:val="18"/>
+              </w:rPr>
+              <w:t xml:space="preserve">client ต่อจาก </w:t>
+            </w:r>
+            <w:r>
+              <w:rPr>
+                <w:rFonts w:ascii="Courier New" w:hAnsi="Courier New" w:eastAsia="Arial"/>
+                <w:sz w:val="18"/>
+              </w:rPr>
+              <w:t>BaseClientService</w:t>
+            </w:r>
+            <w:r>
+              <w:rPr>
+                <w:rFonts w:ascii="Arial" w:hAnsi="Arial" w:eastAsia="Arial"/>
+                <w:sz w:val="18"/>
+              </w:rPr>
+              <w:t xml:space="preserve"> ตั้ง baseUrl + </w:t>
+            </w:r>
+            <w:r>
+              <w:rPr>
+                <w:rFonts w:ascii="Courier New" w:hAnsi="Courier New" w:eastAsia="Arial"/>
+                <w:sz w:val="18"/>
+              </w:rPr>
+              <w:t>x-api-key</w:t>
+            </w:r>
+            <w:r>
+              <w:rPr>
+                <w:rFonts w:ascii="Arial" w:hAnsi="Arial" w:eastAsia="Arial"/>
+                <w:sz w:val="18"/>
+              </w:rPr>
+              <w:t xml:space="preserve"> ตอน </w:t>
+            </w:r>
+            <w:r>
+              <w:rPr>
+                <w:rFonts w:ascii="Courier New" w:hAnsi="Courier New" w:eastAsia="Arial"/>
+                <w:sz w:val="18"/>
+              </w:rPr>
+              <w:t>onModuleInit</w:t>
+            </w:r>
+          </w:p>
+        </w:tc>
+      </w:tr>
+      <w:tr>
+        <w:trPr>
+          <w:cantSplit/>
+        </w:trPr>
+        <w:tc>
+          <w:tcPr>
+            <w:tcW w:type="dxa" w:w="5040"/>
+            <w:vAlign w:val="center"/>
+          </w:tcPr>
+          <w:p>
+            <w:pPr>
+              <w:keepLines/>
+              <w:spacing w:after="0"/>
+            </w:pPr>
+            <w:r>
+              <w:rPr>
+                <w:rFonts w:ascii="Arial" w:hAnsi="Arial" w:eastAsia="Arial"/>
+                <w:sz w:val="18"/>
+              </w:rPr>
+            </w:r>
+            <w:r>
+              <w:rPr>
+                <w:rFonts w:ascii="Arial" w:hAnsi="Arial" w:eastAsia="Arial"/>
+                <w:sz w:val="18"/>
+              </w:rPr>
+              <w:t>BFF · src/modules/sbpgi-workflow-instances/sbpgi-workflow-instances.controller.ts</w:t>
+            </w:r>
+          </w:p>
+        </w:tc>
+        <w:tc>
+          <w:tcPr>
+            <w:tcW w:type="dxa" w:w="5040"/>
+            <w:vAlign w:val="center"/>
+          </w:tcPr>
+          <w:p>
+            <w:pPr>
+              <w:keepLines/>
+              <w:spacing w:after="0"/>
+            </w:pPr>
+            <w:r>
+              <w:rPr>
+                <w:rFonts w:ascii="Arial" w:hAnsi="Arial" w:eastAsia="Arial"/>
+                <w:sz w:val="18"/>
+              </w:rPr>
+            </w:r>
+            <w:r>
+              <w:rPr>
+                <w:rFonts w:ascii="Arial" w:hAnsi="Arial" w:eastAsia="Arial"/>
+                <w:sz w:val="18"/>
+              </w:rPr>
+              <w:t xml:space="preserve">route ฝั่ง BFF prefix </w:t>
+            </w:r>
+            <w:r>
+              <w:rPr>
+                <w:rFonts w:ascii="Courier New" w:hAnsi="Courier New" w:eastAsia="Arial"/>
+                <w:sz w:val="18"/>
+              </w:rPr>
+              <w:t>/bff/sbpgi/…</w:t>
+            </w:r>
+            <w:r>
+              <w:rPr>
+                <w:rFonts w:ascii="Arial" w:hAnsi="Arial" w:eastAsia="Arial"/>
+                <w:sz w:val="18"/>
+              </w:rPr>
+              <w:t xml:space="preserve"> + </w:t>
+            </w:r>
+            <w:r>
+              <w:rPr>
+                <w:rFonts w:ascii="Courier New" w:hAnsi="Courier New" w:eastAsia="Arial"/>
+                <w:sz w:val="18"/>
+              </w:rPr>
+              <w:t>@UseGuards(AuthGuard('jwt'))</w:t>
+            </w:r>
+          </w:p>
+        </w:tc>
+      </w:tr>
+      <w:tr>
+        <w:trPr>
+          <w:cantSplit/>
+        </w:trPr>
+        <w:tc>
+          <w:tcPr>
+            <w:tcW w:type="dxa" w:w="5040"/>
+            <w:vAlign w:val="center"/>
+          </w:tcPr>
+          <w:p>
+            <w:pPr>
+              <w:keepLines/>
+              <w:spacing w:after="0"/>
+            </w:pPr>
+            <w:r>
+              <w:rPr>
+                <w:rFonts w:ascii="Arial" w:hAnsi="Arial" w:eastAsia="Arial"/>
+                <w:sz w:val="18"/>
+              </w:rPr>
+            </w:r>
+            <w:r>
+              <w:rPr>
+                <w:rFonts w:ascii="Arial" w:hAnsi="Arial" w:eastAsia="Arial"/>
+                <w:sz w:val="18"/>
+              </w:rPr>
+              <w:t>BFF · src/modules/sbpgi-workflow-instances/sbpgi-workflow-instances.service.ts</w:t>
+            </w:r>
+          </w:p>
+        </w:tc>
+        <w:tc>
+          <w:tcPr>
+            <w:tcW w:type="dxa" w:w="5040"/>
+            <w:vAlign w:val="center"/>
+          </w:tcPr>
+          <w:p>
+            <w:pPr>
+              <w:keepLines/>
+              <w:spacing w:after="0"/>
+            </w:pPr>
+            <w:r>
+              <w:rPr>
+                <w:rFonts w:ascii="Arial" w:hAnsi="Arial" w:eastAsia="Arial"/>
+                <w:sz w:val="18"/>
+              </w:rPr>
+            </w:r>
+            <w:r>
+              <w:rPr>
+                <w:rFonts w:ascii="Arial" w:hAnsi="Arial" w:eastAsia="Arial"/>
+                <w:sz w:val="18"/>
+              </w:rPr>
+              <w:t xml:space="preserve">แนบ </w:t>
+            </w:r>
+            <w:r>
+              <w:rPr>
+                <w:rFonts w:ascii="Courier New" w:hAnsi="Courier New" w:eastAsia="Arial"/>
+                <w:sz w:val="18"/>
+              </w:rPr>
+              <w:t>x-user-id</w:t>
+            </w:r>
+            <w:r>
+              <w:rPr>
+                <w:rFonts w:ascii="Arial" w:hAnsi="Arial" w:eastAsia="Arial"/>
+                <w:sz w:val="18"/>
+              </w:rPr>
+              <w:t xml:space="preserve"> / </w:t>
+            </w:r>
+            <w:r>
+              <w:rPr>
+                <w:rFonts w:ascii="Courier New" w:hAnsi="Courier New" w:eastAsia="Arial"/>
+                <w:sz w:val="18"/>
+              </w:rPr>
+              <w:t>x-user-group-id</w:t>
+            </w:r>
+            <w:r>
+              <w:rPr>
+                <w:rFonts w:ascii="Arial" w:hAnsi="Arial" w:eastAsia="Arial"/>
+                <w:sz w:val="18"/>
+              </w:rPr>
+              <w:t xml:space="preserve"> / </w:t>
+            </w:r>
+            <w:r>
+              <w:rPr>
+                <w:rFonts w:ascii="Courier New" w:hAnsi="Courier New" w:eastAsia="Arial"/>
+                <w:sz w:val="18"/>
+              </w:rPr>
+              <w:t>x-user-permissions</w:t>
+            </w:r>
+            <w:r>
+              <w:rPr>
+                <w:rFonts w:ascii="Arial" w:hAnsi="Arial" w:eastAsia="Arial"/>
+                <w:sz w:val="18"/>
+              </w:rPr>
+              <w:t xml:space="preserve"> แล้ว forward ไป backend</w:t>
+            </w:r>
+          </w:p>
+        </w:tc>
+      </w:tr>
+    </w:tbl>
+    <w:p/>
+    <w:p>
+      <w:pPr>
+        <w:pStyle w:val="Heading3"/>
+        <w:keepNext/>
+        <w:keepLines/>
+        <w:pageBreakBefore w:val="0"/>
+      </w:pPr>
+      <w:r>
+        <w:t>9.2 Controller (store-backend)</w:t>
+      </w:r>
+    </w:p>
+    <w:p>
+      <w:pPr>
+        <w:keepLines w:val="0"/>
+        <w:ind w:left="288"/>
+      </w:pPr>
+      <w:r>
+        <w:rPr>
+          <w:rFonts w:ascii="Courier New" w:hAnsi="Courier New"/>
+          <w:sz w:val="16"/>
+        </w:rPr>
+        <w:t>// src/modules/sbpgi-workflow-instances/sbpgi-workflow-instances.controller.ts</w:t>
+        <w:br/>
+        <w:t>import { Body, Controller, Get, Param, Post, Query, UseGuards } from '@nestjs/common';</w:t>
+        <w:br/>
+        <w:t>import { HttpHeaderGuard } from '../../guards/http-header.guard';</w:t>
+        <w:br/>
+        <w:t>import { UserId } from '../../common/decorators/user-id.decorator';</w:t>
+        <w:br/>
+        <w:t>import { SbpgiWorkflowInstancesService } from './sbpgi-workflow-instances.service';</w:t>
+        <w:br/>
+        <w:t>import { WorkflowInstancesQueryDto, CreateWorkflowsInstancesBodyDto } from './dto/sbpgi-workflow-instances.dto';</w:t>
+        <w:br/>
+        <w:br/>
+        <w:t>// LLDD BE - Workflow Engine and API Workflow Instances</w:t>
+        <w:br/>
+        <w:t>// BFF เรียกด้วย x-api-key และแนบ x-user-id / x-user-group-id / x-user-permissions มาให้</w:t>
+        <w:br/>
+        <w:t>@Controller('sbpgi/workflows')</w:t>
+        <w:br/>
+        <w:t>@UseGuards(HttpHeaderGuard)</w:t>
+        <w:br/>
+        <w:t>export class SbpgiWorkflowInstancesController {</w:t>
+        <w:br/>
+        <w:t xml:space="preserve">  constructor(private readonly service: SbpgiWorkflowInstancesService) {}</w:t>
+        <w:br/>
+        <w:br/>
+        <w:t xml:space="preserve">  // POST /api/v1/workflows/instances — เปิด workflow ภายในจาก impact process; เรียกโดย Job 8b ผ่าน service t…</w:t>
+        <w:br/>
+        <w:t xml:space="preserve">  @Post('instances')</w:t>
+        <w:br/>
+        <w:t xml:space="preserve">  createWorkflowsInstances(</w:t>
+        <w:br/>
+        <w:t xml:space="preserve">    @Body() body: CreateWorkflowsInstancesBodyDto,</w:t>
+        <w:br/>
+        <w:t xml:space="preserve">    @UserId() userId: string,</w:t>
+        <w:br/>
+        <w:t xml:space="preserve">  ) {</w:t>
+        <w:br/>
+        <w:t xml:space="preserve">    // TODO: ตรวจ x-user-permissions ก่อนเรียก service ถ้า endpoint นี้จำกัดสิทธิ์เมนู</w:t>
+        <w:br/>
+        <w:t xml:space="preserve">    return this.service.createWorkflowsInstances(body, userId);</w:t>
+        <w:br/>
+        <w:t xml:space="preserve">  }</w:t>
+        <w:br/>
+        <w:br/>
+        <w:t xml:space="preserve">  // GET /api/v1/workflows/instances/{id} — อ่านสถานะ workflow instance</w:t>
+        <w:br/>
+        <w:t xml:space="preserve">  @Get('instances/:id')</w:t>
+        <w:br/>
+        <w:t xml:space="preserve">  getWorkflowsInstancesById(@Param('id') id: string, @UserId() userId: string) {</w:t>
+        <w:br/>
+        <w:t xml:space="preserve">    // TODO: ตรวจ x-user-permissions ก่อนเรียก service ถ้า endpoint นี้จำกัดสิทธิ์เมนู</w:t>
+        <w:br/>
+        <w:t xml:space="preserve">    return this.service.getWorkflowsInstancesById(id, userId);</w:t>
+        <w:br/>
+        <w:t xml:space="preserve">  }</w:t>
+        <w:br/>
+        <w:br/>
+        <w:t xml:space="preserve">  // GET /api/v1/workflows/summary — สรุป W/Y/N และงานค้างต่อ section สำหรับ monitor</w:t>
+        <w:br/>
+        <w:t xml:space="preserve">  @Get('summary')</w:t>
+        <w:br/>
+        <w:t xml:space="preserve">  getWorkflowsSummary(@Query() query: WorkflowInstancesQueryDto, @UserId() userId: string) {</w:t>
+        <w:br/>
+        <w:t xml:space="preserve">    // TODO: ตรวจ x-user-permissions ก่อนเรียก service ถ้า endpoint นี้จำกัดสิทธิ์เมนู</w:t>
+        <w:br/>
+        <w:t xml:space="preserve">    return this.service.getWorkflowsSummary(query, userId);</w:t>
+        <w:br/>
+        <w:t xml:space="preserve">  }</w:t>
+        <w:br/>
+        <w:t>}</w:t>
+      </w:r>
+    </w:p>
+    <w:p>
+      <w:pPr>
+        <w:pStyle w:val="Heading3"/>
+        <w:keepNext/>
+        <w:keepLines/>
+        <w:pageBreakBefore w:val="0"/>
+      </w:pPr>
+      <w:r>
+        <w:t>9.3 DTO + Validation</w:t>
+      </w:r>
+    </w:p>
+    <w:p>
+      <w:pPr>
+        <w:keepLines w:val="0"/>
+        <w:ind w:left="288"/>
+      </w:pPr>
+      <w:r>
+        <w:rPr>
+          <w:rFonts w:ascii="Courier New" w:hAnsi="Courier New"/>
+          <w:sz w:val="16"/>
+        </w:rPr>
+        <w:t>// src/modules/sbpgi-workflow-instances/dto/sbpgi-workflow-instances.dto.ts</w:t>
+        <w:br/>
+        <w:t>import { Type } from 'class-transformer';</w:t>
+        <w:br/>
+        <w:t>import {</w:t>
+        <w:br/>
+        <w:t xml:space="preserve">  IsArray, IsBoolean, IsIn, IsInt, IsNotEmpty, IsNumber, IsObject, IsOptional,</w:t>
+        <w:br/>
+        <w:t xml:space="preserve">  IsString, Matches, Max, MaxLength, Min,</w:t>
+        <w:br/>
+        <w:t>} from 'class-validator';</w:t>
+        <w:br/>
+        <w:br/>
+        <w:t>// ValidationPipe ระดับ global ตั้ง whitelist + forbidNonWhitelisted + transform ไว้แล้ว (main.ts)</w:t>
+        <w:br/>
+        <w:t>// property ที่ไม่ประกาศที่นี่จะถูก reject เป็น 400 อัตโนมัติ</w:t>
+        <w:br/>
+        <w:br/>
+        <w:t>// query ร่วมของ GET ทุกเส้นในโมดูลนี้ (path param ใช้ @Param แยก)</w:t>
+        <w:br/>
+        <w:t>export class WorkflowInstancesQueryDto {</w:t>
+        <w:br/>
+        <w:t xml:space="preserve">  /** required เฉพาะบาง endpoint — ตรวจซ้ำใน service */</w:t>
+        <w:br/>
+        <w:t xml:space="preserve">  @IsOptional()</w:t>
+        <w:br/>
+        <w:t xml:space="preserve">  @IsString()</w:t>
+        <w:br/>
+        <w:t xml:space="preserve">  period?: string;</w:t>
+        <w:br/>
+        <w:t>}</w:t>
+      </w:r>
+    </w:p>
+    <w:p>
+      <w:pPr>
+        <w:keepLines w:val="0"/>
+        <w:ind w:left="288"/>
+      </w:pPr>
+      <w:r>
+        <w:rPr>
+          <w:rFonts w:ascii="Courier New" w:hAnsi="Courier New"/>
+          <w:sz w:val="16"/>
+        </w:rPr>
+        <w:t>// body ของ POST /api/v1/workflows/instances</w:t>
+        <w:br/>
+        <w:t>export class CreateWorkflowsInstancesBodyDto {</w:t>
+        <w:br/>
+        <w:t xml:space="preserve">  /** อ้าง fgi_impact_processes และ compensation_documents ที่ Job 8 สร้างแล้ว */</w:t>
+        <w:br/>
+        <w:t xml:space="preserve">  @IsNotEmpty()</w:t>
+        <w:br/>
+        <w:t xml:space="preserve">  @Type(() =&gt; Number)</w:t>
+        <w:br/>
+        <w:t xml:space="preserve">  @IsInt()</w:t>
+        <w:br/>
+        <w:t xml:space="preserve">  impactProcessId: number;</w:t>
+        <w:br/>
+        <w:br/>
+        <w:t xml:space="preserve">  /** ใช้ trace job_run_histories และ audit */</w:t>
+        <w:br/>
+        <w:t xml:space="preserve">  @IsNotEmpty()</w:t>
+        <w:br/>
+        <w:t xml:space="preserve">  @IsString()</w:t>
+        <w:br/>
+        <w:t xml:space="preserve">  sourceJobNo: string;</w:t>
+        <w:br/>
+        <w:br/>
+        <w:t xml:space="preserve">  /** idempotency key ต่อ impactProcessId + sourceJobNo */</w:t>
+        <w:br/>
+        <w:t xml:space="preserve">  @IsNotEmpty()</w:t>
+        <w:br/>
+        <w:t xml:space="preserve">  @IsString()</w:t>
+        <w:br/>
+        <w:t xml:space="preserve">  requestId: string;</w:t>
+        <w:br/>
+        <w:t>}</w:t>
+      </w:r>
+    </w:p>
+    <w:p>
+      <w:pPr>
+        <w:pStyle w:val="Heading3"/>
+        <w:keepNext/>
+        <w:keepLines/>
+        <w:pageBreakBefore w:val="0"/>
+      </w:pPr>
+      <w:r>
+        <w:t>9.4 Service (inject `DATA_SOURCE` + raw SQL)</w:t>
+      </w:r>
+    </w:p>
+    <w:p>
+      <w:pPr>
+        <w:keepNext w:val="0"/>
+      </w:pPr>
+      <w:r>
+        <w:t xml:space="preserve">service ประกาศ method ครบทุกเส้นที่ controller เรียก และ </w:t>
+      </w:r>
+      <w:r>
+        <w:rPr>
+          <w:b/>
+        </w:rPr>
+        <w:t>signature มาจากแหล่งเดียวกับ controller</w:t>
+      </w:r>
+      <w:r>
+        <w:t xml:space="preserve"> (จำนวน/ลำดับพารามิเตอร์จึงตรงกันเสมอ) — เส้นที่ยังไม่ได้ implement เป็น stub ที่ </w:t>
+      </w:r>
+      <w:r>
+        <w:rPr>
+          <w:rFonts w:ascii="Courier New" w:hAnsi="Courier New"/>
+        </w:rPr>
+        <w:t>throw new NotImplementedException(...)</w:t>
+      </w:r>
+      <w:r>
+        <w:t xml:space="preserve"> ให้ TypeScript compile ผ่านตั้งแต่วันแรก</w:t>
+      </w:r>
+    </w:p>
+    <w:p>
+      <w:pPr>
+        <w:keepLines w:val="0"/>
+        <w:ind w:left="288"/>
+      </w:pPr>
+      <w:r>
+        <w:rPr>
+          <w:rFonts w:ascii="Courier New" w:hAnsi="Courier New"/>
+          <w:sz w:val="16"/>
+        </w:rPr>
+        <w:t>// src/modules/sbpgi-workflow-instances/sbpgi-workflow-instances.service.ts</w:t>
+        <w:br/>
+        <w:t>import { Inject, Injectable, Logger, NotFoundException, NotImplementedException } from '@nestjs/common';</w:t>
+        <w:br/>
+        <w:t>import { DataSource } from 'typeorm';</w:t>
+        <w:br/>
+        <w:t>import { WorkflowService } from '../workflow/workflow.service';</w:t>
+        <w:br/>
+        <w:t>import { SBPGI_SQL } from './sbpgi-workflow-instances.sql';</w:t>
+        <w:br/>
+        <w:br/>
+        <w:t>@Injectable()</w:t>
+        <w:br/>
+        <w:t>export class SbpgiWorkflowInstancesService {</w:t>
+        <w:br/>
+        <w:t xml:space="preserve">  private readonly logger = new Logger(SbpgiWorkflowInstancesService.name);</w:t>
+        <w:br/>
+        <w:t xml:space="preserve">  // versionId ของ workflow ประกันรายได้ (ตั้งใน env เหมือน COOPERATION_WORKFLOW_VERSION_ID)</w:t>
+        <w:br/>
+        <w:t xml:space="preserve">  private readonly versionId = Number(process.env.SBPGI_WORKFLOW_VERSION_ID);</w:t>
+        <w:br/>
+        <w:br/>
+        <w:t xml:space="preserve">  constructor(</w:t>
+        <w:br/>
+        <w:t xml:space="preserve">    // DATA_SOURCE override query(): SELECT/WITH ไป slave pool, write ไป master</w:t>
+        <w:br/>
+        <w:t xml:space="preserve">    @Inject('DATA_SOURCE') private readonly dataSource: DataSource,</w:t>
+        <w:br/>
+        <w:t xml:space="preserve">    private readonly workflow: WorkflowService,</w:t>
+        <w:br/>
+        <w:t xml:space="preserve">  ) {}</w:t>
+        <w:br/>
+        <w:br/>
+        <w:t xml:space="preserve">  // POST /api/v1/workflows/instances — เปิด workflow ภายในจาก impact process; เรียกโดย Job 8b ผ่าน service t…</w:t>
+        <w:br/>
+        <w:t xml:space="preserve">  // mutation ต้องอยู่ใน transaction เดียว (ไม่มี audit ของ master แล้ว · 2026-08-07)</w:t>
+        <w:br/>
+        <w:t xml:space="preserve">  async createWorkflowsInstances(body: CreateWorkflowsInstancesBodyDto, userId: string) {</w:t>
+        <w:br/>
+        <w:t xml:space="preserve">    const runner = this.dataSource.createQueryRunner();</w:t>
+        <w:br/>
+        <w:t xml:space="preserve">    await runner.connect();</w:t>
+        <w:br/>
+        <w:t xml:space="preserve">    await runner.startTransaction();</w:t>
+        <w:br/>
+        <w:t xml:space="preserve">    try {</w:t>
+        <w:br/>
+        <w:t xml:space="preserve">      // TODO: lock แถวเป้าหมายของ fgi_impact_processes ด้วย SELECT ... FOR UPDATE ก่อนเขียน</w:t>
+        <w:br/>
+        <w:t xml:space="preserve">      const [current] = await runner.query(SBPGI_SQL.createWorkflowsInstancesLock, [body.docNo]);</w:t>
+        <w:br/>
+        <w:t xml:space="preserve">      if (!current) {</w:t>
+        <w:br/>
+        <w:t xml:space="preserve">        throw new NotFoundException('ไม่พบข้อมูลที่ต้องการ');</w:t>
+        <w:br/>
+        <w:t xml:space="preserve">      }</w:t>
+        <w:br/>
+        <w:t xml:space="preserve">      await runner.query(SBPGI_SQL.createWorkflowsInstances, [/* TODO: ผูกค่าจาก body */]);</w:t>
+        <w:br/>
+        <w:t xml:space="preserve">      await runner.commitTransaction();</w:t>
+        <w:br/>
+        <w:t xml:space="preserve">      // ⚠️ workflow engine อยู่คนละ DataSource ('workflow-connection' ของ @srm/glb-workflow)</w:t>
+        <w:br/>
+        <w:t xml:space="preserve">      //    จึง **atomic ร่วมกับ transaction ข้างบนไม่ได้** — ต้อง commit ฝั่ง SBPGI ให้เสร็จก่อน</w:t>
+        <w:br/>
+        <w:t xml:space="preserve">      //    แล้วค่อย triggerEvent (idempotency key = referenceId = docNo)</w:t>
+        <w:br/>
+        <w:t xml:space="preserve">      // TODO: เรียก workflow use case ตามตารางหัวข้อ Workflow ด้านล่าง + retry</w:t>
+        <w:br/>
+        <w:t xml:space="preserve">      // TODO: ถ้า triggerEvent ล้มเหลว ต้องมี compensating action และบันทึกผลลง</w:t>
+        <w:br/>
+        <w:t xml:space="preserve">      //       consideration_logs เพื่อให้ job reconcile ตามเก็บได้</w:t>
+        <w:br/>
+        <w:t xml:space="preserve">      return { message: 'saved' };</w:t>
+        <w:br/>
+        <w:t xml:space="preserve">    } catch (error) {</w:t>
+        <w:br/>
+        <w:t xml:space="preserve">      await runner.rollbackTransaction();</w:t>
+        <w:br/>
+        <w:t xml:space="preserve">      this.logger.error(error);</w:t>
+        <w:br/>
+        <w:t xml:space="preserve">      throw error;</w:t>
+        <w:br/>
+        <w:t xml:space="preserve">    } finally {</w:t>
+        <w:br/>
+        <w:t xml:space="preserve">      await runner.release();</w:t>
+        <w:br/>
+        <w:t xml:space="preserve">    }</w:t>
+        <w:br/>
+        <w:t xml:space="preserve">  }</w:t>
+        <w:br/>
+        <w:br/>
+        <w:t xml:space="preserve">  // GET /api/v1/workflows/instances/{id} — อ่านสถานะ workflow instance</w:t>
+        <w:br/>
+        <w:t xml:space="preserve">  async getWorkflowsInstancesById(id: string, userId: string) {</w:t>
+        <w:br/>
+        <w:t xml:space="preserve">    const page = 1;</w:t>
+        <w:br/>
+        <w:t xml:space="preserve">    const size = 100; // endpoint นี้ไม่มี query param — ไม่แบ่งหน้า</w:t>
+        <w:br/>
+        <w:t xml:space="preserve">    // SQL เต็มอยู่ในหัวข้อ Database SQL ของเอกสารนี้ (คีย์ 'GET /api/v1/workflows/instances/{id}')</w:t>
+        <w:br/>
+        <w:t xml:space="preserve">    // ⚠️ SQL ตัวอย่างบางเส้นเขียนด้วย named parameter (:size/:offset) แต่ dataSource.query()</w:t>
+        <w:br/>
+        <w:t xml:space="preserve">    //    รับเฉพาะ positional $1..$n — ต้องแปลงชื่อเป็นลำดับก่อน หรือใช้ QueryBuilder แทน</w:t>
+        <w:br/>
+        <w:t xml:space="preserve">    const rows = await this.dataSource.query(SBPGI_SQL.getWorkflowsInstancesById, [</w:t>
+        <w:br/>
+        <w:t xml:space="preserve">      // TODO: เรียงพารามิเตอร์ให้ตรงกับ $1..$n ของ SQL จริง</w:t>
+        <w:br/>
+        <w:t xml:space="preserve">      userId, (page - 1) * size, size,</w:t>
+        <w:br/>
+        <w:t xml:space="preserve">    ]);</w:t>
+        <w:br/>
+        <w:t xml:space="preserve">    // TODO: total ต้องมาจาก COUNT(*) แยก query หรือ window function ไม่ใช่ rows.length</w:t>
+        <w:br/>
+        <w:t xml:space="preserve">    return { page, size, total: rows.length, items: rows };</w:t>
+        <w:br/>
+        <w:t xml:space="preserve">  }</w:t>
+        <w:br/>
+        <w:br/>
+        <w:t xml:space="preserve">  // GET /api/v1/workflows/summary — สรุป W/Y/N และงานค้างต่อ section สำหรับ monitor</w:t>
+        <w:br/>
+        <w:t xml:space="preserve">  async getWorkflowsSummary(query: WorkflowInstancesQueryDto, userId: string) {</w:t>
+        <w:br/>
+        <w:t xml:space="preserve">    // TODO: implement ตาม business rule ของ GET /api/v1/workflows/summary</w:t>
+        <w:br/>
+        <w:t xml:space="preserve">    //       (SQL อยู่ในหัวข้อ Database SQL คีย์ 'GET /api/v1/workflows/summary')</w:t>
+        <w:br/>
+        <w:t xml:space="preserve">    throw new NotImplementedException('getWorkflowsSummary ยังไม่ implement');</w:t>
+        <w:br/>
+        <w:t xml:space="preserve">  }</w:t>
+        <w:br/>
+        <w:t>}</w:t>
+      </w:r>
+    </w:p>
+    <w:p>
+      <w:pPr>
+        <w:pStyle w:val="Heading3"/>
+        <w:keepNext/>
+        <w:keepLines/>
+        <w:pageBreakBefore w:val="0"/>
+      </w:pPr>
+      <w:r>
+        <w:t>9.5 Workflow (`@srm/glb-workflow`)</w:t>
+      </w:r>
+    </w:p>
+    <w:p>
+      <w:pPr>
+        <w:keepNext w:val="0"/>
+      </w:pPr>
+      <w:r>
+        <w:t xml:space="preserve">⚠️ </w:t>
+      </w:r>
+      <w:r>
+        <w:rPr>
+          <w:b/>
+        </w:rPr>
+        <w:t>ชื่อ function ของ engine ยังไม่ยืนยัน (บันทึก 2026-08-07)</w:t>
+      </w:r>
+      <w:r>
+        <w:t xml:space="preserve"> — แหล่งอ้างอิง 3 แหล่งให้ชื่อไม่ตรงกัน ชุด A </w:t>
+      </w:r>
+      <w:r>
+        <w:rPr>
+          <w:rFonts w:ascii="Courier New" w:hAnsi="Courier New"/>
+        </w:rPr>
+        <w:t>TSM SRM LLDD SBP workflow ไฟล์1.2</w:t>
+      </w:r>
+      <w:r>
+        <w:t xml:space="preserve"> ชีต Detail = </w:t>
+      </w:r>
+      <w:r>
+        <w:rPr>
+          <w:rFonts w:ascii="Courier New" w:hAnsi="Courier New"/>
+        </w:rPr>
+        <w:t>eventWorkflow</w:t>
+      </w:r>
+      <w:r>
+        <w:t xml:space="preserve"> · </w:t>
+      </w:r>
+      <w:r>
+        <w:rPr>
+          <w:rFonts w:ascii="Courier New" w:hAnsi="Courier New"/>
+        </w:rPr>
+        <w:t>addPreApprover</w:t>
+      </w:r>
+      <w:r>
+        <w:t xml:space="preserve"> · </w:t>
+      </w:r>
+      <w:r>
+        <w:rPr>
+          <w:rFonts w:ascii="Courier New" w:hAnsi="Courier New"/>
+        </w:rPr>
+        <w:t>getPendingFlowByUser</w:t>
+      </w:r>
+      <w:r>
+        <w:t xml:space="preserve"> · ชุด B ชีต </w:t>
+      </w:r>
+      <w:r>
+        <w:rPr>
+          <w:rFonts w:ascii="Courier New" w:hAnsi="Courier New"/>
+        </w:rPr>
+        <w:t>Mermaid seq</w:t>
+      </w:r>
+      <w:r>
+        <w:t xml:space="preserve"> ของไฟล์เดียวกัน = </w:t>
+      </w:r>
+      <w:r>
+        <w:rPr>
+          <w:rFonts w:ascii="Courier New" w:hAnsi="Courier New"/>
+        </w:rPr>
+        <w:t>triggerEvent</w:t>
+      </w:r>
+      <w:r>
+        <w:t xml:space="preserve"> · ชุด C </w:t>
+      </w:r>
+      <w:r>
+        <w:rPr>
+          <w:rFonts w:ascii="Courier New" w:hAnsi="Courier New"/>
+        </w:rPr>
+        <w:t>srm sps spsap store backend</w:t>
+      </w:r>
+      <w:r>
+        <w:t xml:space="preserve"> §1.5 = </w:t>
+      </w:r>
+      <w:r>
+        <w:rPr>
+          <w:rFonts w:ascii="Courier New" w:hAnsi="Courier New"/>
+        </w:rPr>
+        <w:t>TriggerEventUseCase</w:t>
+      </w:r>
+      <w:r>
+        <w:t xml:space="preserve"> · </w:t>
+      </w:r>
+      <w:r>
+        <w:rPr>
+          <w:rFonts w:ascii="Courier New" w:hAnsi="Courier New"/>
+        </w:rPr>
+        <w:t>AddPreparedApproverUseCase</w:t>
+      </w:r>
+      <w:r>
+        <w:t xml:space="preserve"> · </w:t>
+      </w:r>
+      <w:r>
+        <w:rPr>
+          <w:rFonts w:ascii="Courier New" w:hAnsi="Courier New"/>
+        </w:rPr>
+        <w:t>GetPendingFlowUseCase</w:t>
+      </w:r>
+      <w:r>
+        <w:t xml:space="preserve"> · ชื่อที่ใช้ใน skeleton ด้านล่างเป็น </w:t>
+      </w:r>
+      <w:r>
+        <w:rPr>
+          <w:b/>
+        </w:rPr>
+        <w:t>ชื่อชั่วคราว</w:t>
+      </w:r>
+      <w:r>
+        <w:t xml:space="preserve"> ต้องยืนยันกับทีมเจ้าของ library ก่อนเขียนโค้ดจริง (ดู </w:t>
+      </w:r>
+      <w:r>
+        <w:rPr>
+          <w:rFonts w:ascii="Courier New" w:hAnsi="Courier New"/>
+        </w:rPr>
+        <w:t>LLDD-BE-Workflow-Engine-Definition.pdf</w:t>
+      </w:r>
+      <w:r>
+        <w:t xml:space="preserve"> หัวข้อ 5.3) · engine มี </w:t>
+      </w:r>
+      <w:r>
+        <w:rPr>
+          <w:b/>
+        </w:rPr>
+        <w:t>13 ตาราง</w:t>
+      </w:r>
+      <w:r>
+        <w:t xml:space="preserve"> อยู่ใน schema </w:t>
+      </w:r>
+      <w:r>
+        <w:rPr>
+          <w:b/>
+        </w:rPr>
+        <w:t>`sps_store`</w:t>
+      </w:r>
+      <w:r>
+        <w:t xml:space="preserve"> (ไม่ใช่ 10 ตาราง และไม่ใช่ </w:t>
+      </w:r>
+      <w:r>
+        <w:rPr>
+          <w:rFonts w:ascii="Courier New" w:hAnsi="Courier New"/>
+        </w:rPr>
+        <w:t>sps_auth</w:t>
+      </w:r>
+      <w:r>
+        <w:t>)</w:t>
+      </w:r>
+    </w:p>
+    <w:tbl>
+      <w:tblPr>
+        <w:tblStyle w:val="TableGrid"/>
+        <w:tblW w:type="auto" w:w="0"/>
+        <w:jc w:val="center"/>
+        <w:tblLook w:firstColumn="1" w:firstRow="1" w:lastColumn="0" w:lastRow="0" w:noHBand="0" w:noVBand="1" w:val="04A0"/>
+      </w:tblPr>
+      <w:tblGrid>
+        <w:gridCol w:w="3360"/>
+        <w:gridCol w:w="3360"/>
+        <w:gridCol w:w="3360"/>
+      </w:tblGrid>
+      <w:tr>
+        <w:trPr>
+          <w:cantSplit/>
+        </w:trPr>
+        <w:tc>
+          <w:tcPr>
+            <w:tcW w:type="dxa" w:w="3360"/>
+            <w:vAlign w:val="center"/>
+            <w:shd w:fill="E8EEF5"/>
+          </w:tcPr>
+          <w:p>
+            <w:pPr>
+              <w:keepLines/>
+              <w:spacing w:after="0"/>
+            </w:pPr>
             <w:r/>
             <w:r>
               <w:rPr>
                 <w:rFonts w:ascii="Arial" w:hAnsi="Arial" w:eastAsia="Arial"/>
-                <w:b w:val="0"/>
+                <w:b/>
+                <w:sz w:val="18"/>
+              </w:rPr>
+              <w:t>Endpoint</w:t>
+            </w:r>
+          </w:p>
+        </w:tc>
+        <w:tc>
+          <w:tcPr>
+            <w:tcW w:type="dxa" w:w="3360"/>
+            <w:vAlign w:val="center"/>
+            <w:shd w:fill="E8EEF5"/>
+          </w:tcPr>
+          <w:p>
+            <w:pPr>
+              <w:keepLines/>
+              <w:spacing w:after="0"/>
+            </w:pPr>
+            <w:r/>
+            <w:r>
+              <w:rPr>
+                <w:rFonts w:ascii="Arial" w:hAnsi="Arial" w:eastAsia="Arial"/>
+                <w:b/>
+                <w:sz w:val="18"/>
+              </w:rPr>
+              <w:t>Use case ที่ต้องเรียก</w:t>
+            </w:r>
+          </w:p>
+        </w:tc>
+        <w:tc>
+          <w:tcPr>
+            <w:tcW w:type="dxa" w:w="3360"/>
+            <w:vAlign w:val="center"/>
+            <w:shd w:fill="E8EEF5"/>
+          </w:tcPr>
+          <w:p>
+            <w:pPr>
+              <w:keepLines/>
+              <w:spacing w:after="0"/>
+            </w:pPr>
+            <w:r/>
+            <w:r>
+              <w:rPr>
+                <w:rFonts w:ascii="Arial" w:hAnsi="Arial" w:eastAsia="Arial"/>
+                <w:b/>
+                <w:sz w:val="18"/>
+              </w:rPr>
+              <w:t>เหตุผล</w:t>
+            </w:r>
+          </w:p>
+        </w:tc>
+      </w:tr>
+      <w:tr>
+        <w:trPr>
+          <w:cantSplit/>
+        </w:trPr>
+        <w:tc>
+          <w:tcPr>
+            <w:tcW w:type="dxa" w:w="3360"/>
+            <w:vAlign w:val="center"/>
+          </w:tcPr>
+          <w:p>
+            <w:pPr>
+              <w:keepLines/>
+              <w:spacing w:after="0"/>
+            </w:pPr>
+            <w:r>
+              <w:rPr>
+                <w:rFonts w:ascii="Arial" w:hAnsi="Arial" w:eastAsia="Arial"/>
+                <w:sz w:val="18"/>
+              </w:rPr>
+            </w:r>
+            <w:r>
+              <w:rPr>
+                <w:rFonts w:ascii="Arial" w:hAnsi="Arial" w:eastAsia="Arial"/>
+                <w:sz w:val="18"/>
+              </w:rPr>
+              <w:t>POST /api/v1/workflows/instances</w:t>
+            </w:r>
+          </w:p>
+        </w:tc>
+        <w:tc>
+          <w:tcPr>
+            <w:tcW w:type="dxa" w:w="3360"/>
+            <w:vAlign w:val="center"/>
+          </w:tcPr>
+          <w:p>
+            <w:pPr>
+              <w:keepLines/>
+              <w:spacing w:after="0"/>
+            </w:pPr>
+            <w:r>
+              <w:rPr>
+                <w:rFonts w:ascii="Arial" w:hAnsi="Arial" w:eastAsia="Arial"/>
+                <w:sz w:val="18"/>
+              </w:rPr>
+            </w:r>
+            <w:r>
+              <w:rPr>
+                <w:rFonts w:ascii="Arial" w:hAnsi="Arial" w:eastAsia="Arial"/>
+                <w:sz w:val="18"/>
+              </w:rPr>
+              <w:t>initializeWorkflow() → addPreparedApprover()</w:t>
+            </w:r>
+          </w:p>
+        </w:tc>
+        <w:tc>
+          <w:tcPr>
+            <w:tcW w:type="dxa" w:w="3360"/>
+            <w:vAlign w:val="center"/>
+          </w:tcPr>
+          <w:p>
+            <w:pPr>
+              <w:keepLines/>
+              <w:spacing w:after="0"/>
+            </w:pPr>
+            <w:r>
+              <w:rPr>
+                <w:rFonts w:ascii="Arial" w:hAnsi="Arial" w:eastAsia="Arial"/>
+                <w:sz w:val="18"/>
+              </w:rPr>
+            </w:r>
+            <w:r>
+              <w:rPr>
+                <w:rFonts w:ascii="Arial" w:hAnsi="Arial" w:eastAsia="Arial"/>
+                <w:sz w:val="18"/>
+              </w:rPr>
+              <w:t>เปิด transaction ใหม่ (referenceId = docNo) แล้วผูกผู้อนุมัติ state 06</w:t>
+            </w:r>
+          </w:p>
+        </w:tc>
+      </w:tr>
+      <w:tr>
+        <w:trPr>
+          <w:cantSplit/>
+        </w:trPr>
+        <w:tc>
+          <w:tcPr>
+            <w:tcW w:type="dxa" w:w="3360"/>
+            <w:vAlign w:val="center"/>
+          </w:tcPr>
+          <w:p>
+            <w:pPr>
+              <w:keepLines/>
+              <w:spacing w:after="0"/>
+            </w:pPr>
+            <w:r>
+              <w:rPr>
+                <w:rFonts w:ascii="Arial" w:hAnsi="Arial" w:eastAsia="Arial"/>
+                <w:sz w:val="18"/>
+              </w:rPr>
+            </w:r>
+            <w:r>
+              <w:rPr>
+                <w:rFonts w:ascii="Arial" w:hAnsi="Arial" w:eastAsia="Arial"/>
+                <w:sz w:val="18"/>
+              </w:rPr>
+              <w:t>GET /api/v1/workflows/instances/{id}</w:t>
+            </w:r>
+          </w:p>
+        </w:tc>
+        <w:tc>
+          <w:tcPr>
+            <w:tcW w:type="dxa" w:w="3360"/>
+            <w:vAlign w:val="center"/>
+          </w:tcPr>
+          <w:p>
+            <w:pPr>
+              <w:keepLines/>
+              <w:spacing w:after="0"/>
+            </w:pPr>
+            <w:r>
+              <w:rPr>
+                <w:rFonts w:ascii="Arial" w:hAnsi="Arial" w:eastAsia="Arial"/>
+                <w:sz w:val="18"/>
+              </w:rPr>
+            </w:r>
+            <w:r>
+              <w:rPr>
+                <w:rFonts w:ascii="Arial" w:hAnsi="Arial" w:eastAsia="Arial"/>
+                <w:sz w:val="18"/>
+              </w:rPr>
+              <w:t>getTransaction()</w:t>
+            </w:r>
+          </w:p>
+        </w:tc>
+        <w:tc>
+          <w:tcPr>
+            <w:tcW w:type="dxa" w:w="3360"/>
+            <w:vAlign w:val="center"/>
+          </w:tcPr>
+          <w:p>
+            <w:pPr>
+              <w:keepLines/>
+              <w:spacing w:after="0"/>
+            </w:pPr>
+            <w:r>
+              <w:rPr>
+                <w:rFonts w:ascii="Arial" w:hAnsi="Arial" w:eastAsia="Arial"/>
+                <w:sz w:val="18"/>
+              </w:rPr>
+            </w:r>
+            <w:r>
+              <w:rPr>
+                <w:rFonts w:ascii="Arial" w:hAnsi="Arial" w:eastAsia="Arial"/>
+                <w:sz w:val="18"/>
+              </w:rPr>
+              <w:t>อ่าน currentState ของ instance ตาม referenceId</w:t>
+            </w:r>
+          </w:p>
+        </w:tc>
+      </w:tr>
+      <w:tr>
+        <w:trPr>
+          <w:cantSplit/>
+        </w:trPr>
+        <w:tc>
+          <w:tcPr>
+            <w:tcW w:type="dxa" w:w="3360"/>
+            <w:vAlign w:val="center"/>
+          </w:tcPr>
+          <w:p>
+            <w:pPr>
+              <w:keepLines/>
+              <w:spacing w:after="0"/>
+            </w:pPr>
+            <w:r>
+              <w:rPr>
+                <w:rFonts w:ascii="Arial" w:hAnsi="Arial" w:eastAsia="Arial"/>
+                <w:sz w:val="18"/>
+              </w:rPr>
+            </w:r>
+            <w:r>
+              <w:rPr>
+                <w:rFonts w:ascii="Arial" w:hAnsi="Arial" w:eastAsia="Arial"/>
+                <w:sz w:val="18"/>
+              </w:rPr>
+              <w:t>GET /api/v1/workflows/summary</w:t>
+            </w:r>
+          </w:p>
+        </w:tc>
+        <w:tc>
+          <w:tcPr>
+            <w:tcW w:type="dxa" w:w="3360"/>
+            <w:vAlign w:val="center"/>
+          </w:tcPr>
+          <w:p>
+            <w:pPr>
+              <w:keepLines/>
+              <w:spacing w:after="0"/>
+            </w:pPr>
+            <w:r>
+              <w:rPr>
+                <w:rFonts w:ascii="Arial" w:hAnsi="Arial" w:eastAsia="Arial"/>
+                <w:sz w:val="18"/>
+              </w:rPr>
+            </w:r>
+            <w:r>
+              <w:rPr>
+                <w:rFonts w:ascii="Arial" w:hAnsi="Arial" w:eastAsia="Arial"/>
+                <w:sz w:val="18"/>
+              </w:rPr>
+              <w:t>getPendingFlow() (aggregate)</w:t>
+            </w:r>
+          </w:p>
+        </w:tc>
+        <w:tc>
+          <w:tcPr>
+            <w:tcW w:type="dxa" w:w="3360"/>
+            <w:vAlign w:val="center"/>
+          </w:tcPr>
+          <w:p>
+            <w:pPr>
+              <w:keepLines/>
+              <w:spacing w:after="0"/>
+            </w:pPr>
+            <w:r>
+              <w:rPr>
+                <w:rFonts w:ascii="Arial" w:hAnsi="Arial" w:eastAsia="Arial"/>
+                <w:sz w:val="18"/>
+              </w:rPr>
+            </w:r>
+            <w:r>
+              <w:rPr>
+                <w:rFonts w:ascii="Arial" w:hAnsi="Arial" w:eastAsia="Arial"/>
+                <w:sz w:val="18"/>
+              </w:rPr>
+              <w:t>นับงานค้างต่อ state แล้วรวมกับ workflow_generation_status W/Y/N</w:t>
+            </w:r>
+          </w:p>
+        </w:tc>
+      </w:tr>
+    </w:tbl>
+    <w:p/>
+    <w:p>
+      <w:pPr>
+        <w:keepLines w:val="0"/>
+        <w:ind w:left="288"/>
+      </w:pPr>
+      <w:r>
+        <w:rPr>
+          <w:rFonts w:ascii="Courier New" w:hAnsi="Courier New"/>
+          <w:sz w:val="16"/>
+        </w:rPr>
+        <w:t>// src/modules/sbpgi-workflow-instances/sbpgi-workflow-instances.workflow.ts (หรือรวมไว้ใน service เดียวกัน)</w:t>
+        <w:br/>
+        <w:t>// WorkflowService = wrapper ของ @srm/glb-workflow ที่ store-backend มีอยู่แล้ว</w:t>
+        <w:br/>
+        <w:t>// (DataSource แยกชื่อ 'workflow-connection', ทุก use case ห่อด้วย TypeOrmUnitOfWork)</w:t>
+        <w:br/>
+        <w:br/>
+        <w:t xml:space="preserve">  // เปิด workflow ใหม่แทน K2 REST StartInstance — referenceId = docNo</w:t>
+        <w:br/>
+        <w:t xml:space="preserve">  const transactionId = await this.workflow.initializeWorkflow({</w:t>
+        <w:br/>
+        <w:t xml:space="preserve">    versionId: this.versionId,</w:t>
+        <w:br/>
+        <w:t xml:space="preserve">    referenceId: docNo,</w:t>
+        <w:br/>
+        <w:t xml:space="preserve">    userId: Number(userId),</w:t>
+        <w:br/>
+        <w:t xml:space="preserve">  });</w:t>
+        <w:br/>
+        <w:t xml:space="preserve">  // ผูกผู้อนุมัติล่วงหน้าของ section 06 (prepared approver)</w:t>
+        <w:br/>
+        <w:t xml:space="preserve">  await this.workflow.addPreparedApprover({</w:t>
+        <w:br/>
+        <w:t xml:space="preserve">    versionId: this.versionId,</w:t>
+        <w:br/>
+        <w:t xml:space="preserve">    referenceId: docNo,</w:t>
+        <w:br/>
+        <w:t xml:space="preserve">    stateId: SECTION_STATE_ID['06'], // TODO: map section 06/08/01/02/03 -&gt; stateId ของ workflow version</w:t>
+        <w:br/>
+        <w:t xml:space="preserve">    approver: Number(approverUserId), // TODO: resolve จาก auth-backend group ตามโซน/ฝ่าย</w:t>
+        <w:br/>
+        <w:t xml:space="preserve">    seq: 1,</w:t>
+        <w:br/>
+        <w:t xml:space="preserve">    userId: Number(userId),</w:t>
+        <w:br/>
+        <w:t xml:space="preserve">  });</w:t>
+        <w:br/>
+        <w:br/>
+        <w:t xml:space="preserve">  // inbox งานค้าง — ใช้ร่วมกับ /api/workflow/pending ของ backlog เดิมได้</w:t>
+        <w:br/>
+        <w:t xml:space="preserve">  const pending = await this.workflow.getPendingFlow({</w:t>
+        <w:br/>
+        <w:t xml:space="preserve">    userData: { userId: Number(userId), groupId: Number(groupId) },</w:t>
+        <w:br/>
+        <w:t xml:space="preserve">    versionId: this.versionId,</w:t>
+        <w:br/>
+        <w:t xml:space="preserve">  });</w:t>
+        <w:br/>
+        <w:t xml:space="preserve">  // TODO: join referenceId (= doc_no) กลับไปที่ compensation_documents เพื่อเติมข้อมูลเอกสาร</w:t>
+        <w:br/>
+        <w:br/>
+        <w:t xml:space="preserve">  // สถานะปัจจุบันของเอกสาร</w:t>
+        <w:br/>
+        <w:t xml:space="preserve">  const trx = await this.workflow.getTransaction({ versionId: this.versionId, referenceId: docNo });</w:t>
+        <w:br/>
+        <w:t xml:space="preserve">  // TODO: map currentState -&gt; statusCode/statusName ที่ FE ใช้</w:t>
+      </w:r>
+    </w:p>
+    <w:p>
+      <w:pPr>
+        <w:pStyle w:val="Heading3"/>
+        <w:keepNext/>
+        <w:keepLines/>
+        <w:pageBreakBefore w:val="0"/>
+      </w:pPr>
+      <w:r>
+        <w:t>9.6 Entity (TypeORM)</w:t>
+      </w:r>
+    </w:p>
+    <w:p>
+      <w:pPr>
+        <w:keepLines w:val="0"/>
+        <w:ind w:left="288"/>
+      </w:pPr>
+      <w:r>
+        <w:rPr>
+          <w:rFonts w:ascii="Courier New" w:hAnsi="Courier New"/>
+          <w:sz w:val="16"/>
+        </w:rPr>
+        <w:t>// src/entitys/fgi-impact-processes.entity.ts</w:t>
+        <w:br/>
+        <w:t>import { Column, Entity, PrimaryColumn } from 'typeorm';</w:t>
+        <w:br/>
+        <w:br/>
+        <w:t>@Entity({ name: 'fgi_impact_processes', schema: process.env.DB_SCHEMA })</w:t>
+        <w:br/>
+        <w:t>export class FgiImpactProcess {</w:t>
+        <w:br/>
+        <w:t xml:space="preserve">  @PrimaryColumn({ name: 'id', type: 'bigint' })</w:t>
+        <w:br/>
+        <w:t xml:space="preserve">  id: number;</w:t>
+        <w:br/>
+        <w:br/>
+        <w:t xml:space="preserve">  @Column({ name: 'impacted_store_code', type: 'char', length: 5 })</w:t>
+        <w:br/>
+        <w:t xml:space="preserve">  impactedStoreCode: string;</w:t>
+        <w:br/>
+        <w:br/>
+        <w:t xml:space="preserve">  @Column({ name: 'period_year', type: 'int' })</w:t>
+        <w:br/>
+        <w:t xml:space="preserve">  periodYear: number;</w:t>
+        <w:br/>
+        <w:br/>
+        <w:t xml:space="preserve">  @Column({ name: 'period_month', type: 'int' })</w:t>
+        <w:br/>
+        <w:t xml:space="preserve">  periodMonth: number;</w:t>
+        <w:br/>
+        <w:br/>
+        <w:t xml:space="preserve">  @Column({ name: 'action_status', type: 'char', length: 1 })</w:t>
+        <w:br/>
+        <w:t xml:space="preserve">  actionStatus: string;</w:t>
+        <w:br/>
+        <w:br/>
+        <w:t xml:space="preserve">  @Column({ name: 'workflow_generation_status', type: 'char', length: 1 })</w:t>
+        <w:br/>
+        <w:t xml:space="preserve">  workflowGenerationStatus: string;</w:t>
+        <w:br/>
+        <w:br/>
+        <w:t xml:space="preserve">  @Column({ name: 'last_compensation_amount', type: 'numeric', precision: 15, scale: 2, nullable: true })</w:t>
+        <w:br/>
+        <w:t xml:space="preserve">  lastCompensationAmount?: string;</w:t>
+        <w:br/>
+        <w:br/>
+        <w:t xml:space="preserve">  @Column({ name: 'created_at', type: 'timestamptz', nullable: true })</w:t>
+        <w:br/>
+        <w:t xml:space="preserve">  createdAt?: Date;</w:t>
+        <w:br/>
+        <w:br/>
+        <w:t xml:space="preserve">  // TODO: ตรวจความยาว/precision กับ DDL จริงใน sql/deploy-sbpgi-*.sql ก่อน merge</w:t>
+        <w:br/>
+        <w:t xml:space="preserve">  //       entity ชุดนี้ไม่ประกาศ relation ตาม convention (join ด้วย raw SQL)</w:t>
+        <w:br/>
+        <w:t>}</w:t>
+      </w:r>
+    </w:p>
+    <w:p>
+      <w:pPr>
+        <w:keepLines w:val="0"/>
+        <w:ind w:left="288"/>
+      </w:pPr>
+      <w:r>
+        <w:rPr>
+          <w:rFonts w:ascii="Courier New" w:hAnsi="Courier New"/>
+          <w:sz w:val="16"/>
+        </w:rPr>
+        <w:t>// src/entitys/fgi-impact-stores.entity.ts</w:t>
+        <w:br/>
+        <w:t>import { Column, Entity, PrimaryColumn } from 'typeorm';</w:t>
+        <w:br/>
+        <w:br/>
+        <w:t>@Entity({ name: 'fgi_impact_stores', schema: process.env.DB_SCHEMA })</w:t>
+        <w:br/>
+        <w:t>export class FgiImpactStore {</w:t>
+        <w:br/>
+        <w:t xml:space="preserve">  @PrimaryColumn({ name: 'id', type: 'bigint' })</w:t>
+        <w:br/>
+        <w:t xml:space="preserve">  id: number;</w:t>
+        <w:br/>
+        <w:br/>
+        <w:t xml:space="preserve">  @Column({ name: 'impact_process_id', type: 'bigint' })</w:t>
+        <w:br/>
+        <w:t xml:space="preserve">  impactProcessId: number;</w:t>
+        <w:br/>
+        <w:br/>
+        <w:t xml:space="preserve">  @Column({ name: 'impacted_store_code', type: 'char', length: 5 })</w:t>
+        <w:br/>
+        <w:t xml:space="preserve">  impactedStoreCode: string;</w:t>
+        <w:br/>
+        <w:br/>
+        <w:t xml:space="preserve">  @Column({ name: 'new_store_code', type: 'char', length: 5 })</w:t>
+        <w:br/>
+        <w:t xml:space="preserve">  newStoreCode: string;</w:t>
+        <w:br/>
+        <w:br/>
+        <w:t xml:space="preserve">  @Column({ name: 'verify_status', type: 'char', length: 1 })</w:t>
+        <w:br/>
+        <w:t xml:space="preserve">  verifyStatus: string;</w:t>
+        <w:br/>
+        <w:br/>
+        <w:t xml:space="preserve">  @Column({ name: 'compensate_percent', type: 'numeric', precision: 5, scale: 2, nullable: true })</w:t>
+        <w:br/>
+        <w:t xml:space="preserve">  compensatePercent?: string;</w:t>
+        <w:br/>
+        <w:br/>
+        <w:t xml:space="preserve">  @Column({ name: 'period_year', type: 'int' })</w:t>
+        <w:br/>
+        <w:t xml:space="preserve">  periodYear: number;</w:t>
+        <w:br/>
+        <w:br/>
+        <w:t xml:space="preserve">  @Column({ name: 'period_month', type: 'int' })</w:t>
+        <w:br/>
+        <w:t xml:space="preserve">  periodMonth: number;</w:t>
+        <w:br/>
+        <w:br/>
+        <w:t xml:space="preserve">  // TODO: ตรวจความยาว/precision กับ DDL จริงใน sql/deploy-sbpgi-*.sql ก่อน merge</w:t>
+        <w:br/>
+        <w:t xml:space="preserve">  //       entity ชุดนี้ไม่ประกาศ relation ตาม convention (join ด้วย raw SQL)</w:t>
+        <w:br/>
+        <w:t>}</w:t>
+      </w:r>
+    </w:p>
+    <w:p>
+      <w:r>
+        <w:t>ตารางที่เหลือของเอกสารนี้ (</w:t>
+      </w:r>
+      <w:r>
+        <w:rPr>
+          <w:rFonts w:ascii="Courier New" w:hAnsi="Courier New"/>
+        </w:rPr>
+        <w:t>compensation_documents</w:t>
+      </w:r>
+      <w:r>
+        <w:t xml:space="preserve">, </w:t>
+      </w:r>
+      <w:r>
+        <w:rPr>
+          <w:rFonts w:ascii="Courier New" w:hAnsi="Courier New"/>
+        </w:rPr>
+        <w:t>job_run_histories</w:t>
+      </w:r>
+      <w:r>
+        <w:t xml:space="preserve">) ใช้รูปแบบ entity เดียวกัน — คอลัมน์อ้างจาก </w:t>
+      </w:r>
+      <w:r>
+        <w:rPr>
+          <w:rFonts w:ascii="Courier New" w:hAnsi="Courier New"/>
+        </w:rPr>
+        <w:t>Database design</w:t>
+      </w:r>
+    </w:p>
+    <w:p>
+      <w:r>
+        <w:t xml:space="preserve">ตารางที่ </w:t>
+      </w:r>
+      <w:r>
+        <w:rPr>
+          <w:b/>
+        </w:rPr>
+        <w:t>ไม่ต้องสร้าง entity</w:t>
+      </w:r>
+      <w:r>
+        <w:t xml:space="preserve"> เพราะใช้ของระบบเดิม/workflow engine:</w:t>
+      </w:r>
+    </w:p>
+    <w:tbl>
+      <w:tblPr>
+        <w:tblStyle w:val="TableGrid"/>
+        <w:tblW w:type="auto" w:w="0"/>
+        <w:jc w:val="center"/>
+        <w:tblLook w:firstColumn="1" w:firstRow="1" w:lastColumn="0" w:lastRow="0" w:noHBand="0" w:noVBand="1" w:val="04A0"/>
+      </w:tblPr>
+      <w:tblGrid>
+        <w:gridCol w:w="3360"/>
+        <w:gridCol w:w="3360"/>
+        <w:gridCol w:w="3360"/>
+      </w:tblGrid>
+      <w:tr>
+        <w:trPr>
+          <w:cantSplit/>
+        </w:trPr>
+        <w:tc>
+          <w:tcPr>
+            <w:tcW w:type="dxa" w:w="3360"/>
+            <w:vAlign w:val="center"/>
+            <w:shd w:fill="E8EEF5"/>
+          </w:tcPr>
+          <w:p>
+            <w:pPr>
+              <w:keepLines/>
+              <w:spacing w:after="0"/>
+            </w:pPr>
+            <w:r/>
+            <w:r>
+              <w:rPr>
+                <w:rFonts w:ascii="Arial" w:hAnsi="Arial" w:eastAsia="Arial"/>
+                <w:b/>
+                <w:sz w:val="18"/>
+              </w:rPr>
+              <w:t>Object</w:t>
+            </w:r>
+          </w:p>
+        </w:tc>
+        <w:tc>
+          <w:tcPr>
+            <w:tcW w:type="dxa" w:w="3360"/>
+            <w:vAlign w:val="center"/>
+            <w:shd w:fill="E8EEF5"/>
+          </w:tcPr>
+          <w:p>
+            <w:pPr>
+              <w:keepLines/>
+              <w:spacing w:after="0"/>
+            </w:pPr>
+            <w:r/>
+            <w:r>
+              <w:rPr>
+                <w:rFonts w:ascii="Arial" w:hAnsi="Arial" w:eastAsia="Arial"/>
+                <w:b/>
+                <w:sz w:val="18"/>
+              </w:rPr>
+              <w:t>R/W</w:t>
+            </w:r>
+          </w:p>
+        </w:tc>
+        <w:tc>
+          <w:tcPr>
+            <w:tcW w:type="dxa" w:w="3360"/>
+            <w:vAlign w:val="center"/>
+            <w:shd w:fill="E8EEF5"/>
+          </w:tcPr>
+          <w:p>
+            <w:pPr>
+              <w:keepLines/>
+              <w:spacing w:after="0"/>
+            </w:pPr>
+            <w:r/>
+            <w:r>
+              <w:rPr>
+                <w:rFonts w:ascii="Arial" w:hAnsi="Arial" w:eastAsia="Arial"/>
+                <w:b/>
+                <w:sz w:val="18"/>
+              </w:rPr>
+              <w:t>ใช้ของระบบเดิมตัวไหน</w:t>
+            </w:r>
+          </w:p>
+        </w:tc>
+      </w:tr>
+      <w:tr>
+        <w:trPr>
+          <w:cantSplit/>
+        </w:trPr>
+        <w:tc>
+          <w:tcPr>
+            <w:tcW w:type="dxa" w:w="3360"/>
+            <w:vAlign w:val="center"/>
+          </w:tcPr>
+          <w:p>
+            <w:pPr>
+              <w:keepLines/>
+              <w:spacing w:after="0"/>
+            </w:pPr>
+            <w:r>
+              <w:rPr>
+                <w:rFonts w:ascii="Arial" w:hAnsi="Arial" w:eastAsia="Arial"/>
+                <w:sz w:val="18"/>
+              </w:rPr>
+            </w:r>
+            <w:r>
+              <w:rPr>
+                <w:rFonts w:ascii="Arial" w:hAnsi="Arial" w:eastAsia="Arial"/>
+                <w:sz w:val="18"/>
+              </w:rPr>
+              <w:t>workflow_transaction</w:t>
+            </w:r>
+          </w:p>
+        </w:tc>
+        <w:tc>
+          <w:tcPr>
+            <w:tcW w:type="dxa" w:w="3360"/>
+            <w:vAlign w:val="center"/>
+          </w:tcPr>
+          <w:p>
+            <w:pPr>
+              <w:keepLines/>
+              <w:spacing w:after="0"/>
+            </w:pPr>
+            <w:r>
+              <w:rPr>
+                <w:rFonts w:ascii="Arial" w:hAnsi="Arial" w:eastAsia="Arial"/>
+                <w:sz w:val="18"/>
+              </w:rPr>
+            </w:r>
+            <w:r>
+              <w:rPr>
+                <w:rFonts w:ascii="Arial" w:hAnsi="Arial" w:eastAsia="Arial"/>
+                <w:sz w:val="18"/>
+              </w:rPr>
+              <w:t>R/W</w:t>
+            </w:r>
+          </w:p>
+        </w:tc>
+        <w:tc>
+          <w:tcPr>
+            <w:tcW w:type="dxa" w:w="3360"/>
+            <w:vAlign w:val="center"/>
+          </w:tcPr>
+          <w:p>
+            <w:pPr>
+              <w:keepLines/>
+              <w:spacing w:after="0"/>
+            </w:pPr>
+            <w:r>
+              <w:rPr>
+                <w:rFonts w:ascii="Arial" w:hAnsi="Arial" w:eastAsia="Arial"/>
+                <w:sz w:val="18"/>
+              </w:rPr>
+            </w:r>
+            <w:r>
+              <w:rPr>
+                <w:rFonts w:ascii="Arial" w:hAnsi="Arial" w:eastAsia="Arial"/>
+                <w:sz w:val="18"/>
+              </w:rPr>
+              <w:t>workflow engine @srm/glb-workflow</w:t>
+            </w:r>
+          </w:p>
+        </w:tc>
+      </w:tr>
+      <w:tr>
+        <w:trPr>
+          <w:cantSplit/>
+        </w:trPr>
+        <w:tc>
+          <w:tcPr>
+            <w:tcW w:type="dxa" w:w="3360"/>
+            <w:vAlign w:val="center"/>
+          </w:tcPr>
+          <w:p>
+            <w:pPr>
+              <w:keepLines/>
+              <w:spacing w:after="0"/>
+            </w:pPr>
+            <w:r>
+              <w:rPr>
+                <w:rFonts w:ascii="Arial" w:hAnsi="Arial" w:eastAsia="Arial"/>
+                <w:sz w:val="18"/>
+              </w:rPr>
+            </w:r>
+            <w:r>
+              <w:rPr>
+                <w:rFonts w:ascii="Arial" w:hAnsi="Arial" w:eastAsia="Arial"/>
+                <w:sz w:val="18"/>
+              </w:rPr>
+              <w:t>workflow_approver</w:t>
+            </w:r>
+          </w:p>
+        </w:tc>
+        <w:tc>
+          <w:tcPr>
+            <w:tcW w:type="dxa" w:w="3360"/>
+            <w:vAlign w:val="center"/>
+          </w:tcPr>
+          <w:p>
+            <w:pPr>
+              <w:keepLines/>
+              <w:spacing w:after="0"/>
+            </w:pPr>
+            <w:r>
+              <w:rPr>
+                <w:rFonts w:ascii="Arial" w:hAnsi="Arial" w:eastAsia="Arial"/>
+                <w:sz w:val="18"/>
+              </w:rPr>
+            </w:r>
+            <w:r>
+              <w:rPr>
+                <w:rFonts w:ascii="Arial" w:hAnsi="Arial" w:eastAsia="Arial"/>
+                <w:sz w:val="18"/>
+              </w:rPr>
+              <w:t>W</w:t>
+            </w:r>
+          </w:p>
+        </w:tc>
+        <w:tc>
+          <w:tcPr>
+            <w:tcW w:type="dxa" w:w="3360"/>
+            <w:vAlign w:val="center"/>
+          </w:tcPr>
+          <w:p>
+            <w:pPr>
+              <w:keepLines/>
+              <w:spacing w:after="0"/>
+            </w:pPr>
+            <w:r>
+              <w:rPr>
+                <w:rFonts w:ascii="Arial" w:hAnsi="Arial" w:eastAsia="Arial"/>
+                <w:sz w:val="18"/>
+              </w:rPr>
+            </w:r>
+            <w:r>
+              <w:rPr>
+                <w:rFonts w:ascii="Arial" w:hAnsi="Arial" w:eastAsia="Arial"/>
+                <w:sz w:val="18"/>
+              </w:rPr>
+              <w:t>workflow engine @srm/glb-workflow</w:t>
+            </w:r>
+          </w:p>
+        </w:tc>
+      </w:tr>
+      <w:tr>
+        <w:trPr>
+          <w:cantSplit/>
+        </w:trPr>
+        <w:tc>
+          <w:tcPr>
+            <w:tcW w:type="dxa" w:w="3360"/>
+            <w:vAlign w:val="center"/>
+          </w:tcPr>
+          <w:p>
+            <w:pPr>
+              <w:keepLines/>
+              <w:spacing w:after="0"/>
+            </w:pPr>
+            <w:r>
+              <w:rPr>
+                <w:rFonts w:ascii="Arial" w:hAnsi="Arial" w:eastAsia="Arial"/>
+                <w:sz w:val="18"/>
+              </w:rPr>
+            </w:r>
+            <w:r>
+              <w:rPr>
+                <w:rFonts w:ascii="Arial" w:hAnsi="Arial" w:eastAsia="Arial"/>
+                <w:sz w:val="18"/>
+              </w:rPr>
+              <w:t>document_statuses</w:t>
+            </w:r>
+          </w:p>
+        </w:tc>
+        <w:tc>
+          <w:tcPr>
+            <w:tcW w:type="dxa" w:w="3360"/>
+            <w:vAlign w:val="center"/>
+          </w:tcPr>
+          <w:p>
+            <w:pPr>
+              <w:keepLines/>
+              <w:spacing w:after="0"/>
+            </w:pPr>
+            <w:r>
+              <w:rPr>
+                <w:rFonts w:ascii="Arial" w:hAnsi="Arial" w:eastAsia="Arial"/>
+                <w:sz w:val="18"/>
+              </w:rPr>
+            </w:r>
+            <w:r>
+              <w:rPr>
+                <w:rFonts w:ascii="Arial" w:hAnsi="Arial" w:eastAsia="Arial"/>
+                <w:sz w:val="18"/>
+              </w:rPr>
+              <w:t>R</w:t>
+            </w:r>
+          </w:p>
+        </w:tc>
+        <w:tc>
+          <w:tcPr>
+            <w:tcW w:type="dxa" w:w="3360"/>
+            <w:vAlign w:val="center"/>
+          </w:tcPr>
+          <w:p>
+            <w:pPr>
+              <w:keepLines/>
+              <w:spacing w:after="0"/>
+            </w:pPr>
+            <w:r>
+              <w:rPr>
+                <w:rFonts w:ascii="Arial" w:hAnsi="Arial" w:eastAsia="Arial"/>
+                <w:sz w:val="18"/>
+              </w:rPr>
+            </w:r>
+            <w:r>
+              <w:rPr>
+                <w:rFonts w:ascii="Arial" w:hAnsi="Arial" w:eastAsia="Arial"/>
+                <w:sz w:val="18"/>
+              </w:rPr>
+              <w:t>workflow_status (@srm/glb-workflow)</w:t>
+            </w:r>
+          </w:p>
+        </w:tc>
+      </w:tr>
+      <w:tr>
+        <w:trPr>
+          <w:cantSplit/>
+        </w:trPr>
+        <w:tc>
+          <w:tcPr>
+            <w:tcW w:type="dxa" w:w="3360"/>
+            <w:vAlign w:val="center"/>
+          </w:tcPr>
+          <w:p>
+            <w:pPr>
+              <w:keepLines/>
+              <w:spacing w:after="0"/>
+            </w:pPr>
+            <w:r>
+              <w:rPr>
+                <w:rFonts w:ascii="Arial" w:hAnsi="Arial" w:eastAsia="Arial"/>
+                <w:sz w:val="18"/>
+              </w:rPr>
+            </w:r>
+            <w:r>
+              <w:rPr>
+                <w:rFonts w:ascii="Arial" w:hAnsi="Arial" w:eastAsia="Arial"/>
+                <w:sz w:val="18"/>
+              </w:rPr>
+              <w:t>workflow_sections</w:t>
+            </w:r>
+          </w:p>
+        </w:tc>
+        <w:tc>
+          <w:tcPr>
+            <w:tcW w:type="dxa" w:w="3360"/>
+            <w:vAlign w:val="center"/>
+          </w:tcPr>
+          <w:p>
+            <w:pPr>
+              <w:keepLines/>
+              <w:spacing w:after="0"/>
+            </w:pPr>
+            <w:r>
+              <w:rPr>
+                <w:rFonts w:ascii="Arial" w:hAnsi="Arial" w:eastAsia="Arial"/>
+                <w:sz w:val="18"/>
+              </w:rPr>
+            </w:r>
+            <w:r>
+              <w:rPr>
+                <w:rFonts w:ascii="Arial" w:hAnsi="Arial" w:eastAsia="Arial"/>
+                <w:sz w:val="18"/>
+              </w:rPr>
+              <w:t>R</w:t>
+            </w:r>
+          </w:p>
+        </w:tc>
+        <w:tc>
+          <w:tcPr>
+            <w:tcW w:type="dxa" w:w="3360"/>
+            <w:vAlign w:val="center"/>
+          </w:tcPr>
+          <w:p>
+            <w:pPr>
+              <w:keepLines/>
+              <w:spacing w:after="0"/>
+            </w:pPr>
+            <w:r>
+              <w:rPr>
+                <w:rFonts w:ascii="Arial" w:hAnsi="Arial" w:eastAsia="Arial"/>
+                <w:sz w:val="18"/>
+              </w:rPr>
+            </w:r>
+            <w:r>
+              <w:rPr>
+                <w:rFonts w:ascii="Arial" w:hAnsi="Arial" w:eastAsia="Arial"/>
+                <w:sz w:val="18"/>
+              </w:rPr>
+              <w:t>workflow_state (@srm/glb-workflow)</w:t>
+            </w:r>
+          </w:p>
+        </w:tc>
+      </w:tr>
+    </w:tbl>
+    <w:p/>
+    <w:p>
+      <w:pPr>
+        <w:pStyle w:val="Heading3"/>
+        <w:keepNext/>
+        <w:keepLines/>
+        <w:pageBreakBefore w:val="0"/>
+      </w:pPr>
+      <w:r>
+        <w:t>9.7 Repository Providers + Module wiring</w:t>
+      </w:r>
+    </w:p>
+    <w:p>
+      <w:pPr>
+        <w:keepLines w:val="0"/>
+        <w:ind w:left="288"/>
+      </w:pPr>
+      <w:r>
+        <w:rPr>
+          <w:rFonts w:ascii="Courier New" w:hAnsi="Courier New"/>
+          <w:sz w:val="16"/>
+        </w:rPr>
+        <w:t>// src/providers/sbpgi/sbpgi.ts — repository provider แบบ factory (ไม่ใช้ TypeOrmModule.forFeature)</w:t>
+        <w:br/>
+        <w:t>// convention ของโฟลเดอร์ providers คือ 1 ไฟล์ต่อโดเมน ตั้งชื่อตามโดเมน (business_user/business_user.ts,</w:t>
+        <w:br/>
+        <w:t>// common_code/common_code.ts …) ไม่ใช่ index.ts</w:t>
+        <w:br/>
+        <w:t>//</w:t>
+        <w:br/>
+        <w:t>// ⚠️ ไฟล์นี้ใช้ร่วมกันทุกเอกสาร BE ของ SBPGI — ให้ **merge array เพิ่ม** เข้าไฟล์เดิม ห้ามเขียนทับ</w:t>
+        <w:br/>
+        <w:t>//    (ชื่อ const แยกต่อเอกสารไว้แล้วเพื่อไม่ให้ชนกัน)</w:t>
+        <w:br/>
+        <w:t>import { DataSource } from 'typeorm';</w:t>
+        <w:br/>
+        <w:t>import { FgiImpactProcess } from '../../entitys/fgi-impact-processes.entity';</w:t>
+        <w:br/>
+        <w:t>import { FgiImpactStore } from '../../entitys/fgi-impact-stores.entity';</w:t>
+        <w:br/>
+        <w:t>import { CompensationDocument } from '../../entitys/compensation-documents.entity';</w:t>
+        <w:br/>
+        <w:br/>
+        <w:t>export const sbpgiWorkflowInstancesProviders = [</w:t>
+        <w:br/>
+        <w:t xml:space="preserve">  {</w:t>
+        <w:br/>
+        <w:t xml:space="preserve">    provide: 'FGI_IMPACT_PROCESSE_REPOSITORY',</w:t>
+        <w:br/>
+        <w:t xml:space="preserve">    useFactory: (dataSource: DataSource) =&gt; dataSource.getRepository(FgiImpactProcess),</w:t>
+        <w:br/>
+        <w:t xml:space="preserve">    inject: ['DATA_SOURCE'],</w:t>
+        <w:br/>
+        <w:t xml:space="preserve">  },</w:t>
+        <w:br/>
+        <w:t xml:space="preserve">  {</w:t>
+        <w:br/>
+        <w:t xml:space="preserve">    provide: 'FGI_IMPACT_STORE_REPOSITORY',</w:t>
+        <w:br/>
+        <w:t xml:space="preserve">    useFactory: (dataSource: DataSource) =&gt; dataSource.getRepository(FgiImpactStore),</w:t>
+        <w:br/>
+        <w:t xml:space="preserve">    inject: ['DATA_SOURCE'],</w:t>
+        <w:br/>
+        <w:t xml:space="preserve">  },</w:t>
+        <w:br/>
+        <w:t xml:space="preserve">  {</w:t>
+        <w:br/>
+        <w:t xml:space="preserve">    provide: 'COMPENSATION_DOCUMENT_REPOSITORY',</w:t>
+        <w:br/>
+        <w:t xml:space="preserve">    useFactory: (dataSource: DataSource) =&gt; dataSource.getRepository(CompensationDocument),</w:t>
+        <w:br/>
+        <w:t xml:space="preserve">    inject: ['DATA_SOURCE'],</w:t>
+        <w:br/>
+        <w:t xml:space="preserve">  },</w:t>
+        <w:br/>
+        <w:t>];</w:t>
+        <w:br/>
+        <w:br/>
+        <w:t>// src/modules/sbpgi-workflow-instances/sbpgi-workflow-instances.module.ts</w:t>
+        <w:br/>
+        <w:t>import { MiddlewareConsumer, Module, NestModule } from '@nestjs/common';</w:t>
+        <w:br/>
+        <w:t>import { DatabaseModule } from '../../database/database.module';</w:t>
+        <w:br/>
+        <w:t>// UserContextMiddleware อ่าน header x-user-id แล้วเซ็ต request.userId ที่ @UserId() ใช้</w:t>
+        <w:br/>
+        <w:t>// — app.module.ts **ไม่ได้** apply แบบ global (มีแค่ HttpContext/LoggerContext) แต่ละโมดูลต้อง apply เอง</w:t>
+        <w:br/>
+        <w:t>// (ดู evaluation-process.module.ts / inform-evaluate.module.ts / cooperation-request.module.ts)</w:t>
+        <w:br/>
+        <w:t>import { UserContextMiddleware } from '../../common/middleware/user-context.middleware';</w:t>
+        <w:br/>
+        <w:t>import { WorkflowModule } from '../workflow/workflow.module';</w:t>
+        <w:br/>
+        <w:t>import { sbpgiWorkflowInstancesProviders } from '../../providers/sbpgi/sbpgi';</w:t>
+        <w:br/>
+        <w:t>import { SbpgiWorkflowInstancesController } from './sbpgi-workflow-instances.controller';</w:t>
+        <w:br/>
+        <w:t>import { SbpgiWorkflowInstancesService } from './sbpgi-workflow-instances.service';</w:t>
+        <w:br/>
+        <w:br/>
+        <w:t>@Module({</w:t>
+        <w:br/>
+        <w:t xml:space="preserve">  imports: [DatabaseModule, WorkflowModule],</w:t>
+        <w:br/>
+        <w:t xml:space="preserve">  controllers: [SbpgiWorkflowInstancesController],</w:t>
+        <w:br/>
+        <w:t xml:space="preserve">  providers: [SbpgiWorkflowInstancesService, ...sbpgiWorkflowInstancesProviders],</w:t>
+        <w:br/>
+        <w:t xml:space="preserve">  exports: [SbpgiWorkflowInstancesService],</w:t>
+        <w:br/>
+        <w:t>})</w:t>
+        <w:br/>
+        <w:t>export class SbpgiWorkflowInstancesModule implements NestModule {</w:t>
+        <w:br/>
+        <w:t xml:space="preserve">  configure(consumer: MiddlewareConsumer) {</w:t>
+        <w:br/>
+        <w:t xml:space="preserve">    // ถ้าไม่ apply ตรงนี้ userId จะเป็น undefined เงียบ ๆ ทุก endpoint</w:t>
+        <w:br/>
+        <w:t xml:space="preserve">    consumer.apply(UserContextMiddleware).forRoutes(SbpgiWorkflowInstancesController);</w:t>
+        <w:br/>
+        <w:t xml:space="preserve">  }</w:t>
+        <w:br/>
+        <w:t>}</w:t>
+        <w:br/>
+        <w:t>// TODO: register module นี้ใน app.module.ts (imports) พร้อมกับโมดูล SBPGI ตัวอื่น</w:t>
+      </w:r>
+    </w:p>
+    <w:p>
+      <w:pPr>
+        <w:pStyle w:val="Heading3"/>
+        <w:keepNext/>
+        <w:keepLines/>
+        <w:pageBreakBefore w:val="0"/>
+      </w:pPr>
+      <w:r>
+        <w:t>9.8 BFF Proxy (module + controller + client service)</w:t>
+      </w:r>
+    </w:p>
+    <w:p>
+      <w:pPr>
+        <w:keepNext w:val="0"/>
+      </w:pPr>
+      <w:r>
+        <w:t xml:space="preserve">BFF ยังไม่มีฟีเจอร์ประกันรายได้เลย จึงต้องสร้าง module ใหม่ + client service ใหม่ทั้งชุด และเลือก prefix แบบเดียวทั้งโมดูล (ที่นี่ใช้ </w:t>
+      </w:r>
+      <w:r>
+        <w:rPr>
+          <w:rFonts w:ascii="Courier New" w:hAnsi="Courier New"/>
+        </w:rPr>
+        <w:t>/bff/sbpgi/…</w:t>
+      </w:r>
+      <w:r>
+        <w:t xml:space="preserve">) เพื่อไม่ให้ปนแบบที่มี/ไม่มี </w:t>
+      </w:r>
+      <w:r>
+        <w:rPr>
+          <w:rFonts w:ascii="Courier New" w:hAnsi="Courier New"/>
+        </w:rPr>
+        <w:t>/bff</w:t>
+      </w:r>
+      <w:r>
+        <w:t xml:space="preserve"> เหมือนโมดูลเดิม</w:t>
+      </w:r>
+    </w:p>
+    <w:p>
+      <w:pPr>
+        <w:keepLines w:val="0"/>
+        <w:ind w:left="288"/>
+      </w:pPr>
+      <w:r>
+        <w:rPr>
+          <w:rFonts w:ascii="Courier New" w:hAnsi="Courier New"/>
+          <w:sz w:val="16"/>
+        </w:rPr>
+        <w:t>// src/common/client-services/sbpgi-client.service.ts</w:t>
+        <w:br/>
+        <w:t>import { Injectable, Logger, OnModuleInit } from '@nestjs/common';</w:t>
+        <w:br/>
+        <w:t>import { BaseClientService } from './base-client.service';</w:t>
+        <w:br/>
+        <w:br/>
+        <w:t>@Injectable()</w:t>
+        <w:br/>
+        <w:t>export class SbpgiClientService extends BaseClientService implements OnModuleInit {</w:t>
+        <w:br/>
+        <w:t xml:space="preserve">  protected logger: Logger = new Logger(SbpgiClientService.name);</w:t>
+        <w:br/>
+        <w:br/>
+        <w:t xml:space="preserve">  onModuleInit() {</w:t>
+        <w:br/>
+        <w:t xml:space="preserve">    // TODO: ถ้า deploy SBPGI แยก service ให้เพิ่ม API_SBPGI_BACKEND_* ใน AppConfigService</w:t>
+        <w:br/>
+        <w:t xml:space="preserve">    //       ตอนนี้ชี้ store backend ตัวเดียวกับ StoreClientService</w:t>
+        <w:br/>
+        <w:t xml:space="preserve">    this.defaultHeaders[this.config.api.store.key.name] = this.config.api.store.key.value;</w:t>
+        <w:br/>
+        <w:t xml:space="preserve">    this.baseUrl = this.config.api.store.url;</w:t>
+        <w:br/>
+        <w:t xml:space="preserve">  }</w:t>
+        <w:br/>
+        <w:t>}</w:t>
+        <w:br/>
+        <w:t>// BaseClientService แกะ { success, data } ให้แล้ว — service ฝั่ง BFF จึงได้ data ตรง ๆ</w:t>
+        <w:br/>
+        <w:t>// TODO: เพิ่ม SbpgiClientService ใน providers/exports ของ ClientServiceModule (@Global)</w:t>
+      </w:r>
+    </w:p>
+    <w:p>
+      <w:pPr>
+        <w:keepLines w:val="0"/>
+        <w:ind w:left="288"/>
+      </w:pPr>
+      <w:r>
+        <w:rPr>
+          <w:rFonts w:ascii="Courier New" w:hAnsi="Courier New"/>
+          <w:sz w:val="16"/>
+        </w:rPr>
+        <w:t>// src/modules/sbpgi-workflow-instances/sbpgi-workflow-instances.service.ts (BFF)</w:t>
+        <w:br/>
+        <w:t>import { Injectable } from '@nestjs/common';</w:t>
+        <w:br/>
+        <w:t>import { SbpgiClientService } from '@common/client-services/sbpgi-client.service';</w:t>
+        <w:br/>
+        <w:br/>
+        <w:t>@Injectable()</w:t>
+        <w:br/>
+        <w:t>export class SbpgiWorkflowInstancesBffService {</w:t>
+        <w:br/>
+        <w:t xml:space="preserve">  constructor(private readonly client: SbpgiClientService) {}</w:t>
+        <w:br/>
+        <w:br/>
+        <w:t xml:space="preserve">  // BFF ไม่มี DB — หน้าที่เดียวคือแนบ user context แล้ว forward</w:t>
+        <w:br/>
+        <w:t xml:space="preserve">  private userHeaders(user: any) {</w:t>
+        <w:br/>
+        <w:t xml:space="preserve">    return {</w:t>
+        <w:br/>
+        <w:t xml:space="preserve">      'x-user-id': user?.userId,</w:t>
+        <w:br/>
+        <w:t xml:space="preserve">      'x-user-group-id': user?.groupId,</w:t>
+        <w:br/>
+        <w:t xml:space="preserve">      'x-user-permissions': (user?.permissions ?? []).join(','),</w:t>
+        <w:br/>
+        <w:t xml:space="preserve">    };</w:t>
+        <w:br/>
+        <w:t xml:space="preserve">  }</w:t>
+        <w:br/>
+        <w:br/>
+        <w:t xml:space="preserve">  createWorkflowsInstances(body: any, user: any) {</w:t>
+        <w:br/>
+        <w:t xml:space="preserve">    return this.client.post('/api/v1/workflows/instances', body, { headers: this.userHeaders(user) });</w:t>
+        <w:br/>
+        <w:t xml:space="preserve">  }</w:t>
+        <w:br/>
+        <w:br/>
+        <w:t xml:space="preserve">  getWorkflowsInstancesById(id: string, params: any, user: any) {</w:t>
+        <w:br/>
+        <w:t xml:space="preserve">    return this.client.get(`/api/v1/workflows/instances/${id}`, { params, headers: this.userHeaders(user) });</w:t>
+        <w:br/>
+        <w:t xml:space="preserve">  }</w:t>
+        <w:br/>
+        <w:br/>
+        <w:t xml:space="preserve">  getWorkflowsSummary(params: any, user: any) {</w:t>
+        <w:br/>
+        <w:t xml:space="preserve">    return this.client.get('/api/v1/workflows/summary', { params, headers: this.userHeaders(user) });</w:t>
+        <w:br/>
+        <w:t xml:space="preserve">  }</w:t>
+        <w:br/>
+        <w:t>}</w:t>
+        <w:br/>
+        <w:br/>
+        <w:t>// ---------- src/modules/sbpgi-workflow-instances/sbpgi-workflow-instances.controller.ts (BFF) ----------</w:t>
+        <w:br/>
+        <w:t>import { Body, Controller, Delete, Get, Param, Post, Put, Query, Req, UseGuards } from '@nestjs/common';</w:t>
+        <w:br/>
+        <w:t>import { AuthGuard } from '@nestjs/passport';</w:t>
+        <w:br/>
+        <w:br/>
+        <w:t>// เลือก prefix แบบเดียวทั้งโมดูล: ใช้ '/bff/sbpgi/...' (ห้ามปนกับแบบไม่มี /bff)</w:t>
+        <w:br/>
+        <w:t>@Controller('bff/sbpgi/workflow-instances')</w:t>
+        <w:br/>
+        <w:t>@UseGuards(AuthGuard('jwt'))</w:t>
+        <w:br/>
+        <w:t>export class SbpgiWorkflowInstancesBffController {</w:t>
+        <w:br/>
+        <w:t xml:space="preserve">  constructor(private readonly service: SbpgiWorkflowInstancesBffService) {}</w:t>
+        <w:br/>
+        <w:br/>
+        <w:t xml:space="preserve">  // proxy ของ POST /api/v1/workflows/instances</w:t>
+        <w:br/>
+        <w:t xml:space="preserve">  @Post('workflows/instances')</w:t>
+        <w:br/>
+        <w:t xml:space="preserve">  createWorkflowsInstances(@Body() body: any, @Req() req: any) {</w:t>
+        <w:br/>
+        <w:t xml:space="preserve">    return this.service.createWorkflowsInstances(body, req.user);</w:t>
+        <w:br/>
+        <w:t xml:space="preserve">  }</w:t>
+        <w:br/>
+        <w:br/>
+        <w:t xml:space="preserve">  // proxy ของ GET /api/v1/workflows/instances/{id}</w:t>
+        <w:br/>
+        <w:t xml:space="preserve">  @Get('workflows/instances/:id')</w:t>
+        <w:br/>
+        <w:t xml:space="preserve">  getWorkflowsInstancesById(@Param('id') id: string, @Query() query: any, @Req() req: any) {</w:t>
+        <w:br/>
+        <w:t xml:space="preserve">    return this.service.getWorkflowsInstancesById(id, query, req.user);</w:t>
+        <w:br/>
+        <w:t xml:space="preserve">  }</w:t>
+        <w:br/>
+        <w:t>}</w:t>
+        <w:br/>
+        <w:t>// TODO: register module ใน app.module.ts ของ BFF และเพิ่ม SbpgiClientService ใน ClientServiceModule (@Global)</w:t>
+      </w:r>
+    </w:p>
+    <w:p>
+      <w:pPr>
+        <w:pStyle w:val="Heading1"/>
+        <w:keepNext/>
+        <w:keepLines/>
+        <w:pageBreakBefore w:val="0"/>
+      </w:pPr>
+      <w:r>
+        <w:t>10. Database SQL</w:t>
+      </w:r>
+    </w:p>
+    <w:p>
+      <w:pPr>
+        <w:pStyle w:val="Heading3"/>
+        <w:keepNext/>
+        <w:keepLines/>
+        <w:pageBreakBefore w:val="0"/>
+      </w:pPr>
+      <w:r>
+        <w:t>10.1 ตารางที่อ่าน/เขียน</w:t>
+      </w:r>
+    </w:p>
+    <w:tbl>
+      <w:tblPr>
+        <w:tblStyle w:val="TableGrid"/>
+        <w:tblW w:type="auto" w:w="0"/>
+        <w:jc w:val="center"/>
+        <w:tblLook w:firstColumn="1" w:firstRow="1" w:lastColumn="0" w:lastRow="0" w:noHBand="0" w:noVBand="1" w:val="04A0"/>
+      </w:tblPr>
+      <w:tblGrid>
+        <w:gridCol w:w="3360"/>
+        <w:gridCol w:w="3360"/>
+        <w:gridCol w:w="3360"/>
+      </w:tblGrid>
+      <w:tr>
+        <w:trPr>
+          <w:cantSplit/>
+        </w:trPr>
+        <w:tc>
+          <w:tcPr>
+            <w:tcW w:type="dxa" w:w="3360"/>
+            <w:vAlign w:val="center"/>
+            <w:shd w:fill="E8EEF5"/>
+          </w:tcPr>
+          <w:p>
+            <w:pPr>
+              <w:keepLines/>
+              <w:spacing w:after="0"/>
+            </w:pPr>
+            <w:r/>
+            <w:r>
+              <w:rPr>
+                <w:rFonts w:ascii="Arial" w:hAnsi="Arial" w:eastAsia="Arial"/>
+                <w:b/>
+                <w:sz w:val="18"/>
+              </w:rPr>
+              <w:t>Table / Object</w:t>
+            </w:r>
+          </w:p>
+        </w:tc>
+        <w:tc>
+          <w:tcPr>
+            <w:tcW w:type="dxa" w:w="3360"/>
+            <w:vAlign w:val="center"/>
+            <w:shd w:fill="E8EEF5"/>
+          </w:tcPr>
+          <w:p>
+            <w:pPr>
+              <w:keepLines/>
+              <w:spacing w:after="0"/>
+            </w:pPr>
+            <w:r/>
+            <w:r>
+              <w:rPr>
+                <w:rFonts w:ascii="Arial" w:hAnsi="Arial" w:eastAsia="Arial"/>
+                <w:b/>
+                <w:sz w:val="18"/>
+              </w:rPr>
+              <w:t>R/W</w:t>
+            </w:r>
+          </w:p>
+        </w:tc>
+        <w:tc>
+          <w:tcPr>
+            <w:tcW w:type="dxa" w:w="3360"/>
+            <w:vAlign w:val="center"/>
+            <w:shd w:fill="E8EEF5"/>
+          </w:tcPr>
+          <w:p>
+            <w:pPr>
+              <w:keepLines/>
+              <w:spacing w:after="0"/>
+            </w:pPr>
+            <w:r/>
+            <w:r>
+              <w:rPr>
+                <w:rFonts w:ascii="Arial" w:hAnsi="Arial" w:eastAsia="Arial"/>
+                <w:b/>
+                <w:sz w:val="18"/>
+              </w:rPr>
+              <w:t>Usage</w:t>
+            </w:r>
+          </w:p>
+        </w:tc>
+      </w:tr>
+      <w:tr>
+        <w:trPr>
+          <w:cantSplit/>
+        </w:trPr>
+        <w:tc>
+          <w:tcPr>
+            <w:tcW w:type="dxa" w:w="3360"/>
+            <w:vAlign w:val="center"/>
+          </w:tcPr>
+          <w:p>
+            <w:pPr>
+              <w:keepLines/>
+              <w:spacing w:after="0"/>
+            </w:pPr>
+            <w:r>
+              <w:rPr>
+                <w:rFonts w:ascii="Arial" w:hAnsi="Arial" w:eastAsia="Arial"/>
+                <w:sz w:val="18"/>
+              </w:rPr>
+            </w:r>
+            <w:r>
+              <w:rPr>
+                <w:rFonts w:ascii="Arial" w:hAnsi="Arial" w:eastAsia="Arial"/>
+                <w:sz w:val="18"/>
+              </w:rPr>
+              <w:t>fgi_impact_processes</w:t>
+            </w:r>
+          </w:p>
+        </w:tc>
+        <w:tc>
+          <w:tcPr>
+            <w:tcW w:type="dxa" w:w="3360"/>
+            <w:vAlign w:val="center"/>
+          </w:tcPr>
+          <w:p>
+            <w:pPr>
+              <w:keepLines/>
+              <w:spacing w:after="0"/>
+            </w:pPr>
+            <w:r>
+              <w:rPr>
+                <w:rFonts w:ascii="Arial" w:hAnsi="Arial" w:eastAsia="Arial"/>
+                <w:sz w:val="18"/>
+              </w:rPr>
+            </w:r>
+            <w:r>
+              <w:rPr>
+                <w:rFonts w:ascii="Arial" w:hAnsi="Arial" w:eastAsia="Arial"/>
+                <w:sz w:val="18"/>
+              </w:rPr>
+              <w:t>R/W</w:t>
+            </w:r>
+          </w:p>
+        </w:tc>
+        <w:tc>
+          <w:tcPr>
+            <w:tcW w:type="dxa" w:w="3360"/>
+            <w:vAlign w:val="center"/>
+          </w:tcPr>
+          <w:p>
+            <w:pPr>
+              <w:keepLines/>
+              <w:spacing w:after="0"/>
+            </w:pPr>
+            <w:r>
+              <w:rPr>
+                <w:rFonts w:ascii="Arial" w:hAnsi="Arial" w:eastAsia="Arial"/>
+                <w:sz w:val="18"/>
+              </w:rPr>
+            </w:r>
+            <w:r>
+              <w:rPr>
+                <w:rFonts w:ascii="Arial" w:hAnsi="Arial" w:eastAsia="Arial"/>
+                <w:sz w:val="18"/>
+              </w:rPr>
+              <w:t>อ่านข้อมูล impact และอัปเดต workflow_generation_status W/Y/N</w:t>
+            </w:r>
+          </w:p>
+        </w:tc>
+      </w:tr>
+      <w:tr>
+        <w:trPr>
+          <w:cantSplit/>
+        </w:trPr>
+        <w:tc>
+          <w:tcPr>
+            <w:tcW w:type="dxa" w:w="3360"/>
+            <w:vAlign w:val="center"/>
+          </w:tcPr>
+          <w:p>
+            <w:pPr>
+              <w:keepLines/>
+              <w:spacing w:after="0"/>
+            </w:pPr>
+            <w:r>
+              <w:rPr>
+                <w:rFonts w:ascii="Arial" w:hAnsi="Arial" w:eastAsia="Arial"/>
+                <w:sz w:val="18"/>
+              </w:rPr>
+            </w:r>
+            <w:r>
+              <w:rPr>
+                <w:rFonts w:ascii="Arial" w:hAnsi="Arial" w:eastAsia="Arial"/>
+                <w:sz w:val="18"/>
+              </w:rPr>
+              <w:t>fgi_impact_stores</w:t>
+            </w:r>
+          </w:p>
+        </w:tc>
+        <w:tc>
+          <w:tcPr>
+            <w:tcW w:type="dxa" w:w="3360"/>
+            <w:vAlign w:val="center"/>
+          </w:tcPr>
+          <w:p>
+            <w:pPr>
+              <w:keepLines/>
+              <w:spacing w:after="0"/>
+            </w:pPr>
+            <w:r>
+              <w:rPr>
+                <w:rFonts w:ascii="Arial" w:hAnsi="Arial" w:eastAsia="Arial"/>
+                <w:sz w:val="18"/>
+              </w:rPr>
+            </w:r>
+            <w:r>
+              <w:rPr>
+                <w:rFonts w:ascii="Arial" w:hAnsi="Arial" w:eastAsia="Arial"/>
+                <w:sz w:val="18"/>
+              </w:rPr>
+              <w:t>R/W</w:t>
+            </w:r>
+          </w:p>
+        </w:tc>
+        <w:tc>
+          <w:tcPr>
+            <w:tcW w:type="dxa" w:w="3360"/>
+            <w:vAlign w:val="center"/>
+          </w:tcPr>
+          <w:p>
+            <w:pPr>
+              <w:keepLines/>
+              <w:spacing w:after="0"/>
+            </w:pPr>
+            <w:r>
+              <w:rPr>
+                <w:rFonts w:ascii="Arial" w:hAnsi="Arial" w:eastAsia="Arial"/>
+                <w:sz w:val="18"/>
+              </w:rPr>
+            </w:r>
+            <w:r>
+              <w:rPr>
+                <w:rFonts w:ascii="Arial" w:hAnsi="Arial" w:eastAsia="Arial"/>
+                <w:sz w:val="18"/>
+              </w:rPr>
+              <w:t>อ่านข้อมูล impact และอัปเดต workflow_generation_status W/Y/N</w:t>
+            </w:r>
+          </w:p>
+        </w:tc>
+      </w:tr>
+      <w:tr>
+        <w:trPr>
+          <w:cantSplit/>
+        </w:trPr>
+        <w:tc>
+          <w:tcPr>
+            <w:tcW w:type="dxa" w:w="3360"/>
+            <w:vAlign w:val="center"/>
+          </w:tcPr>
+          <w:p>
+            <w:pPr>
+              <w:keepLines/>
+              <w:spacing w:after="0"/>
+            </w:pPr>
+            <w:r>
+              <w:rPr>
+                <w:rFonts w:ascii="Arial" w:hAnsi="Arial" w:eastAsia="Arial"/>
+                <w:sz w:val="18"/>
+              </w:rPr>
+            </w:r>
+            <w:r>
+              <w:rPr>
+                <w:rFonts w:ascii="Arial" w:hAnsi="Arial" w:eastAsia="Arial"/>
+                <w:sz w:val="18"/>
+              </w:rPr>
+              <w:t>compensation_documents</w:t>
+            </w:r>
+          </w:p>
+        </w:tc>
+        <w:tc>
+          <w:tcPr>
+            <w:tcW w:type="dxa" w:w="3360"/>
+            <w:vAlign w:val="center"/>
+          </w:tcPr>
+          <w:p>
+            <w:pPr>
+              <w:keepLines/>
+              <w:spacing w:after="0"/>
+            </w:pPr>
+            <w:r>
+              <w:rPr>
+                <w:rFonts w:ascii="Arial" w:hAnsi="Arial" w:eastAsia="Arial"/>
+                <w:sz w:val="18"/>
+              </w:rPr>
+            </w:r>
+            <w:r>
+              <w:rPr>
+                <w:rFonts w:ascii="Arial" w:hAnsi="Arial" w:eastAsia="Arial"/>
+                <w:sz w:val="18"/>
+              </w:rPr>
+              <w:t>R/W</w:t>
+            </w:r>
+          </w:p>
+        </w:tc>
+        <w:tc>
+          <w:tcPr>
+            <w:tcW w:type="dxa" w:w="3360"/>
+            <w:vAlign w:val="center"/>
+          </w:tcPr>
+          <w:p>
+            <w:pPr>
+              <w:keepLines/>
+              <w:spacing w:after="0"/>
+            </w:pPr>
+            <w:r>
+              <w:rPr>
+                <w:rFonts w:ascii="Arial" w:hAnsi="Arial" w:eastAsia="Arial"/>
+                <w:sz w:val="18"/>
+              </w:rPr>
+            </w:r>
+            <w:r>
+              <w:rPr>
+                <w:rFonts w:ascii="Arial" w:hAnsi="Arial" w:eastAsia="Arial"/>
+                <w:sz w:val="18"/>
+              </w:rPr>
+              <w:t>create-if-missing จาก impact process และผูก docNo</w:t>
+            </w:r>
+          </w:p>
+        </w:tc>
+      </w:tr>
+      <w:tr>
+        <w:trPr>
+          <w:cantSplit/>
+        </w:trPr>
+        <w:tc>
+          <w:tcPr>
+            <w:tcW w:type="dxa" w:w="3360"/>
+            <w:vAlign w:val="center"/>
+          </w:tcPr>
+          <w:p>
+            <w:pPr>
+              <w:keepLines/>
+              <w:spacing w:after="0"/>
+            </w:pPr>
+            <w:r>
+              <w:rPr>
+                <w:rFonts w:ascii="Arial" w:hAnsi="Arial" w:eastAsia="Arial"/>
+                <w:sz w:val="18"/>
+              </w:rPr>
+            </w:r>
+            <w:r>
+              <w:rPr>
+                <w:rFonts w:ascii="Arial" w:hAnsi="Arial" w:eastAsia="Arial"/>
+                <w:sz w:val="18"/>
+              </w:rPr>
+              <w:t>job_run_histories</w:t>
+            </w:r>
+          </w:p>
+        </w:tc>
+        <w:tc>
+          <w:tcPr>
+            <w:tcW w:type="dxa" w:w="3360"/>
+            <w:vAlign w:val="center"/>
+          </w:tcPr>
+          <w:p>
+            <w:pPr>
+              <w:keepLines/>
+              <w:spacing w:after="0"/>
+            </w:pPr>
+            <w:r>
+              <w:rPr>
+                <w:rFonts w:ascii="Arial" w:hAnsi="Arial" w:eastAsia="Arial"/>
+                <w:sz w:val="18"/>
+              </w:rPr>
+            </w:r>
+            <w:r>
+              <w:rPr>
+                <w:rFonts w:ascii="Arial" w:hAnsi="Arial" w:eastAsia="Arial"/>
+                <w:sz w:val="18"/>
+              </w:rPr>
+              <w:t>W</w:t>
+            </w:r>
+          </w:p>
+        </w:tc>
+        <w:tc>
+          <w:tcPr>
+            <w:tcW w:type="dxa" w:w="3360"/>
+            <w:vAlign w:val="center"/>
+          </w:tcPr>
+          <w:p>
+            <w:pPr>
+              <w:keepLines/>
+              <w:spacing w:after="0"/>
+            </w:pPr>
+            <w:r>
+              <w:rPr>
+                <w:rFonts w:ascii="Arial" w:hAnsi="Arial" w:eastAsia="Arial"/>
+                <w:sz w:val="18"/>
+              </w:rPr>
+            </w:r>
+            <w:r>
+              <w:rPr>
+                <w:rFonts w:ascii="Arial" w:hAnsi="Arial" w:eastAsia="Arial"/>
+                <w:sz w:val="18"/>
+              </w:rPr>
+              <w:t>บันทึกผลเรียกจาก Job 8b</w:t>
+            </w:r>
+          </w:p>
+        </w:tc>
+      </w:tr>
+      <w:tr>
+        <w:trPr>
+          <w:cantSplit/>
+        </w:trPr>
+        <w:tc>
+          <w:tcPr>
+            <w:tcW w:type="dxa" w:w="3360"/>
+            <w:vAlign w:val="center"/>
+          </w:tcPr>
+          <w:p>
+            <w:pPr>
+              <w:keepLines/>
+              <w:spacing w:after="0"/>
+            </w:pPr>
+            <w:r>
+              <w:rPr>
+                <w:rFonts w:ascii="Arial" w:hAnsi="Arial" w:eastAsia="Arial"/>
+                <w:sz w:val="18"/>
+              </w:rPr>
+            </w:r>
+            <w:r>
+              <w:rPr>
+                <w:rFonts w:ascii="Arial" w:hAnsi="Arial" w:eastAsia="Arial"/>
+                <w:sz w:val="18"/>
+              </w:rPr>
+              <w:t>workflow_transaction</w:t>
+            </w:r>
+          </w:p>
+        </w:tc>
+        <w:tc>
+          <w:tcPr>
+            <w:tcW w:type="dxa" w:w="3360"/>
+            <w:vAlign w:val="center"/>
+          </w:tcPr>
+          <w:p>
+            <w:pPr>
+              <w:keepLines/>
+              <w:spacing w:after="0"/>
+            </w:pPr>
+            <w:r>
+              <w:rPr>
+                <w:rFonts w:ascii="Arial" w:hAnsi="Arial" w:eastAsia="Arial"/>
+                <w:sz w:val="18"/>
+              </w:rPr>
+            </w:r>
+            <w:r>
+              <w:rPr>
+                <w:rFonts w:ascii="Arial" w:hAnsi="Arial" w:eastAsia="Arial"/>
+                <w:sz w:val="18"/>
+              </w:rPr>
+              <w:t>R/W</w:t>
+            </w:r>
+          </w:p>
+        </w:tc>
+        <w:tc>
+          <w:tcPr>
+            <w:tcW w:type="dxa" w:w="3360"/>
+            <w:vAlign w:val="center"/>
+          </w:tcPr>
+          <w:p>
+            <w:pPr>
+              <w:keepLines/>
+              <w:spacing w:after="0"/>
+            </w:pPr>
+            <w:r>
+              <w:rPr>
+                <w:rFonts w:ascii="Arial" w:hAnsi="Arial" w:eastAsia="Arial"/>
+                <w:sz w:val="18"/>
+              </w:rPr>
+            </w:r>
+            <w:r>
+              <w:rPr>
+                <w:rFonts w:ascii="Arial" w:hAnsi="Arial" w:eastAsia="Arial"/>
+                <w:sz w:val="18"/>
+              </w:rPr>
+              <w:t>ใช้ของระบบเดิม: workflow engine @srm/glb-workflow</w:t>
+            </w:r>
+          </w:p>
+        </w:tc>
+      </w:tr>
+      <w:tr>
+        <w:trPr>
+          <w:cantSplit/>
+        </w:trPr>
+        <w:tc>
+          <w:tcPr>
+            <w:tcW w:type="dxa" w:w="3360"/>
+            <w:vAlign w:val="center"/>
+          </w:tcPr>
+          <w:p>
+            <w:pPr>
+              <w:keepLines/>
+              <w:spacing w:after="0"/>
+            </w:pPr>
+            <w:r>
+              <w:rPr>
+                <w:rFonts w:ascii="Arial" w:hAnsi="Arial" w:eastAsia="Arial"/>
+                <w:sz w:val="18"/>
+              </w:rPr>
+            </w:r>
+            <w:r>
+              <w:rPr>
+                <w:rFonts w:ascii="Arial" w:hAnsi="Arial" w:eastAsia="Arial"/>
+                <w:sz w:val="18"/>
+              </w:rPr>
+              <w:t>workflow_approver</w:t>
+            </w:r>
+          </w:p>
+        </w:tc>
+        <w:tc>
+          <w:tcPr>
+            <w:tcW w:type="dxa" w:w="3360"/>
+            <w:vAlign w:val="center"/>
+          </w:tcPr>
+          <w:p>
+            <w:pPr>
+              <w:keepLines/>
+              <w:spacing w:after="0"/>
+            </w:pPr>
+            <w:r>
+              <w:rPr>
+                <w:rFonts w:ascii="Arial" w:hAnsi="Arial" w:eastAsia="Arial"/>
+                <w:sz w:val="18"/>
+              </w:rPr>
+            </w:r>
+            <w:r>
+              <w:rPr>
+                <w:rFonts w:ascii="Arial" w:hAnsi="Arial" w:eastAsia="Arial"/>
+                <w:sz w:val="18"/>
+              </w:rPr>
+              <w:t>W</w:t>
+            </w:r>
+          </w:p>
+        </w:tc>
+        <w:tc>
+          <w:tcPr>
+            <w:tcW w:type="dxa" w:w="3360"/>
+            <w:vAlign w:val="center"/>
+          </w:tcPr>
+          <w:p>
+            <w:pPr>
+              <w:keepLines/>
+              <w:spacing w:after="0"/>
+            </w:pPr>
+            <w:r>
+              <w:rPr>
+                <w:rFonts w:ascii="Arial" w:hAnsi="Arial" w:eastAsia="Arial"/>
+                <w:sz w:val="18"/>
+              </w:rPr>
+            </w:r>
+            <w:r>
+              <w:rPr>
+                <w:rFonts w:ascii="Arial" w:hAnsi="Arial" w:eastAsia="Arial"/>
+                <w:sz w:val="18"/>
+              </w:rPr>
+              <w:t>ใช้ของระบบเดิม: workflow engine @srm/glb-workflow</w:t>
+            </w:r>
+          </w:p>
+        </w:tc>
+      </w:tr>
+      <w:tr>
+        <w:trPr>
+          <w:cantSplit/>
+        </w:trPr>
+        <w:tc>
+          <w:tcPr>
+            <w:tcW w:type="dxa" w:w="3360"/>
+            <w:vAlign w:val="center"/>
+          </w:tcPr>
+          <w:p>
+            <w:pPr>
+              <w:keepLines/>
+              <w:spacing w:after="0"/>
+            </w:pPr>
+            <w:r>
+              <w:rPr>
+                <w:rFonts w:ascii="Arial" w:hAnsi="Arial" w:eastAsia="Arial"/>
+                <w:sz w:val="18"/>
+              </w:rPr>
+            </w:r>
+            <w:r>
+              <w:rPr>
+                <w:rFonts w:ascii="Arial" w:hAnsi="Arial" w:eastAsia="Arial"/>
+                <w:sz w:val="18"/>
+              </w:rPr>
+              <w:t>document_statuses</w:t>
+            </w:r>
+          </w:p>
+        </w:tc>
+        <w:tc>
+          <w:tcPr>
+            <w:tcW w:type="dxa" w:w="3360"/>
+            <w:vAlign w:val="center"/>
+          </w:tcPr>
+          <w:p>
+            <w:pPr>
+              <w:keepLines/>
+              <w:spacing w:after="0"/>
+            </w:pPr>
+            <w:r>
+              <w:rPr>
+                <w:rFonts w:ascii="Arial" w:hAnsi="Arial" w:eastAsia="Arial"/>
+                <w:sz w:val="18"/>
+              </w:rPr>
+            </w:r>
+            <w:r>
+              <w:rPr>
+                <w:rFonts w:ascii="Arial" w:hAnsi="Arial" w:eastAsia="Arial"/>
+                <w:sz w:val="18"/>
+              </w:rPr>
+              <w:t>R</w:t>
+            </w:r>
+          </w:p>
+        </w:tc>
+        <w:tc>
+          <w:tcPr>
+            <w:tcW w:type="dxa" w:w="3360"/>
+            <w:vAlign w:val="center"/>
+          </w:tcPr>
+          <w:p>
+            <w:pPr>
+              <w:keepLines/>
+              <w:spacing w:after="0"/>
+            </w:pPr>
+            <w:r>
+              <w:rPr>
+                <w:rFonts w:ascii="Arial" w:hAnsi="Arial" w:eastAsia="Arial"/>
+                <w:sz w:val="18"/>
+              </w:rPr>
+            </w:r>
+            <w:r>
+              <w:rPr>
+                <w:rFonts w:ascii="Arial" w:hAnsi="Arial" w:eastAsia="Arial"/>
+                <w:sz w:val="18"/>
+              </w:rPr>
+              <w:t>ใช้ของระบบเดิม: workflow_status (@srm/glb-workflow)</w:t>
+            </w:r>
+          </w:p>
+        </w:tc>
+      </w:tr>
+      <w:tr>
+        <w:trPr>
+          <w:cantSplit/>
+        </w:trPr>
+        <w:tc>
+          <w:tcPr>
+            <w:tcW w:type="dxa" w:w="3360"/>
+            <w:vAlign w:val="center"/>
+          </w:tcPr>
+          <w:p>
+            <w:pPr>
+              <w:keepLines/>
+              <w:spacing w:after="0"/>
+            </w:pPr>
+            <w:r>
+              <w:rPr>
+                <w:rFonts w:ascii="Arial" w:hAnsi="Arial" w:eastAsia="Arial"/>
+                <w:sz w:val="18"/>
+              </w:rPr>
+            </w:r>
+            <w:r>
+              <w:rPr>
+                <w:rFonts w:ascii="Arial" w:hAnsi="Arial" w:eastAsia="Arial"/>
+                <w:sz w:val="18"/>
+              </w:rPr>
+              <w:t>workflow_sections</w:t>
+            </w:r>
+          </w:p>
+        </w:tc>
+        <w:tc>
+          <w:tcPr>
+            <w:tcW w:type="dxa" w:w="3360"/>
+            <w:vAlign w:val="center"/>
+          </w:tcPr>
+          <w:p>
+            <w:pPr>
+              <w:keepLines/>
+              <w:spacing w:after="0"/>
+            </w:pPr>
+            <w:r>
+              <w:rPr>
+                <w:rFonts w:ascii="Arial" w:hAnsi="Arial" w:eastAsia="Arial"/>
+                <w:sz w:val="18"/>
+              </w:rPr>
+            </w:r>
+            <w:r>
+              <w:rPr>
+                <w:rFonts w:ascii="Arial" w:hAnsi="Arial" w:eastAsia="Arial"/>
+                <w:sz w:val="18"/>
+              </w:rPr>
+              <w:t>R</w:t>
+            </w:r>
+          </w:p>
+        </w:tc>
+        <w:tc>
+          <w:tcPr>
+            <w:tcW w:type="dxa" w:w="3360"/>
+            <w:vAlign w:val="center"/>
+          </w:tcPr>
+          <w:p>
+            <w:pPr>
+              <w:keepLines/>
+              <w:spacing w:after="0"/>
+            </w:pPr>
+            <w:r>
+              <w:rPr>
+                <w:rFonts w:ascii="Arial" w:hAnsi="Arial" w:eastAsia="Arial"/>
+                <w:sz w:val="18"/>
+              </w:rPr>
+            </w:r>
+            <w:r>
+              <w:rPr>
+                <w:rFonts w:ascii="Arial" w:hAnsi="Arial" w:eastAsia="Arial"/>
+                <w:sz w:val="18"/>
+              </w:rPr>
+              <w:t>ใช้ของระบบเดิม: workflow_state (@srm/glb-workflow)</w:t>
+            </w:r>
+          </w:p>
+        </w:tc>
+      </w:tr>
+    </w:tbl>
+    <w:p/>
+    <w:p>
+      <w:pPr>
+        <w:pStyle w:val="Heading3"/>
+        <w:keepNext/>
+        <w:keepLines/>
+        <w:pageBreakBefore w:val="0"/>
+      </w:pPr>
+      <w:r>
+        <w:t>10.2 SQL จริงต่อ Endpoint</w:t>
+      </w:r>
+    </w:p>
+    <w:p>
+      <w:pPr>
+        <w:keepNext w:val="0"/>
+      </w:pPr>
+      <w:r>
+        <w:rPr>
+          <w:b/>
+        </w:rPr>
+        <w:t>POST /api/v1/workflows/instances</w:t>
+      </w:r>
+      <w:r>
+        <w:t xml:space="preserve"> — เปิด workflow ภายในจาก impact process; เรียกโดย Job 8b ผ่าน service token ไม่ใช่ FE</w:t>
+      </w:r>
+    </w:p>
+    <w:p>
+      <w:pPr>
+        <w:keepLines w:val="0"/>
+        <w:ind w:left="288"/>
+      </w:pPr>
+      <w:r>
+        <w:rPr>
+          <w:rFonts w:ascii="Courier New" w:hAnsi="Courier New"/>
+          <w:sz w:val="16"/>
+        </w:rPr>
+        <w:t>-- ⚠️ SQL ตัวอย่างนี้ยังอ้างตารางที่ถูกตัดจาก target design 21 ตารางแล้ว</w:t>
+        <w:br/>
+        <w:t>--    ห้าม implement ตามตัวอักษร ให้แทนที่ก่อนใช้งาน:</w:t>
+        <w:br/>
+        <w:t>--      stores  -&gt;  store / mas_store / sevenshop (store-backend) หรือ impacted_stores ของ SBPGI</w:t>
+        <w:br/>
+        <w:t>-- ⚠️ SQL นี้ใช้ named parameter (:name) แต่ `dataSource.query()` ของ store-backend</w:t>
+        <w:br/>
+        <w:t>--    รับเฉพาะ positional $1..$n — ต้องแปลงเป็นลำดับ หรือรันผ่าน QueryBuilder</w:t>
+        <w:br/>
+        <w:t>-- Gen Flow Gate: workflow_generation_status มี source of truth ที่ fgi_impact_processes</w:t>
+        <w:br/>
+        <w:t>SELECT p.id AS impact_process_id, p.workflow_generation_status, ist.opt_dv_user_id,</w:t>
+        <w:br/>
+        <w:t xml:space="preserve">       impacted.juristic_name AS impacted_store_juristic_name, ns.juristic_name AS new_store_juristic_name,</w:t>
+        <w:br/>
+        <w:t xml:space="preserve">       ss.growth_rate_diff, ss.sales_status, ns.branch_type, pair.distance_km, impacted.region_code</w:t>
+        <w:br/>
+        <w:t>FROM fgi_impact_processes p</w:t>
+        <w:br/>
+        <w:t>JOIN impacted_stores ist ON ist.store_code = p.impacted_store_code</w:t>
+        <w:br/>
+        <w:t>JOIN stores impacted ON impacted.store_code = p.impacted_store_code</w:t>
+        <w:br/>
+        <w:t>JOIN fgi_impact_stores pair ON pair.impact_process_id = p.id</w:t>
+        <w:br/>
+        <w:t>JOIN stores ns ON ns.store_code = pair.new_store_code</w:t>
+        <w:br/>
+        <w:t>LEFT JOIN fgi_impact_sales_summaries ss ON ss.impact_process_id = p.id</w:t>
+        <w:br/>
+        <w:t>WHERE p.id = :impactProcessId FOR UPDATE OF p;</w:t>
+        <w:br/>
+        <w:br/>
+        <w:t>-- fail ถาวร (branch/distance over/missing DV/same juristic/growth &gt; -10) → N; เฉพาะ distance/juristic/growth NULL หรือ sales_status ยังไม่พร้อมจึงคง W</w:t>
+        <w:br/>
+        <w:t>UPDATE fgi_impact_processes SET workflow_generation_status = :flagN</w:t>
+        <w:br/>
+        <w:t>WHERE id = :impactProcessId AND workflow_generation_status = :flagW AND :gateDecision = :flagN;</w:t>
+        <w:br/>
+        <w:br/>
+        <w:t>-- ผ่าน gate → ใช้เอกสารที่ Job 8 สร้างแล้ว เปิด instance + งานแรกผ่าน @srm/glb-workflow แล้วตั้ง Y ใน transaction เดียว</w:t>
+        <w:br/>
+        <w:t>-- ⚠️ ไม่ INSERT ตาราง workflow เอง (workflow_instances / workflow_tasks ถูกตัดออกจากโครง 21 ตารางแล้ว)</w:t>
+        <w:br/>
+        <w:t>--    initialize(versionId=:sbpgiVersionId, referenceId=:referenceId, userId=:serviceActor)</w:t>
+        <w:br/>
+        <w:t>--    addPreparedApprover(versionId, referenceId, stateId=:section06, approver, seq=1)</w:t>
+        <w:br/>
+        <w:t>-- ⚠️ ชื่อ function ยังไม่ยืนยัน (3 ชุดขัดกัน) · referenceId ยังไม่ตัดสิน (DP-1) · ไม่มี UNIQUE กันซ้ำจริงบน</w:t>
+        <w:br/>
+        <w:t>--    sps_store.workflow_transaction (ไม่มี PK/index · 19,283 แถว) → กันซ้ำที่ application (DP-2)</w:t>
+        <w:br/>
+        <w:t>--    ดู SBPGI vs existing system หัวข้อ 4</w:t>
+        <w:br/>
+        <w:t>SELECT d.doc_no FROM compensation_documents d</w:t>
+        <w:br/>
+        <w:t>WHERE d.impact_process_id = :impactProcessId AND :gateDecision = :flagY;</w:t>
+        <w:br/>
+        <w:t>UPDATE fgi_impact_processes SET workflow_generation_status = :flagY</w:t>
+        <w:br/>
+        <w:t>WHERE id = :impactProcessId AND workflow_generation_status = :flagW AND :gateDecision = :flagY;</w:t>
+      </w:r>
+    </w:p>
+    <w:p>
+      <w:r>
+        <w:rPr>
+          <w:b/>
+        </w:rPr>
+        <w:t>GET /api/v1/workflows/instances/{id}</w:t>
+      </w:r>
+      <w:r>
+        <w:t xml:space="preserve"> — อ่านสถานะ workflow instance</w:t>
+      </w:r>
+    </w:p>
+    <w:p>
+      <w:pPr>
+        <w:keepLines w:val="0"/>
+        <w:ind w:left="288"/>
+      </w:pPr>
+      <w:r>
+        <w:rPr>
+          <w:rFonts w:ascii="Courier New" w:hAnsi="Courier New"/>
+          <w:sz w:val="16"/>
+        </w:rPr>
+        <w:t>-- ⚠️ SQL นี้ใช้ named parameter (:name) แต่ `dataSource.query()` ของ store-backend</w:t>
+        <w:br/>
+        <w:t>--    รับเฉพาะ positional $1..$n — ต้องแปลงเป็นลำดับ หรือรันผ่าน QueryBuilder</w:t>
+        <w:br/>
+        <w:t>-- ⚠️ DP-1 referenceId (doc_no หรือ surrogate id) และ DP-2 (sps_store.workflow_transaction ไม่มี PK/index · 19,283 แถว → seq-scan) ยังไม่ตัดสิน</w:t>
+        <w:br/>
+        <w:t>--    ดู SBPGI vs existing system หัวข้อ 4 · ชื่อ function ของ engine ยังไม่ยืนยัน (3 ชุดขัดกัน)</w:t>
+        <w:br/>
+        <w:t>SELECT w.transaction_id, w.reference_id, w.current_state_id, w.current_status_id, w.current_approver,</w:t>
+        <w:br/>
+        <w:t xml:space="preserve">       a.state_id AS pending_state_id, a.approver, a.seq</w:t>
+        <w:br/>
+        <w:t>FROM sps_store.workflow_transaction w</w:t>
+        <w:br/>
+        <w:t>LEFT JOIN sps_store.workflow_approver a ON a.transaction_id = w.transaction_id AND a.state_id = w.current_state_id</w:t>
+        <w:br/>
+        <w:t>WHERE w.transaction_id = :id AND w.version_id = :sbpgiVersionId;</w:t>
+        <w:br/>
+        <w:br/>
+        <w:t>-- เอกสารที่ผูกกับ instance (join ด้วยค่าที่ DP-1 จะตัดสิน)</w:t>
+        <w:br/>
+        <w:t>SELECT doc_no, status_code, current_section_code FROM compensation_documents WHERE doc_no = :referenceId;</w:t>
+      </w:r>
+    </w:p>
+    <w:p>
+      <w:r>
+        <w:rPr>
+          <w:b/>
+        </w:rPr>
+        <w:t>GET /api/v1/workflows/summary</w:t>
+      </w:r>
+      <w:r>
+        <w:t xml:space="preserve"> — สรุป W/Y/N และงานค้างต่อ section สำหรับ monitor</w:t>
+      </w:r>
+    </w:p>
+    <w:p>
+      <w:pPr>
+        <w:keepLines w:val="0"/>
+        <w:ind w:left="288"/>
+      </w:pPr>
+      <w:r>
+        <w:rPr>
+          <w:rFonts w:ascii="Courier New" w:hAnsi="Courier New"/>
+          <w:sz w:val="16"/>
+        </w:rPr>
+        <w:t>-- ⚠️ SQL นี้ใช้ named parameter (:name) แต่ `dataSource.query()` ของ store-backend</w:t>
+        <w:br/>
+        <w:t>--    รับเฉพาะ positional $1..$n — ต้องแปลงเป็นลำดับ หรือรันผ่าน QueryBuilder</w:t>
+        <w:br/>
+        <w:t>SELECT workflow_generation_status, COUNT(*) AS cnt</w:t>
+        <w:br/>
+        <w:t>FROM fgi_impact_processes</w:t>
+        <w:br/>
+        <w:t>GROUP BY workflow_generation_status;</w:t>
+        <w:br/>
+        <w:br/>
+        <w:t>-- ⚠️ DP-1 referenceId (doc_no หรือ surrogate id) และ DP-2 (sps_store.workflow_transaction ไม่มี PK/index · 19,283 แถว → seq-scan) ยังไม่ตัดสิน</w:t>
+        <w:br/>
+        <w:t>--    ดู SBPGI vs existing system หัวข้อ 4 · ชื่อ function ของ engine ยังไม่ยืนยัน (3 ชุดขัดกัน)</w:t>
+        <w:br/>
+        <w:t>SELECT w.current_state_id AS section_code, COUNT(*) AS open_tasks</w:t>
+        <w:br/>
+        <w:t>FROM sps_store.workflow_transaction w</w:t>
+        <w:br/>
+        <w:t>WHERE w.version_id = :sbpgiVersionId AND w.current_status_id &lt;&gt; :statusDone</w:t>
+        <w:br/>
+        <w:t>GROUP BY w.current_state_id;</w:t>
+      </w:r>
+    </w:p>
+    <w:p>
+      <w:pPr>
+        <w:pStyle w:val="Heading3"/>
+        <w:keepNext/>
+        <w:keepLines/>
+        <w:pageBreakBefore w:val="0"/>
+      </w:pPr>
+      <w:r>
+        <w:t>10.3 Index / Constraint ที่ควรมี (ข้อเสนอ)</w:t>
+      </w:r>
+    </w:p>
+    <w:tbl>
+      <w:tblPr>
+        <w:tblStyle w:val="TableGrid"/>
+        <w:tblW w:type="auto" w:w="0"/>
+        <w:jc w:val="center"/>
+        <w:tblLook w:firstColumn="1" w:firstRow="1" w:lastColumn="0" w:lastRow="0" w:noHBand="0" w:noVBand="1" w:val="04A0"/>
+      </w:tblPr>
+      <w:tblGrid>
+        <w:gridCol w:w="3360"/>
+        <w:gridCol w:w="3360"/>
+        <w:gridCol w:w="3360"/>
+      </w:tblGrid>
+      <w:tr>
+        <w:trPr>
+          <w:cantSplit/>
+        </w:trPr>
+        <w:tc>
+          <w:tcPr>
+            <w:tcW w:type="dxa" w:w="3360"/>
+            <w:vAlign w:val="center"/>
+            <w:shd w:fill="E8EEF5"/>
+          </w:tcPr>
+          <w:p>
+            <w:pPr>
+              <w:keepLines/>
+              <w:spacing w:after="0"/>
+            </w:pPr>
+            <w:r/>
+            <w:r>
+              <w:rPr>
+                <w:rFonts w:ascii="Arial" w:hAnsi="Arial" w:eastAsia="Arial"/>
+                <w:b/>
+                <w:sz w:val="18"/>
+              </w:rPr>
+              <w:t>Table</w:t>
+            </w:r>
+          </w:p>
+        </w:tc>
+        <w:tc>
+          <w:tcPr>
+            <w:tcW w:type="dxa" w:w="3360"/>
+            <w:vAlign w:val="center"/>
+            <w:shd w:fill="E8EEF5"/>
+          </w:tcPr>
+          <w:p>
+            <w:pPr>
+              <w:keepLines/>
+              <w:spacing w:after="0"/>
+            </w:pPr>
+            <w:r/>
+            <w:r>
+              <w:rPr>
+                <w:rFonts w:ascii="Arial" w:hAnsi="Arial" w:eastAsia="Arial"/>
+                <w:b/>
+                <w:sz w:val="18"/>
+              </w:rPr>
+              <w:t>DDL ที่เสนอ</w:t>
+            </w:r>
+          </w:p>
+        </w:tc>
+        <w:tc>
+          <w:tcPr>
+            <w:tcW w:type="dxa" w:w="3360"/>
+            <w:vAlign w:val="center"/>
+            <w:shd w:fill="E8EEF5"/>
+          </w:tcPr>
+          <w:p>
+            <w:pPr>
+              <w:keepLines/>
+              <w:spacing w:after="0"/>
+            </w:pPr>
+            <w:r/>
+            <w:r>
+              <w:rPr>
+                <w:rFonts w:ascii="Arial" w:hAnsi="Arial" w:eastAsia="Arial"/>
+                <w:b/>
+                <w:sz w:val="18"/>
+              </w:rPr>
+              <w:t>ที่มา / หมายเหตุ</w:t>
+            </w:r>
+          </w:p>
+        </w:tc>
+      </w:tr>
+      <w:tr>
+        <w:trPr>
+          <w:cantSplit/>
+        </w:trPr>
+        <w:tc>
+          <w:tcPr>
+            <w:tcW w:type="dxa" w:w="3360"/>
+            <w:vAlign w:val="center"/>
+          </w:tcPr>
+          <w:p>
+            <w:pPr>
+              <w:keepLines/>
+              <w:spacing w:after="0"/>
+            </w:pPr>
+            <w:r>
+              <w:rPr>
+                <w:rFonts w:ascii="Arial" w:hAnsi="Arial" w:eastAsia="Arial"/>
+                <w:sz w:val="18"/>
+              </w:rPr>
+            </w:r>
+            <w:r>
+              <w:rPr>
+                <w:rFonts w:ascii="Arial" w:hAnsi="Arial" w:eastAsia="Arial"/>
+                <w:sz w:val="18"/>
+              </w:rPr>
+              <w:t>fgi_impact_stores</w:t>
+            </w:r>
+          </w:p>
+        </w:tc>
+        <w:tc>
+          <w:tcPr>
+            <w:tcW w:type="dxa" w:w="3360"/>
+            <w:vAlign w:val="center"/>
+          </w:tcPr>
+          <w:p>
+            <w:pPr>
+              <w:keepLines/>
+              <w:spacing w:after="0"/>
+            </w:pPr>
+            <w:r>
+              <w:rPr>
+                <w:rFonts w:ascii="Arial" w:hAnsi="Arial" w:eastAsia="Arial"/>
+                <w:sz w:val="18"/>
+              </w:rPr>
+            </w:r>
+            <w:r>
+              <w:rPr>
+                <w:rFonts w:ascii="Arial" w:hAnsi="Arial" w:eastAsia="Arial"/>
+                <w:sz w:val="18"/>
+              </w:rPr>
+              <w:t>CREATE INDEX idx_fgi_impact_stores_impact_process_id ON fgi_impact_stores (impact_process_id);</w:t>
+            </w:r>
+          </w:p>
+        </w:tc>
+        <w:tc>
+          <w:tcPr>
+            <w:tcW w:type="dxa" w:w="3360"/>
+            <w:vAlign w:val="center"/>
+          </w:tcPr>
+          <w:p>
+            <w:pPr>
+              <w:keepLines/>
+              <w:spacing w:after="0"/>
+            </w:pPr>
+            <w:r>
+              <w:rPr>
+                <w:rFonts w:ascii="Arial" w:hAnsi="Arial" w:eastAsia="Arial"/>
+                <w:sz w:val="18"/>
+              </w:rPr>
+            </w:r>
+            <w:r>
+              <w:rPr>
+                <w:rFonts w:ascii="Arial" w:hAnsi="Arial" w:eastAsia="Arial"/>
+                <w:sz w:val="18"/>
+              </w:rPr>
+              <w:t>ข้อเสนอ — อนุมานจากคอลัมน์ที่ปรากฏใน WHERE/JOIN ของ SQL ด้านบน ต้องวัด EXPLAIN ก่อนใช้จริง</w:t>
+            </w:r>
+          </w:p>
+        </w:tc>
+      </w:tr>
+      <w:tr>
+        <w:trPr>
+          <w:cantSplit/>
+        </w:trPr>
+        <w:tc>
+          <w:tcPr>
+            <w:tcW w:type="dxa" w:w="3360"/>
+            <w:vAlign w:val="center"/>
+          </w:tcPr>
+          <w:p>
+            <w:pPr>
+              <w:keepLines/>
+              <w:spacing w:after="0"/>
+            </w:pPr>
+            <w:r>
+              <w:rPr>
+                <w:rFonts w:ascii="Arial" w:hAnsi="Arial" w:eastAsia="Arial"/>
+                <w:sz w:val="18"/>
+              </w:rPr>
+            </w:r>
+            <w:r>
+              <w:rPr>
+                <w:rFonts w:ascii="Arial" w:hAnsi="Arial" w:eastAsia="Arial"/>
+                <w:sz w:val="18"/>
+              </w:rPr>
+              <w:t>compensation_documents</w:t>
+            </w:r>
+          </w:p>
+        </w:tc>
+        <w:tc>
+          <w:tcPr>
+            <w:tcW w:type="dxa" w:w="3360"/>
+            <w:vAlign w:val="center"/>
+          </w:tcPr>
+          <w:p>
+            <w:pPr>
+              <w:keepLines/>
+              <w:spacing w:after="0"/>
+            </w:pPr>
+            <w:r>
+              <w:rPr>
+                <w:rFonts w:ascii="Arial" w:hAnsi="Arial" w:eastAsia="Arial"/>
+                <w:sz w:val="18"/>
+              </w:rPr>
+            </w:r>
+            <w:r>
+              <w:rPr>
+                <w:rFonts w:ascii="Arial" w:hAnsi="Arial" w:eastAsia="Arial"/>
+                <w:sz w:val="18"/>
+              </w:rPr>
+              <w:t>CREATE INDEX idx_compensation_documents_impact_process_id ON compensation_documents (impact_process_id);</w:t>
+            </w:r>
+          </w:p>
+        </w:tc>
+        <w:tc>
+          <w:tcPr>
+            <w:tcW w:type="dxa" w:w="3360"/>
+            <w:vAlign w:val="center"/>
+          </w:tcPr>
+          <w:p>
+            <w:pPr>
+              <w:keepLines/>
+              <w:spacing w:after="0"/>
+            </w:pPr>
+            <w:r>
+              <w:rPr>
+                <w:rFonts w:ascii="Arial" w:hAnsi="Arial" w:eastAsia="Arial"/>
+                <w:sz w:val="18"/>
+              </w:rPr>
+            </w:r>
+            <w:r>
+              <w:rPr>
+                <w:rFonts w:ascii="Arial" w:hAnsi="Arial" w:eastAsia="Arial"/>
+                <w:sz w:val="18"/>
+              </w:rPr>
+              <w:t>ข้อเสนอ — อนุมานจากคอลัมน์ที่ปรากฏใน WHERE/JOIN ของ SQL ด้านบน ต้องวัด EXPLAIN ก่อนใช้จริง</w:t>
+            </w:r>
+          </w:p>
+        </w:tc>
+      </w:tr>
+    </w:tbl>
+    <w:p/>
+    <w:p>
+      <w:r>
+        <w:t xml:space="preserve">ทั้งหมดเป็น </w:t>
+      </w:r>
+      <w:r>
+        <w:rPr>
+          <w:b/>
+        </w:rPr>
+        <w:t>ข้อเสนอ</w:t>
+      </w:r>
+      <w:r>
+        <w:t xml:space="preserve"> ไม่ใช่ข้อกำหนดจาก ข้อกำหนดทางธุรกิจ — ให้ตรวจกับ </w:t>
+      </w:r>
+      <w:r>
+        <w:rPr>
+          <w:rFonts w:ascii="Courier New" w:hAnsi="Courier New"/>
+        </w:rPr>
+        <w:t>EXPLAIN ANALYZE</w:t>
+      </w:r>
+      <w:r>
+        <w:t xml:space="preserve"> บนข้อมูลจริง และรวมเข้าไฟล์ </w:t>
+      </w:r>
+      <w:r>
+        <w:rPr>
+          <w:rFonts w:ascii="Courier New" w:hAnsi="Courier New"/>
+        </w:rPr>
+        <w:t>sql/deploy-sbpgi-*.sql</w:t>
+      </w:r>
+      <w:r>
+        <w:t xml:space="preserve"> แบบ idempotent (</w:t>
+      </w:r>
+      <w:r>
+        <w:rPr>
+          <w:rFonts w:ascii="Courier New" w:hAnsi="Courier New"/>
+        </w:rPr>
+        <w:t>CREATE INDEX IF NOT EXISTS</w:t>
+      </w:r>
+      <w:r>
+        <w:t>) ตาม pattern ที่ทีมใช้อยู่</w:t>
+      </w:r>
+    </w:p>
+    <w:p>
+      <w:pPr>
+        <w:pStyle w:val="Heading1"/>
+        <w:keepNext/>
+        <w:keepLines/>
+        <w:pageBreakBefore w:val="0"/>
+      </w:pPr>
+      <w:r>
+        <w:t>11. Processing Flow</w:t>
+      </w:r>
+    </w:p>
+    <w:tbl>
+      <w:tblPr>
+        <w:tblStyle w:val="TableGrid"/>
+        <w:tblW w:type="auto" w:w="0"/>
+        <w:jc w:val="center"/>
+        <w:tblLook w:firstColumn="1" w:firstRow="1" w:lastColumn="0" w:lastRow="0" w:noHBand="0" w:noVBand="1" w:val="04A0"/>
+      </w:tblPr>
+      <w:tblGrid>
+        <w:gridCol w:w="5040"/>
+        <w:gridCol w:w="5040"/>
+      </w:tblGrid>
+      <w:tr>
+        <w:trPr>
+          <w:cantSplit/>
+        </w:trPr>
+        <w:tc>
+          <w:tcPr>
+            <w:tcW w:type="dxa" w:w="5040"/>
+            <w:vAlign w:val="center"/>
+            <w:shd w:fill="E8EEF5"/>
+          </w:tcPr>
+          <w:p>
+            <w:pPr>
+              <w:keepLines/>
+              <w:spacing w:after="0"/>
+            </w:pPr>
+            <w:r/>
+            <w:r>
+              <w:rPr>
+                <w:rFonts w:ascii="Arial" w:hAnsi="Arial" w:eastAsia="Arial"/>
+                <w:b/>
+                <w:sz w:val="18"/>
+              </w:rPr>
+              <w:t>Step</w:t>
+            </w:r>
+          </w:p>
+        </w:tc>
+        <w:tc>
+          <w:tcPr>
+            <w:tcW w:type="dxa" w:w="5040"/>
+            <w:vAlign w:val="center"/>
+            <w:shd w:fill="E8EEF5"/>
+          </w:tcPr>
+          <w:p>
+            <w:pPr>
+              <w:keepLines/>
+              <w:spacing w:after="0"/>
+            </w:pPr>
+            <w:r/>
+            <w:r>
+              <w:rPr>
+                <w:rFonts w:ascii="Arial" w:hAnsi="Arial" w:eastAsia="Arial"/>
+                <w:b/>
+                <w:sz w:val="18"/>
+              </w:rPr>
+              <w:t>Description</w:t>
+            </w:r>
+          </w:p>
+        </w:tc>
+      </w:tr>
+      <w:tr>
+        <w:trPr>
+          <w:cantSplit/>
+        </w:trPr>
+        <w:tc>
+          <w:tcPr>
+            <w:tcW w:type="dxa" w:w="5040"/>
+            <w:vAlign w:val="center"/>
+          </w:tcPr>
+          <w:p>
+            <w:pPr>
+              <w:keepLines/>
+              <w:spacing w:after="0"/>
+            </w:pPr>
+            <w:r>
+              <w:rPr>
+                <w:rFonts w:ascii="Arial" w:hAnsi="Arial" w:eastAsia="Arial"/>
+                <w:sz w:val="18"/>
+              </w:rPr>
+            </w:r>
+            <w:r>
+              <w:rPr>
+                <w:rFonts w:ascii="Arial" w:hAnsi="Arial" w:eastAsia="Arial"/>
+                <w:sz w:val="18"/>
+              </w:rPr>
+              <w:t>1</w:t>
+            </w:r>
+          </w:p>
+        </w:tc>
+        <w:tc>
+          <w:tcPr>
+            <w:tcW w:type="dxa" w:w="5040"/>
+            <w:vAlign w:val="center"/>
+          </w:tcPr>
+          <w:p>
+            <w:pPr>
+              <w:keepLines/>
+              <w:spacing w:after="0"/>
+            </w:pPr>
+            <w:r>
+              <w:rPr>
+                <w:rFonts w:ascii="Arial" w:hAnsi="Arial" w:eastAsia="Arial"/>
+                <w:sz w:val="18"/>
+              </w:rPr>
+            </w:r>
+            <w:r>
+              <w:rPr>
+                <w:rFonts w:ascii="Arial" w:hAnsi="Arial" w:eastAsia="Arial"/>
+                <w:sz w:val="18"/>
+              </w:rPr>
+              <w:t>Validate service token and idempotency key</w:t>
+            </w:r>
+          </w:p>
+        </w:tc>
+      </w:tr>
+      <w:tr>
+        <w:trPr>
+          <w:cantSplit/>
+        </w:trPr>
+        <w:tc>
+          <w:tcPr>
+            <w:tcW w:type="dxa" w:w="5040"/>
+            <w:vAlign w:val="center"/>
+          </w:tcPr>
+          <w:p>
+            <w:pPr>
+              <w:keepLines/>
+              <w:spacing w:after="0"/>
+            </w:pPr>
+            <w:r>
+              <w:rPr>
+                <w:rFonts w:ascii="Arial" w:hAnsi="Arial" w:eastAsia="Arial"/>
+                <w:sz w:val="18"/>
+              </w:rPr>
+            </w:r>
+            <w:r>
+              <w:rPr>
+                <w:rFonts w:ascii="Arial" w:hAnsi="Arial" w:eastAsia="Arial"/>
+                <w:sz w:val="18"/>
+              </w:rPr>
+              <w:t>2</w:t>
+            </w:r>
+          </w:p>
+        </w:tc>
+        <w:tc>
+          <w:tcPr>
+            <w:tcW w:type="dxa" w:w="5040"/>
+            <w:vAlign w:val="center"/>
+          </w:tcPr>
+          <w:p>
+            <w:pPr>
+              <w:keepLines/>
+              <w:spacing w:after="0"/>
+            </w:pPr>
+            <w:r>
+              <w:rPr>
+                <w:rFonts w:ascii="Arial" w:hAnsi="Arial" w:eastAsia="Arial"/>
+                <w:sz w:val="18"/>
+              </w:rPr>
+            </w:r>
+            <w:r>
+              <w:rPr>
+                <w:rFonts w:ascii="Arial" w:hAnsi="Arial" w:eastAsia="Arial"/>
+                <w:sz w:val="18"/>
+              </w:rPr>
+              <w:t>Load impact process and current workflow_generation_status</w:t>
+            </w:r>
+          </w:p>
+        </w:tc>
+      </w:tr>
+      <w:tr>
+        <w:trPr>
+          <w:cantSplit/>
+        </w:trPr>
+        <w:tc>
+          <w:tcPr>
+            <w:tcW w:type="dxa" w:w="5040"/>
+            <w:vAlign w:val="center"/>
+          </w:tcPr>
+          <w:p>
+            <w:pPr>
+              <w:keepLines/>
+              <w:spacing w:after="0"/>
+            </w:pPr>
+            <w:r>
+              <w:rPr>
+                <w:rFonts w:ascii="Arial" w:hAnsi="Arial" w:eastAsia="Arial"/>
+                <w:sz w:val="18"/>
+              </w:rPr>
+            </w:r>
+            <w:r>
+              <w:rPr>
+                <w:rFonts w:ascii="Arial" w:hAnsi="Arial" w:eastAsia="Arial"/>
+                <w:sz w:val="18"/>
+              </w:rPr>
+              <w:t>3</w:t>
+            </w:r>
+          </w:p>
+        </w:tc>
+        <w:tc>
+          <w:tcPr>
+            <w:tcW w:type="dxa" w:w="5040"/>
+            <w:vAlign w:val="center"/>
+          </w:tcPr>
+          <w:p>
+            <w:pPr>
+              <w:keepLines/>
+              <w:spacing w:after="0"/>
+            </w:pPr>
+            <w:r>
+              <w:rPr>
+                <w:rFonts w:ascii="Arial" w:hAnsi="Arial" w:eastAsia="Arial"/>
+                <w:sz w:val="18"/>
+              </w:rPr>
+            </w:r>
+            <w:r>
+              <w:rPr>
+                <w:rFonts w:ascii="Arial" w:hAnsi="Arial" w:eastAsia="Arial"/>
+                <w:sz w:val="18"/>
+              </w:rPr>
+              <w:t>Reject if status is already Y and return existing doc/instance idempotently</w:t>
+            </w:r>
+          </w:p>
+        </w:tc>
+      </w:tr>
+      <w:tr>
+        <w:trPr>
+          <w:cantSplit/>
+        </w:trPr>
+        <w:tc>
+          <w:tcPr>
+            <w:tcW w:type="dxa" w:w="5040"/>
+            <w:vAlign w:val="center"/>
+          </w:tcPr>
+          <w:p>
+            <w:pPr>
+              <w:keepLines/>
+              <w:spacing w:after="0"/>
+            </w:pPr>
+            <w:r>
+              <w:rPr>
+                <w:rFonts w:ascii="Arial" w:hAnsi="Arial" w:eastAsia="Arial"/>
+                <w:sz w:val="18"/>
+              </w:rPr>
+            </w:r>
+            <w:r>
+              <w:rPr>
+                <w:rFonts w:ascii="Arial" w:hAnsi="Arial" w:eastAsia="Arial"/>
+                <w:sz w:val="18"/>
+              </w:rPr>
+              <w:t>4</w:t>
+            </w:r>
+          </w:p>
+        </w:tc>
+        <w:tc>
+          <w:tcPr>
+            <w:tcW w:type="dxa" w:w="5040"/>
+            <w:vAlign w:val="center"/>
+          </w:tcPr>
+          <w:p>
+            <w:pPr>
+              <w:keepLines/>
+              <w:spacing w:after="0"/>
+            </w:pPr>
+            <w:r>
+              <w:rPr>
+                <w:rFonts w:ascii="Arial" w:hAnsi="Arial" w:eastAsia="Arial"/>
+                <w:sz w:val="18"/>
+              </w:rPr>
+            </w:r>
+            <w:r>
+              <w:rPr>
+                <w:rFonts w:ascii="Arial" w:hAnsi="Arial" w:eastAsia="Arial"/>
+                <w:sz w:val="18"/>
+              </w:rPr>
+              <w:t>Evaluate Gen Flow Gate in one service: status W, branch type allowlist, DV present, juristic different, growth_rate_diff &lt;= -10, sales_status in Y/N</w:t>
+            </w:r>
+          </w:p>
+        </w:tc>
+      </w:tr>
+      <w:tr>
+        <w:trPr>
+          <w:cantSplit/>
+        </w:trPr>
+        <w:tc>
+          <w:tcPr>
+            <w:tcW w:type="dxa" w:w="5040"/>
+            <w:vAlign w:val="center"/>
+          </w:tcPr>
+          <w:p>
+            <w:pPr>
+              <w:keepLines/>
+              <w:spacing w:after="0"/>
+            </w:pPr>
+            <w:r>
+              <w:rPr>
+                <w:rFonts w:ascii="Arial" w:hAnsi="Arial" w:eastAsia="Arial"/>
+                <w:sz w:val="18"/>
+              </w:rPr>
+            </w:r>
+            <w:r>
+              <w:rPr>
+                <w:rFonts w:ascii="Arial" w:hAnsi="Arial" w:eastAsia="Arial"/>
+                <w:sz w:val="18"/>
+              </w:rPr>
+              <w:t>5</w:t>
+            </w:r>
+          </w:p>
+        </w:tc>
+        <w:tc>
+          <w:tcPr>
+            <w:tcW w:type="dxa" w:w="5040"/>
+            <w:vAlign w:val="center"/>
+          </w:tcPr>
+          <w:p>
+            <w:pPr>
+              <w:keepLines/>
+              <w:spacing w:after="0"/>
+            </w:pPr>
+            <w:r>
+              <w:rPr>
+                <w:rFonts w:ascii="Arial" w:hAnsi="Arial" w:eastAsia="Arial"/>
+                <w:sz w:val="18"/>
+              </w:rPr>
+            </w:r>
+            <w:r>
+              <w:rPr>
+                <w:rFonts w:ascii="Arial" w:hAnsi="Arial" w:eastAsia="Arial"/>
+                <w:sz w:val="18"/>
+              </w:rPr>
+              <w:t>If branch type is outside allowlist, distance exceeds threshold, DV is missing, juristic is the same, or growth_rate_diff &gt; -10, update workflow_generation_status=N and return 200 with permanent-skip reason</w:t>
+            </w:r>
+          </w:p>
+        </w:tc>
+      </w:tr>
+      <w:tr>
+        <w:trPr>
+          <w:cantSplit/>
+        </w:trPr>
+        <w:tc>
+          <w:tcPr>
+            <w:tcW w:type="dxa" w:w="5040"/>
+            <w:vAlign w:val="center"/>
+          </w:tcPr>
+          <w:p>
+            <w:pPr>
+              <w:keepLines/>
+              <w:spacing w:after="0"/>
+            </w:pPr>
+            <w:r>
+              <w:rPr>
+                <w:rFonts w:ascii="Arial" w:hAnsi="Arial" w:eastAsia="Arial"/>
+                <w:sz w:val="18"/>
+              </w:rPr>
+            </w:r>
+            <w:r>
+              <w:rPr>
+                <w:rFonts w:ascii="Arial" w:hAnsi="Arial" w:eastAsia="Arial"/>
+                <w:sz w:val="18"/>
+              </w:rPr>
+              <w:t>6</w:t>
+            </w:r>
+          </w:p>
+        </w:tc>
+        <w:tc>
+          <w:tcPr>
+            <w:tcW w:type="dxa" w:w="5040"/>
+            <w:vAlign w:val="center"/>
+          </w:tcPr>
+          <w:p>
+            <w:pPr>
+              <w:keepLines/>
+              <w:spacing w:after="0"/>
+            </w:pPr>
+            <w:r>
+              <w:rPr>
+                <w:rFonts w:ascii="Arial" w:hAnsi="Arial" w:eastAsia="Arial"/>
+                <w:sz w:val="18"/>
+              </w:rPr>
+            </w:r>
+            <w:r>
+              <w:rPr>
+                <w:rFonts w:ascii="Arial" w:hAnsi="Arial" w:eastAsia="Arial"/>
+                <w:sz w:val="18"/>
+              </w:rPr>
+              <w:t>If distance/juristic/growth data is NULL or sales_status is not ready, keep workflow_generation_status=W and return 422 reason so Job 8b can rerun</w:t>
+            </w:r>
+          </w:p>
+        </w:tc>
+      </w:tr>
+      <w:tr>
+        <w:trPr>
+          <w:cantSplit/>
+        </w:trPr>
+        <w:tc>
+          <w:tcPr>
+            <w:tcW w:type="dxa" w:w="5040"/>
+            <w:vAlign w:val="center"/>
+          </w:tcPr>
+          <w:p>
+            <w:pPr>
+              <w:keepLines/>
+              <w:spacing w:after="0"/>
+            </w:pPr>
+            <w:r>
+              <w:rPr>
+                <w:rFonts w:ascii="Arial" w:hAnsi="Arial" w:eastAsia="Arial"/>
+                <w:sz w:val="18"/>
+              </w:rPr>
+            </w:r>
+            <w:r>
+              <w:rPr>
+                <w:rFonts w:ascii="Arial" w:hAnsi="Arial" w:eastAsia="Arial"/>
+                <w:sz w:val="18"/>
+              </w:rPr>
+              <w:t>7</w:t>
+            </w:r>
+          </w:p>
+        </w:tc>
+        <w:tc>
+          <w:tcPr>
+            <w:tcW w:type="dxa" w:w="5040"/>
+            <w:vAlign w:val="center"/>
+          </w:tcPr>
+          <w:p>
+            <w:pPr>
+              <w:keepLines/>
+              <w:spacing w:after="0"/>
+            </w:pPr>
+            <w:r>
+              <w:rPr>
+                <w:rFonts w:ascii="Arial" w:hAnsi="Arial" w:eastAsia="Arial"/>
+                <w:sz w:val="18"/>
+              </w:rPr>
+            </w:r>
+            <w:r>
+              <w:rPr>
+                <w:rFonts w:ascii="Arial" w:hAnsi="Arial" w:eastAsia="Arial"/>
+                <w:sz w:val="18"/>
+              </w:rPr>
+              <w:t>If gate passes, require compensation_documents from Job 8, open workflow via @srm/glb-workflow (initialize + add-prepared-approver at state 06 — function names UNCONFIRMED, 3 conflicting sets), then update fgi_impact_processes.workflow_generation_status=Y in one transaction</w:t>
+            </w:r>
+          </w:p>
+        </w:tc>
+      </w:tr>
+      <w:tr>
+        <w:trPr>
+          <w:cantSplit/>
+        </w:trPr>
+        <w:tc>
+          <w:tcPr>
+            <w:tcW w:type="dxa" w:w="5040"/>
+            <w:vAlign w:val="center"/>
+          </w:tcPr>
+          <w:p>
+            <w:pPr>
+              <w:keepLines/>
+              <w:spacing w:after="0"/>
+            </w:pPr>
+            <w:r>
+              <w:rPr>
+                <w:rFonts w:ascii="Arial" w:hAnsi="Arial" w:eastAsia="Arial"/>
+                <w:sz w:val="18"/>
+              </w:rPr>
+            </w:r>
+            <w:r>
+              <w:rPr>
+                <w:rFonts w:ascii="Arial" w:hAnsi="Arial" w:eastAsia="Arial"/>
                 <w:sz w:val="18"/>
               </w:rPr>
               <w:t>8</w:t>
@@ -7292,11 +12293,15 @@
               <w:keepLines/>
               <w:spacing w:after="0"/>
             </w:pPr>
-            <w:r/>
-            <w:r>
-              <w:rPr>
-                <w:rFonts w:ascii="Arial" w:hAnsi="Arial" w:eastAsia="Arial"/>
-                <w:b w:val="0"/>
+            <w:r>
+              <w:rPr>
+                <w:rFonts w:ascii="Arial" w:hAnsi="Arial" w:eastAsia="Arial"/>
+                <w:sz w:val="18"/>
+              </w:rPr>
+            </w:r>
+            <w:r>
+              <w:rPr>
+                <w:rFonts w:ascii="Arial" w:hAnsi="Arial" w:eastAsia="Arial"/>
                 <w:sz w:val="18"/>
               </w:rPr>
               <w:t>Enqueue notification summary outside transaction after commit</w:t>
@@ -7314,7 +12319,7 @@
         <w:pageBreakBefore w:val="0"/>
       </w:pPr>
       <w:r>
-        <w:t>10. Acceptance Criteria</w:t>
+        <w:t>12. Acceptance Criteria</w:t>
       </w:r>
     </w:p>
     <w:p>
@@ -7379,7 +12384,7 @@
         <w:pageBreakBefore w:val="0"/>
       </w:pPr>
       <w:r>
-        <w:t>11. Developer Test Checklist</w:t>
+        <w:t>13. Developer Test Checklist</w:t>
       </w:r>
     </w:p>
     <w:tbl>
@@ -7456,11 +12461,15 @@
               <w:keepLines/>
               <w:spacing w:after="0"/>
             </w:pPr>
-            <w:r/>
-            <w:r>
-              <w:rPr>
-                <w:rFonts w:ascii="Arial" w:hAnsi="Arial" w:eastAsia="Arial"/>
-                <w:b w:val="0"/>
+            <w:r>
+              <w:rPr>
+                <w:rFonts w:ascii="Arial" w:hAnsi="Arial" w:eastAsia="Arial"/>
+                <w:sz w:val="18"/>
+              </w:rPr>
+            </w:r>
+            <w:r>
+              <w:rPr>
+                <w:rFonts w:ascii="Arial" w:hAnsi="Arial" w:eastAsia="Arial"/>
                 <w:sz w:val="18"/>
               </w:rPr>
               <w:t>1</w:t>
@@ -7477,11 +12486,15 @@
               <w:keepLines/>
               <w:spacing w:after="0"/>
             </w:pPr>
-            <w:r/>
-            <w:r>
-              <w:rPr>
-                <w:rFonts w:ascii="Arial" w:hAnsi="Arial" w:eastAsia="Arial"/>
-                <w:b w:val="0"/>
+            <w:r>
+              <w:rPr>
+                <w:rFonts w:ascii="Arial" w:hAnsi="Arial" w:eastAsia="Arial"/>
+                <w:sz w:val="18"/>
+              </w:rPr>
+            </w:r>
+            <w:r>
+              <w:rPr>
+                <w:rFonts w:ascii="Arial" w:hAnsi="Arial" w:eastAsia="Arial"/>
                 <w:sz w:val="18"/>
               </w:rPr>
               <w:t>gate pass creates workflow</w:t>
@@ -7503,11 +12516,15 @@
               <w:keepLines/>
               <w:spacing w:after="0"/>
             </w:pPr>
-            <w:r/>
-            <w:r>
-              <w:rPr>
-                <w:rFonts w:ascii="Arial" w:hAnsi="Arial" w:eastAsia="Arial"/>
-                <w:b w:val="0"/>
+            <w:r>
+              <w:rPr>
+                <w:rFonts w:ascii="Arial" w:hAnsi="Arial" w:eastAsia="Arial"/>
+                <w:sz w:val="18"/>
+              </w:rPr>
+            </w:r>
+            <w:r>
+              <w:rPr>
+                <w:rFonts w:ascii="Arial" w:hAnsi="Arial" w:eastAsia="Arial"/>
                 <w:sz w:val="18"/>
               </w:rPr>
               <w:t>2</w:t>
@@ -7524,11 +12541,15 @@
               <w:keepLines/>
               <w:spacing w:after="0"/>
             </w:pPr>
-            <w:r/>
-            <w:r>
-              <w:rPr>
-                <w:rFonts w:ascii="Arial" w:hAnsi="Arial" w:eastAsia="Arial"/>
-                <w:b w:val="0"/>
+            <w:r>
+              <w:rPr>
+                <w:rFonts w:ascii="Arial" w:hAnsi="Arial" w:eastAsia="Arial"/>
+                <w:sz w:val="18"/>
+              </w:rPr>
+            </w:r>
+            <w:r>
+              <w:rPr>
+                <w:rFonts w:ascii="Arial" w:hAnsi="Arial" w:eastAsia="Arial"/>
                 <w:sz w:val="18"/>
               </w:rPr>
               <w:t>branch type/distance over threshold sets N</w:t>
@@ -7550,11 +12571,15 @@
               <w:keepLines/>
               <w:spacing w:after="0"/>
             </w:pPr>
-            <w:r/>
-            <w:r>
-              <w:rPr>
-                <w:rFonts w:ascii="Arial" w:hAnsi="Arial" w:eastAsia="Arial"/>
-                <w:b w:val="0"/>
+            <w:r>
+              <w:rPr>
+                <w:rFonts w:ascii="Arial" w:hAnsi="Arial" w:eastAsia="Arial"/>
+                <w:sz w:val="18"/>
+              </w:rPr>
+            </w:r>
+            <w:r>
+              <w:rPr>
+                <w:rFonts w:ascii="Arial" w:hAnsi="Arial" w:eastAsia="Arial"/>
                 <w:sz w:val="18"/>
               </w:rPr>
               <w:t>3</w:t>
@@ -7571,11 +12596,15 @@
               <w:keepLines/>
               <w:spacing w:after="0"/>
             </w:pPr>
-            <w:r/>
-            <w:r>
-              <w:rPr>
-                <w:rFonts w:ascii="Arial" w:hAnsi="Arial" w:eastAsia="Arial"/>
-                <w:b w:val="0"/>
+            <w:r>
+              <w:rPr>
+                <w:rFonts w:ascii="Arial" w:hAnsi="Arial" w:eastAsia="Arial"/>
+                <w:sz w:val="18"/>
+              </w:rPr>
+            </w:r>
+            <w:r>
+              <w:rPr>
+                <w:rFonts w:ascii="Arial" w:hAnsi="Arial" w:eastAsia="Arial"/>
                 <w:sz w:val="18"/>
               </w:rPr>
               <w:t>distance NULL keeps W</w:t>
@@ -7597,11 +12626,15 @@
               <w:keepLines/>
               <w:spacing w:after="0"/>
             </w:pPr>
-            <w:r/>
-            <w:r>
-              <w:rPr>
-                <w:rFonts w:ascii="Arial" w:hAnsi="Arial" w:eastAsia="Arial"/>
-                <w:b w:val="0"/>
+            <w:r>
+              <w:rPr>
+                <w:rFonts w:ascii="Arial" w:hAnsi="Arial" w:eastAsia="Arial"/>
+                <w:sz w:val="18"/>
+              </w:rPr>
+            </w:r>
+            <w:r>
+              <w:rPr>
+                <w:rFonts w:ascii="Arial" w:hAnsi="Arial" w:eastAsia="Arial"/>
                 <w:sz w:val="18"/>
               </w:rPr>
               <w:t>4</w:t>
@@ -7618,11 +12651,15 @@
               <w:keepLines/>
               <w:spacing w:after="0"/>
             </w:pPr>
-            <w:r/>
-            <w:r>
-              <w:rPr>
-                <w:rFonts w:ascii="Arial" w:hAnsi="Arial" w:eastAsia="Arial"/>
-                <w:b w:val="0"/>
+            <w:r>
+              <w:rPr>
+                <w:rFonts w:ascii="Arial" w:hAnsi="Arial" w:eastAsia="Arial"/>
+                <w:sz w:val="18"/>
+              </w:rPr>
+            </w:r>
+            <w:r>
+              <w:rPr>
+                <w:rFonts w:ascii="Arial" w:hAnsi="Arial" w:eastAsia="Arial"/>
                 <w:sz w:val="18"/>
               </w:rPr>
               <w:t>missing DV sets N</w:t>
@@ -7644,11 +12681,15 @@
               <w:keepLines/>
               <w:spacing w:after="0"/>
             </w:pPr>
-            <w:r/>
-            <w:r>
-              <w:rPr>
-                <w:rFonts w:ascii="Arial" w:hAnsi="Arial" w:eastAsia="Arial"/>
-                <w:b w:val="0"/>
+            <w:r>
+              <w:rPr>
+                <w:rFonts w:ascii="Arial" w:hAnsi="Arial" w:eastAsia="Arial"/>
+                <w:sz w:val="18"/>
+              </w:rPr>
+            </w:r>
+            <w:r>
+              <w:rPr>
+                <w:rFonts w:ascii="Arial" w:hAnsi="Arial" w:eastAsia="Arial"/>
                 <w:sz w:val="18"/>
               </w:rPr>
               <w:t>5</w:t>
@@ -7665,11 +12706,15 @@
               <w:keepLines/>
               <w:spacing w:after="0"/>
             </w:pPr>
-            <w:r/>
-            <w:r>
-              <w:rPr>
-                <w:rFonts w:ascii="Arial" w:hAnsi="Arial" w:eastAsia="Arial"/>
-                <w:b w:val="0"/>
+            <w:r>
+              <w:rPr>
+                <w:rFonts w:ascii="Arial" w:hAnsi="Arial" w:eastAsia="Arial"/>
+                <w:sz w:val="18"/>
+              </w:rPr>
+            </w:r>
+            <w:r>
+              <w:rPr>
+                <w:rFonts w:ascii="Arial" w:hAnsi="Arial" w:eastAsia="Arial"/>
                 <w:sz w:val="18"/>
               </w:rPr>
               <w:t>same juristic sets N</w:t>
@@ -7691,11 +12736,15 @@
               <w:keepLines/>
               <w:spacing w:after="0"/>
             </w:pPr>
-            <w:r/>
-            <w:r>
-              <w:rPr>
-                <w:rFonts w:ascii="Arial" w:hAnsi="Arial" w:eastAsia="Arial"/>
-                <w:b w:val="0"/>
+            <w:r>
+              <w:rPr>
+                <w:rFonts w:ascii="Arial" w:hAnsi="Arial" w:eastAsia="Arial"/>
+                <w:sz w:val="18"/>
+              </w:rPr>
+            </w:r>
+            <w:r>
+              <w:rPr>
+                <w:rFonts w:ascii="Arial" w:hAnsi="Arial" w:eastAsia="Arial"/>
                 <w:sz w:val="18"/>
               </w:rPr>
               <w:t>6</w:t>
@@ -7712,11 +12761,15 @@
               <w:keepLines/>
               <w:spacing w:after="0"/>
             </w:pPr>
-            <w:r/>
-            <w:r>
-              <w:rPr>
-                <w:rFonts w:ascii="Arial" w:hAnsi="Arial" w:eastAsia="Arial"/>
-                <w:b w:val="0"/>
+            <w:r>
+              <w:rPr>
+                <w:rFonts w:ascii="Arial" w:hAnsi="Arial" w:eastAsia="Arial"/>
+                <w:sz w:val="18"/>
+              </w:rPr>
+            </w:r>
+            <w:r>
+              <w:rPr>
+                <w:rFonts w:ascii="Arial" w:hAnsi="Arial" w:eastAsia="Arial"/>
                 <w:sz w:val="18"/>
               </w:rPr>
               <w:t>growth NULL keeps W but growth &gt; -10 sets N</w:t>
@@ -7738,11 +12791,15 @@
               <w:keepLines/>
               <w:spacing w:after="0"/>
             </w:pPr>
-            <w:r/>
-            <w:r>
-              <w:rPr>
-                <w:rFonts w:ascii="Arial" w:hAnsi="Arial" w:eastAsia="Arial"/>
-                <w:b w:val="0"/>
+            <w:r>
+              <w:rPr>
+                <w:rFonts w:ascii="Arial" w:hAnsi="Arial" w:eastAsia="Arial"/>
+                <w:sz w:val="18"/>
+              </w:rPr>
+            </w:r>
+            <w:r>
+              <w:rPr>
+                <w:rFonts w:ascii="Arial" w:hAnsi="Arial" w:eastAsia="Arial"/>
                 <w:sz w:val="18"/>
               </w:rPr>
               <w:t>7</w:t>
@@ -7759,11 +12816,15 @@
               <w:keepLines/>
               <w:spacing w:after="0"/>
             </w:pPr>
-            <w:r/>
-            <w:r>
-              <w:rPr>
-                <w:rFonts w:ascii="Arial" w:hAnsi="Arial" w:eastAsia="Arial"/>
-                <w:b w:val="0"/>
+            <w:r>
+              <w:rPr>
+                <w:rFonts w:ascii="Arial" w:hAnsi="Arial" w:eastAsia="Arial"/>
+                <w:sz w:val="18"/>
+              </w:rPr>
+            </w:r>
+            <w:r>
+              <w:rPr>
+                <w:rFonts w:ascii="Arial" w:hAnsi="Arial" w:eastAsia="Arial"/>
                 <w:sz w:val="18"/>
               </w:rPr>
               <w:t>sales status NULL keeps W</w:t>
@@ -7785,11 +12846,15 @@
               <w:keepLines/>
               <w:spacing w:after="0"/>
             </w:pPr>
-            <w:r/>
-            <w:r>
-              <w:rPr>
-                <w:rFonts w:ascii="Arial" w:hAnsi="Arial" w:eastAsia="Arial"/>
-                <w:b w:val="0"/>
+            <w:r>
+              <w:rPr>
+                <w:rFonts w:ascii="Arial" w:hAnsi="Arial" w:eastAsia="Arial"/>
+                <w:sz w:val="18"/>
+              </w:rPr>
+            </w:r>
+            <w:r>
+              <w:rPr>
+                <w:rFonts w:ascii="Arial" w:hAnsi="Arial" w:eastAsia="Arial"/>
                 <w:sz w:val="18"/>
               </w:rPr>
               <w:t>8</w:t>
@@ -7806,11 +12871,15 @@
               <w:keepLines/>
               <w:spacing w:after="0"/>
             </w:pPr>
-            <w:r/>
-            <w:r>
-              <w:rPr>
-                <w:rFonts w:ascii="Arial" w:hAnsi="Arial" w:eastAsia="Arial"/>
-                <w:b w:val="0"/>
+            <w:r>
+              <w:rPr>
+                <w:rFonts w:ascii="Arial" w:hAnsi="Arial" w:eastAsia="Arial"/>
+                <w:sz w:val="18"/>
+              </w:rPr>
+            </w:r>
+            <w:r>
+              <w:rPr>
+                <w:rFonts w:ascii="Arial" w:hAnsi="Arial" w:eastAsia="Arial"/>
                 <w:sz w:val="18"/>
               </w:rPr>
               <w:t>duplicate request returns existing instance</w:t>
@@ -7832,11 +12901,15 @@
               <w:keepLines/>
               <w:spacing w:after="0"/>
             </w:pPr>
-            <w:r/>
-            <w:r>
-              <w:rPr>
-                <w:rFonts w:ascii="Arial" w:hAnsi="Arial" w:eastAsia="Arial"/>
-                <w:b w:val="0"/>
+            <w:r>
+              <w:rPr>
+                <w:rFonts w:ascii="Arial" w:hAnsi="Arial" w:eastAsia="Arial"/>
+                <w:sz w:val="18"/>
+              </w:rPr>
+            </w:r>
+            <w:r>
+              <w:rPr>
+                <w:rFonts w:ascii="Arial" w:hAnsi="Arial" w:eastAsia="Arial"/>
                 <w:sz w:val="18"/>
               </w:rPr>
               <w:t>9</w:t>
@@ -7853,11 +12926,15 @@
               <w:keepLines/>
               <w:spacing w:after="0"/>
             </w:pPr>
-            <w:r/>
-            <w:r>
-              <w:rPr>
-                <w:rFonts w:ascii="Arial" w:hAnsi="Arial" w:eastAsia="Arial"/>
-                <w:b w:val="0"/>
+            <w:r>
+              <w:rPr>
+                <w:rFonts w:ascii="Arial" w:hAnsi="Arial" w:eastAsia="Arial"/>
+                <w:sz w:val="18"/>
+              </w:rPr>
+            </w:r>
+            <w:r>
+              <w:rPr>
+                <w:rFonts w:ascii="Arial" w:hAnsi="Arial" w:eastAsia="Arial"/>
                 <w:sz w:val="18"/>
               </w:rPr>
               <w:t>transaction rollback on task insert failure</w:t>
@@ -7879,11 +12956,15 @@
               <w:keepLines/>
               <w:spacing w:after="0"/>
             </w:pPr>
-            <w:r/>
-            <w:r>
-              <w:rPr>
-                <w:rFonts w:ascii="Arial" w:hAnsi="Arial" w:eastAsia="Arial"/>
-                <w:b w:val="0"/>
+            <w:r>
+              <w:rPr>
+                <w:rFonts w:ascii="Arial" w:hAnsi="Arial" w:eastAsia="Arial"/>
+                <w:sz w:val="18"/>
+              </w:rPr>
+            </w:r>
+            <w:r>
+              <w:rPr>
+                <w:rFonts w:ascii="Arial" w:hAnsi="Arial" w:eastAsia="Arial"/>
                 <w:sz w:val="18"/>
               </w:rPr>
               <w:t>10</w:t>
@@ -7900,11 +12981,15 @@
               <w:keepLines/>
               <w:spacing w:after="0"/>
             </w:pPr>
-            <w:r/>
-            <w:r>
-              <w:rPr>
-                <w:rFonts w:ascii="Arial" w:hAnsi="Arial" w:eastAsia="Arial"/>
-                <w:b w:val="0"/>
+            <w:r>
+              <w:rPr>
+                <w:rFonts w:ascii="Arial" w:hAnsi="Arial" w:eastAsia="Arial"/>
+                <w:sz w:val="18"/>
+              </w:rPr>
+            </w:r>
+            <w:r>
+              <w:rPr>
+                <w:rFonts w:ascii="Arial" w:hAnsi="Arial" w:eastAsia="Arial"/>
                 <w:sz w:val="18"/>
               </w:rPr>
               <w:t>service token missing returns 401</w:t>
@@ -8462,12 +13547,13 @@
       <w:outlineLvl w:val="3"/>
     </w:pPr>
     <w:rPr>
-      <w:rFonts w:asciiTheme="majorHAnsi" w:eastAsiaTheme="majorEastAsia" w:hAnsiTheme="majorHAnsi" w:cstheme="majorBidi"/>
+      <w:rFonts w:asciiTheme="majorHAnsi" w:eastAsiaTheme="majorEastAsia" w:hAnsiTheme="majorHAnsi" w:cstheme="majorBidi" w:ascii="Arial" w:hAnsi="Arial" w:eastAsia="Arial"/>
       <w:b/>
       <w:bCs/>
       <w:i/>
       <w:iCs/>
-      <w:color w:val="4F81BD" w:themeColor="accent1"/>
+      <w:color w:val="2E74B5"/>
+      <w:sz w:val="20"/>
     </w:rPr>
   </w:style>
   <w:style w:type="paragraph" w:styleId="Heading5">

--- a/LLDD/word/BE/LLDD-BE-API-Workflow-Instances.docx
+++ b/LLDD/word/BE/LLDD-BE-API-Workflow-Instances.docx
@@ -437,7 +437,7 @@
                 <w:rFonts w:ascii="Arial" w:hAnsi="Arial" w:eastAsia="Arial"/>
                 <w:sz w:val="18"/>
               </w:rPr>
-              <w:t>21 ชั่วโมง</w:t>
+              <w:t>24 ชั่วโมง</w:t>
             </w:r>
           </w:p>
         </w:tc>
@@ -492,7 +492,7 @@
                 <w:rFonts w:ascii="Arial" w:hAnsi="Arial" w:eastAsia="Arial"/>
                 <w:sz w:val="18"/>
               </w:rPr>
-              <w:t>Butsaba &lt;But&gt; Podamrong</w:t>
+              <w:t>Tunyatorn &lt;Vava&gt; Kiatkongphongsa</w:t>
             </w:r>
           </w:p>
         </w:tc>
@@ -1010,7 +1010,7 @@
                 <w:rFonts w:ascii="Arial" w:hAnsi="Arial" w:eastAsia="Arial"/>
                 <w:sz w:val="18"/>
               </w:rPr>
-              <w:t>ใช้ trace job_run_histories และ audit</w:t>
+              <w:t>ใช้ trace รอบรันใน application log (structured) — ไม่มีตาราง job_run_histories แล้ว</w:t>
             </w:r>
           </w:p>
         </w:tc>
@@ -4086,7 +4086,7 @@
               <w:br/>
               <w:t xml:space="preserve">  "docNo": "2026/00123",</w:t>
               <w:br/>
-              <w:t xml:space="preserve">  "instanceId": "WF-2569-00123",</w:t>
+              <w:t xml:space="preserve">  "instanceId": "WF-2026-00123",</w:t>
               <w:br/>
               <w:t xml:space="preserve">  "workflowGenerationStatus": "Y",</w:t>
               <w:br/>
@@ -4320,7 +4320,7 @@
                 <w:rFonts w:ascii="Arial" w:hAnsi="Arial" w:eastAsia="Arial"/>
                 <w:sz w:val="18"/>
               </w:rPr>
-              <w:t>พ.ศ. YYYY/xxxxx</w:t>
+              <w:t>ค.ศ. YYYY/xxxxx</w:t>
             </w:r>
           </w:p>
         </w:tc>
@@ -4930,7 +4930,7 @@
               </w:rPr>
               <w:t>{</w:t>
               <w:br/>
-              <w:t xml:space="preserve">  "id": "WF-2569-00123"</w:t>
+              <w:t xml:space="preserve">  "id": "WF-2026-00123"</w:t>
               <w:br/>
               <w:t>}</w:t>
             </w:r>
@@ -5222,7 +5222,7 @@
               </w:rPr>
               <w:t>{</w:t>
               <w:br/>
-              <w:t xml:space="preserve">  "instanceId": "WF-2569-00123",</w:t>
+              <w:t xml:space="preserve">  "instanceId": "WF-2026-00123",</w:t>
               <w:br/>
               <w:t xml:space="preserve">  "docNo": "2026/00123",</w:t>
               <w:br/>
@@ -5559,7 +5559,7 @@
                 <w:rFonts w:ascii="Arial" w:hAnsi="Arial" w:eastAsia="Arial"/>
                 <w:sz w:val="18"/>
               </w:rPr>
-              <w:t>พ.ศ. YYYY/xxxxx</w:t>
+              <w:t>ค.ศ. YYYY/xxxxx</w:t>
             </w:r>
           </w:p>
         </w:tc>
@@ -5854,7 +5854,7 @@
               </w:rPr>
               <w:t>{</w:t>
               <w:br/>
-              <w:t xml:space="preserve">  "period": "2569-07"</w:t>
+              <w:t xml:space="preserve">  "period": "2026-07"</w:t>
               <w:br/>
               <w:t>}</w:t>
             </w:r>
@@ -7476,7 +7476,7 @@
                 <w:rFonts w:ascii="Arial" w:hAnsi="Arial" w:eastAsia="Arial"/>
                 <w:sz w:val="18"/>
               </w:rPr>
-              <w:t>document_statuses / workflow_sections</w:t>
+              <w:t>workflow_status / workflow_state (@srm/glb-workflow · sps_store)</w:t>
             </w:r>
           </w:p>
         </w:tc>
@@ -7526,7 +7526,7 @@
                 <w:rFonts w:ascii="Arial" w:hAnsi="Arial" w:eastAsia="Arial"/>
                 <w:sz w:val="18"/>
               </w:rPr>
-              <w:t>lookup statusCode/status และ section แรก</w:t>
+              <w:t>lookup statusCode/status และ state แรก — ตาราง document_statuses/workflow_sections ของ SBPGI ถูกตัดแล้ว</w:t>
             </w:r>
           </w:p>
         </w:tc>
@@ -7556,7 +7556,7 @@
                 <w:rFonts w:ascii="Arial" w:hAnsi="Arial" w:eastAsia="Arial"/>
                 <w:sz w:val="18"/>
               </w:rPr>
-              <w:t>job_run_histories</w:t>
+              <w:t>interface_transactions</w:t>
             </w:r>
           </w:p>
         </w:tc>
@@ -7606,7 +7606,7 @@
                 <w:rFonts w:ascii="Arial" w:hAnsi="Arial" w:eastAsia="Arial"/>
                 <w:sz w:val="18"/>
               </w:rPr>
-              <w:t>บันทึกผลเรียกจาก Job 8b</w:t>
+              <w:t>บันทึกผลเรียกจาก Job 8b · ตาราง job_run_histories ถูกตัด 2026-08-06 — ผลการรันไปที่ application log</w:t>
             </w:r>
           </w:p>
         </w:tc>
@@ -8901,7 +8901,7 @@
         <w:t xml:space="preserve">  impactProcessId: number;</w:t>
         <w:br/>
         <w:br/>
-        <w:t xml:space="preserve">  /** ใช้ trace job_run_histories และ audit */</w:t>
+        <w:t xml:space="preserve">  /** ใช้ trace รอบรันใน application log (structured) — ไม่มีตาราง job_run_histories แล้ว */</w:t>
         <w:br/>
         <w:t xml:space="preserve">  @IsNotEmpty()</w:t>
         <w:br/>
@@ -9820,7 +9820,7 @@
         <w:rPr>
           <w:rFonts w:ascii="Courier New" w:hAnsi="Courier New"/>
         </w:rPr>
-        <w:t>job_run_histories</w:t>
+        <w:t>interface_transactions</w:t>
       </w:r>
       <w:r>
         <w:t xml:space="preserve">) ใช้รูปแบบ entity เดียวกัน — คอลัมน์อ้างจาก </w:t>
@@ -10114,7 +10114,7 @@
                 <w:rFonts w:ascii="Arial" w:hAnsi="Arial" w:eastAsia="Arial"/>
                 <w:sz w:val="18"/>
               </w:rPr>
-              <w:t>document_statuses</w:t>
+              <w:t>workflow_status</w:t>
             </w:r>
           </w:p>
         </w:tc>
@@ -10164,7 +10164,7 @@
                 <w:rFonts w:ascii="Arial" w:hAnsi="Arial" w:eastAsia="Arial"/>
                 <w:sz w:val="18"/>
               </w:rPr>
-              <w:t>workflow_status (@srm/glb-workflow)</w:t>
+              <w:t>workflow engine @srm/glb-workflow</w:t>
             </w:r>
           </w:p>
         </w:tc>
@@ -10194,7 +10194,7 @@
                 <w:rFonts w:ascii="Arial" w:hAnsi="Arial" w:eastAsia="Arial"/>
                 <w:sz w:val="18"/>
               </w:rPr>
-              <w:t>workflow_sections</w:t>
+              <w:t>workflow_state</w:t>
             </w:r>
           </w:p>
         </w:tc>
@@ -10244,7 +10244,7 @@
                 <w:rFonts w:ascii="Arial" w:hAnsi="Arial" w:eastAsia="Arial"/>
                 <w:sz w:val="18"/>
               </w:rPr>
-              <w:t>workflow_state (@srm/glb-workflow)</w:t>
+              <w:t>workflow engine @srm/glb-workflow</w:t>
             </w:r>
           </w:p>
         </w:tc>
@@ -10936,7 +10936,7 @@
                 <w:rFonts w:ascii="Arial" w:hAnsi="Arial" w:eastAsia="Arial"/>
                 <w:sz w:val="18"/>
               </w:rPr>
-              <w:t>job_run_histories</w:t>
+              <w:t>interface_transactions</w:t>
             </w:r>
           </w:p>
         </w:tc>
@@ -10986,7 +10986,7 @@
                 <w:rFonts w:ascii="Arial" w:hAnsi="Arial" w:eastAsia="Arial"/>
                 <w:sz w:val="18"/>
               </w:rPr>
-              <w:t>บันทึกผลเรียกจาก Job 8b</w:t>
+              <w:t>บันทึกผลเรียกจาก Job 8b · ตาราง job_run_histories ถูกตัด 2026-08-06 — ผลการรันไปที่ application log</w:t>
             </w:r>
           </w:p>
         </w:tc>
@@ -11176,7 +11176,7 @@
                 <w:rFonts w:ascii="Arial" w:hAnsi="Arial" w:eastAsia="Arial"/>
                 <w:sz w:val="18"/>
               </w:rPr>
-              <w:t>document_statuses</w:t>
+              <w:t>workflow_status</w:t>
             </w:r>
           </w:p>
         </w:tc>
@@ -11226,7 +11226,7 @@
                 <w:rFonts w:ascii="Arial" w:hAnsi="Arial" w:eastAsia="Arial"/>
                 <w:sz w:val="18"/>
               </w:rPr>
-              <w:t>ใช้ของระบบเดิม: workflow_status (@srm/glb-workflow)</w:t>
+              <w:t>ใช้ของระบบเดิม: workflow engine @srm/glb-workflow</w:t>
             </w:r>
           </w:p>
         </w:tc>
@@ -11256,7 +11256,7 @@
                 <w:rFonts w:ascii="Arial" w:hAnsi="Arial" w:eastAsia="Arial"/>
                 <w:sz w:val="18"/>
               </w:rPr>
-              <w:t>workflow_sections</w:t>
+              <w:t>workflow_state</w:t>
             </w:r>
           </w:p>
         </w:tc>
@@ -11306,7 +11306,7 @@
                 <w:rFonts w:ascii="Arial" w:hAnsi="Arial" w:eastAsia="Arial"/>
                 <w:sz w:val="18"/>
               </w:rPr>
-              <w:t>ใช้ของระบบเดิม: workflow_state (@srm/glb-workflow)</w:t>
+              <w:t>ใช้ของระบบเดิม: workflow engine @srm/glb-workflow</w:t>
             </w:r>
           </w:p>
         </w:tc>
@@ -11348,12 +11348,6 @@
           <w:rFonts w:ascii="Courier New" w:hAnsi="Courier New"/>
           <w:sz w:val="16"/>
         </w:rPr>
-        <w:t>-- ⚠️ SQL ตัวอย่างนี้ยังอ้างตารางที่ถูกตัดจาก target design 21 ตารางแล้ว</w:t>
-        <w:br/>
-        <w:t>--    ห้าม implement ตามตัวอักษร ให้แทนที่ก่อนใช้งาน:</w:t>
-        <w:br/>
-        <w:t>--      stores  -&gt;  store / mas_store / sevenshop (store-backend) หรือ impacted_stores ของ SBPGI</w:t>
-        <w:br/>
         <w:t>-- ⚠️ SQL นี้ใช้ named parameter (:name) แต่ `dataSource.query()` ของ store-backend</w:t>
         <w:br/>
         <w:t>--    รับเฉพาะ positional $1..$n — ต้องแปลงเป็นลำดับ หรือรันผ่าน QueryBuilder</w:t>
@@ -11362,19 +11356,33 @@
         <w:br/>
         <w:t>SELECT p.id AS impact_process_id, p.workflow_generation_status, ist.opt_dv_user_id,</w:t>
         <w:br/>
-        <w:t xml:space="preserve">       impacted.juristic_name AS impacted_store_juristic_name, ns.juristic_name AS new_store_juristic_name,</w:t>
-        <w:br/>
-        <w:t xml:space="preserve">       ss.growth_rate_diff, ss.sales_status, ns.branch_type, pair.distance_km, impacted.region_code</w:t>
+        <w:t xml:space="preserve">       -- ⚠️ store ของระบบเดิมไม่มี juristic_name — นิติบุคคลอยู่คนละตาราง (fr_store / franchisee / juristic)</w:t>
+        <w:br/>
+        <w:t xml:space="preserve">       --    ชื่อตาราง/คีย์ยังไม่ยืนยัน ต้องถามทีมเจ้าของก่อนเขียนโค้ด</w:t>
+        <w:br/>
+        <w:t xml:space="preserve">       ij.juristic_name AS impacted_store_juristic_name, nj.juristic_name AS new_store_juristic_name,</w:t>
+        <w:br/>
+        <w:t xml:space="preserve">       ss.growth_rate_diff, ss.sales_status, ns.store_type, pair.distance_km, impacted.zone_cd</w:t>
         <w:br/>
         <w:t>FROM fgi_impact_processes p</w:t>
         <w:br/>
         <w:t>JOIN impacted_stores ist ON ist.store_code = p.impacted_store_code</w:t>
         <w:br/>
-        <w:t>JOIN stores impacted ON impacted.store_code = p.impacted_store_code</w:t>
+        <w:t>JOIN store impacted ON impacted.store_id = p.impacted_store_code</w:t>
         <w:br/>
         <w:t>JOIN fgi_impact_stores pair ON pair.impact_process_id = p.id</w:t>
         <w:br/>
-        <w:t>JOIN stores ns ON ns.store_code = pair.new_store_code</w:t>
+        <w:t>JOIN store ns ON ns.store_id = pair.new_store_code</w:t>
+        <w:br/>
+        <w:t>-- นิติบุคคลต้องผ่าน fr_store: store.store_id -&gt; fr_store.juristic_id -&gt; juristic.juristic_name</w:t>
+        <w:br/>
+        <w:t>LEFT JOIN fr_store ifs ON ifs.store_id = impacted.store_id</w:t>
+        <w:br/>
+        <w:t>LEFT JOIN juristic ij  ON ij.juristic_id = ifs.juristic_id</w:t>
+        <w:br/>
+        <w:t>LEFT JOIN fr_store nfs ON nfs.store_id = ns.store_id</w:t>
+        <w:br/>
+        <w:t>LEFT JOIN juristic nj  ON nj.juristic_id = nfs.juristic_id</w:t>
         <w:br/>
         <w:t>LEFT JOIN fgi_impact_sales_summaries ss ON ss.impact_process_id = p.id</w:t>
         <w:br/>
@@ -11390,7 +11398,7 @@
         <w:br/>
         <w:t>-- ผ่าน gate → ใช้เอกสารที่ Job 8 สร้างแล้ว เปิด instance + งานแรกผ่าน @srm/glb-workflow แล้วตั้ง Y ใน transaction เดียว</w:t>
         <w:br/>
-        <w:t>-- ⚠️ ไม่ INSERT ตาราง workflow เอง (workflow_instances / workflow_tasks ถูกตัดออกจากโครง 21 ตารางแล้ว)</w:t>
+        <w:t>-- ⚠️ ไม่ INSERT ตาราง workflow เอง (workflow_instances / workflow_tasks ถูกตัดออกจากโครง 20 ตารางแล้ว)</w:t>
         <w:br/>
         <w:t>--    initialize(versionId=:sbpgiVersionId, referenceId=:referenceId, userId=:serviceActor)</w:t>
         <w:br/>
@@ -11442,7 +11450,7 @@
         <w:br/>
         <w:t>SELECT w.transaction_id, w.reference_id, w.current_state_id, w.current_status_id, w.current_approver,</w:t>
         <w:br/>
-        <w:t xml:space="preserve">       a.state_id AS pending_state_id, a.approver, a.seq</w:t>
+        <w:t xml:space="preserve">       a.state_id AS pending_state_id, a.approver_id, a.approve_seq</w:t>
         <w:br/>
         <w:t>FROM sps_store.workflow_transaction w</w:t>
         <w:br/>

--- a/LLDD/word/BE/LLDD-BE-API-Workflow-Instances.docx
+++ b/LLDD/word/BE/LLDD-BE-API-Workflow-Instances.docx
@@ -3060,7 +3060,7 @@
                 <w:rFonts w:ascii="Arial" w:hAnsi="Arial" w:eastAsia="Arial" w:cs="Tahoma"/>
                 <w:sz w:val="18"/>
               </w:rPr>
-              <w:t>If gate passes, require compensation_documents from Job 8, open workflow via @srm/glb-workflow (initialize + addPreApprover at state 06 — function names UNCONFIRMED, 3 conflicting sets), then update fgi_impact_processes.workflow_generation_status=Y in one transaction</w:t>
+              <w:t>If gate passes, require compensation_documents from Job 8, open workflow via @srm/glb-workflow (initializeWorkflow + addPreApprover at state 06 — function names confirmed 2026-08-14 from the library's own LLDD, sheet Detail), then update fgi_impact_processes.workflow_generation_status=Y in one transaction</w:t>
             </w:r>
           </w:p>
         </w:tc>
@@ -11498,7 +11498,7 @@
         <w:br/>
         <w:t>-- ผ่าน gate → ใช้เอกสารที่ Job 8 สร้างแล้ว เปิด instance + งานแรกผ่าน @srm/glb-workflow แล้วตั้ง Y ใน transaction เดียว</w:t>
         <w:br/>
-        <w:t>-- ⚠️ ไม่ INSERT ตาราง workflow เอง (workflow_instances / workflow_tasks ถูกตัดออกจากโครง 19 ตารางแล้ว)</w:t>
+        <w:t>-- ⚠️ ไม่ INSERT ตาราง workflow เอง (workflow_instances / workflow_tasks ถูกตัดออกจากโครง 20 ตารางแล้ว)</w:t>
         <w:br/>
         <w:t>--    initialize(versionId=:sbpgiVersionId, referenceId=:referenceId, userId=:serviceActor)</w:t>
         <w:br/>
@@ -12357,7 +12357,7 @@
                 <w:rFonts w:ascii="Arial" w:hAnsi="Arial" w:eastAsia="Arial" w:cs="Tahoma"/>
                 <w:sz w:val="18"/>
               </w:rPr>
-              <w:t>If gate passes, require compensation_documents from Job 8, open workflow via @srm/glb-workflow (initialize + addPreApprover at state 06 — function names UNCONFIRMED, 3 conflicting sets), then update fgi_impact_processes.workflow_generation_status=Y in one transaction</w:t>
+              <w:t>If gate passes, require compensation_documents from Job 8, open workflow via @srm/glb-workflow (initializeWorkflow + addPreApprover at state 06 — function names confirmed 2026-08-14 from the library's own LLDD, sheet Detail), then update fgi_impact_processes.workflow_generation_status=Y in one transaction</w:t>
             </w:r>
           </w:p>
         </w:tc>

--- a/LLDD/word/BE/LLDD-BE-API-Workflow-Instances.docx
+++ b/LLDD/word/BE/LLDD-BE-API-Workflow-Instances.docx
@@ -645,7 +645,7 @@
                 <w:rFonts w:ascii="Arial" w:hAnsi="Arial" w:eastAsia="Arial" w:cs="Tahoma"/>
                 <w:sz w:val="18"/>
               </w:rPr>
-              <w:t>ออกแบบ Workflow Engine ภายในและ POST /api/v1/workflows/instances สำหรับเปิด workflow จาก Job 8b แทน K2 REST StartInstance โดยเป็นเจ้าของ Gen Flow Gate W/Y/N</w:t>
+              <w:t>ออกแบบ Workflow Engine ภายในและ POST /api/v1/sbpgi/workflow/instances สำหรับเปิด workflow จาก Job 8b แทน K2 REST StartInstance โดยเป็นเจ้าของ Gen Flow Gate W/Y/N</w:t>
             </w:r>
           </w:p>
         </w:tc>
@@ -1885,7 +1885,7 @@
                 <w:rFonts w:ascii="Arial" w:hAnsi="Arial" w:eastAsia="Arial" w:cs="Tahoma"/>
                 <w:sz w:val="18"/>
               </w:rPr>
-              <w:t>POST /api/v1/workflows/instances; GET /api/v1/workflows/instances/{id}; GET /api/v1/workflows/summary</w:t>
+              <w:t>POST /api/v1/sbpgi/workflow/instances; GET /api/v1/sbpgi/workflow/instances/{id}; GET /api/v1/sbpgi/workflow/summary</w:t>
             </w:r>
           </w:p>
         </w:tc>
@@ -2144,7 +2144,7 @@
                 <w:rFonts w:ascii="Arial" w:hAnsi="Arial" w:eastAsia="Arial" w:cs="Tahoma"/>
                 <w:sz w:val="18"/>
               </w:rPr>
-              <w:t>POST /api/v1/workflows/instances</w:t>
+              <w:t>POST /api/v1/sbpgi/workflow/instances</w:t>
             </w:r>
           </w:p>
         </w:tc>
@@ -2249,7 +2249,7 @@
                 <w:rFonts w:ascii="Arial" w:hAnsi="Arial" w:eastAsia="Arial" w:cs="Tahoma"/>
                 <w:sz w:val="18"/>
               </w:rPr>
-              <w:t>GET /api/v1/workflows/instances/{id}</w:t>
+              <w:t>GET /api/v1/sbpgi/workflow/instances/{id}</w:t>
             </w:r>
           </w:p>
         </w:tc>
@@ -2354,7 +2354,7 @@
                 <w:rFonts w:ascii="Arial" w:hAnsi="Arial" w:eastAsia="Arial" w:cs="Tahoma"/>
                 <w:sz w:val="18"/>
               </w:rPr>
-              <w:t>GET /api/v1/workflows/summary</w:t>
+              <w:t>GET /api/v1/sbpgi/workflow/summary</w:t>
             </w:r>
           </w:p>
         </w:tc>
@@ -3174,6 +3174,570 @@
     <w:p/>
     <w:p>
       <w:pPr>
+        <w:pStyle w:val="Heading2"/>
+        <w:keepNext/>
+        <w:keepLines/>
+        <w:pageBreakBefore w:val="0"/>
+      </w:pPr>
+      <w:r>
+        <w:t>5.92 Workflow Trigger Event Contract</w:t>
+      </w:r>
+    </w:p>
+    <w:p>
+      <w:pPr>
+        <w:keepNext w:val="0"/>
+      </w:pPr>
+      <w:r>
+        <w:t xml:space="preserve">งานชิ้นนี้ </w:t>
+      </w:r>
+      <w:r>
+        <w:rPr>
+          <w:b/>
+        </w:rPr>
+        <w:t>ต้องเรียก workflow engine</w:t>
+      </w:r>
+      <w:r>
+        <w:t xml:space="preserve"> ตามตารางด้านล่าง · ชื่อ function ยึด API 8 ตัวของ </w:t>
+      </w:r>
+      <w:r>
+        <w:rPr>
+          <w:rFonts w:ascii="Courier New" w:hAnsi="Courier New" w:eastAsia="Courier New" w:cs="Tahoma"/>
+        </w:rPr>
+        <w:t>@srm/glb-workflow</w:t>
+      </w:r>
+      <w:r>
+        <w:t xml:space="preserve"> ตามชีต </w:t>
+      </w:r>
+      <w:r>
+        <w:rPr>
+          <w:rFonts w:ascii="Courier New" w:hAnsi="Courier New" w:eastAsia="Courier New" w:cs="Tahoma"/>
+        </w:rPr>
+        <w:t>Detail</w:t>
+      </w:r>
+      <w:r>
+        <w:t xml:space="preserve"> ของ </w:t>
+      </w:r>
+      <w:r>
+        <w:rPr>
+          <w:color w:val="8A3324"/>
+        </w:rPr>
+        <w:t>TSM SRM LLDD SBP workflow ไฟล์1.2</w:t>
+      </w:r>
+      <w:r>
+        <w:t xml:space="preserve"> — รายละเอียด signature และตารางที่ engine เขียน ดู </w:t>
+      </w:r>
+      <w:r>
+        <w:rPr>
+          <w:b/>
+        </w:rPr>
+        <w:t>LLDD-BE-Workflow-Engine-Definition.pdf</w:t>
+      </w:r>
+      <w:r>
+        <w:t xml:space="preserve"> หัวข้อ 5.3</w:t>
+      </w:r>
+    </w:p>
+    <w:tbl>
+      <w:tblPr>
+        <w:tblStyle w:val="TableGrid"/>
+        <w:tblW w:type="auto" w:w="0"/>
+        <w:jc w:val="center"/>
+        <w:tblLook w:firstColumn="1" w:firstRow="1" w:lastColumn="0" w:lastRow="0" w:noHBand="0" w:noVBand="1" w:val="04A0"/>
+      </w:tblPr>
+      <w:tblGrid>
+        <w:gridCol w:w="2520"/>
+        <w:gridCol w:w="2520"/>
+        <w:gridCol w:w="2520"/>
+        <w:gridCol w:w="2520"/>
+      </w:tblGrid>
+      <w:tr>
+        <w:trPr>
+          <w:cantSplit/>
+        </w:trPr>
+        <w:tc>
+          <w:tcPr>
+            <w:tcW w:type="dxa" w:w="2520"/>
+            <w:vAlign w:val="center"/>
+            <w:shd w:fill="E8EEF5"/>
+          </w:tcPr>
+          <w:p>
+            <w:pPr>
+              <w:keepLines/>
+              <w:spacing w:after="0"/>
+            </w:pPr>
+            <w:r/>
+            <w:r>
+              <w:rPr>
+                <w:rFonts w:ascii="Arial" w:hAnsi="Arial" w:eastAsia="Arial" w:cs="Tahoma"/>
+                <w:b/>
+                <w:sz w:val="18"/>
+              </w:rPr>
+              <w:t>จุดที่เรียก (call site)</w:t>
+            </w:r>
+          </w:p>
+        </w:tc>
+        <w:tc>
+          <w:tcPr>
+            <w:tcW w:type="dxa" w:w="2520"/>
+            <w:vAlign w:val="center"/>
+            <w:shd w:fill="E8EEF5"/>
+          </w:tcPr>
+          <w:p>
+            <w:pPr>
+              <w:keepLines/>
+              <w:spacing w:after="0"/>
+            </w:pPr>
+            <w:r/>
+            <w:r>
+              <w:rPr>
+                <w:rFonts w:ascii="Arial" w:hAnsi="Arial" w:eastAsia="Arial" w:cs="Tahoma"/>
+                <w:b/>
+                <w:sz w:val="18"/>
+              </w:rPr>
+              <w:t>Engine function</w:t>
+            </w:r>
+          </w:p>
+        </w:tc>
+        <w:tc>
+          <w:tcPr>
+            <w:tcW w:type="dxa" w:w="2520"/>
+            <w:vAlign w:val="center"/>
+            <w:shd w:fill="E8EEF5"/>
+          </w:tcPr>
+          <w:p>
+            <w:pPr>
+              <w:keepLines/>
+              <w:spacing w:after="0"/>
+            </w:pPr>
+            <w:r/>
+            <w:r>
+              <w:rPr>
+                <w:rFonts w:ascii="Arial" w:hAnsi="Arial" w:eastAsia="Arial" w:cs="Tahoma"/>
+                <w:b/>
+                <w:sz w:val="18"/>
+              </w:rPr>
+              <w:t>พารามิเตอร์หลัก</w:t>
+            </w:r>
+          </w:p>
+        </w:tc>
+        <w:tc>
+          <w:tcPr>
+            <w:tcW w:type="dxa" w:w="2520"/>
+            <w:vAlign w:val="center"/>
+            <w:shd w:fill="E8EEF5"/>
+          </w:tcPr>
+          <w:p>
+            <w:pPr>
+              <w:keepLines/>
+              <w:spacing w:after="0"/>
+            </w:pPr>
+            <w:r/>
+            <w:r>
+              <w:rPr>
+                <w:rFonts w:ascii="Arial" w:hAnsi="Arial" w:eastAsia="Arial" w:cs="Tahoma"/>
+                <w:b/>
+                <w:sz w:val="18"/>
+              </w:rPr>
+              <w:t>กติกา / transaction boundary</w:t>
+            </w:r>
+          </w:p>
+        </w:tc>
+      </w:tr>
+      <w:tr>
+        <w:trPr>
+          <w:cantSplit/>
+        </w:trPr>
+        <w:tc>
+          <w:tcPr>
+            <w:tcW w:type="dxa" w:w="2520"/>
+            <w:vAlign w:val="center"/>
+          </w:tcPr>
+          <w:p>
+            <w:pPr>
+              <w:keepLines/>
+              <w:spacing w:after="0"/>
+            </w:pPr>
+            <w:r>
+              <w:rPr>
+                <w:rFonts w:ascii="Arial" w:hAnsi="Arial" w:eastAsia="Arial" w:cs="Tahoma"/>
+                <w:sz w:val="18"/>
+              </w:rPr>
+            </w:r>
+            <w:r>
+              <w:rPr>
+                <w:rFonts w:ascii="Arial" w:hAnsi="Arial" w:eastAsia="Arial" w:cs="Tahoma"/>
+                <w:sz w:val="18"/>
+              </w:rPr>
+              <w:t>เปิด instance ให้เอกสาร</w:t>
+            </w:r>
+          </w:p>
+        </w:tc>
+        <w:tc>
+          <w:tcPr>
+            <w:tcW w:type="dxa" w:w="2520"/>
+            <w:vAlign w:val="center"/>
+          </w:tcPr>
+          <w:p>
+            <w:pPr>
+              <w:keepLines/>
+              <w:spacing w:after="0"/>
+            </w:pPr>
+            <w:r>
+              <w:rPr>
+                <w:rFonts w:ascii="Arial" w:hAnsi="Arial" w:eastAsia="Arial" w:cs="Tahoma"/>
+                <w:sz w:val="18"/>
+              </w:rPr>
+            </w:r>
+            <w:r>
+              <w:rPr>
+                <w:rFonts w:ascii="Courier New" w:hAnsi="Courier New" w:eastAsia="Courier New" w:cs="Tahoma"/>
+                <w:sz w:val="18"/>
+              </w:rPr>
+              <w:t>initializeWorkflow</w:t>
+            </w:r>
+          </w:p>
+        </w:tc>
+        <w:tc>
+          <w:tcPr>
+            <w:tcW w:type="dxa" w:w="2520"/>
+            <w:vAlign w:val="center"/>
+          </w:tcPr>
+          <w:p>
+            <w:pPr>
+              <w:keepLines/>
+              <w:spacing w:after="0"/>
+            </w:pPr>
+            <w:r>
+              <w:rPr>
+                <w:rFonts w:ascii="Arial" w:hAnsi="Arial" w:eastAsia="Arial" w:cs="Tahoma"/>
+                <w:sz w:val="18"/>
+              </w:rPr>
+            </w:r>
+            <w:r>
+              <w:rPr>
+                <w:rFonts w:ascii="Arial" w:hAnsi="Arial" w:eastAsia="Arial" w:cs="Tahoma"/>
+                <w:sz w:val="18"/>
+              </w:rPr>
+              <w:t xml:space="preserve">versionId, userId, referenceId = </w:t>
+            </w:r>
+            <w:r>
+              <w:rPr>
+                <w:rFonts w:ascii="Courier New" w:hAnsi="Courier New" w:eastAsia="Courier New" w:cs="Tahoma"/>
+                <w:sz w:val="18"/>
+              </w:rPr>
+              <w:t>compensation_documents.id</w:t>
+            </w:r>
+            <w:r>
+              <w:rPr>
+                <w:rFonts w:ascii="Arial" w:hAnsi="Arial" w:eastAsia="Arial" w:cs="Tahoma"/>
+                <w:sz w:val="18"/>
+              </w:rPr>
+              <w:t xml:space="preserve"> (DP-1 ปิดแล้ว)</w:t>
+            </w:r>
+          </w:p>
+        </w:tc>
+        <w:tc>
+          <w:tcPr>
+            <w:tcW w:type="dxa" w:w="2520"/>
+            <w:vAlign w:val="center"/>
+          </w:tcPr>
+          <w:p>
+            <w:pPr>
+              <w:keepLines/>
+              <w:spacing w:after="0"/>
+            </w:pPr>
+            <w:r>
+              <w:rPr>
+                <w:rFonts w:ascii="Arial" w:hAnsi="Arial" w:eastAsia="Arial" w:cs="Tahoma"/>
+                <w:sz w:val="18"/>
+              </w:rPr>
+            </w:r>
+            <w:r>
+              <w:rPr>
+                <w:rFonts w:ascii="Arial" w:hAnsi="Arial" w:eastAsia="Arial" w:cs="Tahoma"/>
+                <w:sz w:val="18"/>
+              </w:rPr>
+              <w:t>idempotent — referenceId เดิมต้องไม่เกิด workflow_transaction ที่สอง</w:t>
+            </w:r>
+          </w:p>
+        </w:tc>
+      </w:tr>
+      <w:tr>
+        <w:trPr>
+          <w:cantSplit/>
+        </w:trPr>
+        <w:tc>
+          <w:tcPr>
+            <w:tcW w:type="dxa" w:w="2520"/>
+            <w:vAlign w:val="center"/>
+          </w:tcPr>
+          <w:p>
+            <w:pPr>
+              <w:keepLines/>
+              <w:spacing w:after="0"/>
+            </w:pPr>
+            <w:r>
+              <w:rPr>
+                <w:rFonts w:ascii="Arial" w:hAnsi="Arial" w:eastAsia="Arial" w:cs="Tahoma"/>
+                <w:sz w:val="18"/>
+              </w:rPr>
+            </w:r>
+            <w:r>
+              <w:rPr>
+                <w:rFonts w:ascii="Arial" w:hAnsi="Arial" w:eastAsia="Arial" w:cs="Tahoma"/>
+                <w:sz w:val="18"/>
+              </w:rPr>
+              <w:t>ระบุผู้อนุมัติล่วงหน้า</w:t>
+            </w:r>
+          </w:p>
+        </w:tc>
+        <w:tc>
+          <w:tcPr>
+            <w:tcW w:type="dxa" w:w="2520"/>
+            <w:vAlign w:val="center"/>
+          </w:tcPr>
+          <w:p>
+            <w:pPr>
+              <w:keepLines/>
+              <w:spacing w:after="0"/>
+            </w:pPr>
+            <w:r>
+              <w:rPr>
+                <w:rFonts w:ascii="Arial" w:hAnsi="Arial" w:eastAsia="Arial" w:cs="Tahoma"/>
+                <w:sz w:val="18"/>
+              </w:rPr>
+            </w:r>
+            <w:r>
+              <w:rPr>
+                <w:rFonts w:ascii="Courier New" w:hAnsi="Courier New" w:eastAsia="Courier New" w:cs="Tahoma"/>
+                <w:sz w:val="18"/>
+              </w:rPr>
+              <w:t>addPreApprover</w:t>
+            </w:r>
+          </w:p>
+        </w:tc>
+        <w:tc>
+          <w:tcPr>
+            <w:tcW w:type="dxa" w:w="2520"/>
+            <w:vAlign w:val="center"/>
+          </w:tcPr>
+          <w:p>
+            <w:pPr>
+              <w:keepLines/>
+              <w:spacing w:after="0"/>
+            </w:pPr>
+            <w:r>
+              <w:rPr>
+                <w:rFonts w:ascii="Arial" w:hAnsi="Arial" w:eastAsia="Arial" w:cs="Tahoma"/>
+                <w:sz w:val="18"/>
+              </w:rPr>
+            </w:r>
+            <w:r>
+              <w:rPr>
+                <w:rFonts w:ascii="Arial" w:hAnsi="Arial" w:eastAsia="Arial" w:cs="Tahoma"/>
+                <w:sz w:val="18"/>
+              </w:rPr>
+              <w:t>versionId, referenceId, stateId, approver, seq, userId</w:t>
+            </w:r>
+          </w:p>
+        </w:tc>
+        <w:tc>
+          <w:tcPr>
+            <w:tcW w:type="dxa" w:w="2520"/>
+            <w:vAlign w:val="center"/>
+          </w:tcPr>
+          <w:p>
+            <w:pPr>
+              <w:keepLines/>
+              <w:spacing w:after="0"/>
+            </w:pPr>
+            <w:r>
+              <w:rPr>
+                <w:rFonts w:ascii="Arial" w:hAnsi="Arial" w:eastAsia="Arial" w:cs="Tahoma"/>
+                <w:sz w:val="18"/>
+              </w:rPr>
+            </w:r>
+            <w:r>
+              <w:rPr>
+                <w:rFonts w:ascii="Arial" w:hAnsi="Arial" w:eastAsia="Arial" w:cs="Tahoma"/>
+                <w:sz w:val="18"/>
+              </w:rPr>
+              <w:t>เรียกต่อทันทีหลัง initialize ภายใน transaction เดียว</w:t>
+            </w:r>
+          </w:p>
+        </w:tc>
+      </w:tr>
+      <w:tr>
+        <w:trPr>
+          <w:cantSplit/>
+        </w:trPr>
+        <w:tc>
+          <w:tcPr>
+            <w:tcW w:type="dxa" w:w="2520"/>
+            <w:vAlign w:val="center"/>
+          </w:tcPr>
+          <w:p>
+            <w:pPr>
+              <w:keepLines/>
+              <w:spacing w:after="0"/>
+            </w:pPr>
+            <w:r>
+              <w:rPr>
+                <w:rFonts w:ascii="Arial" w:hAnsi="Arial" w:eastAsia="Arial" w:cs="Tahoma"/>
+                <w:sz w:val="18"/>
+              </w:rPr>
+            </w:r>
+            <w:r>
+              <w:rPr>
+                <w:rFonts w:ascii="Arial" w:hAnsi="Arial" w:eastAsia="Arial" w:cs="Tahoma"/>
+                <w:sz w:val="18"/>
+              </w:rPr>
+              <w:t>อ่านสถานะ instance</w:t>
+            </w:r>
+          </w:p>
+        </w:tc>
+        <w:tc>
+          <w:tcPr>
+            <w:tcW w:type="dxa" w:w="2520"/>
+            <w:vAlign w:val="center"/>
+          </w:tcPr>
+          <w:p>
+            <w:pPr>
+              <w:keepLines/>
+              <w:spacing w:after="0"/>
+            </w:pPr>
+            <w:r>
+              <w:rPr>
+                <w:rFonts w:ascii="Arial" w:hAnsi="Arial" w:eastAsia="Arial" w:cs="Tahoma"/>
+                <w:sz w:val="18"/>
+              </w:rPr>
+            </w:r>
+            <w:r>
+              <w:rPr>
+                <w:rFonts w:ascii="Courier New" w:hAnsi="Courier New" w:eastAsia="Courier New" w:cs="Tahoma"/>
+                <w:sz w:val="18"/>
+              </w:rPr>
+              <w:t>getTransaction</w:t>
+            </w:r>
+          </w:p>
+        </w:tc>
+        <w:tc>
+          <w:tcPr>
+            <w:tcW w:type="dxa" w:w="2520"/>
+            <w:vAlign w:val="center"/>
+          </w:tcPr>
+          <w:p>
+            <w:pPr>
+              <w:keepLines/>
+              <w:spacing w:after="0"/>
+            </w:pPr>
+            <w:r>
+              <w:rPr>
+                <w:rFonts w:ascii="Arial" w:hAnsi="Arial" w:eastAsia="Arial" w:cs="Tahoma"/>
+                <w:sz w:val="18"/>
+              </w:rPr>
+            </w:r>
+            <w:r>
+              <w:rPr>
+                <w:rFonts w:ascii="Arial" w:hAnsi="Arial" w:eastAsia="Arial" w:cs="Tahoma"/>
+                <w:sz w:val="18"/>
+              </w:rPr>
+              <w:t>versionId, referenceId</w:t>
+            </w:r>
+          </w:p>
+        </w:tc>
+        <w:tc>
+          <w:tcPr>
+            <w:tcW w:type="dxa" w:w="2520"/>
+            <w:vAlign w:val="center"/>
+          </w:tcPr>
+          <w:p>
+            <w:pPr>
+              <w:keepLines/>
+              <w:spacing w:after="0"/>
+            </w:pPr>
+            <w:r>
+              <w:rPr>
+                <w:rFonts w:ascii="Arial" w:hAnsi="Arial" w:eastAsia="Arial" w:cs="Tahoma"/>
+                <w:sz w:val="18"/>
+              </w:rPr>
+            </w:r>
+            <w:r>
+              <w:rPr>
+                <w:rFonts w:ascii="Arial" w:hAnsi="Arial" w:eastAsia="Arial" w:cs="Tahoma"/>
+                <w:sz w:val="18"/>
+              </w:rPr>
+              <w:t>ใช้ยืนยันว่า initialize สำเร็จจริงก่อนคืน 201</w:t>
+            </w:r>
+          </w:p>
+        </w:tc>
+      </w:tr>
+    </w:tbl>
+    <w:p/>
+    <w:p>
+      <w:pPr>
+        <w:pStyle w:val="ListBullet"/>
+        <w:keepLines/>
+      </w:pPr>
+      <w:r>
+        <w:t xml:space="preserve">🔴 กติกาเหล็ก: ตาราง </w:t>
+      </w:r>
+      <w:r>
+        <w:rPr>
+          <w:rFonts w:ascii="Courier New" w:hAnsi="Courier New" w:eastAsia="Courier New" w:cs="Tahoma"/>
+        </w:rPr>
+        <w:t>sps_store.workflow_*</w:t>
+      </w:r>
+      <w:r>
+        <w:t xml:space="preserve"> (13 ตาราง) เป็นของ lib — SBPGI </w:t>
+      </w:r>
+      <w:r>
+        <w:rPr>
+          <w:b/>
+        </w:rPr>
+        <w:t>R เท่านั้น</w:t>
+      </w:r>
+      <w:r>
+        <w:t xml:space="preserve"> ห้าม INSERT/UPDATE/DELETE ตรงในทุกกรณี</w:t>
+      </w:r>
+    </w:p>
+    <w:p>
+      <w:pPr>
+        <w:pStyle w:val="ListBullet"/>
+        <w:keepLines/>
+      </w:pPr>
+      <w:r>
+        <w:t xml:space="preserve">ทุกการเรียก engine ต้องผ่านตัวห่อกลาง </w:t>
+      </w:r>
+      <w:r>
+        <w:rPr>
+          <w:rFonts w:ascii="Courier New" w:hAnsi="Courier New" w:eastAsia="Courier New" w:cs="Tahoma"/>
+        </w:rPr>
+        <w:t>WorkflowGateway</w:t>
+      </w:r>
+      <w:r>
+        <w:t xml:space="preserve"> ที่นิยามใน </w:t>
+      </w:r>
+      <w:r>
+        <w:rPr>
+          <w:b/>
+        </w:rPr>
+        <w:t>LLDD-BE-API-Common-Contracts.pdf</w:t>
+      </w:r>
+      <w:r>
+        <w:t xml:space="preserve"> (timeout · retry · map error เข้า envelope) ห้าม import lib ตรงจาก service</w:t>
+      </w:r>
+    </w:p>
+    <w:p>
+      <w:pPr>
+        <w:pStyle w:val="ListBullet"/>
+        <w:keepLines/>
+      </w:pPr>
+      <w:r>
+        <w:t>unit test ต้อง mock engine และครอบอย่างน้อย: เรียกสำเร็จ · engine โยน error แล้ว rollback ฝั่ง SBPGI ครบ · เรียกซ้ำด้วย referenceId เดิมไม่เกิดผลซ้ำ</w:t>
+      </w:r>
+    </w:p>
+    <w:p>
+      <w:pPr>
         <w:pStyle w:val="Heading1"/>
         <w:keepNext/>
         <w:keepLines/>
@@ -3469,7 +4033,7 @@
                 <w:rFonts w:ascii="Arial" w:hAnsi="Arial" w:eastAsia="Arial" w:cs="Tahoma"/>
                 <w:sz w:val="18"/>
               </w:rPr>
-              <w:t>/api/v1/workflows/instances/{id}</w:t>
+              <w:t>/api/v1/sbpgi/workflow/instances/{id}</w:t>
             </w:r>
           </w:p>
         </w:tc>
@@ -3574,7 +4138,7 @@
                 <w:rFonts w:ascii="Arial" w:hAnsi="Arial" w:eastAsia="Arial" w:cs="Tahoma"/>
                 <w:sz w:val="18"/>
               </w:rPr>
-              <w:t>/api/v1/workflows/summary</w:t>
+              <w:t>/api/v1/sbpgi/workflow/summary</w:t>
             </w:r>
           </w:p>
         </w:tc>
@@ -3625,7 +4189,7 @@
         <w:pageBreakBefore w:val="0"/>
       </w:pPr>
       <w:r>
-        <w:t>POST /api/v1/workflows/instances</w:t>
+        <w:t>POST /api/v1/sbpgi/workflow/instances</w:t>
       </w:r>
     </w:p>
     <w:p>
@@ -4977,7 +5541,7 @@
         <w:pageBreakBefore w:val="0"/>
       </w:pPr>
       <w:r>
-        <w:t>GET /api/v1/workflows/instances/{id}</w:t>
+        <w:t>GET /api/v1/sbpgi/workflow/instances/{id}</w:t>
       </w:r>
     </w:p>
     <w:p>
@@ -5901,7 +6465,7 @@
         <w:pageBreakBefore w:val="0"/>
       </w:pPr>
       <w:r>
-        <w:t>GET /api/v1/workflows/summary</w:t>
+        <w:t>GET /api/v1/sbpgi/workflow/summary</w:t>
       </w:r>
     </w:p>
     <w:p>
@@ -8877,14 +9441,14 @@
         <w:br/>
         <w:t>import { SbpgiWorkflowInstancesService } from './sbpgi-workflow-instances.service';</w:t>
         <w:br/>
-        <w:t>import { WorkflowInstancesQueryDto, CreateWorkflowsInstancesBodyDto } from './dto/sbpgi-workflow-instances.dto';</w:t>
+        <w:t>import { WorkflowInstancesQueryDto, CreateSbpgiWorkflowInstancesBodyDto } from './dto/sbpgi-workflow-instances.dto';</w:t>
         <w:br/>
         <w:br/>
         <w:t>// LLDD BE - Workflow Engine and API Workflow Instances</w:t>
         <w:br/>
         <w:t>// BFF เรียกด้วย x-api-key และแนบ x-user-id / x-user-group-id / x-user-permissions มาให้</w:t>
         <w:br/>
-        <w:t>@Controller('sbpgi/workflows')</w:t>
+        <w:t>@Controller('sbpgi/sbpgi/workflow')</w:t>
         <w:br/>
         <w:t>@UseGuards(HttpHeaderGuard)</w:t>
         <w:br/>
@@ -8893,13 +9457,13 @@
         <w:t xml:space="preserve">  constructor(private readonly service: SbpgiWorkflowInstancesService) {}</w:t>
         <w:br/>
         <w:br/>
-        <w:t xml:space="preserve">  // POST /api/v1/workflows/instances — เปิด workflow ภายในจาก impact process; เรียกโดย Job 8b ผ่าน service t…</w:t>
-        <w:br/>
-        <w:t xml:space="preserve">  @Post('instances')</w:t>
-        <w:br/>
-        <w:t xml:space="preserve">  createWorkflowsInstances(</w:t>
-        <w:br/>
-        <w:t xml:space="preserve">    @Body() body: CreateWorkflowsInstancesBodyDto,</w:t>
+        <w:t xml:space="preserve">  // POST /api/v1/sbpgi/workflow/instances — เปิด workflow ภายในจาก impact process; เรียกโดย Job 8b ผ่าน service t…</w:t>
+        <w:br/>
+        <w:t xml:space="preserve">  @Post('workflow/instances')</w:t>
+        <w:br/>
+        <w:t xml:space="preserve">  createSbpgiWorkflowInstances(</w:t>
+        <w:br/>
+        <w:t xml:space="preserve">    @Body() body: CreateSbpgiWorkflowInstancesBodyDto,</w:t>
         <w:br/>
         <w:t xml:space="preserve">    @UserId() userId: string,</w:t>
         <w:br/>
@@ -8907,33 +9471,33 @@
         <w:br/>
         <w:t xml:space="preserve">    // TODO: ตรวจ x-user-permissions ก่อนเรียก service ถ้า endpoint นี้จำกัดสิทธิ์เมนู</w:t>
         <w:br/>
-        <w:t xml:space="preserve">    return this.service.createWorkflowsInstances(body, userId);</w:t>
+        <w:t xml:space="preserve">    return this.service.createSbpgiWorkflowInstances(body, userId);</w:t>
         <w:br/>
         <w:t xml:space="preserve">  }</w:t>
         <w:br/>
         <w:br/>
-        <w:t xml:space="preserve">  // GET /api/v1/workflows/instances/{id} — อ่านสถานะ workflow instance</w:t>
-        <w:br/>
-        <w:t xml:space="preserve">  @Get('instances/:id')</w:t>
-        <w:br/>
-        <w:t xml:space="preserve">  getWorkflowsInstancesById(@Param('id') id: string, @UserId() userId: string) {</w:t>
+        <w:t xml:space="preserve">  // GET /api/v1/sbpgi/workflow/instances/{id} — อ่านสถานะ workflow instance</w:t>
+        <w:br/>
+        <w:t xml:space="preserve">  @Get('workflow/instances/:id')</w:t>
+        <w:br/>
+        <w:t xml:space="preserve">  getSbpgiWorkflowInstancesById(@Param('id') id: string, @UserId() userId: string) {</w:t>
         <w:br/>
         <w:t xml:space="preserve">    // TODO: ตรวจ x-user-permissions ก่อนเรียก service ถ้า endpoint นี้จำกัดสิทธิ์เมนู</w:t>
         <w:br/>
-        <w:t xml:space="preserve">    return this.service.getWorkflowsInstancesById(id, userId);</w:t>
+        <w:t xml:space="preserve">    return this.service.getSbpgiWorkflowInstancesById(id, userId);</w:t>
         <w:br/>
         <w:t xml:space="preserve">  }</w:t>
         <w:br/>
         <w:br/>
-        <w:t xml:space="preserve">  // GET /api/v1/workflows/summary — สรุป W/Y/N และงานค้างต่อ section สำหรับ monitor</w:t>
-        <w:br/>
-        <w:t xml:space="preserve">  @Get('summary')</w:t>
-        <w:br/>
-        <w:t xml:space="preserve">  getWorkflowsSummary(@Query() query: WorkflowInstancesQueryDto, @UserId() userId: string) {</w:t>
+        <w:t xml:space="preserve">  // GET /api/v1/sbpgi/workflow/summary — สรุป W/Y/N และงานค้างต่อ section สำหรับ monitor</w:t>
+        <w:br/>
+        <w:t xml:space="preserve">  @Get('workflow/summary')</w:t>
+        <w:br/>
+        <w:t xml:space="preserve">  getWorkflowSummary(@Query() query: WorkflowInstancesQueryDto, @UserId() userId: string) {</w:t>
         <w:br/>
         <w:t xml:space="preserve">    // TODO: ตรวจ x-user-permissions ก่อนเรียก service ถ้า endpoint นี้จำกัดสิทธิ์เมนู</w:t>
         <w:br/>
-        <w:t xml:space="preserve">    return this.service.getWorkflowsSummary(query, userId);</w:t>
+        <w:t xml:space="preserve">    return this.service.getWorkflowSummary(query, userId);</w:t>
         <w:br/>
         <w:t xml:space="preserve">  }</w:t>
         <w:br/>
@@ -9004,9 +9568,9 @@
           <w:rFonts w:ascii="Courier New" w:hAnsi="Courier New" w:eastAsia="Courier New" w:cs="Tahoma"/>
           <w:sz w:val="16"/>
         </w:rPr>
-        <w:t>// body ของ POST /api/v1/workflows/instances</w:t>
-        <w:br/>
-        <w:t>export class CreateWorkflowsInstancesBodyDto {</w:t>
+        <w:t>// body ของ POST /api/v1/sbpgi/workflow/instances</w:t>
+        <w:br/>
+        <w:t>export class CreateSbpgiWorkflowInstancesBodyDto {</w:t>
         <w:br/>
         <w:t xml:space="preserve">  /** อ้าง fgi_impact_processes และ compensation_documents ที่ Job 8 สร้างแล้ว */</w:t>
         <w:br/>
@@ -9119,11 +9683,11 @@
         <w:t xml:space="preserve">  ) {}</w:t>
         <w:br/>
         <w:br/>
-        <w:t xml:space="preserve">  // POST /api/v1/workflows/instances — เปิด workflow ภายในจาก impact process; เรียกโดย Job 8b ผ่าน service t…</w:t>
+        <w:t xml:space="preserve">  // POST /api/v1/sbpgi/workflow/instances — เปิด workflow ภายในจาก impact process; เรียกโดย Job 8b ผ่าน service t…</w:t>
         <w:br/>
         <w:t xml:space="preserve">  // mutation ต้องอยู่ใน transaction เดียว (ไม่มี audit ของ master แล้ว · 2026-08-07)</w:t>
         <w:br/>
-        <w:t xml:space="preserve">  async createWorkflowsInstances(body: CreateWorkflowsInstancesBodyDto, userId: string) {</w:t>
+        <w:t xml:space="preserve">  async createSbpgiWorkflowInstances(body: CreateSbpgiWorkflowInstancesBodyDto, userId: string) {</w:t>
         <w:br/>
         <w:t xml:space="preserve">    const runner = this.dataSource.createQueryRunner();</w:t>
         <w:br/>
@@ -9135,7 +9699,7 @@
         <w:br/>
         <w:t xml:space="preserve">      // TODO: lock แถวเป้าหมายของ fgi_impact_processes ด้วย SELECT ... FOR UPDATE ก่อนเขียน</w:t>
         <w:br/>
-        <w:t xml:space="preserve">      const [current] = await runner.query(SBPGI_SQL.createWorkflowsInstancesLock, [body.docNo]);</w:t>
+        <w:t xml:space="preserve">      const [current] = await runner.query(SBPGI_SQL.createSbpgiWorkflowInstancesLock, [body.docNo]);</w:t>
         <w:br/>
         <w:t xml:space="preserve">      if (!current) {</w:t>
         <w:br/>
@@ -9143,7 +9707,7 @@
         <w:br/>
         <w:t xml:space="preserve">      }</w:t>
         <w:br/>
-        <w:t xml:space="preserve">      await runner.query(SBPGI_SQL.createWorkflowsInstances, [/* TODO: ผูกค่าจาก body */]);</w:t>
+        <w:t xml:space="preserve">      await runner.query(SBPGI_SQL.createSbpgiWorkflowInstances, [/* TODO: ผูกค่าจาก body */]);</w:t>
         <w:br/>
         <w:t xml:space="preserve">      await runner.commitTransaction();</w:t>
         <w:br/>
@@ -9178,21 +9742,21 @@
         <w:t xml:space="preserve">  }</w:t>
         <w:br/>
         <w:br/>
-        <w:t xml:space="preserve">  // GET /api/v1/workflows/instances/{id} — อ่านสถานะ workflow instance</w:t>
-        <w:br/>
-        <w:t xml:space="preserve">  async getWorkflowsInstancesById(id: string, userId: string) {</w:t>
+        <w:t xml:space="preserve">  // GET /api/v1/sbpgi/workflow/instances/{id} — อ่านสถานะ workflow instance</w:t>
+        <w:br/>
+        <w:t xml:space="preserve">  async getSbpgiWorkflowInstancesById(id: string, userId: string) {</w:t>
         <w:br/>
         <w:t xml:space="preserve">    const page = 1;</w:t>
         <w:br/>
         <w:t xml:space="preserve">    const size = 100; // endpoint นี้ไม่มี query param — ไม่แบ่งหน้า</w:t>
         <w:br/>
-        <w:t xml:space="preserve">    // SQL เต็มอยู่ในหัวข้อ Database SQL ของเอกสารนี้ (คีย์ 'GET /api/v1/workflows/instances/{id}')</w:t>
+        <w:t xml:space="preserve">    // SQL เต็มอยู่ในหัวข้อ Database SQL ของเอกสารนี้ (คีย์ 'GET /api/v1/sbpgi/workflow/instances/{id}')</w:t>
         <w:br/>
         <w:t xml:space="preserve">    // ⚠️ SQL ตัวอย่างบางเส้นเขียนด้วย named parameter (:size/:offset) แต่ dataSource.query()</w:t>
         <w:br/>
         <w:t xml:space="preserve">    //    รับเฉพาะ positional $1..$n — ต้องแปลงชื่อเป็นลำดับก่อน หรือใช้ QueryBuilder แทน</w:t>
         <w:br/>
-        <w:t xml:space="preserve">    const rows = await this.dataSource.query(SBPGI_SQL.getWorkflowsInstancesById, [</w:t>
+        <w:t xml:space="preserve">    const rows = await this.dataSource.query(SBPGI_SQL.getSbpgiWorkflowInstancesById, [</w:t>
         <w:br/>
         <w:t xml:space="preserve">      // TODO: เรียงพารามิเตอร์ให้ตรงกับ $1..$n ของ SQL จริง</w:t>
         <w:br/>
@@ -9207,15 +9771,15 @@
         <w:t xml:space="preserve">  }</w:t>
         <w:br/>
         <w:br/>
-        <w:t xml:space="preserve">  // GET /api/v1/workflows/summary — สรุป W/Y/N และงานค้างต่อ section สำหรับ monitor</w:t>
-        <w:br/>
-        <w:t xml:space="preserve">  async getWorkflowsSummary(query: WorkflowInstancesQueryDto, userId: string) {</w:t>
-        <w:br/>
-        <w:t xml:space="preserve">    // TODO: implement ตาม business rule ของ GET /api/v1/workflows/summary</w:t>
-        <w:br/>
-        <w:t xml:space="preserve">    //       (SQL อยู่ในหัวข้อ Database SQL คีย์ 'GET /api/v1/workflows/summary')</w:t>
-        <w:br/>
-        <w:t xml:space="preserve">    throw new NotImplementedException('getWorkflowsSummary ยังไม่ implement');</w:t>
+        <w:t xml:space="preserve">  // GET /api/v1/sbpgi/workflow/summary — สรุป W/Y/N และงานค้างต่อ section สำหรับ monitor</w:t>
+        <w:br/>
+        <w:t xml:space="preserve">  async getWorkflowSummary(query: WorkflowInstancesQueryDto, userId: string) {</w:t>
+        <w:br/>
+        <w:t xml:space="preserve">    // TODO: implement ตาม business rule ของ GET /api/v1/sbpgi/workflow/summary</w:t>
+        <w:br/>
+        <w:t xml:space="preserve">    //       (SQL อยู่ในหัวข้อ Database SQL คีย์ 'GET /api/v1/sbpgi/workflow/summary')</w:t>
+        <w:br/>
+        <w:t xml:space="preserve">    throw new NotImplementedException('getWorkflowSummary ยังไม่ implement');</w:t>
         <w:br/>
         <w:t xml:space="preserve">  }</w:t>
         <w:br/>
@@ -9475,7 +10039,7 @@
                 <w:rFonts w:ascii="Arial" w:hAnsi="Arial" w:eastAsia="Arial" w:cs="Tahoma"/>
                 <w:sz w:val="18"/>
               </w:rPr>
-              <w:t>POST /api/v1/workflows/instances</w:t>
+              <w:t>POST /api/v1/sbpgi/workflow/instances</w:t>
             </w:r>
           </w:p>
         </w:tc>
@@ -9555,7 +10119,7 @@
                 <w:rFonts w:ascii="Arial" w:hAnsi="Arial" w:eastAsia="Arial" w:cs="Tahoma"/>
                 <w:sz w:val="18"/>
               </w:rPr>
-              <w:t>GET /api/v1/workflows/instances/{id}</w:t>
+              <w:t>GET /api/v1/sbpgi/workflow/instances/{id}</w:t>
             </w:r>
           </w:p>
         </w:tc>
@@ -9635,7 +10199,7 @@
                 <w:rFonts w:ascii="Arial" w:hAnsi="Arial" w:eastAsia="Arial" w:cs="Tahoma"/>
                 <w:sz w:val="18"/>
               </w:rPr>
-              <w:t>GET /api/v1/workflows/summary</w:t>
+              <w:t>GET /api/v1/sbpgi/workflow/summary</w:t>
             </w:r>
           </w:p>
         </w:tc>
@@ -10599,23 +11163,23 @@
         <w:t xml:space="preserve">  }</w:t>
         <w:br/>
         <w:br/>
-        <w:t xml:space="preserve">  createWorkflowsInstances(body: any, user: any) {</w:t>
-        <w:br/>
-        <w:t xml:space="preserve">    return this.client.post('/api/v1/workflows/instances', body, { headers: this.userHeaders(user) });</w:t>
+        <w:t xml:space="preserve">  createSbpgiWorkflowInstances(body: any, user: any) {</w:t>
+        <w:br/>
+        <w:t xml:space="preserve">    return this.client.post('/api/v1/sbpgi/workflow/instances', body, { headers: this.userHeaders(user) });</w:t>
         <w:br/>
         <w:t xml:space="preserve">  }</w:t>
         <w:br/>
         <w:br/>
-        <w:t xml:space="preserve">  getWorkflowsInstancesById(id: string, params: any, user: any) {</w:t>
-        <w:br/>
-        <w:t xml:space="preserve">    return this.client.get(`/api/v1/workflows/instances/${id}`, { params, headers: this.userHeaders(user) });</w:t>
+        <w:t xml:space="preserve">  getSbpgiWorkflowInstancesById(id: string, params: any, user: any) {</w:t>
+        <w:br/>
+        <w:t xml:space="preserve">    return this.client.get(`/api/v1/sbpgi/workflow/instances/${id}`, { params, headers: this.userHeaders(user) });</w:t>
         <w:br/>
         <w:t xml:space="preserve">  }</w:t>
         <w:br/>
         <w:br/>
-        <w:t xml:space="preserve">  getWorkflowsSummary(params: any, user: any) {</w:t>
-        <w:br/>
-        <w:t xml:space="preserve">    return this.client.get('/api/v1/workflows/summary', { params, headers: this.userHeaders(user) });</w:t>
+        <w:t xml:space="preserve">  getWorkflowSummary(params: any, user: any) {</w:t>
+        <w:br/>
+        <w:t xml:space="preserve">    return this.client.get('/api/v1/sbpgi/workflow/summary', { params, headers: this.userHeaders(user) });</w:t>
         <w:br/>
         <w:t xml:space="preserve">  }</w:t>
         <w:br/>
@@ -10640,24 +11204,24 @@
         <w:t xml:space="preserve">  constructor(private readonly service: SbpgiWorkflowInstancesBffService) {}</w:t>
         <w:br/>
         <w:br/>
-        <w:t xml:space="preserve">  // proxy ของ POST /api/v1/workflows/instances</w:t>
-        <w:br/>
-        <w:t xml:space="preserve">  @Post('workflows/instances')</w:t>
-        <w:br/>
-        <w:t xml:space="preserve">  createWorkflowsInstances(@Body() body: any, @Req() req: any) {</w:t>
-        <w:br/>
-        <w:t xml:space="preserve">    return this.service.createWorkflowsInstances(body, req.user);</w:t>
+        <w:t xml:space="preserve">  // proxy ของ POST /api/v1/sbpgi/workflow/instances</w:t>
+        <w:br/>
+        <w:t xml:space="preserve">  @Post('sbpgi/workflow/instances')</w:t>
+        <w:br/>
+        <w:t xml:space="preserve">  createSbpgiWorkflowInstances(@Body() body: any, @Req() req: any) {</w:t>
+        <w:br/>
+        <w:t xml:space="preserve">    return this.service.createSbpgiWorkflowInstances(body, req.user);</w:t>
         <w:br/>
         <w:t xml:space="preserve">  }</w:t>
         <w:br/>
         <w:br/>
-        <w:t xml:space="preserve">  // proxy ของ GET /api/v1/workflows/instances/{id}</w:t>
-        <w:br/>
-        <w:t xml:space="preserve">  @Get('workflows/instances/:id')</w:t>
-        <w:br/>
-        <w:t xml:space="preserve">  getWorkflowsInstancesById(@Param('id') id: string, @Query() query: any, @Req() req: any) {</w:t>
-        <w:br/>
-        <w:t xml:space="preserve">    return this.service.getWorkflowsInstancesById(id, query, req.user);</w:t>
+        <w:t xml:space="preserve">  // proxy ของ GET /api/v1/sbpgi/workflow/instances/{id}</w:t>
+        <w:br/>
+        <w:t xml:space="preserve">  @Get('sbpgi/workflow/instances/:id')</w:t>
+        <w:br/>
+        <w:t xml:space="preserve">  getSbpgiWorkflowInstancesById(@Param('id') id: string, @Query() query: any, @Req() req: any) {</w:t>
+        <w:br/>
+        <w:t xml:space="preserve">    return this.service.getSbpgiWorkflowInstancesById(id, query, req.user);</w:t>
         <w:br/>
         <w:t xml:space="preserve">  }</w:t>
         <w:br/>
@@ -11432,7 +11996,7 @@
         <w:rPr>
           <w:b/>
         </w:rPr>
-        <w:t>POST /api/v1/workflows/instances</w:t>
+        <w:t>POST /api/v1/sbpgi/workflow/instances</w:t>
       </w:r>
       <w:r>
         <w:t xml:space="preserve"> — เปิด workflow ภายในจาก impact process; เรียกโดย Job 8b ผ่าน service token ไม่ใช่ FE</w:t>
@@ -11524,7 +12088,7 @@
         <w:rPr>
           <w:b/>
         </w:rPr>
-        <w:t>GET /api/v1/workflows/instances/{id}</w:t>
+        <w:t>GET /api/v1/sbpgi/workflow/instances/{id}</w:t>
       </w:r>
       <w:r>
         <w:t xml:space="preserve"> — อ่านสถานะ workflow instance</w:t>
@@ -11569,7 +12133,7 @@
         <w:rPr>
           <w:b/>
         </w:rPr>
-        <w:t>GET /api/v1/workflows/summary</w:t>
+        <w:t>GET /api/v1/sbpgi/workflow/summary</w:t>
       </w:r>
       <w:r>
         <w:t xml:space="preserve"> — สรุป W/Y/N และงานค้างต่อ section สำหรับ monitor</w:t>
@@ -14374,7 +14938,7 @@
                 <w:rFonts w:ascii="Courier New" w:hAnsi="Courier New" w:eastAsia="Courier New" w:cs="Tahoma"/>
                 <w:sz w:val="18"/>
               </w:rPr>
-              <w:t>POST /api/v1/workflows/instances</w:t>
+              <w:t>POST /api/v1/sbpgi/workflow/instances</w:t>
             </w:r>
           </w:p>
         </w:tc>
@@ -14454,7 +15018,7 @@
                 <w:rFonts w:ascii="Courier New" w:hAnsi="Courier New" w:eastAsia="Courier New" w:cs="Tahoma"/>
                 <w:sz w:val="18"/>
               </w:rPr>
-              <w:t>GET /api/v1/workflows/instances/{id}</w:t>
+              <w:t>GET /api/v1/sbpgi/workflow/instances/{id}</w:t>
             </w:r>
           </w:p>
         </w:tc>
@@ -14534,7 +15098,7 @@
                 <w:rFonts w:ascii="Courier New" w:hAnsi="Courier New" w:eastAsia="Courier New" w:cs="Tahoma"/>
                 <w:sz w:val="18"/>
               </w:rPr>
-              <w:t>GET /api/v1/workflows/summary</w:t>
+              <w:t>GET /api/v1/sbpgi/workflow/summary</w:t>
             </w:r>
           </w:p>
         </w:tc>

--- a/LLDD/word/BE/LLDD-BE-API-Workflow-Instances.docx
+++ b/LLDD/word/BE/LLDD-BE-API-Workflow-Instances.docx
@@ -645,7 +645,7 @@
                 <w:rFonts w:ascii="Arial" w:hAnsi="Arial" w:eastAsia="Arial" w:cs="Tahoma"/>
                 <w:sz w:val="18"/>
               </w:rPr>
-              <w:t>ออกแบบ Workflow Engine ภายในและ POST /api/v1/sbpgi/workflow/instances สำหรับเปิด workflow จาก Job 8b แทน K2 REST StartInstance โดยเป็นเจ้าของ Gen Flow Gate W/Y/N</w:t>
+              <w:t>ออกแบบ Workflow Engine ภายในและ POST /api/v1/sgi/workflow/instances สำหรับเปิด workflow จาก Job 8b แทน K2 REST StartInstance โดยเป็นเจ้าของ Gen Flow Gate W/Y/N</w:t>
             </w:r>
           </w:p>
         </w:tc>
@@ -657,6 +657,638 @@
         <w:t>Common contract reference: ทุกหัวข้อ API/FE ต้องยึด LLDD-BE-API-Common-Contracts.pdf และ LLDD-FE-Integration-Contracts.pdf สำหรับ error/auth/format/pagination/action/RBAC ก่อนลงรายละเอียดเฉพาะหน้าหรือเฉพาะ endpoint</w:t>
       </w:r>
     </w:p>
+    <w:p>
+      <w:pPr>
+        <w:pStyle w:val="Heading2"/>
+        <w:keepNext/>
+        <w:keepLines/>
+        <w:pageBreakBefore w:val="0"/>
+      </w:pPr>
+      <w:r>
+        <w:t>1.1 เอกสาร LLDD ที่เกี่ยวข้อง</w:t>
+      </w:r>
+    </w:p>
+    <w:p>
+      <w:pPr>
+        <w:keepNext w:val="0"/>
+      </w:pPr>
+      <w:r>
+        <w:t>ตารางนี้สร้างจาก endpoint และตารางที่เอกสารฉบับนี้ประกาศไว้จริง — อ่านฉบับที่อยู่ในตารางก่อนลงมือ เพื่อไม่ให้สัญญา request/response หรือชื่อคอลัมน์หลุดจากกัน</w:t>
+      </w:r>
+    </w:p>
+    <w:tbl>
+      <w:tblPr>
+        <w:tblStyle w:val="TableGrid"/>
+        <w:tblW w:type="auto" w:w="0"/>
+        <w:jc w:val="center"/>
+        <w:tblLook w:firstColumn="1" w:firstRow="1" w:lastColumn="0" w:lastRow="0" w:noHBand="0" w:noVBand="1" w:val="04A0"/>
+      </w:tblPr>
+      <w:tblGrid>
+        <w:gridCol w:w="3360"/>
+        <w:gridCol w:w="3360"/>
+        <w:gridCol w:w="3360"/>
+      </w:tblGrid>
+      <w:tr>
+        <w:trPr>
+          <w:cantSplit/>
+        </w:trPr>
+        <w:tc>
+          <w:tcPr>
+            <w:tcW w:type="dxa" w:w="3360"/>
+            <w:vAlign w:val="center"/>
+            <w:shd w:fill="E8EEF5"/>
+          </w:tcPr>
+          <w:p>
+            <w:pPr>
+              <w:keepLines/>
+              <w:spacing w:after="0"/>
+            </w:pPr>
+            <w:r/>
+            <w:r>
+              <w:rPr>
+                <w:rFonts w:ascii="Arial" w:hAnsi="Arial" w:eastAsia="Arial" w:cs="Tahoma"/>
+                <w:b/>
+                <w:sz w:val="18"/>
+              </w:rPr>
+              <w:t>ความสัมพันธ์</w:t>
+            </w:r>
+          </w:p>
+        </w:tc>
+        <w:tc>
+          <w:tcPr>
+            <w:tcW w:type="dxa" w:w="3360"/>
+            <w:vAlign w:val="center"/>
+            <w:shd w:fill="E8EEF5"/>
+          </w:tcPr>
+          <w:p>
+            <w:pPr>
+              <w:keepLines/>
+              <w:spacing w:after="0"/>
+            </w:pPr>
+            <w:r/>
+            <w:r>
+              <w:rPr>
+                <w:rFonts w:ascii="Arial" w:hAnsi="Arial" w:eastAsia="Arial" w:cs="Tahoma"/>
+                <w:b/>
+                <w:sz w:val="18"/>
+              </w:rPr>
+              <w:t>เอกสาร LLDD</w:t>
+            </w:r>
+          </w:p>
+        </w:tc>
+        <w:tc>
+          <w:tcPr>
+            <w:tcW w:type="dxa" w:w="3360"/>
+            <w:vAlign w:val="center"/>
+            <w:shd w:fill="E8EEF5"/>
+          </w:tcPr>
+          <w:p>
+            <w:pPr>
+              <w:keepLines/>
+              <w:spacing w:after="0"/>
+            </w:pPr>
+            <w:r/>
+            <w:r>
+              <w:rPr>
+                <w:rFonts w:ascii="Arial" w:hAnsi="Arial" w:eastAsia="Arial" w:cs="Tahoma"/>
+                <w:b/>
+                <w:sz w:val="18"/>
+              </w:rPr>
+              <w:t>เกี่ยวข้องตรงไหน</w:t>
+            </w:r>
+          </w:p>
+        </w:tc>
+      </w:tr>
+      <w:tr>
+        <w:trPr>
+          <w:cantSplit/>
+        </w:trPr>
+        <w:tc>
+          <w:tcPr>
+            <w:tcW w:type="dxa" w:w="3360"/>
+            <w:vAlign w:val="center"/>
+          </w:tcPr>
+          <w:p>
+            <w:pPr>
+              <w:keepLines/>
+              <w:spacing w:after="0"/>
+            </w:pPr>
+            <w:r>
+              <w:rPr>
+                <w:rFonts w:ascii="Arial" w:hAnsi="Arial" w:eastAsia="Arial" w:cs="Tahoma"/>
+                <w:sz w:val="18"/>
+              </w:rPr>
+            </w:r>
+            <w:r>
+              <w:rPr>
+                <w:rFonts w:ascii="Arial" w:hAnsi="Arial" w:eastAsia="Arial" w:cs="Tahoma"/>
+                <w:sz w:val="18"/>
+              </w:rPr>
+              <w:t>สัญญากลาง</w:t>
+            </w:r>
+          </w:p>
+        </w:tc>
+        <w:tc>
+          <w:tcPr>
+            <w:tcW w:type="dxa" w:w="3360"/>
+            <w:vAlign w:val="center"/>
+          </w:tcPr>
+          <w:p>
+            <w:pPr>
+              <w:keepLines/>
+              <w:spacing w:after="0"/>
+            </w:pPr>
+            <w:r>
+              <w:rPr>
+                <w:rFonts w:ascii="Arial" w:hAnsi="Arial" w:eastAsia="Arial" w:cs="Tahoma"/>
+                <w:sz w:val="18"/>
+              </w:rPr>
+            </w:r>
+            <w:r>
+              <w:rPr>
+                <w:rFonts w:ascii="Arial" w:hAnsi="Arial" w:eastAsia="Arial" w:cs="Tahoma"/>
+                <w:b/>
+                <w:sz w:val="18"/>
+              </w:rPr>
+              <w:t>LLDD-BE-API-Common-Contracts.pdf</w:t>
+            </w:r>
+          </w:p>
+        </w:tc>
+        <w:tc>
+          <w:tcPr>
+            <w:tcW w:type="dxa" w:w="3360"/>
+            <w:vAlign w:val="center"/>
+          </w:tcPr>
+          <w:p>
+            <w:pPr>
+              <w:keepLines/>
+              <w:spacing w:after="0"/>
+            </w:pPr>
+            <w:r>
+              <w:rPr>
+                <w:rFonts w:ascii="Arial" w:hAnsi="Arial" w:eastAsia="Arial" w:cs="Tahoma"/>
+                <w:sz w:val="18"/>
+              </w:rPr>
+            </w:r>
+            <w:r>
+              <w:rPr>
+                <w:rFonts w:ascii="Arial" w:hAnsi="Arial" w:eastAsia="Arial" w:cs="Tahoma"/>
+                <w:sz w:val="18"/>
+              </w:rPr>
+              <w:t xml:space="preserve">envelope </w:t>
+            </w:r>
+            <w:r>
+              <w:rPr>
+                <w:rFonts w:ascii="Courier New" w:hAnsi="Courier New" w:eastAsia="Courier New" w:cs="Tahoma"/>
+                <w:sz w:val="18"/>
+              </w:rPr>
+              <w:t>{success,data}</w:t>
+            </w:r>
+            <w:r>
+              <w:rPr>
+                <w:rFonts w:ascii="Arial" w:hAnsi="Arial" w:eastAsia="Arial" w:cs="Tahoma"/>
+                <w:sz w:val="18"/>
+              </w:rPr>
+              <w:t xml:space="preserve"> · error code · pagination · รูปแบบวันที่/เลขเอกสาร</w:t>
+            </w:r>
+          </w:p>
+        </w:tc>
+      </w:tr>
+      <w:tr>
+        <w:trPr>
+          <w:cantSplit/>
+        </w:trPr>
+        <w:tc>
+          <w:tcPr>
+            <w:tcW w:type="dxa" w:w="3360"/>
+            <w:vAlign w:val="center"/>
+          </w:tcPr>
+          <w:p>
+            <w:pPr>
+              <w:keepLines/>
+              <w:spacing w:after="0"/>
+            </w:pPr>
+            <w:r>
+              <w:rPr>
+                <w:rFonts w:ascii="Arial" w:hAnsi="Arial" w:eastAsia="Arial" w:cs="Tahoma"/>
+                <w:sz w:val="18"/>
+              </w:rPr>
+            </w:r>
+            <w:r>
+              <w:rPr>
+                <w:rFonts w:ascii="Arial" w:hAnsi="Arial" w:eastAsia="Arial" w:cs="Tahoma"/>
+                <w:sz w:val="18"/>
+              </w:rPr>
+              <w:t>โครงสร้างข้อมูล</w:t>
+            </w:r>
+          </w:p>
+        </w:tc>
+        <w:tc>
+          <w:tcPr>
+            <w:tcW w:type="dxa" w:w="3360"/>
+            <w:vAlign w:val="center"/>
+          </w:tcPr>
+          <w:p>
+            <w:pPr>
+              <w:keepLines/>
+              <w:spacing w:after="0"/>
+            </w:pPr>
+            <w:r>
+              <w:rPr>
+                <w:rFonts w:ascii="Arial" w:hAnsi="Arial" w:eastAsia="Arial" w:cs="Tahoma"/>
+                <w:sz w:val="18"/>
+              </w:rPr>
+            </w:r>
+            <w:r>
+              <w:rPr>
+                <w:rFonts w:ascii="Arial" w:hAnsi="Arial" w:eastAsia="Arial" w:cs="Tahoma"/>
+                <w:b/>
+                <w:sz w:val="18"/>
+              </w:rPr>
+              <w:t>LLDD-BE-Database-Structure.pdf</w:t>
+            </w:r>
+          </w:p>
+        </w:tc>
+        <w:tc>
+          <w:tcPr>
+            <w:tcW w:type="dxa" w:w="3360"/>
+            <w:vAlign w:val="center"/>
+          </w:tcPr>
+          <w:p>
+            <w:pPr>
+              <w:keepLines/>
+              <w:spacing w:after="0"/>
+            </w:pPr>
+            <w:r>
+              <w:rPr>
+                <w:rFonts w:ascii="Arial" w:hAnsi="Arial" w:eastAsia="Arial" w:cs="Tahoma"/>
+                <w:sz w:val="18"/>
+              </w:rPr>
+            </w:r>
+            <w:r>
+              <w:rPr>
+                <w:rFonts w:ascii="Arial" w:hAnsi="Arial" w:eastAsia="Arial" w:cs="Tahoma"/>
+                <w:sz w:val="18"/>
+              </w:rPr>
+              <w:t>DDL ของตารางที่หัวข้อ Reference DB Mapping อ้างถึง</w:t>
+            </w:r>
+          </w:p>
+        </w:tc>
+      </w:tr>
+      <w:tr>
+        <w:trPr>
+          <w:cantSplit/>
+        </w:trPr>
+        <w:tc>
+          <w:tcPr>
+            <w:tcW w:type="dxa" w:w="3360"/>
+            <w:vAlign w:val="center"/>
+          </w:tcPr>
+          <w:p>
+            <w:pPr>
+              <w:keepLines/>
+              <w:spacing w:after="0"/>
+            </w:pPr>
+            <w:r>
+              <w:rPr>
+                <w:rFonts w:ascii="Arial" w:hAnsi="Arial" w:eastAsia="Arial" w:cs="Tahoma"/>
+                <w:sz w:val="18"/>
+              </w:rPr>
+            </w:r>
+            <w:r>
+              <w:rPr>
+                <w:rFonts w:ascii="Arial" w:hAnsi="Arial" w:eastAsia="Arial" w:cs="Tahoma"/>
+                <w:sz w:val="18"/>
+              </w:rPr>
+              <w:t>workflow engine</w:t>
+            </w:r>
+          </w:p>
+        </w:tc>
+        <w:tc>
+          <w:tcPr>
+            <w:tcW w:type="dxa" w:w="3360"/>
+            <w:vAlign w:val="center"/>
+          </w:tcPr>
+          <w:p>
+            <w:pPr>
+              <w:keepLines/>
+              <w:spacing w:after="0"/>
+            </w:pPr>
+            <w:r>
+              <w:rPr>
+                <w:rFonts w:ascii="Arial" w:hAnsi="Arial" w:eastAsia="Arial" w:cs="Tahoma"/>
+                <w:sz w:val="18"/>
+              </w:rPr>
+            </w:r>
+            <w:r>
+              <w:rPr>
+                <w:rFonts w:ascii="Arial" w:hAnsi="Arial" w:eastAsia="Arial" w:cs="Tahoma"/>
+                <w:b/>
+                <w:sz w:val="18"/>
+              </w:rPr>
+              <w:t>LLDD-BE-Workflow-Engine-Definition.pdf</w:t>
+            </w:r>
+          </w:p>
+        </w:tc>
+        <w:tc>
+          <w:tcPr>
+            <w:tcW w:type="dxa" w:w="3360"/>
+            <w:vAlign w:val="center"/>
+          </w:tcPr>
+          <w:p>
+            <w:pPr>
+              <w:keepLines/>
+              <w:spacing w:after="0"/>
+            </w:pPr>
+            <w:r>
+              <w:rPr>
+                <w:rFonts w:ascii="Arial" w:hAnsi="Arial" w:eastAsia="Arial" w:cs="Tahoma"/>
+                <w:sz w:val="18"/>
+              </w:rPr>
+            </w:r>
+            <w:r>
+              <w:rPr>
+                <w:rFonts w:ascii="Arial" w:hAnsi="Arial" w:eastAsia="Arial" w:cs="Tahoma"/>
+                <w:sz w:val="18"/>
+              </w:rPr>
+              <w:t>นิยาม state/route/event ที่หัวข้อ Workflow Trigger Event Contract เรียกใช้</w:t>
+            </w:r>
+          </w:p>
+        </w:tc>
+      </w:tr>
+      <w:tr>
+        <w:trPr>
+          <w:cantSplit/>
+        </w:trPr>
+        <w:tc>
+          <w:tcPr>
+            <w:tcW w:type="dxa" w:w="3360"/>
+            <w:vAlign w:val="center"/>
+          </w:tcPr>
+          <w:p>
+            <w:pPr>
+              <w:keepLines/>
+              <w:spacing w:after="0"/>
+            </w:pPr>
+            <w:r>
+              <w:rPr>
+                <w:rFonts w:ascii="Arial" w:hAnsi="Arial" w:eastAsia="Arial" w:cs="Tahoma"/>
+                <w:sz w:val="18"/>
+              </w:rPr>
+            </w:r>
+            <w:r>
+              <w:rPr>
+                <w:rFonts w:ascii="Arial" w:hAnsi="Arial" w:eastAsia="Arial" w:cs="Tahoma"/>
+                <w:sz w:val="18"/>
+              </w:rPr>
+              <w:t>แพลตฟอร์มระบบเดิม</w:t>
+            </w:r>
+          </w:p>
+        </w:tc>
+        <w:tc>
+          <w:tcPr>
+            <w:tcW w:type="dxa" w:w="3360"/>
+            <w:vAlign w:val="center"/>
+          </w:tcPr>
+          <w:p>
+            <w:pPr>
+              <w:keepLines/>
+              <w:spacing w:after="0"/>
+            </w:pPr>
+            <w:r>
+              <w:rPr>
+                <w:rFonts w:ascii="Arial" w:hAnsi="Arial" w:eastAsia="Arial" w:cs="Tahoma"/>
+                <w:sz w:val="18"/>
+              </w:rPr>
+            </w:r>
+            <w:r>
+              <w:rPr>
+                <w:rFonts w:ascii="Arial" w:hAnsi="Arial" w:eastAsia="Arial" w:cs="Tahoma"/>
+                <w:b/>
+                <w:sz w:val="18"/>
+              </w:rPr>
+              <w:t>LLDD-BE-Integration-SBP-Platform.pdf</w:t>
+            </w:r>
+          </w:p>
+        </w:tc>
+        <w:tc>
+          <w:tcPr>
+            <w:tcW w:type="dxa" w:w="3360"/>
+            <w:vAlign w:val="center"/>
+          </w:tcPr>
+          <w:p>
+            <w:pPr>
+              <w:keepLines/>
+              <w:spacing w:after="0"/>
+            </w:pPr>
+            <w:r>
+              <w:rPr>
+                <w:rFonts w:ascii="Arial" w:hAnsi="Arial" w:eastAsia="Arial" w:cs="Tahoma"/>
+                <w:sz w:val="18"/>
+              </w:rPr>
+            </w:r>
+            <w:r>
+              <w:rPr>
+                <w:rFonts w:ascii="Arial" w:hAnsi="Arial" w:eastAsia="Arial" w:cs="Tahoma"/>
+                <w:sz w:val="18"/>
+              </w:rPr>
+              <w:t>header จาก BFF (</w:t>
+            </w:r>
+            <w:r>
+              <w:rPr>
+                <w:rFonts w:ascii="Courier New" w:hAnsi="Courier New" w:eastAsia="Courier New" w:cs="Tahoma"/>
+                <w:sz w:val="18"/>
+              </w:rPr>
+              <w:t>x-api-key</w:t>
+            </w:r>
+            <w:r>
+              <w:rPr>
+                <w:rFonts w:ascii="Arial" w:hAnsi="Arial" w:eastAsia="Arial" w:cs="Tahoma"/>
+                <w:sz w:val="18"/>
+              </w:rPr>
+              <w:t xml:space="preserve"> / </w:t>
+            </w:r>
+            <w:r>
+              <w:rPr>
+                <w:rFonts w:ascii="Courier New" w:hAnsi="Courier New" w:eastAsia="Courier New" w:cs="Tahoma"/>
+                <w:sz w:val="18"/>
+              </w:rPr>
+              <w:t>x-user-*</w:t>
+            </w:r>
+            <w:r>
+              <w:rPr>
+                <w:rFonts w:ascii="Arial" w:hAnsi="Arial" w:eastAsia="Arial" w:cs="Tahoma"/>
+                <w:sz w:val="18"/>
+              </w:rPr>
+              <w:t>) · การ reuse ตารางและ service ของระบบ SBP เดิม</w:t>
+            </w:r>
+          </w:p>
+        </w:tc>
+      </w:tr>
+      <w:tr>
+        <w:trPr>
+          <w:cantSplit/>
+        </w:trPr>
+        <w:tc>
+          <w:tcPr>
+            <w:tcW w:type="dxa" w:w="3360"/>
+            <w:vAlign w:val="center"/>
+          </w:tcPr>
+          <w:p>
+            <w:pPr>
+              <w:keepLines/>
+              <w:spacing w:after="0"/>
+            </w:pPr>
+            <w:r>
+              <w:rPr>
+                <w:rFonts w:ascii="Arial" w:hAnsi="Arial" w:eastAsia="Arial" w:cs="Tahoma"/>
+                <w:sz w:val="18"/>
+              </w:rPr>
+            </w:r>
+            <w:r>
+              <w:rPr>
+                <w:rFonts w:ascii="Arial" w:hAnsi="Arial" w:eastAsia="Arial" w:cs="Tahoma"/>
+                <w:sz w:val="18"/>
+              </w:rPr>
+              <w:t>ต้องจบก่อน (ลำดับงาน)</w:t>
+            </w:r>
+          </w:p>
+        </w:tc>
+        <w:tc>
+          <w:tcPr>
+            <w:tcW w:type="dxa" w:w="3360"/>
+            <w:vAlign w:val="center"/>
+          </w:tcPr>
+          <w:p>
+            <w:pPr>
+              <w:keepLines/>
+              <w:spacing w:after="0"/>
+            </w:pPr>
+            <w:r>
+              <w:rPr>
+                <w:rFonts w:ascii="Arial" w:hAnsi="Arial" w:eastAsia="Arial" w:cs="Tahoma"/>
+                <w:sz w:val="18"/>
+              </w:rPr>
+            </w:r>
+            <w:r>
+              <w:rPr>
+                <w:rFonts w:ascii="Arial" w:hAnsi="Arial" w:eastAsia="Arial" w:cs="Tahoma"/>
+                <w:b/>
+                <w:sz w:val="18"/>
+              </w:rPr>
+              <w:t>LLDD-BE-API-Common-Contracts.pdf</w:t>
+            </w:r>
+          </w:p>
+        </w:tc>
+        <w:tc>
+          <w:tcPr>
+            <w:tcW w:type="dxa" w:w="3360"/>
+            <w:vAlign w:val="center"/>
+          </w:tcPr>
+          <w:p>
+            <w:pPr>
+              <w:keepLines/>
+              <w:spacing w:after="0"/>
+            </w:pPr>
+            <w:r>
+              <w:rPr>
+                <w:rFonts w:ascii="Arial" w:hAnsi="Arial" w:eastAsia="Arial" w:cs="Tahoma"/>
+                <w:sz w:val="18"/>
+              </w:rPr>
+            </w:r>
+            <w:r>
+              <w:rPr>
+                <w:rFonts w:ascii="Arial" w:hAnsi="Arial" w:eastAsia="Arial" w:cs="Tahoma"/>
+                <w:sz w:val="18"/>
+              </w:rPr>
+              <w:t>เป็นฉบับต้นทางของสัญญา/โครงที่ฉบับนี้อ้าง</w:t>
+            </w:r>
+          </w:p>
+        </w:tc>
+      </w:tr>
+      <w:tr>
+        <w:trPr>
+          <w:cantSplit/>
+        </w:trPr>
+        <w:tc>
+          <w:tcPr>
+            <w:tcW w:type="dxa" w:w="3360"/>
+            <w:vAlign w:val="center"/>
+          </w:tcPr>
+          <w:p>
+            <w:pPr>
+              <w:keepLines/>
+              <w:spacing w:after="0"/>
+            </w:pPr>
+            <w:r>
+              <w:rPr>
+                <w:rFonts w:ascii="Arial" w:hAnsi="Arial" w:eastAsia="Arial" w:cs="Tahoma"/>
+                <w:sz w:val="18"/>
+              </w:rPr>
+            </w:r>
+            <w:r>
+              <w:rPr>
+                <w:rFonts w:ascii="Arial" w:hAnsi="Arial" w:eastAsia="Arial" w:cs="Tahoma"/>
+                <w:sz w:val="18"/>
+              </w:rPr>
+              <w:t>ต้องจบก่อน (ลำดับงาน)</w:t>
+            </w:r>
+          </w:p>
+        </w:tc>
+        <w:tc>
+          <w:tcPr>
+            <w:tcW w:type="dxa" w:w="3360"/>
+            <w:vAlign w:val="center"/>
+          </w:tcPr>
+          <w:p>
+            <w:pPr>
+              <w:keepLines/>
+              <w:spacing w:after="0"/>
+            </w:pPr>
+            <w:r>
+              <w:rPr>
+                <w:rFonts w:ascii="Arial" w:hAnsi="Arial" w:eastAsia="Arial" w:cs="Tahoma"/>
+                <w:sz w:val="18"/>
+              </w:rPr>
+            </w:r>
+            <w:r>
+              <w:rPr>
+                <w:rFonts w:ascii="Arial" w:hAnsi="Arial" w:eastAsia="Arial" w:cs="Tahoma"/>
+                <w:b/>
+                <w:sz w:val="18"/>
+              </w:rPr>
+              <w:t>LLDD-BE-Database-Structure.pdf</w:t>
+            </w:r>
+          </w:p>
+        </w:tc>
+        <w:tc>
+          <w:tcPr>
+            <w:tcW w:type="dxa" w:w="3360"/>
+            <w:vAlign w:val="center"/>
+          </w:tcPr>
+          <w:p>
+            <w:pPr>
+              <w:keepLines/>
+              <w:spacing w:after="0"/>
+            </w:pPr>
+            <w:r>
+              <w:rPr>
+                <w:rFonts w:ascii="Arial" w:hAnsi="Arial" w:eastAsia="Arial" w:cs="Tahoma"/>
+                <w:sz w:val="18"/>
+              </w:rPr>
+            </w:r>
+            <w:r>
+              <w:rPr>
+                <w:rFonts w:ascii="Arial" w:hAnsi="Arial" w:eastAsia="Arial" w:cs="Tahoma"/>
+                <w:sz w:val="18"/>
+              </w:rPr>
+              <w:t>เป็นฉบับต้นทางของสัญญา/โครงที่ฉบับนี้อ้าง</w:t>
+            </w:r>
+          </w:p>
+        </w:tc>
+      </w:tr>
+    </w:tbl>
+    <w:p/>
     <w:p>
       <w:pPr>
         <w:pStyle w:val="Heading1"/>
@@ -749,7 +1381,18 @@
         <w:pageBreakBefore w:val="0"/>
       </w:pPr>
       <w:r>
-        <w:t>4. Implementation Flow Diagram (Reference)</w:t>
+        <w:t>4. Implementation Flow &amp; Sequence Diagram (Reference)</w:t>
+      </w:r>
+    </w:p>
+    <w:p>
+      <w:pPr>
+        <w:pStyle w:val="Heading2"/>
+        <w:keepNext/>
+        <w:keepLines/>
+        <w:pageBreakBefore w:val="0"/>
+      </w:pPr>
+      <w:r>
+        <w:t>4.1 Implementation Flow (ลำดับขั้นการทำงาน)</w:t>
       </w:r>
     </w:p>
     <w:p>
@@ -807,6 +1450,78 @@
     </w:p>
     <w:p>
       <w:pPr>
+        <w:pStyle w:val="Heading2"/>
+        <w:keepNext/>
+        <w:keepLines/>
+        <w:pageBreakBefore w:val="0"/>
+      </w:pPr>
+      <w:r>
+        <w:t>4.2 Sequence Diagram (ใครคุยกับใคร ลำดับไหน)</w:t>
+      </w:r>
+    </w:p>
+    <w:p>
+      <w:pPr>
+        <w:keepNext w:val="0"/>
+      </w:pPr>
+      <w:r>
+        <w:t>ผู้แสดงและลำดับข้อความในภาพนี้สร้างจาก endpoint ในหัวข้อ 7 และตารางในหัวข้อ Reference DB Mapping ของเอกสารฉบับนี้เอง จึงตรงกับสัญญาเสมอ</w:t>
+      </w:r>
+    </w:p>
+    <w:p>
+      <w:pPr>
+        <w:keepNext/>
+        <w:jc w:val="center"/>
+      </w:pPr>
+      <w:r>
+        <w:drawing>
+          <wp:inline xmlns:a="http://schemas.openxmlformats.org/drawingml/2006/main" xmlns:pic="http://schemas.openxmlformats.org/drawingml/2006/picture">
+            <wp:extent cx="5669280" cy="3135602"/>
+            <wp:docPr id="2" name="Picture 2"/>
+            <wp:cNvGraphicFramePr>
+              <a:graphicFrameLocks noChangeAspect="1"/>
+            </wp:cNvGraphicFramePr>
+            <a:graphic>
+              <a:graphicData uri="http://schemas.openxmlformats.org/drawingml/2006/picture">
+                <pic:pic>
+                  <pic:nvPicPr>
+                    <pic:cNvPr id="0" name="BE-LLDD-BE-API-Workflow-Instances-sequence.png"/>
+                    <pic:cNvPicPr/>
+                  </pic:nvPicPr>
+                  <pic:blipFill>
+                    <a:blip r:embed="rId12"/>
+                    <a:stretch>
+                      <a:fillRect/>
+                    </a:stretch>
+                  </pic:blipFill>
+                  <pic:spPr>
+                    <a:xfrm>
+                      <a:off x="0" y="0"/>
+                      <a:ext cx="5669280" cy="3135602"/>
+                    </a:xfrm>
+                    <a:prstGeom prst="rect"/>
+                  </pic:spPr>
+                </pic:pic>
+              </a:graphicData>
+            </a:graphic>
+          </wp:inline>
+        </w:drawing>
+      </w:r>
+    </w:p>
+    <w:p>
+      <w:pPr>
+        <w:keepLines/>
+        <w:jc w:val="center"/>
+      </w:pPr>
+      <w:r>
+        <w:rPr>
+          <w:i/>
+          <w:sz w:val="18"/>
+        </w:rPr>
+        <w:t>รูปที่ 2: Sequence diagram: LLDD BE - Workflow Engine and API Workflow Instances</w:t>
+      </w:r>
+    </w:p>
+    <w:p>
+      <w:pPr>
         <w:pStyle w:val="Heading1"/>
         <w:keepNext/>
         <w:keepLines/>
@@ -1022,7 +1737,7 @@
                 <w:rFonts w:ascii="Arial" w:hAnsi="Arial" w:eastAsia="Arial" w:cs="Tahoma"/>
                 <w:sz w:val="18"/>
               </w:rPr>
-              <w:t>อ้าง fgi_impact_processes และ compensation_documents ที่ Job 8 สร้างแล้ว</w:t>
+              <w:t>อ้าง sgi_fgi_impact_processes และ sgi_compensation_documents ที่ Job 8 สร้างแล้ว</w:t>
             </w:r>
           </w:p>
         </w:tc>
@@ -1885,7 +2600,7 @@
                 <w:rFonts w:ascii="Arial" w:hAnsi="Arial" w:eastAsia="Arial" w:cs="Tahoma"/>
                 <w:sz w:val="18"/>
               </w:rPr>
-              <w:t>POST /api/v1/sbpgi/workflow/instances; GET /api/v1/sbpgi/workflow/instances/{id}; GET /api/v1/sbpgi/workflow/summary</w:t>
+              <w:t>POST /api/v1/sgi/workflow/instances; GET /api/v1/sgi/workflow/instances/{id}; GET /api/v1/sgi/workflow/summary</w:t>
             </w:r>
           </w:p>
         </w:tc>
@@ -1995,7 +2710,7 @@
                 <w:rFonts w:ascii="Arial" w:hAnsi="Arial" w:eastAsia="Arial" w:cs="Tahoma"/>
                 <w:sz w:val="18"/>
               </w:rPr>
-              <w:t>fgi_impact_processes / fgi_impact_stores; compensation_documents; workflow_approver (@srm/glb-workflow)</w:t>
+              <w:t>sgi_fgi_impact_processes / sgi_fgi_impact_stores; sgi_compensation_documents; sgi_interface_transactions</w:t>
             </w:r>
           </w:p>
         </w:tc>
@@ -2144,7 +2859,7 @@
                 <w:rFonts w:ascii="Arial" w:hAnsi="Arial" w:eastAsia="Arial" w:cs="Tahoma"/>
                 <w:sz w:val="18"/>
               </w:rPr>
-              <w:t>POST /api/v1/sbpgi/workflow/instances</w:t>
+              <w:t>POST /api/v1/sgi/workflow/instances</w:t>
             </w:r>
           </w:p>
         </w:tc>
@@ -2249,7 +2964,7 @@
                 <w:rFonts w:ascii="Arial" w:hAnsi="Arial" w:eastAsia="Arial" w:cs="Tahoma"/>
                 <w:sz w:val="18"/>
               </w:rPr>
-              <w:t>GET /api/v1/sbpgi/workflow/instances/{id}</w:t>
+              <w:t>GET /api/v1/sgi/workflow/instances/{id}</w:t>
             </w:r>
           </w:p>
         </w:tc>
@@ -2354,7 +3069,7 @@
                 <w:rFonts w:ascii="Arial" w:hAnsi="Arial" w:eastAsia="Arial" w:cs="Tahoma"/>
                 <w:sz w:val="18"/>
               </w:rPr>
-              <w:t>GET /api/v1/sbpgi/workflow/summary</w:t>
+              <w:t>GET /api/v1/sgi/workflow/summary</w:t>
             </w:r>
           </w:p>
         </w:tc>
@@ -3060,7 +3775,7 @@
                 <w:rFonts w:ascii="Arial" w:hAnsi="Arial" w:eastAsia="Arial" w:cs="Tahoma"/>
                 <w:sz w:val="18"/>
               </w:rPr>
-              <w:t>If gate passes, require compensation_documents from Job 8, open workflow via @srm/glb-workflow (initializeWorkflow + addPreApprover at state 06 — function names confirmed 2026-08-14 from the library's own LLDD, sheet Detail), then update fgi_impact_processes.workflow_generation_status=Y in one transaction</w:t>
+              <w:t>If gate passes, require sgi_compensation_documents from Job 8, open workflow via @srm/glb-workflow (initializeWorkflow + addPreApprover at state 06 — function names confirmed 2026-08-14 from the library's own LLDD, sheet Detail), then update sgi_fgi_impact_processes.workflow_generation_status=Y in one transaction</w:t>
             </w:r>
           </w:p>
         </w:tc>
@@ -3424,7 +4139,7 @@
                 <w:rFonts w:ascii="Courier New" w:hAnsi="Courier New" w:eastAsia="Courier New" w:cs="Tahoma"/>
                 <w:sz w:val="18"/>
               </w:rPr>
-              <w:t>compensation_documents.id</w:t>
+              <w:t>sgi_compensation_documents.id</w:t>
             </w:r>
             <w:r>
               <w:rPr>
@@ -3688,7 +4403,7 @@
         <w:t>sps_store.workflow_*</w:t>
       </w:r>
       <w:r>
-        <w:t xml:space="preserve"> (13 ตาราง) เป็นของ lib — SBPGI </w:t>
+        <w:t xml:space="preserve"> (13 ตาราง) เป็นของ lib — SGI </w:t>
       </w:r>
       <w:r>
         <w:rPr>
@@ -3733,7 +4448,7 @@
         <w:keepLines/>
       </w:pPr>
       <w:r>
-        <w:t>unit test ต้อง mock engine และครอบอย่างน้อย: เรียกสำเร็จ · engine โยน error แล้ว rollback ฝั่ง SBPGI ครบ · เรียกซ้ำด้วย referenceId เดิมไม่เกิดผลซ้ำ</w:t>
+        <w:t>unit test ต้อง mock engine และครอบอย่างน้อย: เรียกสำเร็จ · engine โยน error แล้ว rollback ฝั่ง SGI ครบ · เรียกซ้ำด้วย referenceId เดิมไม่เกิดผลซ้ำ</w:t>
       </w:r>
     </w:p>
     <w:p>
@@ -4033,7 +4748,7 @@
                 <w:rFonts w:ascii="Arial" w:hAnsi="Arial" w:eastAsia="Arial" w:cs="Tahoma"/>
                 <w:sz w:val="18"/>
               </w:rPr>
-              <w:t>/api/v1/sbpgi/workflow/instances/{id}</w:t>
+              <w:t>/api/v1/sgi/workflow/instances/{id}</w:t>
             </w:r>
           </w:p>
         </w:tc>
@@ -4138,7 +4853,7 @@
                 <w:rFonts w:ascii="Arial" w:hAnsi="Arial" w:eastAsia="Arial" w:cs="Tahoma"/>
                 <w:sz w:val="18"/>
               </w:rPr>
-              <w:t>/api/v1/sbpgi/workflow/summary</w:t>
+              <w:t>/api/v1/sgi/workflow/summary</w:t>
             </w:r>
           </w:p>
         </w:tc>
@@ -4189,7 +4904,7 @@
         <w:pageBreakBefore w:val="0"/>
       </w:pPr>
       <w:r>
-        <w:t>POST /api/v1/sbpgi/workflow/instances</w:t>
+        <w:t>POST /api/v1/sgi/workflow/instances</w:t>
       </w:r>
     </w:p>
     <w:p>
@@ -5541,7 +6256,7 @@
         <w:pageBreakBefore w:val="0"/>
       </w:pPr>
       <w:r>
-        <w:t>GET /api/v1/sbpgi/workflow/instances/{id}</w:t>
+        <w:t>GET /api/v1/sgi/workflow/instances/{id}</w:t>
       </w:r>
     </w:p>
     <w:p>
@@ -6465,7 +7180,7 @@
         <w:pageBreakBefore w:val="0"/>
       </w:pPr>
       <w:r>
-        <w:t>GET /api/v1/sbpgi/workflow/summary</w:t>
+        <w:t>GET /api/v1/sgi/workflow/summary</w:t>
       </w:r>
     </w:p>
     <w:p>
@@ -7837,7 +8552,7 @@
                 <w:rFonts w:ascii="Arial" w:hAnsi="Arial" w:eastAsia="Arial" w:cs="Tahoma"/>
                 <w:sz w:val="18"/>
               </w:rPr>
-              <w:t>fgi_impact_processes / fgi_impact_stores</w:t>
+              <w:t>sgi_fgi_impact_processes / sgi_fgi_impact_stores</w:t>
             </w:r>
           </w:p>
         </w:tc>
@@ -7917,7 +8632,7 @@
                 <w:rFonts w:ascii="Arial" w:hAnsi="Arial" w:eastAsia="Arial" w:cs="Tahoma"/>
                 <w:sz w:val="18"/>
               </w:rPr>
-              <w:t>compensation_documents</w:t>
+              <w:t>sgi_compensation_documents</w:t>
             </w:r>
           </w:p>
         </w:tc>
@@ -8102,7 +8817,7 @@
                 <w:rFonts w:ascii="Arial" w:hAnsi="Arial" w:eastAsia="Arial" w:cs="Tahoma"/>
                 <w:sz w:val="18"/>
               </w:rPr>
-              <w:t>W</w:t>
+              <w:t>W (ผ่าน lib)</w:t>
             </w:r>
           </w:p>
         </w:tc>
@@ -8127,7 +8842,15 @@
                 <w:rFonts w:ascii="Arial" w:hAnsi="Arial" w:eastAsia="Arial" w:cs="Tahoma"/>
                 <w:sz w:val="18"/>
               </w:rPr>
-              <w:t>addPreApprover state 06</w:t>
+              <w:t xml:space="preserve">addPreApprover() ปักผู้รับงาน state 06 — </w:t>
+            </w:r>
+            <w:r>
+              <w:rPr>
+                <w:rFonts w:ascii="Arial" w:hAnsi="Arial" w:eastAsia="Arial" w:cs="Tahoma"/>
+                <w:b/>
+                <w:sz w:val="18"/>
+              </w:rPr>
+              <w:t>ห้าม INSERT ตรง</w:t>
             </w:r>
           </w:p>
         </w:tc>
@@ -8207,7 +8930,7 @@
                 <w:rFonts w:ascii="Arial" w:hAnsi="Arial" w:eastAsia="Arial" w:cs="Tahoma"/>
                 <w:sz w:val="18"/>
               </w:rPr>
-              <w:t>lookup statusCode/status และ state แรก — ตาราง document_statuses/workflow_sections ของ SBPGI ถูกตัดแล้ว</w:t>
+              <w:t>lookup statusCode/status และ state แรก — ตาราง document_statuses/workflow_sections ของ SGI ถูกตัดแล้ว</w:t>
             </w:r>
           </w:p>
         </w:tc>
@@ -8237,7 +8960,7 @@
                 <w:rFonts w:ascii="Arial" w:hAnsi="Arial" w:eastAsia="Arial" w:cs="Tahoma"/>
                 <w:sz w:val="18"/>
               </w:rPr>
-              <w:t>interface_transactions</w:t>
+              <w:t>sgi_interface_transactions</w:t>
             </w:r>
           </w:p>
         </w:tc>
@@ -8463,7 +9186,7 @@
                 <w:rFonts w:ascii="Arial" w:hAnsi="Arial" w:eastAsia="Arial" w:cs="Tahoma"/>
                 <w:sz w:val="18"/>
               </w:rPr>
-              <w:t>store-backend · src/modules/sbpgi-workflow-instances/sbpgi-workflow-instances.controller.ts</w:t>
+              <w:t>store-backend · src/modules/sgi-workflow-instances/sgi-workflow-instances.controller.ts</w:t>
             </w:r>
           </w:p>
         </w:tc>
@@ -8539,7 +9262,7 @@
                 <w:rFonts w:ascii="Arial" w:hAnsi="Arial" w:eastAsia="Arial" w:cs="Tahoma"/>
                 <w:sz w:val="18"/>
               </w:rPr>
-              <w:t>store-backend · src/modules/sbpgi-workflow-instances/sbpgi-workflow-instances.service.ts</w:t>
+              <w:t>store-backend · src/modules/sgi-workflow-instances/sgi-workflow-instances.service.ts</w:t>
             </w:r>
           </w:p>
         </w:tc>
@@ -8608,7 +9331,7 @@
                 <w:rFonts w:ascii="Arial" w:hAnsi="Arial" w:eastAsia="Arial" w:cs="Tahoma"/>
                 <w:sz w:val="18"/>
               </w:rPr>
-              <w:t>store-backend · src/modules/sbpgi-workflow-instances/sbpgi-workflow-instances.sql.ts</w:t>
+              <w:t>store-backend · src/modules/sgi-workflow-instances/sgi-workflow-instances.sql.ts</w:t>
             </w:r>
           </w:p>
         </w:tc>
@@ -8663,7 +9386,7 @@
                 <w:rFonts w:ascii="Arial" w:hAnsi="Arial" w:eastAsia="Arial" w:cs="Tahoma"/>
                 <w:sz w:val="18"/>
               </w:rPr>
-              <w:t>store-backend · src/modules/sbpgi-workflow-instances/dto/sbpgi-workflow-instances.dto.ts</w:t>
+              <w:t>store-backend · src/modules/sgi-workflow-instances/dto/sgi-workflow-instances.dto.ts</w:t>
             </w:r>
           </w:p>
         </w:tc>
@@ -8718,7 +9441,7 @@
                 <w:rFonts w:ascii="Arial" w:hAnsi="Arial" w:eastAsia="Arial" w:cs="Tahoma"/>
                 <w:sz w:val="18"/>
               </w:rPr>
-              <w:t>store-backend · src/modules/sbpgi-workflow-instances/sbpgi-workflow-instances.module.ts</w:t>
+              <w:t>store-backend · src/modules/sgi-workflow-instances/sgi-workflow-instances.module.ts</w:t>
             </w:r>
           </w:p>
         </w:tc>
@@ -8780,7 +9503,7 @@
                 <w:rFonts w:ascii="Arial" w:hAnsi="Arial" w:eastAsia="Arial" w:cs="Tahoma"/>
                 <w:sz w:val="18"/>
               </w:rPr>
-              <w:t>store-backend · src/entitys/fgi-impact-processes.entity.ts</w:t>
+              <w:t>store-backend · src/entitys/sgi-fgi-impact-processes.entity.ts</w:t>
             </w:r>
           </w:p>
         </w:tc>
@@ -8812,7 +9535,7 @@
                 <w:rFonts w:ascii="Courier New" w:hAnsi="Courier New" w:eastAsia="Courier New" w:cs="Tahoma"/>
                 <w:sz w:val="18"/>
               </w:rPr>
-              <w:t>fgi_impact_processes</w:t>
+              <w:t>sgi_fgi_impact_processes</w:t>
             </w:r>
             <w:r>
               <w:rPr>
@@ -8863,7 +9586,7 @@
                 <w:rFonts w:ascii="Arial" w:hAnsi="Arial" w:eastAsia="Arial" w:cs="Tahoma"/>
                 <w:sz w:val="18"/>
               </w:rPr>
-              <w:t>store-backend · src/entitys/fgi-impact-stores.entity.ts</w:t>
+              <w:t>store-backend · src/entitys/sgi-fgi-impact-stores.entity.ts</w:t>
             </w:r>
           </w:p>
         </w:tc>
@@ -8895,7 +9618,7 @@
                 <w:rFonts w:ascii="Courier New" w:hAnsi="Courier New" w:eastAsia="Courier New" w:cs="Tahoma"/>
                 <w:sz w:val="18"/>
               </w:rPr>
-              <w:t>fgi_impact_stores</w:t>
+              <w:t>sgi_fgi_impact_stores</w:t>
             </w:r>
             <w:r>
               <w:rPr>
@@ -8946,7 +9669,7 @@
                 <w:rFonts w:ascii="Arial" w:hAnsi="Arial" w:eastAsia="Arial" w:cs="Tahoma"/>
                 <w:sz w:val="18"/>
               </w:rPr>
-              <w:t>store-backend · src/entitys/compensation-documents.entity.ts</w:t>
+              <w:t>store-backend · src/entitys/sgi-compensation-documents.entity.ts</w:t>
             </w:r>
           </w:p>
         </w:tc>
@@ -8978,7 +9701,7 @@
                 <w:rFonts w:ascii="Courier New" w:hAnsi="Courier New" w:eastAsia="Courier New" w:cs="Tahoma"/>
                 <w:sz w:val="18"/>
               </w:rPr>
-              <w:t>compensation_documents</w:t>
+              <w:t>sgi_compensation_documents</w:t>
             </w:r>
             <w:r>
               <w:rPr>
@@ -9037,7 +9760,7 @@
                 <w:rFonts w:ascii="Arial" w:hAnsi="Arial" w:eastAsia="Arial" w:cs="Tahoma"/>
                 <w:sz w:val="18"/>
               </w:rPr>
-              <w:t>store-backend · src/providers/sbpgi/sbpgi.ts</w:t>
+              <w:t>store-backend · src/providers/sgi/sgi.ts</w:t>
             </w:r>
           </w:p>
         </w:tc>
@@ -9114,7 +9837,7 @@
                 <w:rFonts w:ascii="Arial" w:hAnsi="Arial" w:eastAsia="Arial" w:cs="Tahoma"/>
                 <w:sz w:val="18"/>
               </w:rPr>
-              <w:t>store-backend · sql/deploy-sbpgi-workflow-instances.sql</w:t>
+              <w:t>store-backend · sql/deploy-sgi-workflow-instances.sql</w:t>
             </w:r>
           </w:p>
         </w:tc>
@@ -9169,7 +9892,7 @@
                 <w:rFonts w:ascii="Arial" w:hAnsi="Arial" w:eastAsia="Arial" w:cs="Tahoma"/>
                 <w:sz w:val="18"/>
               </w:rPr>
-              <w:t>BFF · src/common/client-services/sbpgi-client.service.ts</w:t>
+              <w:t>BFF · src/common/client-services/sgi-client.service.ts</w:t>
             </w:r>
           </w:p>
         </w:tc>
@@ -9259,7 +9982,7 @@
                 <w:rFonts w:ascii="Arial" w:hAnsi="Arial" w:eastAsia="Arial" w:cs="Tahoma"/>
                 <w:sz w:val="18"/>
               </w:rPr>
-              <w:t>BFF · src/modules/sbpgi-workflow-instances/sbpgi-workflow-instances.controller.ts</w:t>
+              <w:t>BFF · src/modules/sgi-workflow-instances/sgi-workflow-instances.controller.ts</w:t>
             </w:r>
           </w:p>
         </w:tc>
@@ -9292,7 +10015,7 @@
                 <w:color w:val="8A3324"/>
                 <w:sz w:val="18"/>
               </w:rPr>
-              <w:t>/bff/sbpgi/…</w:t>
+              <w:t>/bff/sgi/…</w:t>
             </w:r>
             <w:r>
               <w:rPr>
@@ -9336,7 +10059,7 @@
                 <w:rFonts w:ascii="Arial" w:hAnsi="Arial" w:eastAsia="Arial" w:cs="Tahoma"/>
                 <w:sz w:val="18"/>
               </w:rPr>
-              <w:t>BFF · src/modules/sbpgi-workflow-instances/sbpgi-workflow-instances.service.ts</w:t>
+              <w:t>BFF · src/modules/sgi-workflow-instances/sgi-workflow-instances.service.ts</w:t>
             </w:r>
           </w:p>
         </w:tc>
@@ -9431,7 +10154,7 @@
           <w:rFonts w:ascii="Courier New" w:hAnsi="Courier New" w:eastAsia="Courier New" w:cs="Tahoma"/>
           <w:sz w:val="16"/>
         </w:rPr>
-        <w:t>// src/modules/sbpgi-workflow-instances/sbpgi-workflow-instances.controller.ts</w:t>
+        <w:t>// src/modules/sgi-workflow-instances/sgi-workflow-instances.controller.ts</w:t>
         <w:br/>
         <w:t>import { Body, Controller, Get, Param, Post, Query, UseGuards } from '@nestjs/common';</w:t>
         <w:br/>
@@ -9439,31 +10162,31 @@
         <w:br/>
         <w:t>import { UserId } from '../../common/decorators/user-id.decorator';</w:t>
         <w:br/>
-        <w:t>import { SbpgiWorkflowInstancesService } from './sbpgi-workflow-instances.service';</w:t>
-        <w:br/>
-        <w:t>import { WorkflowInstancesQueryDto, CreateSbpgiWorkflowInstancesBodyDto } from './dto/sbpgi-workflow-instances.dto';</w:t>
+        <w:t>import { SgiWorkflowInstancesService } from './sgi-workflow-instances.service';</w:t>
+        <w:br/>
+        <w:t>import { WorkflowInstancesQueryDto, CreateSgiWorkflowInstancesBodyDto } from './dto/sgi-workflow-instances.dto';</w:t>
         <w:br/>
         <w:br/>
         <w:t>// LLDD BE - Workflow Engine and API Workflow Instances</w:t>
         <w:br/>
         <w:t>// BFF เรียกด้วย x-api-key และแนบ x-user-id / x-user-group-id / x-user-permissions มาให้</w:t>
         <w:br/>
-        <w:t>@Controller('sbpgi/sbpgi/workflow')</w:t>
+        <w:t>@Controller('sgi/sgi/workflow')</w:t>
         <w:br/>
         <w:t>@UseGuards(HttpHeaderGuard)</w:t>
         <w:br/>
-        <w:t>export class SbpgiWorkflowInstancesController {</w:t>
-        <w:br/>
-        <w:t xml:space="preserve">  constructor(private readonly service: SbpgiWorkflowInstancesService) {}</w:t>
-        <w:br/>
-        <w:br/>
-        <w:t xml:space="preserve">  // POST /api/v1/sbpgi/workflow/instances — เปิด workflow ภายในจาก impact process; เรียกโดย Job 8b ผ่าน service t…</w:t>
+        <w:t>export class SgiWorkflowInstancesController {</w:t>
+        <w:br/>
+        <w:t xml:space="preserve">  constructor(private readonly service: SgiWorkflowInstancesService) {}</w:t>
+        <w:br/>
+        <w:br/>
+        <w:t xml:space="preserve">  // POST /api/v1/sgi/workflow/instances — เปิด workflow ภายในจาก impact process; เรียกโดย Job 8b ผ่าน service t…</w:t>
         <w:br/>
         <w:t xml:space="preserve">  @Post('workflow/instances')</w:t>
         <w:br/>
-        <w:t xml:space="preserve">  createSbpgiWorkflowInstances(</w:t>
-        <w:br/>
-        <w:t xml:space="preserve">    @Body() body: CreateSbpgiWorkflowInstancesBodyDto,</w:t>
+        <w:t xml:space="preserve">  createSgiWorkflowInstances(</w:t>
+        <w:br/>
+        <w:t xml:space="preserve">    @Body() body: CreateSgiWorkflowInstancesBodyDto,</w:t>
         <w:br/>
         <w:t xml:space="preserve">    @UserId() userId: string,</w:t>
         <w:br/>
@@ -9471,25 +10194,25 @@
         <w:br/>
         <w:t xml:space="preserve">    // TODO: ตรวจ x-user-permissions ก่อนเรียก service ถ้า endpoint นี้จำกัดสิทธิ์เมนู</w:t>
         <w:br/>
-        <w:t xml:space="preserve">    return this.service.createSbpgiWorkflowInstances(body, userId);</w:t>
+        <w:t xml:space="preserve">    return this.service.createSgiWorkflowInstances(body, userId);</w:t>
         <w:br/>
         <w:t xml:space="preserve">  }</w:t>
         <w:br/>
         <w:br/>
-        <w:t xml:space="preserve">  // GET /api/v1/sbpgi/workflow/instances/{id} — อ่านสถานะ workflow instance</w:t>
+        <w:t xml:space="preserve">  // GET /api/v1/sgi/workflow/instances/{id} — อ่านสถานะ workflow instance</w:t>
         <w:br/>
         <w:t xml:space="preserve">  @Get('workflow/instances/:id')</w:t>
         <w:br/>
-        <w:t xml:space="preserve">  getSbpgiWorkflowInstancesById(@Param('id') id: string, @UserId() userId: string) {</w:t>
+        <w:t xml:space="preserve">  getSgiWorkflowInstancesById(@Param('id') id: string, @UserId() userId: string) {</w:t>
         <w:br/>
         <w:t xml:space="preserve">    // TODO: ตรวจ x-user-permissions ก่อนเรียก service ถ้า endpoint นี้จำกัดสิทธิ์เมนู</w:t>
         <w:br/>
-        <w:t xml:space="preserve">    return this.service.getSbpgiWorkflowInstancesById(id, userId);</w:t>
+        <w:t xml:space="preserve">    return this.service.getSgiWorkflowInstancesById(id, userId);</w:t>
         <w:br/>
         <w:t xml:space="preserve">  }</w:t>
         <w:br/>
         <w:br/>
-        <w:t xml:space="preserve">  // GET /api/v1/sbpgi/workflow/summary — สรุป W/Y/N และงานค้างต่อ section สำหรับ monitor</w:t>
+        <w:t xml:space="preserve">  // GET /api/v1/sgi/workflow/summary — สรุป W/Y/N และงานค้างต่อ section สำหรับ monitor</w:t>
         <w:br/>
         <w:t xml:space="preserve">  @Get('workflow/summary')</w:t>
         <w:br/>
@@ -9525,7 +10248,7 @@
           <w:rFonts w:ascii="Courier New" w:hAnsi="Courier New" w:eastAsia="Courier New" w:cs="Tahoma"/>
           <w:sz w:val="16"/>
         </w:rPr>
-        <w:t>// src/modules/sbpgi-workflow-instances/dto/sbpgi-workflow-instances.dto.ts</w:t>
+        <w:t>// src/modules/sgi-workflow-instances/dto/sgi-workflow-instances.dto.ts</w:t>
         <w:br/>
         <w:t>import { Type } from 'class-transformer';</w:t>
         <w:br/>
@@ -9568,11 +10291,11 @@
           <w:rFonts w:ascii="Courier New" w:hAnsi="Courier New" w:eastAsia="Courier New" w:cs="Tahoma"/>
           <w:sz w:val="16"/>
         </w:rPr>
-        <w:t>// body ของ POST /api/v1/sbpgi/workflow/instances</w:t>
-        <w:br/>
-        <w:t>export class CreateSbpgiWorkflowInstancesBodyDto {</w:t>
-        <w:br/>
-        <w:t xml:space="preserve">  /** อ้าง fgi_impact_processes และ compensation_documents ที่ Job 8 สร้างแล้ว */</w:t>
+        <w:t>// body ของ POST /api/v1/sgi/workflow/instances</w:t>
+        <w:br/>
+        <w:t>export class CreateSgiWorkflowInstancesBodyDto {</w:t>
+        <w:br/>
+        <w:t xml:space="preserve">  /** อ้าง sgi_fgi_impact_processes และ sgi_compensation_documents ที่ Job 8 สร้างแล้ว */</w:t>
         <w:br/>
         <w:t xml:space="preserve">  @IsNotEmpty()</w:t>
         <w:br/>
@@ -9650,7 +10373,7 @@
           <w:rFonts w:ascii="Courier New" w:hAnsi="Courier New" w:eastAsia="Courier New" w:cs="Tahoma"/>
           <w:sz w:val="16"/>
         </w:rPr>
-        <w:t>// src/modules/sbpgi-workflow-instances/sbpgi-workflow-instances.service.ts</w:t>
+        <w:t>// src/modules/sgi-workflow-instances/sgi-workflow-instances.service.ts</w:t>
         <w:br/>
         <w:t>import { Inject, Injectable, Logger, NotFoundException, NotImplementedException } from '@nestjs/common';</w:t>
         <w:br/>
@@ -9658,18 +10381,18 @@
         <w:br/>
         <w:t>import { WorkflowService } from '../workflow/workflow.service';</w:t>
         <w:br/>
-        <w:t>import { SBPGI_SQL } from './sbpgi-workflow-instances.sql';</w:t>
+        <w:t>import { SGI_SQL } from './sgi-workflow-instances.sql';</w:t>
         <w:br/>
         <w:br/>
         <w:t>@Injectable()</w:t>
         <w:br/>
-        <w:t>export class SbpgiWorkflowInstancesService {</w:t>
-        <w:br/>
-        <w:t xml:space="preserve">  private readonly logger = new Logger(SbpgiWorkflowInstancesService.name);</w:t>
+        <w:t>export class SgiWorkflowInstancesService {</w:t>
+        <w:br/>
+        <w:t xml:space="preserve">  private readonly logger = new Logger(SgiWorkflowInstancesService.name);</w:t>
         <w:br/>
         <w:t xml:space="preserve">  // versionId ของ workflow ประกันรายได้ (ตั้งใน env เหมือน COOPERATION_WORKFLOW_VERSION_ID)</w:t>
         <w:br/>
-        <w:t xml:space="preserve">  private readonly versionId = Number(process.env.SBPGI_WORKFLOW_VERSION_ID);</w:t>
+        <w:t xml:space="preserve">  private readonly versionId = Number(process.env.SGI_WORKFLOW_VERSION_ID);</w:t>
         <w:br/>
         <w:br/>
         <w:t xml:space="preserve">  constructor(</w:t>
@@ -9683,11 +10406,11 @@
         <w:t xml:space="preserve">  ) {}</w:t>
         <w:br/>
         <w:br/>
-        <w:t xml:space="preserve">  // POST /api/v1/sbpgi/workflow/instances — เปิด workflow ภายในจาก impact process; เรียกโดย Job 8b ผ่าน service t…</w:t>
+        <w:t xml:space="preserve">  // POST /api/v1/sgi/workflow/instances — เปิด workflow ภายในจาก impact process; เรียกโดย Job 8b ผ่าน service t…</w:t>
         <w:br/>
         <w:t xml:space="preserve">  // mutation ต้องอยู่ใน transaction เดียว (ไม่มี audit ของ master แล้ว · 2026-08-07)</w:t>
         <w:br/>
-        <w:t xml:space="preserve">  async createSbpgiWorkflowInstances(body: CreateSbpgiWorkflowInstancesBodyDto, userId: string) {</w:t>
+        <w:t xml:space="preserve">  async createSgiWorkflowInstances(body: CreateSgiWorkflowInstancesBodyDto, userId: string) {</w:t>
         <w:br/>
         <w:t xml:space="preserve">    const runner = this.dataSource.createQueryRunner();</w:t>
         <w:br/>
@@ -9697,9 +10420,9 @@
         <w:br/>
         <w:t xml:space="preserve">    try {</w:t>
         <w:br/>
-        <w:t xml:space="preserve">      // TODO: lock แถวเป้าหมายของ fgi_impact_processes ด้วย SELECT ... FOR UPDATE ก่อนเขียน</w:t>
-        <w:br/>
-        <w:t xml:space="preserve">      const [current] = await runner.query(SBPGI_SQL.createSbpgiWorkflowInstancesLock, [body.docNo]);</w:t>
+        <w:t xml:space="preserve">      // TODO: lock แถวเป้าหมายของ sgi_fgi_impact_processes ด้วย SELECT ... FOR UPDATE ก่อนเขียน</w:t>
+        <w:br/>
+        <w:t xml:space="preserve">      const [current] = await runner.query(SGI_SQL.createSgiWorkflowInstancesLock, [body.docNo]);</w:t>
         <w:br/>
         <w:t xml:space="preserve">      if (!current) {</w:t>
         <w:br/>
@@ -9707,13 +10430,13 @@
         <w:br/>
         <w:t xml:space="preserve">      }</w:t>
         <w:br/>
-        <w:t xml:space="preserve">      await runner.query(SBPGI_SQL.createSbpgiWorkflowInstances, [/* TODO: ผูกค่าจาก body */]);</w:t>
+        <w:t xml:space="preserve">      await runner.query(SGI_SQL.createSgiWorkflowInstances, [/* TODO: ผูกค่าจาก body */]);</w:t>
         <w:br/>
         <w:t xml:space="preserve">      await runner.commitTransaction();</w:t>
         <w:br/>
         <w:t xml:space="preserve">      // ⚠️ workflow engine อยู่คนละ DataSource ('workflow-connection' ของ @srm/glb-workflow)</w:t>
         <w:br/>
-        <w:t xml:space="preserve">      //    จึง **atomic ร่วมกับ transaction ข้างบนไม่ได้** — ต้อง commit ฝั่ง SBPGI ให้เสร็จก่อน</w:t>
+        <w:t xml:space="preserve">      //    จึง **atomic ร่วมกับ transaction ข้างบนไม่ได้** — ต้อง commit ฝั่ง SGI ให้เสร็จก่อน</w:t>
         <w:br/>
         <w:t xml:space="preserve">      //    แล้วค่อย eventWorkflow (idempotency key = referenceId = docNo)</w:t>
         <w:br/>
@@ -9721,7 +10444,7 @@
         <w:br/>
         <w:t xml:space="preserve">      // TODO: ถ้า eventWorkflow ล้มเหลว ต้องมี compensating action และบันทึกผลลง</w:t>
         <w:br/>
-        <w:t xml:space="preserve">      //       consideration_logs เพื่อให้ job reconcile ตามเก็บได้</w:t>
+        <w:t xml:space="preserve">      //       sgi_consideration_logs เพื่อให้ job reconcile ตามเก็บได้</w:t>
         <w:br/>
         <w:t xml:space="preserve">      return { message: 'saved' };</w:t>
         <w:br/>
@@ -9742,21 +10465,21 @@
         <w:t xml:space="preserve">  }</w:t>
         <w:br/>
         <w:br/>
-        <w:t xml:space="preserve">  // GET /api/v1/sbpgi/workflow/instances/{id} — อ่านสถานะ workflow instance</w:t>
-        <w:br/>
-        <w:t xml:space="preserve">  async getSbpgiWorkflowInstancesById(id: string, userId: string) {</w:t>
+        <w:t xml:space="preserve">  // GET /api/v1/sgi/workflow/instances/{id} — อ่านสถานะ workflow instance</w:t>
+        <w:br/>
+        <w:t xml:space="preserve">  async getSgiWorkflowInstancesById(id: string, userId: string) {</w:t>
         <w:br/>
         <w:t xml:space="preserve">    const page = 1;</w:t>
         <w:br/>
         <w:t xml:space="preserve">    const size = 100; // endpoint นี้ไม่มี query param — ไม่แบ่งหน้า</w:t>
         <w:br/>
-        <w:t xml:space="preserve">    // SQL เต็มอยู่ในหัวข้อ Database SQL ของเอกสารนี้ (คีย์ 'GET /api/v1/sbpgi/workflow/instances/{id}')</w:t>
+        <w:t xml:space="preserve">    // SQL เต็มอยู่ในหัวข้อ Database SQL ของเอกสารนี้ (คีย์ 'GET /api/v1/sgi/workflow/instances/{id}')</w:t>
         <w:br/>
         <w:t xml:space="preserve">    // ⚠️ SQL ตัวอย่างบางเส้นเขียนด้วย named parameter (:size/:offset) แต่ dataSource.query()</w:t>
         <w:br/>
         <w:t xml:space="preserve">    //    รับเฉพาะ positional $1..$n — ต้องแปลงชื่อเป็นลำดับก่อน หรือใช้ QueryBuilder แทน</w:t>
         <w:br/>
-        <w:t xml:space="preserve">    const rows = await this.dataSource.query(SBPGI_SQL.getSbpgiWorkflowInstancesById, [</w:t>
+        <w:t xml:space="preserve">    const rows = await this.dataSource.query(SGI_SQL.getSgiWorkflowInstancesById, [</w:t>
         <w:br/>
         <w:t xml:space="preserve">      // TODO: เรียงพารามิเตอร์ให้ตรงกับ $1..$n ของ SQL จริง</w:t>
         <w:br/>
@@ -9771,13 +10494,13 @@
         <w:t xml:space="preserve">  }</w:t>
         <w:br/>
         <w:br/>
-        <w:t xml:space="preserve">  // GET /api/v1/sbpgi/workflow/summary — สรุป W/Y/N และงานค้างต่อ section สำหรับ monitor</w:t>
+        <w:t xml:space="preserve">  // GET /api/v1/sgi/workflow/summary — สรุป W/Y/N และงานค้างต่อ section สำหรับ monitor</w:t>
         <w:br/>
         <w:t xml:space="preserve">  async getWorkflowSummary(query: WorkflowInstancesQueryDto, userId: string) {</w:t>
         <w:br/>
-        <w:t xml:space="preserve">    // TODO: implement ตาม business rule ของ GET /api/v1/sbpgi/workflow/summary</w:t>
-        <w:br/>
-        <w:t xml:space="preserve">    //       (SQL อยู่ในหัวข้อ Database SQL คีย์ 'GET /api/v1/sbpgi/workflow/summary')</w:t>
+        <w:t xml:space="preserve">    // TODO: implement ตาม business rule ของ GET /api/v1/sgi/workflow/summary</w:t>
+        <w:br/>
+        <w:t xml:space="preserve">    //       (SQL อยู่ในหัวข้อ Database SQL คีย์ 'GET /api/v1/sgi/workflow/summary')</w:t>
         <w:br/>
         <w:t xml:space="preserve">    throw new NotImplementedException('getWorkflowSummary ยังไม่ implement');</w:t>
         <w:br/>
@@ -9808,7 +10531,7 @@
         <w:rPr>
           <w:b/>
         </w:rPr>
-        <w:t>ชื่อ function ของ engine — ยึด LLDD ของ lib (ปิดข้อค้าง 2026-08-14)</w:t>
+        <w:t>ชื่อ function ของ engine — ยึด LLDD ของ lib (ยืนยันแล้ว 2026-08-14)</w:t>
       </w:r>
       <w:r>
         <w:t xml:space="preserve"> · API จริงคือ 8 ตัวตามชีต </w:t>
@@ -10039,7 +10762,7 @@
                 <w:rFonts w:ascii="Arial" w:hAnsi="Arial" w:eastAsia="Arial" w:cs="Tahoma"/>
                 <w:sz w:val="18"/>
               </w:rPr>
-              <w:t>POST /api/v1/sbpgi/workflow/instances</w:t>
+              <w:t>POST /api/v1/sgi/workflow/instances</w:t>
             </w:r>
           </w:p>
         </w:tc>
@@ -10119,7 +10842,7 @@
                 <w:rFonts w:ascii="Arial" w:hAnsi="Arial" w:eastAsia="Arial" w:cs="Tahoma"/>
                 <w:sz w:val="18"/>
               </w:rPr>
-              <w:t>GET /api/v1/sbpgi/workflow/instances/{id}</w:t>
+              <w:t>GET /api/v1/sgi/workflow/instances/{id}</w:t>
             </w:r>
           </w:p>
         </w:tc>
@@ -10199,7 +10922,7 @@
                 <w:rFonts w:ascii="Arial" w:hAnsi="Arial" w:eastAsia="Arial" w:cs="Tahoma"/>
                 <w:sz w:val="18"/>
               </w:rPr>
-              <w:t>GET /api/v1/sbpgi/workflow/summary</w:t>
+              <w:t>GET /api/v1/sgi/workflow/summary</w:t>
             </w:r>
           </w:p>
         </w:tc>
@@ -10266,7 +10989,7 @@
           <w:rFonts w:ascii="Courier New" w:hAnsi="Courier New" w:eastAsia="Courier New" w:cs="Tahoma"/>
           <w:sz w:val="16"/>
         </w:rPr>
-        <w:t>// src/modules/sbpgi-workflow-instances/sbpgi-workflow-instances.workflow.ts (หรือรวมไว้ใน service เดียวกัน)</w:t>
+        <w:t>// src/modules/sgi-workflow-instances/sgi-workflow-instances.workflow.ts (หรือรวมไว้ใน service เดียวกัน)</w:t>
         <w:br/>
         <w:t>// WorkflowService = wrapper ของ @srm/glb-workflow ที่ store-backend มีอยู่แล้ว</w:t>
         <w:br/>
@@ -10314,7 +11037,7 @@
         <w:br/>
         <w:t xml:space="preserve">  });</w:t>
         <w:br/>
-        <w:t xml:space="preserve">  // TODO: join referenceId (= doc_no) กลับไปที่ compensation_documents เพื่อเติมข้อมูลเอกสาร</w:t>
+        <w:t xml:space="preserve">  // TODO: join referenceId (= doc_no) กลับไปที่ sgi_compensation_documents เพื่อเติมข้อมูลเอกสาร</w:t>
         <w:br/>
         <w:br/>
         <w:t xml:space="preserve">  // สถานะปัจจุบันของเอกสาร</w:t>
@@ -10345,12 +11068,12 @@
           <w:rFonts w:ascii="Courier New" w:hAnsi="Courier New" w:eastAsia="Courier New" w:cs="Tahoma"/>
           <w:sz w:val="16"/>
         </w:rPr>
-        <w:t>// src/entitys/fgi-impact-processes.entity.ts</w:t>
+        <w:t>// src/entitys/sgi-fgi-impact-processes.entity.ts</w:t>
         <w:br/>
         <w:t>import { Column, Entity, PrimaryColumn } from 'typeorm';</w:t>
         <w:br/>
         <w:br/>
-        <w:t>@Entity({ name: 'fgi_impact_processes', schema: process.env.DB_SCHEMA })</w:t>
+        <w:t>@Entity({ name: 'sgi_fgi_impact_processes', schema: process.env.DB_SCHEMA })</w:t>
         <w:br/>
         <w:t>export class FgiImpactProcess {</w:t>
         <w:br/>
@@ -10394,7 +11117,7 @@
         <w:t xml:space="preserve">  createdAt?: Date;</w:t>
         <w:br/>
         <w:br/>
-        <w:t xml:space="preserve">  // TODO: ตรวจความยาว/precision กับ DDL จริงใน sql/deploy-sbpgi-*.sql ก่อน merge</w:t>
+        <w:t xml:space="preserve">  // TODO: ตรวจความยาว/precision กับ DDL จริงใน sql/deploy-sgi-*.sql ก่อน merge</w:t>
         <w:br/>
         <w:t xml:space="preserve">  //       entity ชุดนี้ไม่ประกาศ relation ตาม convention (join ด้วย raw SQL)</w:t>
         <w:br/>
@@ -10411,12 +11134,12 @@
           <w:rFonts w:ascii="Courier New" w:hAnsi="Courier New" w:eastAsia="Courier New" w:cs="Tahoma"/>
           <w:sz w:val="16"/>
         </w:rPr>
-        <w:t>// src/entitys/fgi-impact-stores.entity.ts</w:t>
+        <w:t>// src/entitys/sgi-fgi-impact-stores.entity.ts</w:t>
         <w:br/>
         <w:t>import { Column, Entity, PrimaryColumn } from 'typeorm';</w:t>
         <w:br/>
         <w:br/>
-        <w:t>@Entity({ name: 'fgi_impact_stores', schema: process.env.DB_SCHEMA })</w:t>
+        <w:t>@Entity({ name: 'sgi_fgi_impact_stores', schema: process.env.DB_SCHEMA })</w:t>
         <w:br/>
         <w:t>export class FgiImpactStore {</w:t>
         <w:br/>
@@ -10460,7 +11183,7 @@
         <w:t xml:space="preserve">  periodMonth: number;</w:t>
         <w:br/>
         <w:br/>
-        <w:t xml:space="preserve">  // TODO: ตรวจความยาว/precision กับ DDL จริงใน sql/deploy-sbpgi-*.sql ก่อน merge</w:t>
+        <w:t xml:space="preserve">  // TODO: ตรวจความยาว/precision กับ DDL จริงใน sql/deploy-sgi-*.sql ก่อน merge</w:t>
         <w:br/>
         <w:t xml:space="preserve">  //       entity ชุดนี้ไม่ประกาศ relation ตาม convention (join ด้วย raw SQL)</w:t>
         <w:br/>
@@ -10475,7 +11198,7 @@
         <w:rPr>
           <w:rFonts w:ascii="Courier New" w:hAnsi="Courier New" w:eastAsia="Courier New" w:cs="Tahoma"/>
         </w:rPr>
-        <w:t>compensation_documents</w:t>
+        <w:t>sgi_compensation_documents</w:t>
       </w:r>
       <w:r>
         <w:t xml:space="preserve">, </w:t>
@@ -10484,7 +11207,7 @@
         <w:rPr>
           <w:rFonts w:ascii="Courier New" w:hAnsi="Courier New" w:eastAsia="Courier New" w:cs="Tahoma"/>
         </w:rPr>
-        <w:t>interface_transactions</w:t>
+        <w:t>sgi_interface_transactions</w:t>
       </w:r>
       <w:r>
         <w:t xml:space="preserve">) ใช้รูปแบบ entity เดียวกัน — คอลัมน์อ้างจาก </w:t>
@@ -10723,7 +11446,7 @@
                 <w:rFonts w:ascii="Arial" w:hAnsi="Arial" w:eastAsia="Arial" w:cs="Tahoma"/>
                 <w:sz w:val="18"/>
               </w:rPr>
-              <w:t>W</w:t>
+              <w:t>W (ผ่าน lib)</w:t>
             </w:r>
           </w:p>
         </w:tc>
@@ -10936,7 +11659,7 @@
           <w:rFonts w:ascii="Courier New" w:hAnsi="Courier New" w:eastAsia="Courier New" w:cs="Tahoma"/>
           <w:sz w:val="16"/>
         </w:rPr>
-        <w:t>// src/providers/sbpgi/sbpgi.ts — repository provider แบบ factory (ไม่ใช้ TypeOrmModule.forFeature)</w:t>
+        <w:t>// src/providers/sgi/sgi.ts — repository provider แบบ factory (ไม่ใช้ TypeOrmModule.forFeature)</w:t>
         <w:br/>
         <w:t>// convention ของโฟลเดอร์ providers คือ 1 ไฟล์ต่อโดเมน ตั้งชื่อตามโดเมน (business_user/business_user.ts,</w:t>
         <w:br/>
@@ -10944,24 +11667,24 @@
         <w:br/>
         <w:t>//</w:t>
         <w:br/>
-        <w:t>// ⚠️ ไฟล์นี้ใช้ร่วมกันทุกเอกสาร BE ของ SBPGI — ให้ **merge array เพิ่ม** เข้าไฟล์เดิม ห้ามเขียนทับ</w:t>
+        <w:t>// ⚠️ ไฟล์นี้ใช้ร่วมกันทุกเอกสาร BE ของ SGI — ให้ **merge array เพิ่ม** เข้าไฟล์เดิม ห้ามเขียนทับ</w:t>
         <w:br/>
         <w:t>//    (ชื่อ const แยกต่อเอกสารไว้แล้วเพื่อไม่ให้ชนกัน)</w:t>
         <w:br/>
         <w:t>import { DataSource } from 'typeorm';</w:t>
         <w:br/>
-        <w:t>import { FgiImpactProcess } from '../../entitys/fgi-impact-processes.entity';</w:t>
-        <w:br/>
-        <w:t>import { FgiImpactStore } from '../../entitys/fgi-impact-stores.entity';</w:t>
-        <w:br/>
-        <w:t>import { CompensationDocument } from '../../entitys/compensation-documents.entity';</w:t>
-        <w:br/>
-        <w:br/>
-        <w:t>export const sbpgiWorkflowInstancesProviders = [</w:t>
+        <w:t>import { FgiImpactProcess } from '../../entitys/sgi-fgi-impact-processes.entity';</w:t>
+        <w:br/>
+        <w:t>import { FgiImpactStore } from '../../entitys/sgi-fgi-impact-stores.entity';</w:t>
+        <w:br/>
+        <w:t>import { CompensationDocument } from '../../entitys/sgi-compensation-documents.entity';</w:t>
+        <w:br/>
+        <w:br/>
+        <w:t>export const sgiWorkflowInstancesProviders = [</w:t>
         <w:br/>
         <w:t xml:space="preserve">  {</w:t>
         <w:br/>
-        <w:t xml:space="preserve">    provide: 'FGI_IMPACT_PROCESSE_REPOSITORY',</w:t>
+        <w:t xml:space="preserve">    provide: 'SGI_FGI_IMPACT_PROCESSE_REPOSITORY',</w:t>
         <w:br/>
         <w:t xml:space="preserve">    useFactory: (dataSource: DataSource) =&gt; dataSource.getRepository(FgiImpactProcess),</w:t>
         <w:br/>
@@ -10971,7 +11694,7 @@
         <w:br/>
         <w:t xml:space="preserve">  {</w:t>
         <w:br/>
-        <w:t xml:space="preserve">    provide: 'FGI_IMPACT_STORE_REPOSITORY',</w:t>
+        <w:t xml:space="preserve">    provide: 'SGI_FGI_IMPACT_STORE_REPOSITORY',</w:t>
         <w:br/>
         <w:t xml:space="preserve">    useFactory: (dataSource: DataSource) =&gt; dataSource.getRepository(FgiImpactStore),</w:t>
         <w:br/>
@@ -10981,7 +11704,7 @@
         <w:br/>
         <w:t xml:space="preserve">  {</w:t>
         <w:br/>
-        <w:t xml:space="preserve">    provide: 'COMPENSATION_DOCUMENT_REPOSITORY',</w:t>
+        <w:t xml:space="preserve">    provide: 'SGI_COMPENSATION_DOCUMENT_REPOSITORY',</w:t>
         <w:br/>
         <w:t xml:space="preserve">    useFactory: (dataSource: DataSource) =&gt; dataSource.getRepository(CompensationDocument),</w:t>
         <w:br/>
@@ -10992,7 +11715,7 @@
         <w:t>];</w:t>
         <w:br/>
         <w:br/>
-        <w:t>// src/modules/sbpgi-workflow-instances/sbpgi-workflow-instances.module.ts</w:t>
+        <w:t>// src/modules/sgi-workflow-instances/sgi-workflow-instances.module.ts</w:t>
         <w:br/>
         <w:t>import { MiddlewareConsumer, Module, NestModule } from '@nestjs/common';</w:t>
         <w:br/>
@@ -11008,38 +11731,38 @@
         <w:br/>
         <w:t>import { WorkflowModule } from '../workflow/workflow.module';</w:t>
         <w:br/>
-        <w:t>import { sbpgiWorkflowInstancesProviders } from '../../providers/sbpgi/sbpgi';</w:t>
-        <w:br/>
-        <w:t>import { SbpgiWorkflowInstancesController } from './sbpgi-workflow-instances.controller';</w:t>
-        <w:br/>
-        <w:t>import { SbpgiWorkflowInstancesService } from './sbpgi-workflow-instances.service';</w:t>
+        <w:t>import { sgiWorkflowInstancesProviders } from '../../providers/sgi/sgi';</w:t>
+        <w:br/>
+        <w:t>import { SgiWorkflowInstancesController } from './sgi-workflow-instances.controller';</w:t>
+        <w:br/>
+        <w:t>import { SgiWorkflowInstancesService } from './sgi-workflow-instances.service';</w:t>
         <w:br/>
         <w:br/>
         <w:t>@Module({</w:t>
         <w:br/>
         <w:t xml:space="preserve">  imports: [DatabaseModule, WorkflowModule],</w:t>
         <w:br/>
-        <w:t xml:space="preserve">  controllers: [SbpgiWorkflowInstancesController],</w:t>
-        <w:br/>
-        <w:t xml:space="preserve">  providers: [SbpgiWorkflowInstancesService, ...sbpgiWorkflowInstancesProviders],</w:t>
-        <w:br/>
-        <w:t xml:space="preserve">  exports: [SbpgiWorkflowInstancesService],</w:t>
+        <w:t xml:space="preserve">  controllers: [SgiWorkflowInstancesController],</w:t>
+        <w:br/>
+        <w:t xml:space="preserve">  providers: [SgiWorkflowInstancesService, ...sgiWorkflowInstancesProviders],</w:t>
+        <w:br/>
+        <w:t xml:space="preserve">  exports: [SgiWorkflowInstancesService],</w:t>
         <w:br/>
         <w:t>})</w:t>
         <w:br/>
-        <w:t>export class SbpgiWorkflowInstancesModule implements NestModule {</w:t>
+        <w:t>export class SgiWorkflowInstancesModule implements NestModule {</w:t>
         <w:br/>
         <w:t xml:space="preserve">  configure(consumer: MiddlewareConsumer) {</w:t>
         <w:br/>
         <w:t xml:space="preserve">    // ถ้าไม่ apply ตรงนี้ userId จะเป็น undefined เงียบ ๆ ทุก endpoint</w:t>
         <w:br/>
-        <w:t xml:space="preserve">    consumer.apply(UserContextMiddleware).forRoutes(SbpgiWorkflowInstancesController);</w:t>
+        <w:t xml:space="preserve">    consumer.apply(UserContextMiddleware).forRoutes(SgiWorkflowInstancesController);</w:t>
         <w:br/>
         <w:t xml:space="preserve">  }</w:t>
         <w:br/>
         <w:t>}</w:t>
         <w:br/>
-        <w:t>// TODO: register module นี้ใน app.module.ts (imports) พร้อมกับโมดูล SBPGI ตัวอื่น</w:t>
+        <w:t>// TODO: register module นี้ใน app.module.ts (imports) พร้อมกับโมดูล SGI ตัวอื่น</w:t>
       </w:r>
     </w:p>
     <w:p>
@@ -11064,7 +11787,7 @@
         <w:rPr>
           <w:color w:val="8A3324"/>
         </w:rPr>
-        <w:t>/bff/sbpgi/…</w:t>
+        <w:t>/bff/sgi/…</w:t>
       </w:r>
       <w:r>
         <w:t xml:space="preserve">) เพื่อไม่ให้ปนแบบที่มี/ไม่มี </w:t>
@@ -11089,7 +11812,7 @@
           <w:rFonts w:ascii="Courier New" w:hAnsi="Courier New" w:eastAsia="Courier New" w:cs="Tahoma"/>
           <w:sz w:val="16"/>
         </w:rPr>
-        <w:t>// src/common/client-services/sbpgi-client.service.ts</w:t>
+        <w:t>// src/common/client-services/sgi-client.service.ts</w:t>
         <w:br/>
         <w:t>import { Injectable, Logger, OnModuleInit } from '@nestjs/common';</w:t>
         <w:br/>
@@ -11098,14 +11821,14 @@
         <w:br/>
         <w:t>@Injectable()</w:t>
         <w:br/>
-        <w:t>export class SbpgiClientService extends BaseClientService implements OnModuleInit {</w:t>
-        <w:br/>
-        <w:t xml:space="preserve">  protected logger: Logger = new Logger(SbpgiClientService.name);</w:t>
+        <w:t>export class SgiClientService extends BaseClientService implements OnModuleInit {</w:t>
+        <w:br/>
+        <w:t xml:space="preserve">  protected logger: Logger = new Logger(SgiClientService.name);</w:t>
         <w:br/>
         <w:br/>
         <w:t xml:space="preserve">  onModuleInit() {</w:t>
         <w:br/>
-        <w:t xml:space="preserve">    // TODO: ถ้า deploy SBPGI แยก service ให้เพิ่ม API_SBPGI_BACKEND_* ใน AppConfigService</w:t>
+        <w:t xml:space="preserve">    // TODO: ถ้า deploy SGI แยก service ให้เพิ่ม API_SGI_BACKEND_* ใน AppConfigService</w:t>
         <w:br/>
         <w:t xml:space="preserve">    //       ตอนนี้ชี้ store backend ตัวเดียวกับ StoreClientService</w:t>
         <w:br/>
@@ -11119,7 +11842,7 @@
         <w:br/>
         <w:t>// BaseClientService แกะ { success, data } ให้แล้ว — service ฝั่ง BFF จึงได้ data ตรง ๆ</w:t>
         <w:br/>
-        <w:t>// TODO: เพิ่ม SbpgiClientService ใน providers/exports ของ ClientServiceModule (@Global)</w:t>
+        <w:t>// TODO: เพิ่ม SgiClientService ใน providers/exports ของ ClientServiceModule (@Global)</w:t>
       </w:r>
     </w:p>
     <w:p>
@@ -11132,18 +11855,18 @@
           <w:rFonts w:ascii="Courier New" w:hAnsi="Courier New" w:eastAsia="Courier New" w:cs="Tahoma"/>
           <w:sz w:val="16"/>
         </w:rPr>
-        <w:t>// src/modules/sbpgi-workflow-instances/sbpgi-workflow-instances.service.ts (BFF)</w:t>
+        <w:t>// src/modules/sgi-workflow-instances/sgi-workflow-instances.service.ts (BFF)</w:t>
         <w:br/>
         <w:t>import { Injectable } from '@nestjs/common';</w:t>
         <w:br/>
-        <w:t>import { SbpgiClientService } from '@common/client-services/sbpgi-client.service';</w:t>
+        <w:t>import { SgiClientService } from '@common/client-services/sgi-client.service';</w:t>
         <w:br/>
         <w:br/>
         <w:t>@Injectable()</w:t>
         <w:br/>
-        <w:t>export class SbpgiWorkflowInstancesBffService {</w:t>
-        <w:br/>
-        <w:t xml:space="preserve">  constructor(private readonly client: SbpgiClientService) {}</w:t>
+        <w:t>export class SgiWorkflowInstancesBffService {</w:t>
+        <w:br/>
+        <w:t xml:space="preserve">  constructor(private readonly client: SgiClientService) {}</w:t>
         <w:br/>
         <w:br/>
         <w:t xml:space="preserve">  // BFF ไม่มี DB — หน้าที่เดียวคือแนบ user context แล้ว forward</w:t>
@@ -11163,71 +11886,71 @@
         <w:t xml:space="preserve">  }</w:t>
         <w:br/>
         <w:br/>
-        <w:t xml:space="preserve">  createSbpgiWorkflowInstances(body: any, user: any) {</w:t>
-        <w:br/>
-        <w:t xml:space="preserve">    return this.client.post('/api/v1/sbpgi/workflow/instances', body, { headers: this.userHeaders(user) });</w:t>
+        <w:t xml:space="preserve">  createSgiWorkflowInstances(body: any, user: any) {</w:t>
+        <w:br/>
+        <w:t xml:space="preserve">    return this.client.post('/api/v1/sgi/workflow/instances', body, { headers: this.userHeaders(user) });</w:t>
         <w:br/>
         <w:t xml:space="preserve">  }</w:t>
         <w:br/>
         <w:br/>
-        <w:t xml:space="preserve">  getSbpgiWorkflowInstancesById(id: string, params: any, user: any) {</w:t>
-        <w:br/>
-        <w:t xml:space="preserve">    return this.client.get(`/api/v1/sbpgi/workflow/instances/${id}`, { params, headers: this.userHeaders(user) });</w:t>
+        <w:t xml:space="preserve">  getSgiWorkflowInstancesById(id: string, params: any, user: any) {</w:t>
+        <w:br/>
+        <w:t xml:space="preserve">    return this.client.get(`/api/v1/sgi/workflow/instances/${id}`, { params, headers: this.userHeaders(user) });</w:t>
         <w:br/>
         <w:t xml:space="preserve">  }</w:t>
         <w:br/>
         <w:br/>
         <w:t xml:space="preserve">  getWorkflowSummary(params: any, user: any) {</w:t>
         <w:br/>
-        <w:t xml:space="preserve">    return this.client.get('/api/v1/sbpgi/workflow/summary', { params, headers: this.userHeaders(user) });</w:t>
+        <w:t xml:space="preserve">    return this.client.get('/api/v1/sgi/workflow/summary', { params, headers: this.userHeaders(user) });</w:t>
         <w:br/>
         <w:t xml:space="preserve">  }</w:t>
         <w:br/>
         <w:t>}</w:t>
         <w:br/>
         <w:br/>
-        <w:t>// ---------- src/modules/sbpgi-workflow-instances/sbpgi-workflow-instances.controller.ts (BFF) ----------</w:t>
+        <w:t>// ---------- src/modules/sgi-workflow-instances/sgi-workflow-instances.controller.ts (BFF) ----------</w:t>
         <w:br/>
         <w:t>import { Body, Controller, Delete, Get, Param, Post, Put, Query, Req, UseGuards } from '@nestjs/common';</w:t>
         <w:br/>
         <w:t>import { AuthGuard } from '@nestjs/passport';</w:t>
         <w:br/>
         <w:br/>
-        <w:t>// เลือก prefix แบบเดียวทั้งโมดูล: ใช้ '/bff/sbpgi/...' (ห้ามปนกับแบบไม่มี /bff)</w:t>
-        <w:br/>
-        <w:t>@Controller('bff/sbpgi/workflow-instances')</w:t>
+        <w:t>// เลือก prefix แบบเดียวทั้งโมดูล: ใช้ '/bff/sgi/...' (ห้ามปนกับแบบไม่มี /bff)</w:t>
+        <w:br/>
+        <w:t>@Controller('bff/sgi/workflow-instances')</w:t>
         <w:br/>
         <w:t>@UseGuards(AuthGuard('jwt'))</w:t>
         <w:br/>
-        <w:t>export class SbpgiWorkflowInstancesBffController {</w:t>
-        <w:br/>
-        <w:t xml:space="preserve">  constructor(private readonly service: SbpgiWorkflowInstancesBffService) {}</w:t>
-        <w:br/>
-        <w:br/>
-        <w:t xml:space="preserve">  // proxy ของ POST /api/v1/sbpgi/workflow/instances</w:t>
-        <w:br/>
-        <w:t xml:space="preserve">  @Post('sbpgi/workflow/instances')</w:t>
-        <w:br/>
-        <w:t xml:space="preserve">  createSbpgiWorkflowInstances(@Body() body: any, @Req() req: any) {</w:t>
-        <w:br/>
-        <w:t xml:space="preserve">    return this.service.createSbpgiWorkflowInstances(body, req.user);</w:t>
+        <w:t>export class SgiWorkflowInstancesBffController {</w:t>
+        <w:br/>
+        <w:t xml:space="preserve">  constructor(private readonly service: SgiWorkflowInstancesBffService) {}</w:t>
+        <w:br/>
+        <w:br/>
+        <w:t xml:space="preserve">  // proxy ของ POST /api/v1/sgi/workflow/instances</w:t>
+        <w:br/>
+        <w:t xml:space="preserve">  @Post('sgi/workflow/instances')</w:t>
+        <w:br/>
+        <w:t xml:space="preserve">  createSgiWorkflowInstances(@Body() body: any, @Req() req: any) {</w:t>
+        <w:br/>
+        <w:t xml:space="preserve">    return this.service.createSgiWorkflowInstances(body, req.user);</w:t>
         <w:br/>
         <w:t xml:space="preserve">  }</w:t>
         <w:br/>
         <w:br/>
-        <w:t xml:space="preserve">  // proxy ของ GET /api/v1/sbpgi/workflow/instances/{id}</w:t>
-        <w:br/>
-        <w:t xml:space="preserve">  @Get('sbpgi/workflow/instances/:id')</w:t>
-        <w:br/>
-        <w:t xml:space="preserve">  getSbpgiWorkflowInstancesById(@Param('id') id: string, @Query() query: any, @Req() req: any) {</w:t>
-        <w:br/>
-        <w:t xml:space="preserve">    return this.service.getSbpgiWorkflowInstancesById(id, query, req.user);</w:t>
+        <w:t xml:space="preserve">  // proxy ของ GET /api/v1/sgi/workflow/instances/{id}</w:t>
+        <w:br/>
+        <w:t xml:space="preserve">  @Get('sgi/workflow/instances/:id')</w:t>
+        <w:br/>
+        <w:t xml:space="preserve">  getSgiWorkflowInstancesById(@Param('id') id: string, @Query() query: any, @Req() req: any) {</w:t>
+        <w:br/>
+        <w:t xml:space="preserve">    return this.service.getSgiWorkflowInstancesById(id, query, req.user);</w:t>
         <w:br/>
         <w:t xml:space="preserve">  }</w:t>
         <w:br/>
         <w:t>}</w:t>
         <w:br/>
-        <w:t>// TODO: register module ใน app.module.ts ของ BFF และเพิ่ม SbpgiClientService ใน ClientServiceModule (@Global)</w:t>
+        <w:t>// TODO: register module ใน app.module.ts ของ BFF และเพิ่ม SgiClientService ใน ClientServiceModule (@Global)</w:t>
       </w:r>
     </w:p>
     <w:p>
@@ -11360,7 +12083,7 @@
                 <w:rFonts w:ascii="Arial" w:hAnsi="Arial" w:eastAsia="Arial" w:cs="Tahoma"/>
                 <w:sz w:val="18"/>
               </w:rPr>
-              <w:t>fgi_impact_processes</w:t>
+              <w:t>sgi_fgi_impact_processes</w:t>
             </w:r>
           </w:p>
         </w:tc>
@@ -11440,7 +12163,7 @@
                 <w:rFonts w:ascii="Arial" w:hAnsi="Arial" w:eastAsia="Arial" w:cs="Tahoma"/>
                 <w:sz w:val="18"/>
               </w:rPr>
-              <w:t>fgi_impact_stores</w:t>
+              <w:t>sgi_fgi_impact_stores</w:t>
             </w:r>
           </w:p>
         </w:tc>
@@ -11520,7 +12243,7 @@
                 <w:rFonts w:ascii="Arial" w:hAnsi="Arial" w:eastAsia="Arial" w:cs="Tahoma"/>
                 <w:sz w:val="18"/>
               </w:rPr>
-              <w:t>compensation_documents</w:t>
+              <w:t>sgi_compensation_documents</w:t>
             </w:r>
           </w:p>
         </w:tc>
@@ -11600,7 +12323,7 @@
                 <w:rFonts w:ascii="Arial" w:hAnsi="Arial" w:eastAsia="Arial" w:cs="Tahoma"/>
                 <w:sz w:val="18"/>
               </w:rPr>
-              <w:t>interface_transactions</w:t>
+              <w:t>sgi_interface_transactions</w:t>
             </w:r>
           </w:p>
         </w:tc>
@@ -11785,7 +12508,7 @@
                 <w:rFonts w:ascii="Arial" w:hAnsi="Arial" w:eastAsia="Arial" w:cs="Tahoma"/>
                 <w:sz w:val="18"/>
               </w:rPr>
-              <w:t>W</w:t>
+              <w:t>W (ผ่าน lib)</w:t>
             </w:r>
           </w:p>
         </w:tc>
@@ -11996,7 +12719,7 @@
         <w:rPr>
           <w:b/>
         </w:rPr>
-        <w:t>POST /api/v1/sbpgi/workflow/instances</w:t>
+        <w:t>POST /api/v1/sgi/workflow/instances</w:t>
       </w:r>
       <w:r>
         <w:t xml:space="preserve"> — เปิด workflow ภายในจาก impact process; เรียกโดย Job 8b ผ่าน service token ไม่ใช่ FE</w:t>
@@ -12016,25 +12739,25 @@
         <w:br/>
         <w:t>--    รับเฉพาะ positional $1..$n — ต้องแปลงเป็นลำดับ หรือรันผ่าน QueryBuilder</w:t>
         <w:br/>
-        <w:t>-- Gen Flow Gate: workflow_generation_status มี source of truth ที่ fgi_impact_processes</w:t>
+        <w:t>-- Gen Flow Gate: workflow_generation_status มี source of truth ที่ sgi_fgi_impact_processes</w:t>
         <w:br/>
         <w:t>SELECT p.id AS impact_process_id, p.workflow_generation_status, ist.opt_dv_user_id,</w:t>
         <w:br/>
         <w:t xml:space="preserve">       -- ⚠️ store ของระบบเดิมไม่มี juristic_name — นิติบุคคลอยู่คนละตาราง (fr_store / franchisee / juristic)</w:t>
         <w:br/>
-        <w:t xml:space="preserve">       --    ชื่อตาราง/คีย์ยังไม่ยืนยัน ต้องถามทีมเจ้าของก่อนเขียนโค้ด</w:t>
+        <w:t xml:space="preserve">       --    ชื่อตาราง/คีย์ยึดตาม schema sps_store ที่ตรวจจากฐานจริง 2026-08-07</w:t>
         <w:br/>
         <w:t xml:space="preserve">       ij.juristic_name AS impacted_store_juristic_name, nj.juristic_name AS new_store_juristic_name,</w:t>
         <w:br/>
         <w:t xml:space="preserve">       ss.growth_rate_diff, ss.sales_status, ns.store_type, pair.distance_km, impacted.zone_cd</w:t>
         <w:br/>
-        <w:t>FROM fgi_impact_processes p</w:t>
-        <w:br/>
-        <w:t>JOIN impacted_stores ist ON ist.store_code = p.impacted_store_code</w:t>
+        <w:t>FROM sgi_fgi_impact_processes p</w:t>
+        <w:br/>
+        <w:t>JOIN sgi_impacted_stores ist ON ist.store_code = p.impacted_store_code</w:t>
         <w:br/>
         <w:t>JOIN store impacted ON impacted.store_id = p.impacted_store_code</w:t>
         <w:br/>
-        <w:t>JOIN fgi_impact_stores pair ON pair.impact_process_id = p.id</w:t>
+        <w:t>JOIN sgi_fgi_impact_stores pair ON pair.impact_process_id = p.id</w:t>
         <w:br/>
         <w:t>JOIN store ns ON ns.store_id = pair.new_store_code</w:t>
         <w:br/>
@@ -12048,14 +12771,14 @@
         <w:br/>
         <w:t>LEFT JOIN juristic nj  ON nj.juristic_id = nfs.juristic_id</w:t>
         <w:br/>
-        <w:t>LEFT JOIN fgi_impact_sales_summaries ss ON ss.impact_process_id = p.id</w:t>
+        <w:t>LEFT JOIN sgi_fgi_impact_sales_summaries ss ON ss.impact_process_id = p.id</w:t>
         <w:br/>
         <w:t>WHERE p.id = :impactProcessId FOR UPDATE OF p;</w:t>
         <w:br/>
         <w:br/>
         <w:t>-- fail ถาวร (branch/distance over/missing DV/same juristic/growth &gt; -10) → N; เฉพาะ distance/juristic/growth NULL หรือ sales_status ยังไม่พร้อมจึงคง W</w:t>
         <w:br/>
-        <w:t>UPDATE fgi_impact_processes SET workflow_generation_status = :flagN</w:t>
+        <w:t>UPDATE sgi_fgi_impact_processes SET workflow_generation_status = :flagN</w:t>
         <w:br/>
         <w:t>WHERE id = :impactProcessId AND workflow_generation_status = :flagW AND :gateDecision = :flagN;</w:t>
         <w:br/>
@@ -12064,21 +12787,21 @@
         <w:br/>
         <w:t>-- ⚠️ ไม่ INSERT ตาราง workflow เอง (workflow_instances / workflow_tasks ถูกตัดออกจากโครง 20 ตารางแล้ว)</w:t>
         <w:br/>
-        <w:t>--    initialize(versionId=:sbpgiVersionId, referenceId=:referenceId, userId=:serviceActor)</w:t>
+        <w:t>--    initialize(versionId=:sgiVersionId, referenceId=:referenceId, userId=:serviceActor)</w:t>
         <w:br/>
         <w:t>--    addPreApprover(versionId, referenceId, stateId=:section06, approver, seq=1)</w:t>
         <w:br/>
-        <w:t>-- referenceId = compensation_documents.id (DP-1 ปิดแล้ว) · ไม่มี UNIQUE กันซ้ำจริงบน</w:t>
+        <w:t>-- referenceId = sgi_compensation_documents.id (DP-1 ปิดแล้ว) · ไม่มี UNIQUE กันซ้ำจริงบน</w:t>
         <w:br/>
         <w:t>--    sps_store.workflow_transaction (ไม่มี PK/index · 19,283 แถว) → กันซ้ำที่ application (DP-2)</w:t>
         <w:br/>
         <w:t>--    ดู SBPGI vs existing system หัวข้อ 4</w:t>
         <w:br/>
-        <w:t>SELECT d.doc_no FROM compensation_documents d</w:t>
+        <w:t>SELECT d.doc_no FROM sgi_compensation_documents d</w:t>
         <w:br/>
         <w:t>WHERE d.impact_process_id = :impactProcessId AND :gateDecision = :flagY;</w:t>
         <w:br/>
-        <w:t>UPDATE fgi_impact_processes SET workflow_generation_status = :flagY</w:t>
+        <w:t>UPDATE sgi_fgi_impact_processes SET workflow_generation_status = :flagY</w:t>
         <w:br/>
         <w:t>WHERE id = :impactProcessId AND workflow_generation_status = :flagW AND :gateDecision = :flagY;</w:t>
       </w:r>
@@ -12088,7 +12811,7 @@
         <w:rPr>
           <w:b/>
         </w:rPr>
-        <w:t>GET /api/v1/sbpgi/workflow/instances/{id}</w:t>
+        <w:t>GET /api/v1/sgi/workflow/instances/{id}</w:t>
       </w:r>
       <w:r>
         <w:t xml:space="preserve"> — อ่านสถานะ workflow instance</w:t>
@@ -12108,7 +12831,7 @@
         <w:br/>
         <w:t>--    รับเฉพาะ positional $1..$n — ต้องแปลงเป็นลำดับ หรือรันผ่าน QueryBuilder</w:t>
         <w:br/>
-        <w:t>-- ✅ DP-1 ปิดแล้ว: referenceId = compensation_documents.id (surrogate) · ⚠️ DP-2 (sps_store.workflow_transaction ไม่มี PK/index · 19,283 แถว → seq-scan) ยังไม่ตัดสิน</w:t>
+        <w:t>-- ✅ DP-1 ปิดแล้ว: referenceId = sgi_compensation_documents.id (surrogate) · ⚠️ DP-2 (sps_store.workflow_transaction ไม่มี PK/index · 19,283 แถว → seq-scan) ห้ามแก้ schema ของ library</w:t>
         <w:br/>
         <w:t>--    ดู SBPGI vs existing system หัวข้อ 4</w:t>
         <w:br/>
@@ -12120,12 +12843,12 @@
         <w:br/>
         <w:t>LEFT JOIN sps_store.workflow_approver a ON a.transaction_id = w.transaction_id AND a.state_id = w.current_state_id</w:t>
         <w:br/>
-        <w:t>WHERE w.transaction_id = :id AND w.version_id = :sbpgiVersionId;</w:t>
-        <w:br/>
-        <w:br/>
-        <w:t>-- เอกสารที่ผูกกับ instance (join ด้วยcompensation_documents.id (DP-1 ปิดแล้ว))</w:t>
-        <w:br/>
-        <w:t>SELECT doc_no, status_code, current_section_code FROM compensation_documents WHERE doc_no = :referenceId;</w:t>
+        <w:t>WHERE w.transaction_id = :id AND w.version_id = :sgiVersionId;</w:t>
+        <w:br/>
+        <w:br/>
+        <w:t>-- เอกสารที่ผูกกับ instance (join ด้วยsgi_compensation_documents.id (DP-1 ปิดแล้ว))</w:t>
+        <w:br/>
+        <w:t>SELECT doc_no, status_code, current_section_code FROM sgi_compensation_documents WHERE doc_no = :referenceId;</w:t>
       </w:r>
     </w:p>
     <w:p>
@@ -12133,7 +12856,7 @@
         <w:rPr>
           <w:b/>
         </w:rPr>
-        <w:t>GET /api/v1/sbpgi/workflow/summary</w:t>
+        <w:t>GET /api/v1/sgi/workflow/summary</w:t>
       </w:r>
       <w:r>
         <w:t xml:space="preserve"> — สรุป W/Y/N และงานค้างต่อ section สำหรับ monitor</w:t>
@@ -12155,12 +12878,12 @@
         <w:br/>
         <w:t>SELECT workflow_generation_status, COUNT(*) AS cnt</w:t>
         <w:br/>
-        <w:t>FROM fgi_impact_processes</w:t>
+        <w:t>FROM sgi_fgi_impact_processes</w:t>
         <w:br/>
         <w:t>GROUP BY workflow_generation_status;</w:t>
         <w:br/>
         <w:br/>
-        <w:t>-- ✅ DP-1 ปิดแล้ว: referenceId = compensation_documents.id (surrogate) · ⚠️ DP-2 (sps_store.workflow_transaction ไม่มี PK/index · 19,283 แถว → seq-scan) ยังไม่ตัดสิน</w:t>
+        <w:t>-- ✅ DP-1 ปิดแล้ว: referenceId = sgi_compensation_documents.id (surrogate) · ⚠️ DP-2 (sps_store.workflow_transaction ไม่มี PK/index · 19,283 แถว → seq-scan) ห้ามแก้ schema ของ library</w:t>
         <w:br/>
         <w:t>--    ดู SBPGI vs existing system หัวข้อ 4</w:t>
         <w:br/>
@@ -12168,7 +12891,7 @@
         <w:br/>
         <w:t>FROM sps_store.workflow_transaction w</w:t>
         <w:br/>
-        <w:t>WHERE w.version_id = :sbpgiVersionId AND w.current_status_id &lt;&gt; :statusDone</w:t>
+        <w:t>WHERE w.version_id = :sgiVersionId AND w.current_status_id &lt;&gt; :statusDone</w:t>
         <w:br/>
         <w:t>GROUP BY w.current_state_id;</w:t>
       </w:r>
@@ -12292,7 +13015,7 @@
                 <w:rFonts w:ascii="Arial" w:hAnsi="Arial" w:eastAsia="Arial" w:cs="Tahoma"/>
                 <w:sz w:val="18"/>
               </w:rPr>
-              <w:t>fgi_impact_stores</w:t>
+              <w:t>sgi_fgi_impact_stores</w:t>
             </w:r>
           </w:p>
         </w:tc>
@@ -12317,7 +13040,7 @@
                 <w:rFonts w:ascii="Arial" w:hAnsi="Arial" w:eastAsia="Arial" w:cs="Tahoma"/>
                 <w:sz w:val="18"/>
               </w:rPr>
-              <w:t>CREATE INDEX idx_fgi_impact_stores_impact_process_id ON fgi_impact_stores (impact_process_id);</w:t>
+              <w:t>CREATE INDEX idx_sgi_fgi_impact_stores_impact_process_id ON sgi_fgi_impact_stores (impact_process_id);</w:t>
             </w:r>
           </w:p>
         </w:tc>
@@ -12372,7 +13095,7 @@
                 <w:rFonts w:ascii="Arial" w:hAnsi="Arial" w:eastAsia="Arial" w:cs="Tahoma"/>
                 <w:sz w:val="18"/>
               </w:rPr>
-              <w:t>compensation_documents</w:t>
+              <w:t>sgi_compensation_documents</w:t>
             </w:r>
           </w:p>
         </w:tc>
@@ -12397,7 +13120,7 @@
                 <w:rFonts w:ascii="Arial" w:hAnsi="Arial" w:eastAsia="Arial" w:cs="Tahoma"/>
                 <w:sz w:val="18"/>
               </w:rPr>
-              <w:t>CREATE INDEX idx_compensation_documents_impact_process_id ON compensation_documents (impact_process_id);</w:t>
+              <w:t>CREATE INDEX idx_sgi_compensation_documents_impact_process_id ON sgi_compensation_documents (impact_process_id);</w:t>
             </w:r>
           </w:p>
         </w:tc>
@@ -12455,7 +13178,7 @@
         <w:rPr>
           <w:rFonts w:ascii="Courier New" w:hAnsi="Courier New" w:eastAsia="Courier New" w:cs="Tahoma"/>
         </w:rPr>
-        <w:t>sql/deploy-sbpgi-*.sql</w:t>
+        <w:t>sql/deploy-sgi-*.sql</w:t>
       </w:r>
       <w:r>
         <w:t xml:space="preserve"> แบบ idempotent (</w:t>
@@ -12921,7 +13644,7 @@
                 <w:rFonts w:ascii="Arial" w:hAnsi="Arial" w:eastAsia="Arial" w:cs="Tahoma"/>
                 <w:sz w:val="18"/>
               </w:rPr>
-              <w:t>If gate passes, require compensation_documents from Job 8, open workflow via @srm/glb-workflow (initializeWorkflow + addPreApprover at state 06 — function names confirmed 2026-08-14 from the library's own LLDD, sheet Detail), then update fgi_impact_processes.workflow_generation_status=Y in one transaction</w:t>
+              <w:t>If gate passes, require sgi_compensation_documents from Job 8, open workflow via @srm/glb-workflow (initializeWorkflow + addPreApprover at state 06 — function names confirmed 2026-08-14 from the library's own LLDD, sheet Detail), then update sgi_fgi_impact_processes.workflow_generation_status=Y in one transaction</w:t>
             </w:r>
           </w:p>
         </w:tc>
@@ -14938,7 +15661,7 @@
                 <w:rFonts w:ascii="Courier New" w:hAnsi="Courier New" w:eastAsia="Courier New" w:cs="Tahoma"/>
                 <w:sz w:val="18"/>
               </w:rPr>
-              <w:t>POST /api/v1/sbpgi/workflow/instances</w:t>
+              <w:t>POST /api/v1/sgi/workflow/instances</w:t>
             </w:r>
           </w:p>
         </w:tc>
@@ -15018,7 +15741,7 @@
                 <w:rFonts w:ascii="Courier New" w:hAnsi="Courier New" w:eastAsia="Courier New" w:cs="Tahoma"/>
                 <w:sz w:val="18"/>
               </w:rPr>
-              <w:t>GET /api/v1/sbpgi/workflow/instances/{id}</w:t>
+              <w:t>GET /api/v1/sgi/workflow/instances/{id}</w:t>
             </w:r>
           </w:p>
         </w:tc>
@@ -15098,7 +15821,7 @@
                 <w:rFonts w:ascii="Courier New" w:hAnsi="Courier New" w:eastAsia="Courier New" w:cs="Tahoma"/>
                 <w:sz w:val="18"/>
               </w:rPr>
-              <w:t>GET /api/v1/sbpgi/workflow/summary</w:t>
+              <w:t>GET /api/v1/sgi/workflow/summary</w:t>
             </w:r>
           </w:p>
         </w:tc>
@@ -15178,7 +15901,7 @@
                 <w:rFonts w:ascii="Courier New" w:hAnsi="Courier New" w:eastAsia="Courier New" w:cs="Tahoma"/>
                 <w:sz w:val="18"/>
               </w:rPr>
-              <w:t>fgi_impact_processes / fgi_impact_stores</w:t>
+              <w:t>sgi_fgi_impact_processes / sgi_fgi_impact_stores</w:t>
             </w:r>
             <w:r>
               <w:rPr>
@@ -15192,7 +15915,7 @@
                 <w:rFonts w:ascii="Courier New" w:hAnsi="Courier New" w:eastAsia="Courier New" w:cs="Tahoma"/>
                 <w:sz w:val="18"/>
               </w:rPr>
-              <w:t>compensation_documents</w:t>
+              <w:t>sgi_compensation_documents</w:t>
             </w:r>
             <w:r>
               <w:rPr>
